--- a/Documentação/Monografia_FATEC_MEETS_Colin.docx
+++ b/Documentação/Monografia_FATEC_MEETS_Colin.docx
@@ -53,6 +53,7 @@
     <w:p/>
     <w:p/>
     <w:p/>
+    <w:p/>
     <w:p>
       <w:pPr>
         <w:jc w:val="center"/>
@@ -78,7 +79,7 @@
         <w:rPr>
           <w:b/>
         </w:rPr>
-        <w:t>MARCOS VINICIUS TEIXEIRA DO PRADO</w:t>
+        <w:t>MATHEUS ALBUQUERQUE MARINHO</w:t>
       </w:r>
     </w:p>
     <w:p>
@@ -92,36 +93,15 @@
         <w:rPr>
           <w:b/>
         </w:rPr>
-        <w:t>MATHEUS ALBUQUERQUE MARINHO</w:t>
-      </w:r>
-    </w:p>
-    <w:p>
-      <w:pPr>
-        <w:jc w:val="center"/>
-        <w:rPr>
-          <w:b/>
-        </w:rPr>
-      </w:pPr>
-      <w:r>
-        <w:rPr>
-          <w:b/>
-        </w:rPr>
         <w:t>NICOLAS FELIPE DE CARVALHO</w:t>
       </w:r>
     </w:p>
     <w:p>
       <w:pPr>
-        <w:jc w:val="center"/>
-        <w:rPr>
-          <w:b/>
-        </w:rPr>
-      </w:pPr>
-      <w:r>
-        <w:rPr>
-          <w:b/>
-        </w:rPr>
-        <w:t>LEONARDO RODRIGO OLIVEIRA PEREIRA</w:t>
-      </w:r>
+        <w:rPr>
+          <w:b/>
+        </w:rPr>
+      </w:pPr>
     </w:p>
     <w:p/>
     <w:p/>
@@ -256,7 +236,7 @@
         <w:rPr>
           <w:b/>
         </w:rPr>
-        <w:t>MARCOS VINICIUS TEIXEIRA DO PRADO</w:t>
+        <w:t>MATHEUS ALBUQUERQUE MARINHO</w:t>
       </w:r>
     </w:p>
     <w:p>
@@ -270,7 +250,7 @@
         <w:rPr>
           <w:b/>
         </w:rPr>
-        <w:t>MATHEUS ALBUQUERQUE MARINHO</w:t>
+        <w:t>NICOLAS FELIPE DE CARVALHO</w:t>
       </w:r>
     </w:p>
     <w:p>
@@ -280,12 +260,6 @@
           <w:b/>
         </w:rPr>
       </w:pPr>
-      <w:r>
-        <w:rPr>
-          <w:b/>
-        </w:rPr>
-        <w:t>NICOLAS FELIPE DE CARVALHO</w:t>
-      </w:r>
     </w:p>
     <w:p>
       <w:pPr>
@@ -294,12 +268,6 @@
           <w:b/>
         </w:rPr>
       </w:pPr>
-      <w:r>
-        <w:rPr>
-          <w:b/>
-        </w:rPr>
-        <w:t>LEONARDO RODRIGO OLIVEIRA PEREIRA</w:t>
-      </w:r>
     </w:p>
     <w:p>
       <w:pPr>
@@ -2531,31 +2499,27 @@
       </w:r>
     </w:p>
     <w:p>
-      <w:pPr>
-        <w:pStyle w:val="Ttulo3"/>
-      </w:pPr>
-      <w:bookmarkStart w:id="10" w:name="_70gcvvvlig5e" w:colFirst="0" w:colLast="0"/>
-      <w:bookmarkEnd w:id="10"/>
       <w:r>
         <w:rPr>
           <w:noProof/>
         </w:rPr>
         <w:drawing>
-          <wp:inline distT="114300" distB="114300" distL="114300" distR="114300" wp14:anchorId="6D1B839C" wp14:editId="5394E597">
-            <wp:extent cx="5759775" cy="4292600"/>
+          <wp:inline distT="0" distB="0" distL="0" distR="0" wp14:anchorId="3275CDDF" wp14:editId="7D25463D">
+            <wp:extent cx="5760085" cy="4579620"/>
             <wp:effectExtent l="0" t="0" r="0" b="0"/>
-            <wp:docPr id="6" name="image2.png"/>
-            <wp:cNvGraphicFramePr/>
+            <wp:docPr id="935773948" name="Imagem 1"/>
+            <wp:cNvGraphicFramePr>
+              <a:graphicFrameLocks xmlns:a="http://schemas.openxmlformats.org/drawingml/2006/main" noChangeAspect="1"/>
+            </wp:cNvGraphicFramePr>
             <a:graphic xmlns:a="http://schemas.openxmlformats.org/drawingml/2006/main">
               <a:graphicData uri="http://schemas.openxmlformats.org/drawingml/2006/picture">
                 <pic:pic xmlns:pic="http://schemas.openxmlformats.org/drawingml/2006/picture">
                   <pic:nvPicPr>
-                    <pic:cNvPr id="0" name="image2.png"/>
-                    <pic:cNvPicPr preferRelativeResize="0"/>
+                    <pic:cNvPr id="935773948" name=""/>
+                    <pic:cNvPicPr/>
                   </pic:nvPicPr>
                   <pic:blipFill>
                     <a:blip r:embed="rId11"/>
-                    <a:srcRect/>
                     <a:stretch>
                       <a:fillRect/>
                     </a:stretch>
@@ -2563,12 +2527,11 @@
                   <pic:spPr>
                     <a:xfrm>
                       <a:off x="0" y="0"/>
-                      <a:ext cx="5759775" cy="4292600"/>
+                      <a:ext cx="5760085" cy="4579620"/>
                     </a:xfrm>
                     <a:prstGeom prst="rect">
                       <a:avLst/>
                     </a:prstGeom>
-                    <a:ln/>
                   </pic:spPr>
                 </pic:pic>
               </a:graphicData>
@@ -2577,274 +2540,124 @@
         </w:drawing>
       </w:r>
     </w:p>
+    <w:p/>
+    <w:p>
+      <w:pPr>
+        <w:rPr>
+          <w:b/>
+          <w:bCs/>
+        </w:rPr>
+      </w:pPr>
+      <w:r>
+        <w:rPr>
+          <w:b/>
+          <w:bCs/>
+        </w:rPr>
+        <w:t>Atores:</w:t>
+      </w:r>
+    </w:p>
+    <w:p>
+      <w:pPr>
+        <w:ind w:firstLine="720"/>
+      </w:pPr>
+      <w:r>
+        <w:t xml:space="preserve">Os atores identificados no sistema Fatec </w:t>
+      </w:r>
+      <w:proofErr w:type="spellStart"/>
+      <w:r>
+        <w:t>Meets</w:t>
+      </w:r>
+      <w:proofErr w:type="spellEnd"/>
+      <w:r>
+        <w:t xml:space="preserve"> são o </w:t>
+      </w:r>
+      <w:r>
+        <w:rPr>
+          <w:b/>
+          <w:bCs/>
+        </w:rPr>
+        <w:t>Estudante</w:t>
+      </w:r>
+      <w:r>
+        <w:t xml:space="preserve"> e o </w:t>
+      </w:r>
+      <w:r>
+        <w:rPr>
+          <w:b/>
+          <w:bCs/>
+        </w:rPr>
+        <w:t>Corpo Docente</w:t>
+      </w:r>
+      <w:r>
+        <w:t xml:space="preserve">, sendo que este herda as funcionalidades do Estudante, ou seja, pode realizar todas as ações disponíveis para esse perfil, além de possuir permissões adicionais voltadas à moderação do sistema. O Estudante representa o usuário padrão, com acesso a funcionalidades voltadas à interação social, participação em eventos e gestão de perfil. Já o Corpo Docente, além dessas ações, também exerce um papel de moderação, podendo verificar denúncias feitas pelos usuários, excluir </w:t>
+      </w:r>
+      <w:r>
+        <w:t>conteúdo</w:t>
+      </w:r>
+      <w:r>
+        <w:t xml:space="preserve"> considerados inadequados e aplicar penalidades por meio da dedução de pontuação, reforçando sua função de autoridade e controle dentro da plataforma.</w:t>
+      </w:r>
+    </w:p>
+    <w:p>
+      <w:pPr>
+        <w:rPr>
+          <w:b/>
+          <w:bCs/>
+        </w:rPr>
+      </w:pPr>
+      <w:r>
+        <w:rPr>
+          <w:b/>
+          <w:bCs/>
+        </w:rPr>
+        <w:lastRenderedPageBreak/>
+        <w:t>Descrição dos casos de uso:</w:t>
+      </w:r>
+    </w:p>
+    <w:p>
+      <w:pPr>
+        <w:ind w:firstLine="720"/>
+      </w:pPr>
+      <w:r>
+        <w:t xml:space="preserve">Os casos de uso estão organizados em torno de funcionalidades principais como autenticação, interação com conteúdo, participação em eventos e controle de reputação. O Estudante pode realizar o cadastro, efetuar login, visualizar e editar seu perfil, acessar o feed, curtir e comentar postagens, interagir com enquetes, visualizar eventos, confirmar presença e criar novos eventos. Essas interações alimentam o log de atividades, que posteriormente pode ser convertido em pontuação e exibido no perfil do usuário. O Corpo Docente, além dessas funções, tem acesso a casos de uso específicos de moderação, como denunciar postagens, verificar denúncias, excluir </w:t>
+      </w:r>
+      <w:proofErr w:type="spellStart"/>
+      <w:r>
+        <w:t>conteúdos</w:t>
+      </w:r>
+      <w:proofErr w:type="spellEnd"/>
+      <w:r>
+        <w:t xml:space="preserve"> e deduzir pontuação de usuários que violarem as diretrizes. A estrutura do diagrama utiliza os relacionamentos &lt;&gt; e &lt;&gt; para organizar essas ações de forma modular, representando dependências e extensões condicionais entre os casos de uso.</w:t>
+      </w:r>
+    </w:p>
+    <w:p>
+      <w:pPr>
+        <w:rPr>
+          <w:b/>
+          <w:bCs/>
+        </w:rPr>
+      </w:pPr>
+      <w:r>
+        <w:rPr>
+          <w:b/>
+          <w:bCs/>
+        </w:rPr>
+        <w:t>Fluxo Geral:</w:t>
+      </w:r>
+    </w:p>
+    <w:p>
+      <w:pPr>
+        <w:ind w:firstLine="720"/>
+      </w:pPr>
+      <w:r>
+        <w:t>O fluxo geral do sistema inicia com o cadastro e login do usuário, passos obrigatórios para acessar as demais funcionalidades. Uma vez autenticado, o Estudante pode navegar pelas áreas sociais e acadêmicas do sistema, interagindo com postagens, enquetes e eventos, o que gera registros no log de atividades. Esse log é utilizado para calcular a pontuação do usuário, promovendo um sistema de reconhecimento baseado em participação. O Corpo Docente acompanha essas interações com a responsabilidade de manter o ambiente saudável, atuando sobre denúncias recebidas e aplicando medidas corretivas. A modelagem com os relacionamentos apropriados entre os casos de uso garante a fluidez das operações e o controle necessário para o bom funcionamento da plataforma.</w:t>
+      </w:r>
+    </w:p>
+    <w:p/>
     <w:p>
       <w:pPr>
         <w:pStyle w:val="Ttulo3"/>
-        <w:spacing w:before="180" w:after="180"/>
-        <w:ind w:left="0" w:firstLine="720"/>
-        <w:rPr>
-          <w:b w:val="0"/>
-        </w:rPr>
-      </w:pPr>
-      <w:r>
-        <w:rPr>
-          <w:b w:val="0"/>
-        </w:rPr>
-        <w:t xml:space="preserve">Este diagrama de caso de uso representa as interações principais no sistema </w:t>
-      </w:r>
-      <w:r>
-        <w:rPr>
-          <w:b w:val="0"/>
-        </w:rPr>
-        <w:t>FATEC MEETS</w:t>
-      </w:r>
-      <w:r>
-        <w:rPr>
-          <w:b w:val="0"/>
-        </w:rPr>
-        <w:t>, abordando os principais atores e funcionalidades. A seguir está a descrição detalhada de cada elemento:</w:t>
-      </w:r>
-    </w:p>
-    <w:p>
-      <w:pPr>
-        <w:pStyle w:val="Ttulo3"/>
-        <w:spacing w:before="280" w:after="80"/>
-        <w:rPr>
-          <w:b w:val="0"/>
-          <w:sz w:val="26"/>
-          <w:szCs w:val="26"/>
-        </w:rPr>
-      </w:pPr>
-      <w:bookmarkStart w:id="11" w:name="_3w276lx44bqc" w:colFirst="0" w:colLast="0"/>
-      <w:bookmarkEnd w:id="11"/>
-      <w:r>
-        <w:rPr>
-          <w:sz w:val="26"/>
-          <w:szCs w:val="26"/>
-        </w:rPr>
-        <w:t>Atores</w:t>
-      </w:r>
-      <w:r>
-        <w:rPr>
-          <w:b w:val="0"/>
-          <w:sz w:val="26"/>
-          <w:szCs w:val="26"/>
-        </w:rPr>
-        <w:t>:</w:t>
-      </w:r>
-    </w:p>
-    <w:p>
-      <w:pPr>
-        <w:pStyle w:val="Ttulo3"/>
-        <w:numPr>
-          <w:ilvl w:val="0"/>
-          <w:numId w:val="3"/>
-        </w:numPr>
-        <w:spacing w:before="180"/>
-        <w:ind w:firstLine="360"/>
-        <w:jc w:val="left"/>
-        <w:rPr>
-          <w:b w:val="0"/>
-        </w:rPr>
-      </w:pPr>
-      <w:r>
-        <w:rPr>
-          <w:b w:val="0"/>
-        </w:rPr>
-        <w:t>Usuário: Representa o aluno da Fatec, que é o principal usuário do sistema. Ele tem acesso às funcionalidades principais, como cadastro, realização de posts e criação de grupos.</w:t>
-      </w:r>
-    </w:p>
-    <w:p>
-      <w:pPr>
-        <w:pStyle w:val="Ttulo3"/>
-        <w:numPr>
-          <w:ilvl w:val="0"/>
-          <w:numId w:val="3"/>
-        </w:numPr>
-        <w:spacing w:before="0" w:after="180"/>
-        <w:ind w:firstLine="360"/>
-        <w:jc w:val="left"/>
-        <w:rPr>
-          <w:b w:val="0"/>
-        </w:rPr>
-      </w:pPr>
-      <w:r>
-        <w:rPr>
-          <w:b w:val="0"/>
-        </w:rPr>
-        <w:t>Administrador: Tem a função de monitorar o sistema, moderando posts e atribuindo conquistas aos usuários.</w:t>
-      </w:r>
-    </w:p>
-    <w:p>
-      <w:pPr>
-        <w:pStyle w:val="Ttulo3"/>
-        <w:spacing w:before="280" w:after="80"/>
-        <w:rPr>
-          <w:sz w:val="26"/>
-          <w:szCs w:val="26"/>
-        </w:rPr>
-      </w:pPr>
-      <w:bookmarkStart w:id="12" w:name="_42btcxkui9k3" w:colFirst="0" w:colLast="0"/>
-      <w:bookmarkEnd w:id="12"/>
-      <w:r>
-        <w:rPr>
-          <w:sz w:val="26"/>
-          <w:szCs w:val="26"/>
-        </w:rPr>
-        <w:t>Casos de Uso:</w:t>
-      </w:r>
-    </w:p>
-    <w:p>
-      <w:pPr>
-        <w:pStyle w:val="Ttulo3"/>
-        <w:numPr>
-          <w:ilvl w:val="0"/>
-          <w:numId w:val="1"/>
-        </w:numPr>
-        <w:spacing w:before="180"/>
-        <w:ind w:firstLine="360"/>
-        <w:jc w:val="left"/>
-        <w:rPr>
-          <w:b w:val="0"/>
-        </w:rPr>
-      </w:pPr>
-      <w:r>
-        <w:rPr>
-          <w:b w:val="0"/>
-        </w:rPr>
-        <w:lastRenderedPageBreak/>
-        <w:t>Manter conta: Gerenciamento de conta feito, tanto pelo usuário, quanto pelo administrador.</w:t>
-      </w:r>
-    </w:p>
-    <w:p>
-      <w:pPr>
-        <w:pStyle w:val="Ttulo3"/>
-        <w:numPr>
-          <w:ilvl w:val="0"/>
-          <w:numId w:val="1"/>
-        </w:numPr>
-        <w:spacing w:before="0"/>
-        <w:ind w:firstLine="360"/>
-        <w:jc w:val="left"/>
-        <w:rPr>
-          <w:b w:val="0"/>
-        </w:rPr>
-      </w:pPr>
-      <w:r>
-        <w:rPr>
-          <w:b w:val="0"/>
-        </w:rPr>
-        <w:t xml:space="preserve">Gerenciar Posts / </w:t>
-      </w:r>
-      <w:proofErr w:type="spellStart"/>
-      <w:r>
-        <w:rPr>
-          <w:b w:val="0"/>
-        </w:rPr>
-        <w:t>Meets</w:t>
-      </w:r>
-      <w:proofErr w:type="spellEnd"/>
-      <w:r>
-        <w:rPr>
-          <w:b w:val="0"/>
-        </w:rPr>
-        <w:t>: Aqui o usuário pode manter cada caso de uso.</w:t>
-      </w:r>
-    </w:p>
-    <w:p>
-      <w:pPr>
-        <w:pStyle w:val="Ttulo3"/>
-        <w:numPr>
-          <w:ilvl w:val="0"/>
-          <w:numId w:val="1"/>
-        </w:numPr>
-        <w:spacing w:before="0"/>
-        <w:ind w:firstLine="360"/>
-        <w:jc w:val="left"/>
-      </w:pPr>
-      <w:bookmarkStart w:id="13" w:name="_j70r9e2q1q" w:colFirst="0" w:colLast="0"/>
-      <w:bookmarkEnd w:id="13"/>
-      <w:r>
-        <w:rPr>
-          <w:b w:val="0"/>
-        </w:rPr>
-        <w:t xml:space="preserve">Atribuir Conquistas: O sistema atribui conquistas aos usuários quando estes realizam postagens ou criam </w:t>
-      </w:r>
-      <w:proofErr w:type="spellStart"/>
-      <w:r>
-        <w:rPr>
-          <w:b w:val="0"/>
-        </w:rPr>
-        <w:t>meets</w:t>
-      </w:r>
-      <w:proofErr w:type="spellEnd"/>
-      <w:r>
-        <w:rPr>
-          <w:b w:val="0"/>
-        </w:rPr>
-        <w:t xml:space="preserve"> / grupos.</w:t>
-      </w:r>
-    </w:p>
-    <w:p>
-      <w:pPr>
-        <w:pStyle w:val="Ttulo3"/>
-        <w:numPr>
-          <w:ilvl w:val="0"/>
-          <w:numId w:val="1"/>
-        </w:numPr>
-        <w:spacing w:before="0"/>
-        <w:ind w:firstLine="360"/>
-        <w:jc w:val="left"/>
-        <w:rPr>
-          <w:b w:val="0"/>
-        </w:rPr>
-      </w:pPr>
-      <w:r>
-        <w:rPr>
-          <w:b w:val="0"/>
-        </w:rPr>
-        <w:t>Monitorar Posts: O administrador monitora e modera os posts criados pelos usuários, garantindo que o conteúdo publicado esteja em conformidade com as regras da plataforma.</w:t>
-      </w:r>
-    </w:p>
-    <w:p>
-      <w:pPr>
-        <w:pStyle w:val="Ttulo3"/>
-        <w:numPr>
-          <w:ilvl w:val="0"/>
-          <w:numId w:val="1"/>
-        </w:numPr>
-        <w:spacing w:before="0" w:after="180"/>
-        <w:ind w:firstLine="360"/>
-        <w:jc w:val="left"/>
-        <w:rPr>
-          <w:b w:val="0"/>
-        </w:rPr>
-      </w:pPr>
-      <w:r>
-        <w:rPr>
-          <w:b w:val="0"/>
-        </w:rPr>
-        <w:t>Denunciar Posts: O usuário pode denunciar uma postagem que não esteja em conformidade com as regras da plataforma.</w:t>
-      </w:r>
-    </w:p>
-    <w:p>
-      <w:pPr>
-        <w:pStyle w:val="Ttulo3"/>
-        <w:spacing w:before="280" w:after="80"/>
-        <w:rPr>
-          <w:sz w:val="26"/>
-          <w:szCs w:val="26"/>
-        </w:rPr>
-      </w:pPr>
-      <w:bookmarkStart w:id="14" w:name="_111ih0ddc6a4" w:colFirst="0" w:colLast="0"/>
-      <w:bookmarkEnd w:id="14"/>
-      <w:r>
-        <w:rPr>
-          <w:sz w:val="26"/>
-          <w:szCs w:val="26"/>
-        </w:rPr>
-        <w:t>Fluxo Geral:</w:t>
-      </w:r>
+      </w:pPr>
     </w:p>
     <w:p>
       <w:pPr>
@@ -2852,16 +2665,18 @@
         <w:spacing w:before="180" w:after="180"/>
         <w:ind w:left="0"/>
         <w:rPr>
-          <w:b w:val="0"/>
-        </w:rPr>
-      </w:pPr>
-      <w:bookmarkStart w:id="15" w:name="_f105n7etcly2" w:colFirst="0" w:colLast="0"/>
-      <w:bookmarkEnd w:id="15"/>
-      <w:r>
-        <w:rPr>
-          <w:b w:val="0"/>
-        </w:rPr>
-        <w:t>O diagrama mostra o fluxo de interação desde o momento em que o usuário se cadastra, acessa o sistema e utiliza suas principais funcionalidades (postar, criar grupos), enquanto o administrador supervisiona o conteúdo, garantindo a moderação adequada e atribuindo recompensas para incentivar a participação dos usuários.</w:t>
+          <w:sz w:val="26"/>
+          <w:szCs w:val="26"/>
+        </w:rPr>
+      </w:pPr>
+      <w:bookmarkStart w:id="10" w:name="_z4c8hhgxcrk7" w:colFirst="0" w:colLast="0"/>
+      <w:bookmarkEnd w:id="10"/>
+      <w:r>
+        <w:rPr>
+          <w:sz w:val="26"/>
+          <w:szCs w:val="26"/>
+        </w:rPr>
+        <w:t>DIAGRAMA DE CLASSES</w:t>
       </w:r>
     </w:p>
     <w:p>
@@ -2869,63 +2684,9 @@
         <w:pStyle w:val="Ttulo3"/>
         <w:spacing w:before="180" w:after="180"/>
         <w:ind w:left="0"/>
-        <w:rPr>
-          <w:b w:val="0"/>
-        </w:rPr>
-      </w:pPr>
-      <w:bookmarkStart w:id="16" w:name="_mzzz5jr2xlvs" w:colFirst="0" w:colLast="0"/>
-      <w:bookmarkEnd w:id="16"/>
-      <w:r>
-        <w:rPr>
-          <w:b w:val="0"/>
-        </w:rPr>
-        <w:t xml:space="preserve">Esse diagrama reflete a estrutura básica das interações esperadas no </w:t>
-      </w:r>
-      <w:r>
-        <w:rPr>
-          <w:b w:val="0"/>
-        </w:rPr>
-        <w:t>FATEC MEETS</w:t>
-      </w:r>
-      <w:r>
-        <w:rPr>
-          <w:b w:val="0"/>
-        </w:rPr>
-        <w:t>, com foco na facilitação da colaboração acadêmica e da moderação de conteúdo para manter a qualidade da plataforma.</w:t>
-      </w:r>
-      <w:r>
-        <w:br w:type="page"/>
-      </w:r>
-    </w:p>
-    <w:p>
-      <w:pPr>
-        <w:pStyle w:val="Ttulo3"/>
-        <w:spacing w:before="180" w:after="180"/>
-        <w:ind w:left="0"/>
-        <w:rPr>
-          <w:sz w:val="26"/>
-          <w:szCs w:val="26"/>
-        </w:rPr>
-      </w:pPr>
-      <w:bookmarkStart w:id="17" w:name="_z4c8hhgxcrk7" w:colFirst="0" w:colLast="0"/>
-      <w:bookmarkEnd w:id="17"/>
-      <w:r>
-        <w:rPr>
-          <w:sz w:val="26"/>
-          <w:szCs w:val="26"/>
-        </w:rPr>
-        <w:lastRenderedPageBreak/>
-        <w:t>DIAGRAMA DE CLASSES</w:t>
-      </w:r>
-    </w:p>
-    <w:p>
-      <w:pPr>
-        <w:pStyle w:val="Ttulo3"/>
-        <w:spacing w:before="180" w:after="180"/>
-        <w:ind w:left="0"/>
-      </w:pPr>
-      <w:bookmarkStart w:id="18" w:name="_6pqkltmo4v81" w:colFirst="0" w:colLast="0"/>
-      <w:bookmarkEnd w:id="18"/>
+      </w:pPr>
+      <w:bookmarkStart w:id="11" w:name="_6pqkltmo4v81" w:colFirst="0" w:colLast="0"/>
+      <w:bookmarkEnd w:id="11"/>
       <w:r>
         <w:rPr>
           <w:noProof/>
@@ -2972,23 +2733,97 @@
         <w:pStyle w:val="Ttulo3"/>
         <w:spacing w:before="180" w:after="180"/>
         <w:ind w:left="0"/>
-      </w:pPr>
-      <w:bookmarkStart w:id="19" w:name="_rnx037glgbxw" w:colFirst="0" w:colLast="0"/>
-      <w:bookmarkEnd w:id="19"/>
-      <w:r>
-        <w:br w:type="page"/>
-      </w:r>
+        <w:rPr>
+          <w:sz w:val="26"/>
+          <w:szCs w:val="26"/>
+        </w:rPr>
+      </w:pPr>
     </w:p>
     <w:p>
       <w:pPr>
         <w:pStyle w:val="Ttulo3"/>
         <w:spacing w:before="180" w:after="180"/>
         <w:ind w:left="0"/>
-      </w:pPr>
-      <w:bookmarkStart w:id="20" w:name="_km742857rqyk" w:colFirst="0" w:colLast="0"/>
-      <w:bookmarkEnd w:id="20"/>
-      <w:r>
-        <w:lastRenderedPageBreak/>
+        <w:rPr>
+          <w:sz w:val="26"/>
+          <w:szCs w:val="26"/>
+        </w:rPr>
+      </w:pPr>
+    </w:p>
+    <w:p>
+      <w:pPr>
+        <w:pStyle w:val="Ttulo3"/>
+        <w:spacing w:before="180" w:after="180"/>
+        <w:ind w:left="0"/>
+        <w:rPr>
+          <w:sz w:val="26"/>
+          <w:szCs w:val="26"/>
+        </w:rPr>
+      </w:pPr>
+    </w:p>
+    <w:p>
+      <w:pPr>
+        <w:pStyle w:val="Ttulo3"/>
+        <w:spacing w:before="180" w:after="180"/>
+        <w:ind w:left="0"/>
+        <w:rPr>
+          <w:sz w:val="26"/>
+          <w:szCs w:val="26"/>
+        </w:rPr>
+      </w:pPr>
+    </w:p>
+    <w:p>
+      <w:pPr>
+        <w:pStyle w:val="Ttulo3"/>
+        <w:spacing w:before="180" w:after="180"/>
+        <w:ind w:left="0"/>
+        <w:rPr>
+          <w:sz w:val="26"/>
+          <w:szCs w:val="26"/>
+        </w:rPr>
+      </w:pPr>
+    </w:p>
+    <w:p>
+      <w:pPr>
+        <w:pStyle w:val="Ttulo3"/>
+        <w:spacing w:before="180" w:after="180"/>
+        <w:ind w:left="0"/>
+        <w:rPr>
+          <w:sz w:val="26"/>
+          <w:szCs w:val="26"/>
+        </w:rPr>
+      </w:pPr>
+    </w:p>
+    <w:p>
+      <w:pPr>
+        <w:pStyle w:val="Ttulo3"/>
+        <w:spacing w:before="180" w:after="180"/>
+        <w:ind w:left="0"/>
+        <w:rPr>
+          <w:sz w:val="26"/>
+          <w:szCs w:val="26"/>
+        </w:rPr>
+      </w:pPr>
+    </w:p>
+    <w:p/>
+    <w:p>
+      <w:pPr>
+        <w:pStyle w:val="Ttulo3"/>
+        <w:spacing w:before="180" w:after="180"/>
+        <w:ind w:left="0" w:firstLine="0"/>
+      </w:pPr>
+      <w:bookmarkStart w:id="12" w:name="_rnx037glgbxw" w:colFirst="0" w:colLast="0"/>
+      <w:bookmarkEnd w:id="12"/>
+    </w:p>
+    <w:p>
+      <w:pPr>
+        <w:pStyle w:val="Ttulo3"/>
+        <w:spacing w:before="180" w:after="180"/>
+        <w:ind w:left="0"/>
+      </w:pPr>
+      <w:bookmarkStart w:id="13" w:name="_km742857rqyk" w:colFirst="0" w:colLast="0"/>
+      <w:bookmarkEnd w:id="13"/>
+      <w:r>
         <w:t>ARQUITETURA DA SOLUÇÃO</w:t>
       </w:r>
     </w:p>
@@ -3152,6 +2987,7 @@
         <w:ind w:firstLine="720"/>
       </w:pPr>
       <w:r>
+        <w:lastRenderedPageBreak/>
         <w:t xml:space="preserve">Através da rede móvel e via internet o </w:t>
       </w:r>
       <w:r>
@@ -3189,7 +3025,6 @@
         <w:ind w:firstLine="720"/>
       </w:pPr>
       <w:r>
-        <w:lastRenderedPageBreak/>
         <w:t xml:space="preserve">A API contém métodos de autenticação e acesso às informações armazenadas no banco de dados, tanto a API quanto o banco de dados ficam hospedados em um servidor remoto que disponibiliza os seus serviços através de uma nuvem AWS. </w:t>
       </w:r>
     </w:p>
@@ -3232,8 +3067,8 @@
       <w:pPr>
         <w:pStyle w:val="Ttulo"/>
       </w:pPr>
-      <w:bookmarkStart w:id="21" w:name="_4f1mdlm" w:colFirst="0" w:colLast="0"/>
-      <w:bookmarkEnd w:id="21"/>
+      <w:bookmarkStart w:id="14" w:name="_4f1mdlm" w:colFirst="0" w:colLast="0"/>
+      <w:bookmarkEnd w:id="14"/>
       <w:r>
         <w:lastRenderedPageBreak/>
         <w:t>Referências</w:t>
@@ -3654,7 +3489,7 @@
           <w:highlight w:val="yellow"/>
         </w:rPr>
       </w:pPr>
-      <w:commentRangeStart w:id="22"/>
+      <w:commentRangeStart w:id="15"/>
       <w:r>
         <w:rPr>
           <w:highlight w:val="yellow"/>
@@ -3699,9 +3534,9 @@
         </w:rPr>
         <w:t>. Caderno de Educação.</w:t>
       </w:r>
-      <w:commentRangeEnd w:id="22"/>
-      <w:r>
-        <w:commentReference w:id="22"/>
+      <w:commentRangeEnd w:id="15"/>
+      <w:r>
+        <w:commentReference w:id="15"/>
       </w:r>
     </w:p>
     <w:p/>
@@ -3726,11 +3561,12 @@
     <w:sectPr>
       <w:headerReference w:type="default" r:id="rId17"/>
       <w:footerReference w:type="default" r:id="rId18"/>
-      <w:pgSz w:w="11906" w:h="16838"/>
+      <w:pgSz w:w="11906" w:h="16838" w:code="9"/>
       <w:pgMar w:top="1701" w:right="1134" w:bottom="1134" w:left="1701" w:header="709" w:footer="709" w:gutter="0"/>
       <w:pgNumType w:start="1"/>
       <w:cols w:space="720"/>
       <w:titlePg/>
+      <w:docGrid w:linePitch="326"/>
     </w:sectPr>
   </w:body>
 </w:document>
@@ -3738,7 +3574,7 @@
 
 <file path=word/comments.xml><?xml version="1.0" encoding="utf-8"?>
 <w:comments xmlns:wpc="http://schemas.microsoft.com/office/word/2010/wordprocessingCanvas" xmlns:cx="http://schemas.microsoft.com/office/drawing/2014/chartex" xmlns:cx1="http://schemas.microsoft.com/office/drawing/2015/9/8/chartex" xmlns:cx2="http://schemas.microsoft.com/office/drawing/2015/10/21/chartex" xmlns:cx3="http://schemas.microsoft.com/office/drawing/2016/5/9/chartex" xmlns:cx4="http://schemas.microsoft.com/office/drawing/2016/5/10/chartex" xmlns:cx5="http://schemas.microsoft.com/office/drawing/2016/5/11/chartex" xmlns:cx6="http://schemas.microsoft.com/office/drawing/2016/5/12/chartex" xmlns:cx7="http://schemas.microsoft.com/office/drawing/2016/5/13/chartex" xmlns:cx8="http://schemas.microsoft.com/office/drawing/2016/5/14/chartex" xmlns:mc="http://schemas.openxmlformats.org/markup-compatibility/2006" xmlns:aink="http://schemas.microsoft.com/office/drawing/2016/ink" xmlns:am3d="http://schemas.microsoft.com/office/drawing/2017/model3d" xmlns:o="urn:schemas-microsoft-com:office:office" xmlns:oel="http://schemas.microsoft.com/office/2019/extlst" xmlns:r="http://schemas.openxmlformats.org/officeDocument/2006/relationships" xmlns:m="http://schemas.openxmlformats.org/officeDocument/2006/math" xmlns:v="urn:schemas-microsoft-com:vml" xmlns:wp14="http://schemas.microsoft.com/office/word/2010/wordprocessingDrawing" xmlns:wp="http://schemas.openxmlformats.org/drawingml/2006/wordprocessingDrawing" xmlns:w10="urn:schemas-microsoft-com:office:word" xmlns:w="http://schemas.openxmlformats.org/wordprocessingml/2006/main" xmlns:w14="http://schemas.microsoft.com/office/word/2010/wordml" xmlns:w15="http://schemas.microsoft.com/office/word/2012/wordml" xmlns:w16cex="http://schemas.microsoft.com/office/word/2018/wordml/cex" xmlns:w16cid="http://schemas.microsoft.com/office/word/2016/wordml/cid" xmlns:w16="http://schemas.microsoft.com/office/word/2018/wordml" xmlns:w16du="http://schemas.microsoft.com/office/word/2023/wordml/word16du" xmlns:w16sdtdh="http://schemas.microsoft.com/office/word/2020/wordml/sdtdatahash" xmlns:w16sdtfl="http://schemas.microsoft.com/office/word/2024/wordml/sdtformatlock" xmlns:w16se="http://schemas.microsoft.com/office/word/2015/wordml/symex" xmlns:wpg="http://schemas.microsoft.com/office/word/2010/wordprocessingGroup" xmlns:wpi="http://schemas.microsoft.com/office/word/2010/wordprocessingInk" xmlns:wne="http://schemas.microsoft.com/office/word/2006/wordml" xmlns:wps="http://schemas.microsoft.com/office/word/2010/wordprocessingShape" mc:Ignorable="w14 w15 w16se w16cid w16 w16cex w16sdtdh w16sdtfl w16du wp14">
-  <w:comment w:id="22" w:author="Matheus Marinho" w:date="2024-09-13T15:20:00Z" w:initials="">
+  <w:comment w:id="15" w:author="Matheus Marinho" w:date="2024-09-13T15:20:00Z" w:initials="">
     <w:p>
       <w:pPr>
         <w:widowControl w:val="0"/>
@@ -4981,6 +4817,7 @@
     <w:name w:val="heading 3"/>
     <w:basedOn w:val="Normal"/>
     <w:next w:val="Normal"/>
+    <w:link w:val="Ttulo3Char"/>
     <w:uiPriority w:val="9"/>
     <w:unhideWhenUsed/>
     <w:qFormat/>
@@ -5044,7 +4881,6 @@
   <w:style w:type="character" w:default="1" w:styleId="Fontepargpadro">
     <w:name w:val="Default Paragraph Font"/>
     <w:uiPriority w:val="1"/>
-    <w:semiHidden/>
     <w:unhideWhenUsed/>
   </w:style>
   <w:style w:type="table" w:default="1" w:styleId="Tabelanormal">
@@ -5174,6 +5010,60 @@
     <w:rPr>
       <w:sz w:val="16"/>
       <w:szCs w:val="16"/>
+    </w:rPr>
+  </w:style>
+  <w:style w:type="paragraph" w:styleId="Cabealho">
+    <w:name w:val="header"/>
+    <w:basedOn w:val="Normal"/>
+    <w:link w:val="CabealhoChar"/>
+    <w:uiPriority w:val="99"/>
+    <w:unhideWhenUsed/>
+    <w:rsid w:val="0079378D"/>
+    <w:pPr>
+      <w:tabs>
+        <w:tab w:val="center" w:pos="4513"/>
+        <w:tab w:val="right" w:pos="9026"/>
+      </w:tabs>
+      <w:spacing w:line="240" w:lineRule="auto"/>
+    </w:pPr>
+  </w:style>
+  <w:style w:type="character" w:customStyle="1" w:styleId="CabealhoChar">
+    <w:name w:val="Cabeçalho Char"/>
+    <w:basedOn w:val="Fontepargpadro"/>
+    <w:link w:val="Cabealho"/>
+    <w:uiPriority w:val="99"/>
+    <w:rsid w:val="0079378D"/>
+  </w:style>
+  <w:style w:type="paragraph" w:styleId="Rodap">
+    <w:name w:val="footer"/>
+    <w:basedOn w:val="Normal"/>
+    <w:link w:val="RodapChar"/>
+    <w:uiPriority w:val="99"/>
+    <w:unhideWhenUsed/>
+    <w:rsid w:val="0079378D"/>
+    <w:pPr>
+      <w:tabs>
+        <w:tab w:val="center" w:pos="4513"/>
+        <w:tab w:val="right" w:pos="9026"/>
+      </w:tabs>
+      <w:spacing w:line="240" w:lineRule="auto"/>
+    </w:pPr>
+  </w:style>
+  <w:style w:type="character" w:customStyle="1" w:styleId="RodapChar">
+    <w:name w:val="Rodapé Char"/>
+    <w:basedOn w:val="Fontepargpadro"/>
+    <w:link w:val="Rodap"/>
+    <w:uiPriority w:val="99"/>
+    <w:rsid w:val="0079378D"/>
+  </w:style>
+  <w:style w:type="character" w:customStyle="1" w:styleId="Ttulo3Char">
+    <w:name w:val="Título 3 Char"/>
+    <w:basedOn w:val="Fontepargpadro"/>
+    <w:link w:val="Ttulo3"/>
+    <w:uiPriority w:val="9"/>
+    <w:rsid w:val="0079378D"/>
+    <w:rPr>
+      <w:b/>
     </w:rPr>
   </w:style>
 </w:styles>
@@ -5500,54 +5390,18 @@
 </file>
 
 <file path=customXml/item1.xml><?xml version="1.0" encoding="utf-8"?>
-<ct:contentTypeSchema xmlns:ct="http://schemas.microsoft.com/office/2006/metadata/contentType" xmlns:ma="http://schemas.microsoft.com/office/2006/metadata/properties/metaAttributes" ct:_="" ma:_="" ma:contentTypeName="Documento" ma:contentTypeID="0x010100438A002008F8EE4F82FE499B627DFD2A" ma:contentTypeVersion="5" ma:contentTypeDescription="Crie um novo documento." ma:contentTypeScope="" ma:versionID="a03f6cf972b3cbdfdac6365daed58e9b">
-  <xsd:schema xmlns:xsd="http://www.w3.org/2001/XMLSchema" xmlns:xs="http://www.w3.org/2001/XMLSchema" xmlns:p="http://schemas.microsoft.com/office/2006/metadata/properties" xmlns:ns2="72693111-766e-4328-b6fc-1a7b351bcf71" targetNamespace="http://schemas.microsoft.com/office/2006/metadata/properties" ma:root="true" ma:fieldsID="7b9f936e611325d33bf10fba796502af" ns2:_="">
-    <xsd:import namespace="72693111-766e-4328-b6fc-1a7b351bcf71"/>
+<ct:contentTypeSchema xmlns:ct="http://schemas.microsoft.com/office/2006/metadata/contentType" xmlns:ma="http://schemas.microsoft.com/office/2006/metadata/properties/metaAttributes" ct:_="" ma:_="" ma:contentTypeName="Documento" ma:contentTypeID="0x010100DA85DBFCD59B65428311FB66FC9C5283" ma:contentTypeVersion="0" ma:contentTypeDescription="Crie um novo documento." ma:contentTypeScope="" ma:versionID="1599c78c31a4e2522748ec91a5e0490e">
+  <xsd:schema xmlns:xsd="http://www.w3.org/2001/XMLSchema" xmlns:xs="http://www.w3.org/2001/XMLSchema" xmlns:p="http://schemas.microsoft.com/office/2006/metadata/properties" targetNamespace="http://schemas.microsoft.com/office/2006/metadata/properties" ma:root="true" ma:fieldsID="574c6ccb71ee63fbc30cff3237551ec3">
     <xsd:element name="properties">
       <xsd:complexType>
         <xsd:sequence>
           <xsd:element name="documentManagement">
             <xsd:complexType>
-              <xsd:all>
-                <xsd:element ref="ns2:ReferenceId" minOccurs="0"/>
-                <xsd:element ref="ns2:MediaServiceMetadata" minOccurs="0"/>
-                <xsd:element ref="ns2:MediaServiceFastMetadata" minOccurs="0"/>
-                <xsd:element ref="ns2:MediaServiceSearchProperties" minOccurs="0"/>
-                <xsd:element ref="ns2:MediaServiceObjectDetectorVersions" minOccurs="0"/>
-              </xsd:all>
+              <xsd:all/>
             </xsd:complexType>
           </xsd:element>
         </xsd:sequence>
       </xsd:complexType>
-    </xsd:element>
-  </xsd:schema>
-  <xsd:schema xmlns:xsd="http://www.w3.org/2001/XMLSchema" xmlns:xs="http://www.w3.org/2001/XMLSchema" xmlns:dms="http://schemas.microsoft.com/office/2006/documentManagement/types" xmlns:pc="http://schemas.microsoft.com/office/infopath/2007/PartnerControls" targetNamespace="72693111-766e-4328-b6fc-1a7b351bcf71" elementFormDefault="qualified">
-    <xsd:import namespace="http://schemas.microsoft.com/office/2006/documentManagement/types"/>
-    <xsd:import namespace="http://schemas.microsoft.com/office/infopath/2007/PartnerControls"/>
-    <xsd:element name="ReferenceId" ma:index="8" nillable="true" ma:displayName="ReferenceId" ma:indexed="true" ma:internalName="ReferenceId">
-      <xsd:simpleType>
-        <xsd:restriction base="dms:Text"/>
-      </xsd:simpleType>
-    </xsd:element>
-    <xsd:element name="MediaServiceMetadata" ma:index="9" nillable="true" ma:displayName="MediaServiceMetadata" ma:hidden="true" ma:internalName="MediaServiceMetadata" ma:readOnly="true">
-      <xsd:simpleType>
-        <xsd:restriction base="dms:Note"/>
-      </xsd:simpleType>
-    </xsd:element>
-    <xsd:element name="MediaServiceFastMetadata" ma:index="10" nillable="true" ma:displayName="MediaServiceFastMetadata" ma:hidden="true" ma:internalName="MediaServiceFastMetadata" ma:readOnly="true">
-      <xsd:simpleType>
-        <xsd:restriction base="dms:Note"/>
-      </xsd:simpleType>
-    </xsd:element>
-    <xsd:element name="MediaServiceSearchProperties" ma:index="11" nillable="true" ma:displayName="MediaServiceSearchProperties" ma:hidden="true" ma:internalName="MediaServiceSearchProperties" ma:readOnly="true">
-      <xsd:simpleType>
-        <xsd:restriction base="dms:Note"/>
-      </xsd:simpleType>
-    </xsd:element>
-    <xsd:element name="MediaServiceObjectDetectorVersions" ma:index="12" nillable="true" ma:displayName="MediaServiceObjectDetectorVersions" ma:hidden="true" ma:indexed="true" ma:internalName="MediaServiceObjectDetectorVersions" ma:readOnly="true">
-      <xsd:simpleType>
-        <xsd:restriction base="dms:Text"/>
-      </xsd:simpleType>
     </xsd:element>
   </xsd:schema>
   <xsd:schema xmlns="http://schemas.openxmlformats.org/package/2006/metadata/core-properties" xmlns:xsd="http://www.w3.org/2001/XMLSchema" xmlns:xsi="http://www.w3.org/2001/XMLSchema-instance" xmlns:dc="http://purl.org/dc/elements/1.1/" xmlns:dcterms="http://purl.org/dc/terms/" xmlns:odoc="http://schemas.microsoft.com/internal/obd" targetNamespace="http://schemas.openxmlformats.org/package/2006/metadata/core-properties" elementFormDefault="qualified" attributeFormDefault="unqualified" blockDefault="#all">
@@ -5650,11 +5504,7 @@
 </file>
 
 <file path=customXml/item2.xml><?xml version="1.0" encoding="utf-8"?>
-<p:properties xmlns:p="http://schemas.microsoft.com/office/2006/metadata/properties" xmlns:xsi="http://www.w3.org/2001/XMLSchema-instance" xmlns:pc="http://schemas.microsoft.com/office/infopath/2007/PartnerControls">
-  <documentManagement>
-    <ReferenceId xmlns="72693111-766e-4328-b6fc-1a7b351bcf71" xsi:nil="true"/>
-  </documentManagement>
-</p:properties>
+<b:Sources xmlns:b="http://schemas.openxmlformats.org/officeDocument/2006/bibliography" xmlns="http://schemas.openxmlformats.org/officeDocument/2006/bibliography" SelectedStyle="\APASixthEditionOfficeOnline.xsl" StyleName="APA" Version="6"/>
 </file>
 
 <file path=customXml/item3.xml><?xml version="1.0" encoding="utf-8"?>
@@ -5667,33 +5517,19 @@
 </file>
 
 <file path=customXml/item4.xml><?xml version="1.0" encoding="utf-8"?>
-<b:Sources xmlns:b="http://schemas.openxmlformats.org/officeDocument/2006/bibliography" xmlns="http://schemas.openxmlformats.org/officeDocument/2006/bibliography" SelectedStyle="\APASixthEditionOfficeOnline.xsl" StyleName="APA" Version="6"/>
+<p:properties xmlns:p="http://schemas.microsoft.com/office/2006/metadata/properties" xmlns:xsi="http://www.w3.org/2001/XMLSchema-instance" xmlns:pc="http://schemas.microsoft.com/office/infopath/2007/PartnerControls">
+  <documentManagement/>
+</p:properties>
 </file>
 
 <file path=customXml/itemProps1.xml><?xml version="1.0" encoding="utf-8"?>
-<ds:datastoreItem xmlns:ds="http://schemas.openxmlformats.org/officeDocument/2006/customXml" ds:itemID="{8FD8512F-A9EB-4A6A-9660-7FDEBE39149B}">
-  <ds:schemaRefs>
-    <ds:schemaRef ds:uri="http://schemas.microsoft.com/office/2006/metadata/contentType"/>
-    <ds:schemaRef ds:uri="http://schemas.microsoft.com/office/2006/metadata/properties/metaAttributes"/>
-    <ds:schemaRef ds:uri="http://www.w3.org/2001/XMLSchema"/>
-    <ds:schemaRef ds:uri="http://schemas.microsoft.com/office/2006/metadata/properties"/>
-    <ds:schemaRef ds:uri="72693111-766e-4328-b6fc-1a7b351bcf71"/>
-    <ds:schemaRef ds:uri="http://schemas.microsoft.com/office/2006/documentManagement/types"/>
-    <ds:schemaRef ds:uri="http://schemas.microsoft.com/office/infopath/2007/PartnerControls"/>
-    <ds:schemaRef ds:uri="http://schemas.openxmlformats.org/package/2006/metadata/core-properties"/>
-    <ds:schemaRef ds:uri="http://purl.org/dc/elements/1.1/"/>
-    <ds:schemaRef ds:uri="http://purl.org/dc/terms/"/>
-    <ds:schemaRef ds:uri="http://schemas.microsoft.com/internal/obd"/>
-  </ds:schemaRefs>
-</ds:datastoreItem>
+<ds:datastoreItem xmlns:ds="http://schemas.openxmlformats.org/officeDocument/2006/customXml" ds:itemID="{B6C31B60-AAA4-433F-918F-16AC8B1CC795}"/>
 </file>
 
 <file path=customXml/itemProps2.xml><?xml version="1.0" encoding="utf-8"?>
-<ds:datastoreItem xmlns:ds="http://schemas.openxmlformats.org/officeDocument/2006/customXml" ds:itemID="{7C6E3621-AF7A-484E-BF64-785F6AE57A5E}">
+<ds:datastoreItem xmlns:ds="http://schemas.openxmlformats.org/officeDocument/2006/customXml" ds:itemID="{7601D07F-4639-4DDE-A577-E45768830705}">
   <ds:schemaRefs>
-    <ds:schemaRef ds:uri="http://schemas.microsoft.com/office/2006/metadata/properties"/>
-    <ds:schemaRef ds:uri="http://schemas.microsoft.com/office/infopath/2007/PartnerControls"/>
-    <ds:schemaRef ds:uri="72693111-766e-4328-b6fc-1a7b351bcf71"/>
+    <ds:schemaRef ds:uri="http://schemas.openxmlformats.org/officeDocument/2006/bibliography"/>
   </ds:schemaRefs>
 </ds:datastoreItem>
 </file>
@@ -5707,9 +5543,11 @@
 </file>
 
 <file path=customXml/itemProps4.xml><?xml version="1.0" encoding="utf-8"?>
-<ds:datastoreItem xmlns:ds="http://schemas.openxmlformats.org/officeDocument/2006/customXml" ds:itemID="{7601D07F-4639-4DDE-A577-E45768830705}">
+<ds:datastoreItem xmlns:ds="http://schemas.openxmlformats.org/officeDocument/2006/customXml" ds:itemID="{7C6E3621-AF7A-484E-BF64-785F6AE57A5E}">
   <ds:schemaRefs>
-    <ds:schemaRef ds:uri="http://schemas.openxmlformats.org/officeDocument/2006/bibliography"/>
+    <ds:schemaRef ds:uri="http://schemas.microsoft.com/office/2006/metadata/properties"/>
+    <ds:schemaRef ds:uri="http://schemas.microsoft.com/office/infopath/2007/PartnerControls"/>
+    <ds:schemaRef ds:uri="72693111-766e-4328-b6fc-1a7b351bcf71"/>
   </ds:schemaRefs>
 </ds:datastoreItem>
 </file>
--- a/Documentação/Monografia_FATEC_MEETS_Colin.docx
+++ b/Documentação/Monografia_FATEC_MEETS_Colin.docx
@@ -53,6 +53,7 @@
     <w:p/>
     <w:p/>
     <w:p/>
+    <w:p/>
     <w:p>
       <w:pPr>
         <w:jc w:val="center"/>
@@ -78,7 +79,7 @@
         <w:rPr>
           <w:b/>
         </w:rPr>
-        <w:t>MARCOS VINICIUS TEIXEIRA DO PRADO</w:t>
+        <w:t>MATHEUS ALBUQUERQUE MARINHO</w:t>
       </w:r>
     </w:p>
     <w:p>
@@ -92,36 +93,15 @@
         <w:rPr>
           <w:b/>
         </w:rPr>
-        <w:t>MATHEUS ALBUQUERQUE MARINHO</w:t>
-      </w:r>
-    </w:p>
-    <w:p>
-      <w:pPr>
-        <w:jc w:val="center"/>
-        <w:rPr>
-          <w:b/>
-        </w:rPr>
-      </w:pPr>
-      <w:r>
-        <w:rPr>
-          <w:b/>
-        </w:rPr>
         <w:t>NICOLAS FELIPE DE CARVALHO</w:t>
       </w:r>
     </w:p>
     <w:p>
       <w:pPr>
-        <w:jc w:val="center"/>
-        <w:rPr>
-          <w:b/>
-        </w:rPr>
-      </w:pPr>
-      <w:r>
-        <w:rPr>
-          <w:b/>
-        </w:rPr>
-        <w:t>LEONARDO RODRIGO OLIVEIRA PEREIRA</w:t>
-      </w:r>
+        <w:rPr>
+          <w:b/>
+        </w:rPr>
+      </w:pPr>
     </w:p>
     <w:p/>
     <w:p/>
@@ -256,7 +236,7 @@
         <w:rPr>
           <w:b/>
         </w:rPr>
-        <w:t>MARCOS VINICIUS TEIXEIRA DO PRADO</w:t>
+        <w:t>MATHEUS ALBUQUERQUE MARINHO</w:t>
       </w:r>
     </w:p>
     <w:p>
@@ -270,7 +250,7 @@
         <w:rPr>
           <w:b/>
         </w:rPr>
-        <w:t>MATHEUS ALBUQUERQUE MARINHO</w:t>
+        <w:t>NICOLAS FELIPE DE CARVALHO</w:t>
       </w:r>
     </w:p>
     <w:p>
@@ -280,12 +260,6 @@
           <w:b/>
         </w:rPr>
       </w:pPr>
-      <w:r>
-        <w:rPr>
-          <w:b/>
-        </w:rPr>
-        <w:t>NICOLAS FELIPE DE CARVALHO</w:t>
-      </w:r>
     </w:p>
     <w:p>
       <w:pPr>
@@ -294,12 +268,6 @@
           <w:b/>
         </w:rPr>
       </w:pPr>
-      <w:r>
-        <w:rPr>
-          <w:b/>
-        </w:rPr>
-        <w:t>LEONARDO RODRIGO OLIVEIRA PEREIRA</w:t>
-      </w:r>
     </w:p>
     <w:p>
       <w:pPr>
@@ -2531,31 +2499,27 @@
       </w:r>
     </w:p>
     <w:p>
-      <w:pPr>
-        <w:pStyle w:val="Ttulo3"/>
-      </w:pPr>
-      <w:bookmarkStart w:id="10" w:name="_70gcvvvlig5e" w:colFirst="0" w:colLast="0"/>
-      <w:bookmarkEnd w:id="10"/>
       <w:r>
         <w:rPr>
           <w:noProof/>
         </w:rPr>
         <w:drawing>
-          <wp:inline distT="114300" distB="114300" distL="114300" distR="114300" wp14:anchorId="6D1B839C" wp14:editId="5394E597">
-            <wp:extent cx="5759775" cy="4292600"/>
+          <wp:inline distT="0" distB="0" distL="0" distR="0" wp14:anchorId="3275CDDF" wp14:editId="7D25463D">
+            <wp:extent cx="5760085" cy="4579620"/>
             <wp:effectExtent l="0" t="0" r="0" b="0"/>
-            <wp:docPr id="6" name="image2.png"/>
-            <wp:cNvGraphicFramePr/>
+            <wp:docPr id="935773948" name="Imagem 1"/>
+            <wp:cNvGraphicFramePr>
+              <a:graphicFrameLocks xmlns:a="http://schemas.openxmlformats.org/drawingml/2006/main" noChangeAspect="1"/>
+            </wp:cNvGraphicFramePr>
             <a:graphic xmlns:a="http://schemas.openxmlformats.org/drawingml/2006/main">
               <a:graphicData uri="http://schemas.openxmlformats.org/drawingml/2006/picture">
                 <pic:pic xmlns:pic="http://schemas.openxmlformats.org/drawingml/2006/picture">
                   <pic:nvPicPr>
-                    <pic:cNvPr id="0" name="image2.png"/>
-                    <pic:cNvPicPr preferRelativeResize="0"/>
+                    <pic:cNvPr id="935773948" name=""/>
+                    <pic:cNvPicPr/>
                   </pic:nvPicPr>
                   <pic:blipFill>
                     <a:blip r:embed="rId11"/>
-                    <a:srcRect/>
                     <a:stretch>
                       <a:fillRect/>
                     </a:stretch>
@@ -2563,12 +2527,11 @@
                   <pic:spPr>
                     <a:xfrm>
                       <a:off x="0" y="0"/>
-                      <a:ext cx="5759775" cy="4292600"/>
+                      <a:ext cx="5760085" cy="4579620"/>
                     </a:xfrm>
                     <a:prstGeom prst="rect">
                       <a:avLst/>
                     </a:prstGeom>
-                    <a:ln/>
                   </pic:spPr>
                 </pic:pic>
               </a:graphicData>
@@ -2577,274 +2540,124 @@
         </w:drawing>
       </w:r>
     </w:p>
+    <w:p/>
+    <w:p>
+      <w:pPr>
+        <w:rPr>
+          <w:b/>
+          <w:bCs/>
+        </w:rPr>
+      </w:pPr>
+      <w:r>
+        <w:rPr>
+          <w:b/>
+          <w:bCs/>
+        </w:rPr>
+        <w:t>Atores:</w:t>
+      </w:r>
+    </w:p>
+    <w:p>
+      <w:pPr>
+        <w:ind w:firstLine="720"/>
+      </w:pPr>
+      <w:r>
+        <w:t xml:space="preserve">Os atores identificados no sistema Fatec </w:t>
+      </w:r>
+      <w:proofErr w:type="spellStart"/>
+      <w:r>
+        <w:t>Meets</w:t>
+      </w:r>
+      <w:proofErr w:type="spellEnd"/>
+      <w:r>
+        <w:t xml:space="preserve"> são o </w:t>
+      </w:r>
+      <w:r>
+        <w:rPr>
+          <w:b/>
+          <w:bCs/>
+        </w:rPr>
+        <w:t>Estudante</w:t>
+      </w:r>
+      <w:r>
+        <w:t xml:space="preserve"> e o </w:t>
+      </w:r>
+      <w:r>
+        <w:rPr>
+          <w:b/>
+          <w:bCs/>
+        </w:rPr>
+        <w:t>Corpo Docente</w:t>
+      </w:r>
+      <w:r>
+        <w:t xml:space="preserve">, sendo que este herda as funcionalidades do Estudante, ou seja, pode realizar todas as ações disponíveis para esse perfil, além de possuir permissões adicionais voltadas à moderação do sistema. O Estudante representa o usuário padrão, com acesso a funcionalidades voltadas à interação social, participação em eventos e gestão de perfil. Já o Corpo Docente, além dessas ações, também exerce um papel de moderação, podendo verificar denúncias feitas pelos usuários, excluir </w:t>
+      </w:r>
+      <w:r>
+        <w:t>conteúdo</w:t>
+      </w:r>
+      <w:r>
+        <w:t xml:space="preserve"> considerados inadequados e aplicar penalidades por meio da dedução de pontuação, reforçando sua função de autoridade e controle dentro da plataforma.</w:t>
+      </w:r>
+    </w:p>
+    <w:p>
+      <w:pPr>
+        <w:rPr>
+          <w:b/>
+          <w:bCs/>
+        </w:rPr>
+      </w:pPr>
+      <w:r>
+        <w:rPr>
+          <w:b/>
+          <w:bCs/>
+        </w:rPr>
+        <w:lastRenderedPageBreak/>
+        <w:t>Descrição dos casos de uso:</w:t>
+      </w:r>
+    </w:p>
+    <w:p>
+      <w:pPr>
+        <w:ind w:firstLine="720"/>
+      </w:pPr>
+      <w:r>
+        <w:t xml:space="preserve">Os casos de uso estão organizados em torno de funcionalidades principais como autenticação, interação com conteúdo, participação em eventos e controle de reputação. O Estudante pode realizar o cadastro, efetuar login, visualizar e editar seu perfil, acessar o feed, curtir e comentar postagens, interagir com enquetes, visualizar eventos, confirmar presença e criar novos eventos. Essas interações alimentam o log de atividades, que posteriormente pode ser convertido em pontuação e exibido no perfil do usuário. O Corpo Docente, além dessas funções, tem acesso a casos de uso específicos de moderação, como denunciar postagens, verificar denúncias, excluir </w:t>
+      </w:r>
+      <w:proofErr w:type="spellStart"/>
+      <w:r>
+        <w:t>conteúdos</w:t>
+      </w:r>
+      <w:proofErr w:type="spellEnd"/>
+      <w:r>
+        <w:t xml:space="preserve"> e deduzir pontuação de usuários que violarem as diretrizes. A estrutura do diagrama utiliza os relacionamentos &lt;&gt; e &lt;&gt; para organizar essas ações de forma modular, representando dependências e extensões condicionais entre os casos de uso.</w:t>
+      </w:r>
+    </w:p>
+    <w:p>
+      <w:pPr>
+        <w:rPr>
+          <w:b/>
+          <w:bCs/>
+        </w:rPr>
+      </w:pPr>
+      <w:r>
+        <w:rPr>
+          <w:b/>
+          <w:bCs/>
+        </w:rPr>
+        <w:t>Fluxo Geral:</w:t>
+      </w:r>
+    </w:p>
+    <w:p>
+      <w:pPr>
+        <w:ind w:firstLine="720"/>
+      </w:pPr>
+      <w:r>
+        <w:t>O fluxo geral do sistema inicia com o cadastro e login do usuário, passos obrigatórios para acessar as demais funcionalidades. Uma vez autenticado, o Estudante pode navegar pelas áreas sociais e acadêmicas do sistema, interagindo com postagens, enquetes e eventos, o que gera registros no log de atividades. Esse log é utilizado para calcular a pontuação do usuário, promovendo um sistema de reconhecimento baseado em participação. O Corpo Docente acompanha essas interações com a responsabilidade de manter o ambiente saudável, atuando sobre denúncias recebidas e aplicando medidas corretivas. A modelagem com os relacionamentos apropriados entre os casos de uso garante a fluidez das operações e o controle necessário para o bom funcionamento da plataforma.</w:t>
+      </w:r>
+    </w:p>
+    <w:p/>
     <w:p>
       <w:pPr>
         <w:pStyle w:val="Ttulo3"/>
-        <w:spacing w:before="180" w:after="180"/>
-        <w:ind w:left="0" w:firstLine="720"/>
-        <w:rPr>
-          <w:b w:val="0"/>
-        </w:rPr>
-      </w:pPr>
-      <w:r>
-        <w:rPr>
-          <w:b w:val="0"/>
-        </w:rPr>
-        <w:t xml:space="preserve">Este diagrama de caso de uso representa as interações principais no sistema </w:t>
-      </w:r>
-      <w:r>
-        <w:rPr>
-          <w:b w:val="0"/>
-        </w:rPr>
-        <w:t>FATEC MEETS</w:t>
-      </w:r>
-      <w:r>
-        <w:rPr>
-          <w:b w:val="0"/>
-        </w:rPr>
-        <w:t>, abordando os principais atores e funcionalidades. A seguir está a descrição detalhada de cada elemento:</w:t>
-      </w:r>
-    </w:p>
-    <w:p>
-      <w:pPr>
-        <w:pStyle w:val="Ttulo3"/>
-        <w:spacing w:before="280" w:after="80"/>
-        <w:rPr>
-          <w:b w:val="0"/>
-          <w:sz w:val="26"/>
-          <w:szCs w:val="26"/>
-        </w:rPr>
-      </w:pPr>
-      <w:bookmarkStart w:id="11" w:name="_3w276lx44bqc" w:colFirst="0" w:colLast="0"/>
-      <w:bookmarkEnd w:id="11"/>
-      <w:r>
-        <w:rPr>
-          <w:sz w:val="26"/>
-          <w:szCs w:val="26"/>
-        </w:rPr>
-        <w:t>Atores</w:t>
-      </w:r>
-      <w:r>
-        <w:rPr>
-          <w:b w:val="0"/>
-          <w:sz w:val="26"/>
-          <w:szCs w:val="26"/>
-        </w:rPr>
-        <w:t>:</w:t>
-      </w:r>
-    </w:p>
-    <w:p>
-      <w:pPr>
-        <w:pStyle w:val="Ttulo3"/>
-        <w:numPr>
-          <w:ilvl w:val="0"/>
-          <w:numId w:val="3"/>
-        </w:numPr>
-        <w:spacing w:before="180"/>
-        <w:ind w:firstLine="360"/>
-        <w:jc w:val="left"/>
-        <w:rPr>
-          <w:b w:val="0"/>
-        </w:rPr>
-      </w:pPr>
-      <w:r>
-        <w:rPr>
-          <w:b w:val="0"/>
-        </w:rPr>
-        <w:t>Usuário: Representa o aluno da Fatec, que é o principal usuário do sistema. Ele tem acesso às funcionalidades principais, como cadastro, realização de posts e criação de grupos.</w:t>
-      </w:r>
-    </w:p>
-    <w:p>
-      <w:pPr>
-        <w:pStyle w:val="Ttulo3"/>
-        <w:numPr>
-          <w:ilvl w:val="0"/>
-          <w:numId w:val="3"/>
-        </w:numPr>
-        <w:spacing w:before="0" w:after="180"/>
-        <w:ind w:firstLine="360"/>
-        <w:jc w:val="left"/>
-        <w:rPr>
-          <w:b w:val="0"/>
-        </w:rPr>
-      </w:pPr>
-      <w:r>
-        <w:rPr>
-          <w:b w:val="0"/>
-        </w:rPr>
-        <w:t>Administrador: Tem a função de monitorar o sistema, moderando posts e atribuindo conquistas aos usuários.</w:t>
-      </w:r>
-    </w:p>
-    <w:p>
-      <w:pPr>
-        <w:pStyle w:val="Ttulo3"/>
-        <w:spacing w:before="280" w:after="80"/>
-        <w:rPr>
-          <w:sz w:val="26"/>
-          <w:szCs w:val="26"/>
-        </w:rPr>
-      </w:pPr>
-      <w:bookmarkStart w:id="12" w:name="_42btcxkui9k3" w:colFirst="0" w:colLast="0"/>
-      <w:bookmarkEnd w:id="12"/>
-      <w:r>
-        <w:rPr>
-          <w:sz w:val="26"/>
-          <w:szCs w:val="26"/>
-        </w:rPr>
-        <w:t>Casos de Uso:</w:t>
-      </w:r>
-    </w:p>
-    <w:p>
-      <w:pPr>
-        <w:pStyle w:val="Ttulo3"/>
-        <w:numPr>
-          <w:ilvl w:val="0"/>
-          <w:numId w:val="1"/>
-        </w:numPr>
-        <w:spacing w:before="180"/>
-        <w:ind w:firstLine="360"/>
-        <w:jc w:val="left"/>
-        <w:rPr>
-          <w:b w:val="0"/>
-        </w:rPr>
-      </w:pPr>
-      <w:r>
-        <w:rPr>
-          <w:b w:val="0"/>
-        </w:rPr>
-        <w:lastRenderedPageBreak/>
-        <w:t>Manter conta: Gerenciamento de conta feito, tanto pelo usuário, quanto pelo administrador.</w:t>
-      </w:r>
-    </w:p>
-    <w:p>
-      <w:pPr>
-        <w:pStyle w:val="Ttulo3"/>
-        <w:numPr>
-          <w:ilvl w:val="0"/>
-          <w:numId w:val="1"/>
-        </w:numPr>
-        <w:spacing w:before="0"/>
-        <w:ind w:firstLine="360"/>
-        <w:jc w:val="left"/>
-        <w:rPr>
-          <w:b w:val="0"/>
-        </w:rPr>
-      </w:pPr>
-      <w:r>
-        <w:rPr>
-          <w:b w:val="0"/>
-        </w:rPr>
-        <w:t xml:space="preserve">Gerenciar Posts / </w:t>
-      </w:r>
-      <w:proofErr w:type="spellStart"/>
-      <w:r>
-        <w:rPr>
-          <w:b w:val="0"/>
-        </w:rPr>
-        <w:t>Meets</w:t>
-      </w:r>
-      <w:proofErr w:type="spellEnd"/>
-      <w:r>
-        <w:rPr>
-          <w:b w:val="0"/>
-        </w:rPr>
-        <w:t>: Aqui o usuário pode manter cada caso de uso.</w:t>
-      </w:r>
-    </w:p>
-    <w:p>
-      <w:pPr>
-        <w:pStyle w:val="Ttulo3"/>
-        <w:numPr>
-          <w:ilvl w:val="0"/>
-          <w:numId w:val="1"/>
-        </w:numPr>
-        <w:spacing w:before="0"/>
-        <w:ind w:firstLine="360"/>
-        <w:jc w:val="left"/>
-      </w:pPr>
-      <w:bookmarkStart w:id="13" w:name="_j70r9e2q1q" w:colFirst="0" w:colLast="0"/>
-      <w:bookmarkEnd w:id="13"/>
-      <w:r>
-        <w:rPr>
-          <w:b w:val="0"/>
-        </w:rPr>
-        <w:t xml:space="preserve">Atribuir Conquistas: O sistema atribui conquistas aos usuários quando estes realizam postagens ou criam </w:t>
-      </w:r>
-      <w:proofErr w:type="spellStart"/>
-      <w:r>
-        <w:rPr>
-          <w:b w:val="0"/>
-        </w:rPr>
-        <w:t>meets</w:t>
-      </w:r>
-      <w:proofErr w:type="spellEnd"/>
-      <w:r>
-        <w:rPr>
-          <w:b w:val="0"/>
-        </w:rPr>
-        <w:t xml:space="preserve"> / grupos.</w:t>
-      </w:r>
-    </w:p>
-    <w:p>
-      <w:pPr>
-        <w:pStyle w:val="Ttulo3"/>
-        <w:numPr>
-          <w:ilvl w:val="0"/>
-          <w:numId w:val="1"/>
-        </w:numPr>
-        <w:spacing w:before="0"/>
-        <w:ind w:firstLine="360"/>
-        <w:jc w:val="left"/>
-        <w:rPr>
-          <w:b w:val="0"/>
-        </w:rPr>
-      </w:pPr>
-      <w:r>
-        <w:rPr>
-          <w:b w:val="0"/>
-        </w:rPr>
-        <w:t>Monitorar Posts: O administrador monitora e modera os posts criados pelos usuários, garantindo que o conteúdo publicado esteja em conformidade com as regras da plataforma.</w:t>
-      </w:r>
-    </w:p>
-    <w:p>
-      <w:pPr>
-        <w:pStyle w:val="Ttulo3"/>
-        <w:numPr>
-          <w:ilvl w:val="0"/>
-          <w:numId w:val="1"/>
-        </w:numPr>
-        <w:spacing w:before="0" w:after="180"/>
-        <w:ind w:firstLine="360"/>
-        <w:jc w:val="left"/>
-        <w:rPr>
-          <w:b w:val="0"/>
-        </w:rPr>
-      </w:pPr>
-      <w:r>
-        <w:rPr>
-          <w:b w:val="0"/>
-        </w:rPr>
-        <w:t>Denunciar Posts: O usuário pode denunciar uma postagem que não esteja em conformidade com as regras da plataforma.</w:t>
-      </w:r>
-    </w:p>
-    <w:p>
-      <w:pPr>
-        <w:pStyle w:val="Ttulo3"/>
-        <w:spacing w:before="280" w:after="80"/>
-        <w:rPr>
-          <w:sz w:val="26"/>
-          <w:szCs w:val="26"/>
-        </w:rPr>
-      </w:pPr>
-      <w:bookmarkStart w:id="14" w:name="_111ih0ddc6a4" w:colFirst="0" w:colLast="0"/>
-      <w:bookmarkEnd w:id="14"/>
-      <w:r>
-        <w:rPr>
-          <w:sz w:val="26"/>
-          <w:szCs w:val="26"/>
-        </w:rPr>
-        <w:t>Fluxo Geral:</w:t>
-      </w:r>
+      </w:pPr>
     </w:p>
     <w:p>
       <w:pPr>
@@ -2852,16 +2665,18 @@
         <w:spacing w:before="180" w:after="180"/>
         <w:ind w:left="0"/>
         <w:rPr>
-          <w:b w:val="0"/>
-        </w:rPr>
-      </w:pPr>
-      <w:bookmarkStart w:id="15" w:name="_f105n7etcly2" w:colFirst="0" w:colLast="0"/>
-      <w:bookmarkEnd w:id="15"/>
-      <w:r>
-        <w:rPr>
-          <w:b w:val="0"/>
-        </w:rPr>
-        <w:t>O diagrama mostra o fluxo de interação desde o momento em que o usuário se cadastra, acessa o sistema e utiliza suas principais funcionalidades (postar, criar grupos), enquanto o administrador supervisiona o conteúdo, garantindo a moderação adequada e atribuindo recompensas para incentivar a participação dos usuários.</w:t>
+          <w:sz w:val="26"/>
+          <w:szCs w:val="26"/>
+        </w:rPr>
+      </w:pPr>
+      <w:bookmarkStart w:id="10" w:name="_z4c8hhgxcrk7" w:colFirst="0" w:colLast="0"/>
+      <w:bookmarkEnd w:id="10"/>
+      <w:r>
+        <w:rPr>
+          <w:sz w:val="26"/>
+          <w:szCs w:val="26"/>
+        </w:rPr>
+        <w:t>DIAGRAMA DE CLASSES</w:t>
       </w:r>
     </w:p>
     <w:p>
@@ -2869,63 +2684,9 @@
         <w:pStyle w:val="Ttulo3"/>
         <w:spacing w:before="180" w:after="180"/>
         <w:ind w:left="0"/>
-        <w:rPr>
-          <w:b w:val="0"/>
-        </w:rPr>
-      </w:pPr>
-      <w:bookmarkStart w:id="16" w:name="_mzzz5jr2xlvs" w:colFirst="0" w:colLast="0"/>
-      <w:bookmarkEnd w:id="16"/>
-      <w:r>
-        <w:rPr>
-          <w:b w:val="0"/>
-        </w:rPr>
-        <w:t xml:space="preserve">Esse diagrama reflete a estrutura básica das interações esperadas no </w:t>
-      </w:r>
-      <w:r>
-        <w:rPr>
-          <w:b w:val="0"/>
-        </w:rPr>
-        <w:t>FATEC MEETS</w:t>
-      </w:r>
-      <w:r>
-        <w:rPr>
-          <w:b w:val="0"/>
-        </w:rPr>
-        <w:t>, com foco na facilitação da colaboração acadêmica e da moderação de conteúdo para manter a qualidade da plataforma.</w:t>
-      </w:r>
-      <w:r>
-        <w:br w:type="page"/>
-      </w:r>
-    </w:p>
-    <w:p>
-      <w:pPr>
-        <w:pStyle w:val="Ttulo3"/>
-        <w:spacing w:before="180" w:after="180"/>
-        <w:ind w:left="0"/>
-        <w:rPr>
-          <w:sz w:val="26"/>
-          <w:szCs w:val="26"/>
-        </w:rPr>
-      </w:pPr>
-      <w:bookmarkStart w:id="17" w:name="_z4c8hhgxcrk7" w:colFirst="0" w:colLast="0"/>
-      <w:bookmarkEnd w:id="17"/>
-      <w:r>
-        <w:rPr>
-          <w:sz w:val="26"/>
-          <w:szCs w:val="26"/>
-        </w:rPr>
-        <w:lastRenderedPageBreak/>
-        <w:t>DIAGRAMA DE CLASSES</w:t>
-      </w:r>
-    </w:p>
-    <w:p>
-      <w:pPr>
-        <w:pStyle w:val="Ttulo3"/>
-        <w:spacing w:before="180" w:after="180"/>
-        <w:ind w:left="0"/>
-      </w:pPr>
-      <w:bookmarkStart w:id="18" w:name="_6pqkltmo4v81" w:colFirst="0" w:colLast="0"/>
-      <w:bookmarkEnd w:id="18"/>
+      </w:pPr>
+      <w:bookmarkStart w:id="11" w:name="_6pqkltmo4v81" w:colFirst="0" w:colLast="0"/>
+      <w:bookmarkEnd w:id="11"/>
       <w:r>
         <w:rPr>
           <w:noProof/>
@@ -2972,23 +2733,97 @@
         <w:pStyle w:val="Ttulo3"/>
         <w:spacing w:before="180" w:after="180"/>
         <w:ind w:left="0"/>
-      </w:pPr>
-      <w:bookmarkStart w:id="19" w:name="_rnx037glgbxw" w:colFirst="0" w:colLast="0"/>
-      <w:bookmarkEnd w:id="19"/>
-      <w:r>
-        <w:br w:type="page"/>
-      </w:r>
+        <w:rPr>
+          <w:sz w:val="26"/>
+          <w:szCs w:val="26"/>
+        </w:rPr>
+      </w:pPr>
     </w:p>
     <w:p>
       <w:pPr>
         <w:pStyle w:val="Ttulo3"/>
         <w:spacing w:before="180" w:after="180"/>
         <w:ind w:left="0"/>
-      </w:pPr>
-      <w:bookmarkStart w:id="20" w:name="_km742857rqyk" w:colFirst="0" w:colLast="0"/>
-      <w:bookmarkEnd w:id="20"/>
-      <w:r>
-        <w:lastRenderedPageBreak/>
+        <w:rPr>
+          <w:sz w:val="26"/>
+          <w:szCs w:val="26"/>
+        </w:rPr>
+      </w:pPr>
+    </w:p>
+    <w:p>
+      <w:pPr>
+        <w:pStyle w:val="Ttulo3"/>
+        <w:spacing w:before="180" w:after="180"/>
+        <w:ind w:left="0"/>
+        <w:rPr>
+          <w:sz w:val="26"/>
+          <w:szCs w:val="26"/>
+        </w:rPr>
+      </w:pPr>
+    </w:p>
+    <w:p>
+      <w:pPr>
+        <w:pStyle w:val="Ttulo3"/>
+        <w:spacing w:before="180" w:after="180"/>
+        <w:ind w:left="0"/>
+        <w:rPr>
+          <w:sz w:val="26"/>
+          <w:szCs w:val="26"/>
+        </w:rPr>
+      </w:pPr>
+    </w:p>
+    <w:p>
+      <w:pPr>
+        <w:pStyle w:val="Ttulo3"/>
+        <w:spacing w:before="180" w:after="180"/>
+        <w:ind w:left="0"/>
+        <w:rPr>
+          <w:sz w:val="26"/>
+          <w:szCs w:val="26"/>
+        </w:rPr>
+      </w:pPr>
+    </w:p>
+    <w:p>
+      <w:pPr>
+        <w:pStyle w:val="Ttulo3"/>
+        <w:spacing w:before="180" w:after="180"/>
+        <w:ind w:left="0"/>
+        <w:rPr>
+          <w:sz w:val="26"/>
+          <w:szCs w:val="26"/>
+        </w:rPr>
+      </w:pPr>
+    </w:p>
+    <w:p>
+      <w:pPr>
+        <w:pStyle w:val="Ttulo3"/>
+        <w:spacing w:before="180" w:after="180"/>
+        <w:ind w:left="0"/>
+        <w:rPr>
+          <w:sz w:val="26"/>
+          <w:szCs w:val="26"/>
+        </w:rPr>
+      </w:pPr>
+    </w:p>
+    <w:p/>
+    <w:p>
+      <w:pPr>
+        <w:pStyle w:val="Ttulo3"/>
+        <w:spacing w:before="180" w:after="180"/>
+        <w:ind w:left="0" w:firstLine="0"/>
+      </w:pPr>
+      <w:bookmarkStart w:id="12" w:name="_rnx037glgbxw" w:colFirst="0" w:colLast="0"/>
+      <w:bookmarkEnd w:id="12"/>
+    </w:p>
+    <w:p>
+      <w:pPr>
+        <w:pStyle w:val="Ttulo3"/>
+        <w:spacing w:before="180" w:after="180"/>
+        <w:ind w:left="0"/>
+      </w:pPr>
+      <w:bookmarkStart w:id="13" w:name="_km742857rqyk" w:colFirst="0" w:colLast="0"/>
+      <w:bookmarkEnd w:id="13"/>
+      <w:r>
         <w:t>ARQUITETURA DA SOLUÇÃO</w:t>
       </w:r>
     </w:p>
@@ -3152,6 +2987,7 @@
         <w:ind w:firstLine="720"/>
       </w:pPr>
       <w:r>
+        <w:lastRenderedPageBreak/>
         <w:t xml:space="preserve">Através da rede móvel e via internet o </w:t>
       </w:r>
       <w:r>
@@ -3189,7 +3025,6 @@
         <w:ind w:firstLine="720"/>
       </w:pPr>
       <w:r>
-        <w:lastRenderedPageBreak/>
         <w:t xml:space="preserve">A API contém métodos de autenticação e acesso às informações armazenadas no banco de dados, tanto a API quanto o banco de dados ficam hospedados em um servidor remoto que disponibiliza os seus serviços através de uma nuvem AWS. </w:t>
       </w:r>
     </w:p>
@@ -3232,8 +3067,8 @@
       <w:pPr>
         <w:pStyle w:val="Ttulo"/>
       </w:pPr>
-      <w:bookmarkStart w:id="21" w:name="_4f1mdlm" w:colFirst="0" w:colLast="0"/>
-      <w:bookmarkEnd w:id="21"/>
+      <w:bookmarkStart w:id="14" w:name="_4f1mdlm" w:colFirst="0" w:colLast="0"/>
+      <w:bookmarkEnd w:id="14"/>
       <w:r>
         <w:lastRenderedPageBreak/>
         <w:t>Referências</w:t>
@@ -3654,7 +3489,7 @@
           <w:highlight w:val="yellow"/>
         </w:rPr>
       </w:pPr>
-      <w:commentRangeStart w:id="22"/>
+      <w:commentRangeStart w:id="15"/>
       <w:r>
         <w:rPr>
           <w:highlight w:val="yellow"/>
@@ -3699,9 +3534,9 @@
         </w:rPr>
         <w:t>. Caderno de Educação.</w:t>
       </w:r>
-      <w:commentRangeEnd w:id="22"/>
-      <w:r>
-        <w:commentReference w:id="22"/>
+      <w:commentRangeEnd w:id="15"/>
+      <w:r>
+        <w:commentReference w:id="15"/>
       </w:r>
     </w:p>
     <w:p/>
@@ -3726,11 +3561,12 @@
     <w:sectPr>
       <w:headerReference w:type="default" r:id="rId17"/>
       <w:footerReference w:type="default" r:id="rId18"/>
-      <w:pgSz w:w="11906" w:h="16838"/>
+      <w:pgSz w:w="11906" w:h="16838" w:code="9"/>
       <w:pgMar w:top="1701" w:right="1134" w:bottom="1134" w:left="1701" w:header="709" w:footer="709" w:gutter="0"/>
       <w:pgNumType w:start="1"/>
       <w:cols w:space="720"/>
       <w:titlePg/>
+      <w:docGrid w:linePitch="326"/>
     </w:sectPr>
   </w:body>
 </w:document>
@@ -3738,7 +3574,7 @@
 
 <file path=word/comments.xml><?xml version="1.0" encoding="utf-8"?>
 <w:comments xmlns:wpc="http://schemas.microsoft.com/office/word/2010/wordprocessingCanvas" xmlns:cx="http://schemas.microsoft.com/office/drawing/2014/chartex" xmlns:cx1="http://schemas.microsoft.com/office/drawing/2015/9/8/chartex" xmlns:cx2="http://schemas.microsoft.com/office/drawing/2015/10/21/chartex" xmlns:cx3="http://schemas.microsoft.com/office/drawing/2016/5/9/chartex" xmlns:cx4="http://schemas.microsoft.com/office/drawing/2016/5/10/chartex" xmlns:cx5="http://schemas.microsoft.com/office/drawing/2016/5/11/chartex" xmlns:cx6="http://schemas.microsoft.com/office/drawing/2016/5/12/chartex" xmlns:cx7="http://schemas.microsoft.com/office/drawing/2016/5/13/chartex" xmlns:cx8="http://schemas.microsoft.com/office/drawing/2016/5/14/chartex" xmlns:mc="http://schemas.openxmlformats.org/markup-compatibility/2006" xmlns:aink="http://schemas.microsoft.com/office/drawing/2016/ink" xmlns:am3d="http://schemas.microsoft.com/office/drawing/2017/model3d" xmlns:o="urn:schemas-microsoft-com:office:office" xmlns:oel="http://schemas.microsoft.com/office/2019/extlst" xmlns:r="http://schemas.openxmlformats.org/officeDocument/2006/relationships" xmlns:m="http://schemas.openxmlformats.org/officeDocument/2006/math" xmlns:v="urn:schemas-microsoft-com:vml" xmlns:wp14="http://schemas.microsoft.com/office/word/2010/wordprocessingDrawing" xmlns:wp="http://schemas.openxmlformats.org/drawingml/2006/wordprocessingDrawing" xmlns:w10="urn:schemas-microsoft-com:office:word" xmlns:w="http://schemas.openxmlformats.org/wordprocessingml/2006/main" xmlns:w14="http://schemas.microsoft.com/office/word/2010/wordml" xmlns:w15="http://schemas.microsoft.com/office/word/2012/wordml" xmlns:w16cex="http://schemas.microsoft.com/office/word/2018/wordml/cex" xmlns:w16cid="http://schemas.microsoft.com/office/word/2016/wordml/cid" xmlns:w16="http://schemas.microsoft.com/office/word/2018/wordml" xmlns:w16du="http://schemas.microsoft.com/office/word/2023/wordml/word16du" xmlns:w16sdtdh="http://schemas.microsoft.com/office/word/2020/wordml/sdtdatahash" xmlns:w16sdtfl="http://schemas.microsoft.com/office/word/2024/wordml/sdtformatlock" xmlns:w16se="http://schemas.microsoft.com/office/word/2015/wordml/symex" xmlns:wpg="http://schemas.microsoft.com/office/word/2010/wordprocessingGroup" xmlns:wpi="http://schemas.microsoft.com/office/word/2010/wordprocessingInk" xmlns:wne="http://schemas.microsoft.com/office/word/2006/wordml" xmlns:wps="http://schemas.microsoft.com/office/word/2010/wordprocessingShape" mc:Ignorable="w14 w15 w16se w16cid w16 w16cex w16sdtdh w16sdtfl w16du wp14">
-  <w:comment w:id="22" w:author="Matheus Marinho" w:date="2024-09-13T15:20:00Z" w:initials="">
+  <w:comment w:id="15" w:author="Matheus Marinho" w:date="2024-09-13T15:20:00Z" w:initials="">
     <w:p>
       <w:pPr>
         <w:widowControl w:val="0"/>
@@ -4981,6 +4817,7 @@
     <w:name w:val="heading 3"/>
     <w:basedOn w:val="Normal"/>
     <w:next w:val="Normal"/>
+    <w:link w:val="Ttulo3Char"/>
     <w:uiPriority w:val="9"/>
     <w:unhideWhenUsed/>
     <w:qFormat/>
@@ -5044,7 +4881,6 @@
   <w:style w:type="character" w:default="1" w:styleId="Fontepargpadro">
     <w:name w:val="Default Paragraph Font"/>
     <w:uiPriority w:val="1"/>
-    <w:semiHidden/>
     <w:unhideWhenUsed/>
   </w:style>
   <w:style w:type="table" w:default="1" w:styleId="Tabelanormal">
@@ -5174,6 +5010,60 @@
     <w:rPr>
       <w:sz w:val="16"/>
       <w:szCs w:val="16"/>
+    </w:rPr>
+  </w:style>
+  <w:style w:type="paragraph" w:styleId="Cabealho">
+    <w:name w:val="header"/>
+    <w:basedOn w:val="Normal"/>
+    <w:link w:val="CabealhoChar"/>
+    <w:uiPriority w:val="99"/>
+    <w:unhideWhenUsed/>
+    <w:rsid w:val="0079378D"/>
+    <w:pPr>
+      <w:tabs>
+        <w:tab w:val="center" w:pos="4513"/>
+        <w:tab w:val="right" w:pos="9026"/>
+      </w:tabs>
+      <w:spacing w:line="240" w:lineRule="auto"/>
+    </w:pPr>
+  </w:style>
+  <w:style w:type="character" w:customStyle="1" w:styleId="CabealhoChar">
+    <w:name w:val="Cabeçalho Char"/>
+    <w:basedOn w:val="Fontepargpadro"/>
+    <w:link w:val="Cabealho"/>
+    <w:uiPriority w:val="99"/>
+    <w:rsid w:val="0079378D"/>
+  </w:style>
+  <w:style w:type="paragraph" w:styleId="Rodap">
+    <w:name w:val="footer"/>
+    <w:basedOn w:val="Normal"/>
+    <w:link w:val="RodapChar"/>
+    <w:uiPriority w:val="99"/>
+    <w:unhideWhenUsed/>
+    <w:rsid w:val="0079378D"/>
+    <w:pPr>
+      <w:tabs>
+        <w:tab w:val="center" w:pos="4513"/>
+        <w:tab w:val="right" w:pos="9026"/>
+      </w:tabs>
+      <w:spacing w:line="240" w:lineRule="auto"/>
+    </w:pPr>
+  </w:style>
+  <w:style w:type="character" w:customStyle="1" w:styleId="RodapChar">
+    <w:name w:val="Rodapé Char"/>
+    <w:basedOn w:val="Fontepargpadro"/>
+    <w:link w:val="Rodap"/>
+    <w:uiPriority w:val="99"/>
+    <w:rsid w:val="0079378D"/>
+  </w:style>
+  <w:style w:type="character" w:customStyle="1" w:styleId="Ttulo3Char">
+    <w:name w:val="Título 3 Char"/>
+    <w:basedOn w:val="Fontepargpadro"/>
+    <w:link w:val="Ttulo3"/>
+    <w:uiPriority w:val="9"/>
+    <w:rsid w:val="0079378D"/>
+    <w:rPr>
+      <w:b/>
     </w:rPr>
   </w:style>
 </w:styles>
@@ -5650,11 +5540,7 @@
 </file>
 
 <file path=customXml/item2.xml><?xml version="1.0" encoding="utf-8"?>
-<p:properties xmlns:p="http://schemas.microsoft.com/office/2006/metadata/properties" xmlns:xsi="http://www.w3.org/2001/XMLSchema-instance" xmlns:pc="http://schemas.microsoft.com/office/infopath/2007/PartnerControls">
-  <documentManagement>
-    <ReferenceId xmlns="72693111-766e-4328-b6fc-1a7b351bcf71" xsi:nil="true"/>
-  </documentManagement>
-</p:properties>
+<b:Sources xmlns:b="http://schemas.openxmlformats.org/officeDocument/2006/bibliography" xmlns="http://schemas.openxmlformats.org/officeDocument/2006/bibliography" SelectedStyle="\APASixthEditionOfficeOnline.xsl" StyleName="APA" Version="6"/>
 </file>
 
 <file path=customXml/item3.xml><?xml version="1.0" encoding="utf-8"?>
@@ -5667,7 +5553,11 @@
 </file>
 
 <file path=customXml/item4.xml><?xml version="1.0" encoding="utf-8"?>
-<b:Sources xmlns:b="http://schemas.openxmlformats.org/officeDocument/2006/bibliography" xmlns="http://schemas.openxmlformats.org/officeDocument/2006/bibliography" SelectedStyle="\APASixthEditionOfficeOnline.xsl" StyleName="APA" Version="6"/>
+<p:properties xmlns:p="http://schemas.microsoft.com/office/2006/metadata/properties" xmlns:xsi="http://www.w3.org/2001/XMLSchema-instance" xmlns:pc="http://schemas.microsoft.com/office/infopath/2007/PartnerControls">
+  <documentManagement>
+    <ReferenceId xmlns="72693111-766e-4328-b6fc-1a7b351bcf71" xsi:nil="true"/>
+  </documentManagement>
+</p:properties>
 </file>
 
 <file path=customXml/itemProps1.xml><?xml version="1.0" encoding="utf-8"?>
@@ -5689,11 +5579,9 @@
 </file>
 
 <file path=customXml/itemProps2.xml><?xml version="1.0" encoding="utf-8"?>
-<ds:datastoreItem xmlns:ds="http://schemas.openxmlformats.org/officeDocument/2006/customXml" ds:itemID="{7C6E3621-AF7A-484E-BF64-785F6AE57A5E}">
+<ds:datastoreItem xmlns:ds="http://schemas.openxmlformats.org/officeDocument/2006/customXml" ds:itemID="{7601D07F-4639-4DDE-A577-E45768830705}">
   <ds:schemaRefs>
-    <ds:schemaRef ds:uri="http://schemas.microsoft.com/office/2006/metadata/properties"/>
-    <ds:schemaRef ds:uri="http://schemas.microsoft.com/office/infopath/2007/PartnerControls"/>
-    <ds:schemaRef ds:uri="72693111-766e-4328-b6fc-1a7b351bcf71"/>
+    <ds:schemaRef ds:uri="http://schemas.openxmlformats.org/officeDocument/2006/bibliography"/>
   </ds:schemaRefs>
 </ds:datastoreItem>
 </file>
@@ -5707,9 +5595,11 @@
 </file>
 
 <file path=customXml/itemProps4.xml><?xml version="1.0" encoding="utf-8"?>
-<ds:datastoreItem xmlns:ds="http://schemas.openxmlformats.org/officeDocument/2006/customXml" ds:itemID="{7601D07F-4639-4DDE-A577-E45768830705}">
+<ds:datastoreItem xmlns:ds="http://schemas.openxmlformats.org/officeDocument/2006/customXml" ds:itemID="{7C6E3621-AF7A-484E-BF64-785F6AE57A5E}">
   <ds:schemaRefs>
-    <ds:schemaRef ds:uri="http://schemas.openxmlformats.org/officeDocument/2006/bibliography"/>
+    <ds:schemaRef ds:uri="http://schemas.microsoft.com/office/2006/metadata/properties"/>
+    <ds:schemaRef ds:uri="http://schemas.microsoft.com/office/infopath/2007/PartnerControls"/>
+    <ds:schemaRef ds:uri="72693111-766e-4328-b6fc-1a7b351bcf71"/>
   </ds:schemaRefs>
 </ds:datastoreItem>
 </file>
--- a/Documentação/Monografia_FATEC_MEETS_Colin.docx
+++ b/Documentação/Monografia_FATEC_MEETS_Colin.docx
@@ -9,6 +9,8 @@
           <w:b/>
         </w:rPr>
       </w:pPr>
+      <w:bookmarkStart w:id="0" w:name="_Hlk199194614"/>
+      <w:bookmarkEnd w:id="0"/>
       <w:r>
         <w:rPr>
           <w:b/>
@@ -53,6 +55,7 @@
     <w:p/>
     <w:p/>
     <w:p/>
+    <w:p/>
     <w:p>
       <w:pPr>
         <w:jc w:val="center"/>
@@ -78,7 +81,7 @@
         <w:rPr>
           <w:b/>
         </w:rPr>
-        <w:t>MARCOS VINICIUS TEIXEIRA DO PRADO</w:t>
+        <w:t>MATHEUS ALBUQUERQUE MARINHO</w:t>
       </w:r>
     </w:p>
     <w:p>
@@ -92,36 +95,15 @@
         <w:rPr>
           <w:b/>
         </w:rPr>
-        <w:t>MATHEUS ALBUQUERQUE MARINHO</w:t>
-      </w:r>
-    </w:p>
-    <w:p>
-      <w:pPr>
-        <w:jc w:val="center"/>
+        <w:t>NICOLAS FELIPE DE CARVALHO</w:t>
+      </w:r>
+    </w:p>
+    <w:p>
+      <w:pPr>
         <w:rPr>
           <w:b/>
         </w:rPr>
       </w:pPr>
-      <w:r>
-        <w:rPr>
-          <w:b/>
-        </w:rPr>
-        <w:t>NICOLAS FELIPE DE CARVALHO</w:t>
-      </w:r>
-    </w:p>
-    <w:p>
-      <w:pPr>
-        <w:jc w:val="center"/>
-        <w:rPr>
-          <w:b/>
-        </w:rPr>
-      </w:pPr>
-      <w:r>
-        <w:rPr>
-          <w:b/>
-        </w:rPr>
-        <w:t>LEONARDO RODRIGO OLIVEIRA PEREIRA</w:t>
-      </w:r>
     </w:p>
     <w:p/>
     <w:p/>
@@ -256,7 +238,7 @@
         <w:rPr>
           <w:b/>
         </w:rPr>
-        <w:t>MARCOS VINICIUS TEIXEIRA DO PRADO</w:t>
+        <w:t>MATHEUS ALBUQUERQUE MARINHO</w:t>
       </w:r>
     </w:p>
     <w:p>
@@ -270,7 +252,7 @@
         <w:rPr>
           <w:b/>
         </w:rPr>
-        <w:t>MATHEUS ALBUQUERQUE MARINHO</w:t>
+        <w:t>NICOLAS FELIPE DE CARVALHO</w:t>
       </w:r>
     </w:p>
     <w:p>
@@ -280,26 +262,14 @@
           <w:b/>
         </w:rPr>
       </w:pPr>
-      <w:r>
+    </w:p>
+    <w:p>
+      <w:pPr>
+        <w:jc w:val="center"/>
         <w:rPr>
           <w:b/>
         </w:rPr>
-        <w:t>NICOLAS FELIPE DE CARVALHO</w:t>
-      </w:r>
-    </w:p>
-    <w:p>
-      <w:pPr>
-        <w:jc w:val="center"/>
-        <w:rPr>
-          <w:b/>
-        </w:rPr>
-      </w:pPr>
-      <w:r>
-        <w:rPr>
-          <w:b/>
-        </w:rPr>
-        <w:t>LEONARDO RODRIGO OLIVEIRA PEREIRA</w:t>
-      </w:r>
+      </w:pPr>
     </w:p>
     <w:p>
       <w:pPr>
@@ -558,8 +528,8 @@
           <w:highlight w:val="white"/>
         </w:rPr>
       </w:pPr>
-      <w:bookmarkStart w:id="0" w:name="_30j0zll" w:colFirst="0" w:colLast="0"/>
-      <w:bookmarkEnd w:id="0"/>
+      <w:bookmarkStart w:id="1" w:name="_30j0zll" w:colFirst="0" w:colLast="0"/>
+      <w:bookmarkEnd w:id="1"/>
     </w:p>
     <w:p>
       <w:pPr>
@@ -796,8 +766,8 @@
           <w:lang w:val="en-US"/>
         </w:rPr>
       </w:pPr>
-      <w:bookmarkStart w:id="1" w:name="_3znysh7" w:colFirst="0" w:colLast="0"/>
-      <w:bookmarkEnd w:id="1"/>
+      <w:bookmarkStart w:id="2" w:name="_3znysh7" w:colFirst="0" w:colLast="0"/>
+      <w:bookmarkEnd w:id="2"/>
       <w:r>
         <w:rPr>
           <w:rFonts w:ascii="system-ui" w:eastAsia="system-ui" w:hAnsi="system-ui" w:cs="system-ui"/>
@@ -908,8 +878,8 @@
           <w:szCs w:val="24"/>
         </w:rPr>
       </w:pPr>
-      <w:bookmarkStart w:id="2" w:name="_2s8eyo1" w:colFirst="0" w:colLast="0"/>
-      <w:bookmarkEnd w:id="2"/>
+      <w:bookmarkStart w:id="3" w:name="_2s8eyo1" w:colFirst="0" w:colLast="0"/>
+      <w:bookmarkEnd w:id="3"/>
       <w:r>
         <w:rPr>
           <w:sz w:val="24"/>
@@ -993,7 +963,7 @@
     <w:p>
       <w:r>
         <w:pict w14:anchorId="6B566988">
-          <v:rect id="_x0000_i1025" style="width:0;height:1.5pt" o:hralign="center" o:hrstd="t" o:hr="t" fillcolor="#a0a0a0" stroked="f"/>
+          <v:rect id="_x0000_i1030" style="width:0;height:1.5pt" o:hralign="center" o:hrstd="t" o:hr="t" fillcolor="#a0a0a0" stroked="f"/>
         </w:pict>
       </w:r>
     </w:p>
@@ -1014,8 +984,8 @@
           <w:numId w:val="4"/>
         </w:numPr>
       </w:pPr>
-      <w:bookmarkStart w:id="3" w:name="_17dp8vu" w:colFirst="0" w:colLast="0"/>
-      <w:bookmarkEnd w:id="3"/>
+      <w:bookmarkStart w:id="4" w:name="_17dp8vu" w:colFirst="0" w:colLast="0"/>
+      <w:bookmarkEnd w:id="4"/>
       <w:r>
         <w:lastRenderedPageBreak/>
         <w:t>PROBLEMA</w:t>
@@ -1075,8 +1045,8 @@
         <w:pStyle w:val="Ttulo1"/>
         <w:ind w:left="0" w:firstLine="0"/>
       </w:pPr>
-      <w:bookmarkStart w:id="4" w:name="_44sinio" w:colFirst="0" w:colLast="0"/>
-      <w:bookmarkEnd w:id="4"/>
+      <w:bookmarkStart w:id="5" w:name="_44sinio" w:colFirst="0" w:colLast="0"/>
+      <w:bookmarkEnd w:id="5"/>
       <w:r>
         <w:lastRenderedPageBreak/>
         <w:t>SOLUÇÃO PROPOSTA</w:t>
@@ -1086,8 +1056,8 @@
       <w:pPr>
         <w:ind w:firstLine="900"/>
       </w:pPr>
-      <w:bookmarkStart w:id="5" w:name="_2jxsxqh" w:colFirst="0" w:colLast="0"/>
-      <w:bookmarkEnd w:id="5"/>
+      <w:bookmarkStart w:id="6" w:name="_2jxsxqh" w:colFirst="0" w:colLast="0"/>
+      <w:bookmarkEnd w:id="6"/>
       <w:r>
         <w:t xml:space="preserve">Tendo em vista esse crescimento, com o intuito de centralizar o acesso a esses grupos, </w:t>
       </w:r>
@@ -1104,8 +1074,8 @@
       <w:pPr>
         <w:pStyle w:val="Ttulo2"/>
       </w:pPr>
-      <w:bookmarkStart w:id="6" w:name="_2xcytpi" w:colFirst="0" w:colLast="0"/>
-      <w:bookmarkEnd w:id="6"/>
+      <w:bookmarkStart w:id="7" w:name="_2xcytpi" w:colFirst="0" w:colLast="0"/>
+      <w:bookmarkEnd w:id="7"/>
       <w:r>
         <w:t>Requisitos Funcionais</w:t>
       </w:r>
@@ -1571,8 +1541,8 @@
         <w:pStyle w:val="Ttulo2"/>
         <w:ind w:left="0" w:firstLine="0"/>
       </w:pPr>
-      <w:bookmarkStart w:id="7" w:name="_1ci93xb" w:colFirst="0" w:colLast="0"/>
-      <w:bookmarkEnd w:id="7"/>
+      <w:bookmarkStart w:id="8" w:name="_1ci93xb" w:colFirst="0" w:colLast="0"/>
+      <w:bookmarkEnd w:id="8"/>
       <w:r>
         <w:t>Requisitos Não Funcionais</w:t>
       </w:r>
@@ -2274,8 +2244,8 @@
       <w:pPr>
         <w:pStyle w:val="Ttulo2"/>
       </w:pPr>
-      <w:bookmarkStart w:id="8" w:name="_3whwml4" w:colFirst="0" w:colLast="0"/>
-      <w:bookmarkEnd w:id="8"/>
+      <w:bookmarkStart w:id="9" w:name="_3whwml4" w:colFirst="0" w:colLast="0"/>
+      <w:bookmarkEnd w:id="9"/>
       <w:r>
         <w:t>Regras de Negócio</w:t>
       </w:r>
@@ -2523,39 +2493,35 @@
       <w:pPr>
         <w:pStyle w:val="Ttulo2"/>
       </w:pPr>
-      <w:bookmarkStart w:id="9" w:name="_49x2ik5" w:colFirst="0" w:colLast="0"/>
-      <w:bookmarkEnd w:id="9"/>
+      <w:bookmarkStart w:id="10" w:name="_49x2ik5" w:colFirst="0" w:colLast="0"/>
+      <w:bookmarkEnd w:id="10"/>
       <w:r>
         <w:lastRenderedPageBreak/>
         <w:t>Diagrama de Casos de Uso do Sistema</w:t>
       </w:r>
     </w:p>
     <w:p>
-      <w:pPr>
-        <w:pStyle w:val="Ttulo3"/>
-      </w:pPr>
-      <w:bookmarkStart w:id="10" w:name="_70gcvvvlig5e" w:colFirst="0" w:colLast="0"/>
-      <w:bookmarkEnd w:id="10"/>
       <w:r>
         <w:rPr>
           <w:noProof/>
         </w:rPr>
         <w:drawing>
-          <wp:inline distT="114300" distB="114300" distL="114300" distR="114300" wp14:anchorId="6D1B839C" wp14:editId="5394E597">
-            <wp:extent cx="5759775" cy="4292600"/>
+          <wp:inline distT="0" distB="0" distL="0" distR="0" wp14:anchorId="3275CDDF" wp14:editId="7D25463D">
+            <wp:extent cx="5760085" cy="4579620"/>
             <wp:effectExtent l="0" t="0" r="0" b="0"/>
-            <wp:docPr id="6" name="image2.png"/>
-            <wp:cNvGraphicFramePr/>
+            <wp:docPr id="935773948" name="Imagem 1"/>
+            <wp:cNvGraphicFramePr>
+              <a:graphicFrameLocks xmlns:a="http://schemas.openxmlformats.org/drawingml/2006/main" noChangeAspect="1"/>
+            </wp:cNvGraphicFramePr>
             <a:graphic xmlns:a="http://schemas.openxmlformats.org/drawingml/2006/main">
               <a:graphicData uri="http://schemas.openxmlformats.org/drawingml/2006/picture">
                 <pic:pic xmlns:pic="http://schemas.openxmlformats.org/drawingml/2006/picture">
                   <pic:nvPicPr>
-                    <pic:cNvPr id="0" name="image2.png"/>
-                    <pic:cNvPicPr preferRelativeResize="0"/>
+                    <pic:cNvPr id="935773948" name=""/>
+                    <pic:cNvPicPr/>
                   </pic:nvPicPr>
                   <pic:blipFill>
                     <a:blip r:embed="rId11"/>
-                    <a:srcRect/>
                     <a:stretch>
                       <a:fillRect/>
                     </a:stretch>
@@ -2563,12 +2529,11 @@
                   <pic:spPr>
                     <a:xfrm>
                       <a:off x="0" y="0"/>
-                      <a:ext cx="5759775" cy="4292600"/>
+                      <a:ext cx="5760085" cy="4579620"/>
                     </a:xfrm>
                     <a:prstGeom prst="rect">
                       <a:avLst/>
                     </a:prstGeom>
-                    <a:ln/>
                   </pic:spPr>
                 </pic:pic>
               </a:graphicData>
@@ -2577,291 +2542,5177 @@
         </w:drawing>
       </w:r>
     </w:p>
-    <w:p>
-      <w:pPr>
-        <w:pStyle w:val="Ttulo3"/>
-        <w:spacing w:before="180" w:after="180"/>
-        <w:ind w:left="0" w:firstLine="720"/>
-        <w:rPr>
-          <w:b w:val="0"/>
-        </w:rPr>
-      </w:pPr>
-      <w:r>
-        <w:rPr>
-          <w:b w:val="0"/>
-        </w:rPr>
-        <w:t xml:space="preserve">Este diagrama de caso de uso representa as interações principais no sistema </w:t>
-      </w:r>
-      <w:r>
-        <w:rPr>
-          <w:b w:val="0"/>
-        </w:rPr>
-        <w:t>FATEC MEETS</w:t>
-      </w:r>
-      <w:r>
-        <w:rPr>
-          <w:b w:val="0"/>
-        </w:rPr>
-        <w:t>, abordando os principais atores e funcionalidades. A seguir está a descrição detalhada de cada elemento:</w:t>
-      </w:r>
-    </w:p>
-    <w:p>
-      <w:pPr>
-        <w:pStyle w:val="Ttulo3"/>
-        <w:spacing w:before="280" w:after="80"/>
-        <w:rPr>
-          <w:b w:val="0"/>
-          <w:sz w:val="26"/>
-          <w:szCs w:val="26"/>
-        </w:rPr>
-      </w:pPr>
-      <w:bookmarkStart w:id="11" w:name="_3w276lx44bqc" w:colFirst="0" w:colLast="0"/>
-      <w:bookmarkEnd w:id="11"/>
-      <w:r>
-        <w:rPr>
-          <w:sz w:val="26"/>
-          <w:szCs w:val="26"/>
-        </w:rPr>
-        <w:t>Atores</w:t>
-      </w:r>
-      <w:r>
-        <w:rPr>
-          <w:b w:val="0"/>
-          <w:sz w:val="26"/>
-          <w:szCs w:val="26"/>
-        </w:rPr>
-        <w:t>:</w:t>
-      </w:r>
-    </w:p>
-    <w:p>
-      <w:pPr>
-        <w:pStyle w:val="Ttulo3"/>
-        <w:numPr>
-          <w:ilvl w:val="0"/>
-          <w:numId w:val="3"/>
-        </w:numPr>
-        <w:spacing w:before="180"/>
-        <w:ind w:firstLine="360"/>
-        <w:jc w:val="left"/>
-        <w:rPr>
-          <w:b w:val="0"/>
-        </w:rPr>
-      </w:pPr>
-      <w:r>
-        <w:rPr>
-          <w:b w:val="0"/>
-        </w:rPr>
-        <w:t>Usuário: Representa o aluno da Fatec, que é o principal usuário do sistema. Ele tem acesso às funcionalidades principais, como cadastro, realização de posts e criação de grupos.</w:t>
-      </w:r>
-    </w:p>
-    <w:p>
-      <w:pPr>
-        <w:pStyle w:val="Ttulo3"/>
-        <w:numPr>
-          <w:ilvl w:val="0"/>
-          <w:numId w:val="3"/>
-        </w:numPr>
-        <w:spacing w:before="0" w:after="180"/>
-        <w:ind w:firstLine="360"/>
-        <w:jc w:val="left"/>
-        <w:rPr>
-          <w:b w:val="0"/>
-        </w:rPr>
-      </w:pPr>
-      <w:r>
-        <w:rPr>
-          <w:b w:val="0"/>
-        </w:rPr>
-        <w:t>Administrador: Tem a função de monitorar o sistema, moderando posts e atribuindo conquistas aos usuários.</w:t>
-      </w:r>
-    </w:p>
-    <w:p>
-      <w:pPr>
-        <w:pStyle w:val="Ttulo3"/>
-        <w:spacing w:before="280" w:after="80"/>
-        <w:rPr>
-          <w:sz w:val="26"/>
-          <w:szCs w:val="26"/>
-        </w:rPr>
-      </w:pPr>
-      <w:bookmarkStart w:id="12" w:name="_42btcxkui9k3" w:colFirst="0" w:colLast="0"/>
-      <w:bookmarkEnd w:id="12"/>
-      <w:r>
-        <w:rPr>
-          <w:sz w:val="26"/>
-          <w:szCs w:val="26"/>
-        </w:rPr>
-        <w:t>Casos de Uso:</w:t>
-      </w:r>
-    </w:p>
-    <w:p>
-      <w:pPr>
-        <w:pStyle w:val="Ttulo3"/>
-        <w:numPr>
-          <w:ilvl w:val="0"/>
-          <w:numId w:val="1"/>
-        </w:numPr>
-        <w:spacing w:before="180"/>
-        <w:ind w:firstLine="360"/>
-        <w:jc w:val="left"/>
-        <w:rPr>
-          <w:b w:val="0"/>
-        </w:rPr>
-      </w:pPr>
-      <w:r>
-        <w:rPr>
-          <w:b w:val="0"/>
+    <w:p/>
+    <w:p>
+      <w:pPr>
+        <w:rPr>
+          <w:b/>
+          <w:bCs/>
+        </w:rPr>
+      </w:pPr>
+      <w:r>
+        <w:rPr>
+          <w:b/>
+          <w:bCs/>
+        </w:rPr>
+        <w:t>Atores:</w:t>
+      </w:r>
+    </w:p>
+    <w:p>
+      <w:pPr>
+        <w:ind w:firstLine="720"/>
+      </w:pPr>
+      <w:r>
+        <w:t xml:space="preserve">Os atores identificados no sistema Fatec </w:t>
+      </w:r>
+      <w:proofErr w:type="spellStart"/>
+      <w:r>
+        <w:t>Meets</w:t>
+      </w:r>
+      <w:proofErr w:type="spellEnd"/>
+      <w:r>
+        <w:t xml:space="preserve"> são o </w:t>
+      </w:r>
+      <w:r>
+        <w:rPr>
+          <w:b/>
+          <w:bCs/>
+        </w:rPr>
+        <w:t>Estudante</w:t>
+      </w:r>
+      <w:r>
+        <w:t xml:space="preserve"> e o </w:t>
+      </w:r>
+      <w:r>
+        <w:rPr>
+          <w:b/>
+          <w:bCs/>
+        </w:rPr>
+        <w:t>Corpo Docente</w:t>
+      </w:r>
+      <w:r>
+        <w:t>, sendo que este herda as funcionalidades do Estudante, ou seja, pode realizar todas as ações disponíveis para esse perfil, além de possuir permissões adicionais voltadas à moderação do sistema. O Estudante representa o usuário padrão, com acesso a funcionalidades voltadas à interação social, participação em eventos e gestão de perfil. Já o Corpo Docente, além dessas ações, também exerce um papel de moderação, podendo verificar denúncias feitas pelos usuários, excluir conteúdo considerados inadequados e aplicar penalidades por meio da dedução de pontuação, reforçando sua função de autoridade e controle dentro da plataforma.</w:t>
+      </w:r>
+    </w:p>
+    <w:p>
+      <w:pPr>
+        <w:rPr>
+          <w:b/>
+          <w:bCs/>
+        </w:rPr>
+      </w:pPr>
+      <w:r>
+        <w:rPr>
+          <w:b/>
+          <w:bCs/>
         </w:rPr>
         <w:lastRenderedPageBreak/>
-        <w:t>Manter conta: Gerenciamento de conta feito, tanto pelo usuário, quanto pelo administrador.</w:t>
-      </w:r>
-    </w:p>
-    <w:p>
-      <w:pPr>
-        <w:pStyle w:val="Ttulo3"/>
-        <w:numPr>
-          <w:ilvl w:val="0"/>
-          <w:numId w:val="1"/>
-        </w:numPr>
-        <w:spacing w:before="0"/>
-        <w:ind w:firstLine="360"/>
-        <w:jc w:val="left"/>
-        <w:rPr>
-          <w:b w:val="0"/>
-        </w:rPr>
-      </w:pPr>
-      <w:r>
-        <w:rPr>
-          <w:b w:val="0"/>
-        </w:rPr>
-        <w:t xml:space="preserve">Gerenciar Posts / </w:t>
+        <w:t>Descrição dos casos de uso:</w:t>
+      </w:r>
+    </w:p>
+    <w:p>
+      <w:pPr>
+        <w:ind w:firstLine="720"/>
+      </w:pPr>
+      <w:r>
+        <w:t xml:space="preserve">Os casos de uso estão organizados em torno de funcionalidades principais como autenticação, interação com conteúdo, participação em eventos e controle de reputação. O Estudante pode realizar o cadastro, efetuar login, visualizar e editar seu perfil, acessar o feed, curtir e comentar postagens, interagir com enquetes, visualizar eventos, confirmar presença e criar novos eventos. Essas interações alimentam o log de atividades, que posteriormente pode ser convertido em pontuação e exibido no perfil do usuário. O Corpo Docente, além dessas funções, tem acesso a casos de uso específicos de moderação, como denunciar postagens, verificar denúncias, excluir </w:t>
       </w:r>
       <w:proofErr w:type="spellStart"/>
       <w:r>
-        <w:rPr>
-          <w:b w:val="0"/>
-        </w:rPr>
-        <w:t>Meets</w:t>
+        <w:t>conteúdos</w:t>
       </w:r>
       <w:proofErr w:type="spellEnd"/>
       <w:r>
-        <w:rPr>
-          <w:b w:val="0"/>
-        </w:rPr>
-        <w:t>: Aqui o usuário pode manter cada caso de uso.</w:t>
-      </w:r>
-    </w:p>
-    <w:p>
-      <w:pPr>
-        <w:pStyle w:val="Ttulo3"/>
-        <w:numPr>
-          <w:ilvl w:val="0"/>
-          <w:numId w:val="1"/>
-        </w:numPr>
-        <w:spacing w:before="0"/>
-        <w:ind w:firstLine="360"/>
-        <w:jc w:val="left"/>
-      </w:pPr>
-      <w:bookmarkStart w:id="13" w:name="_j70r9e2q1q" w:colFirst="0" w:colLast="0"/>
-      <w:bookmarkEnd w:id="13"/>
-      <w:r>
-        <w:rPr>
-          <w:b w:val="0"/>
-        </w:rPr>
-        <w:t xml:space="preserve">Atribuir Conquistas: O sistema atribui conquistas aos usuários quando estes realizam postagens ou criam </w:t>
-      </w:r>
-      <w:proofErr w:type="spellStart"/>
-      <w:r>
-        <w:rPr>
-          <w:b w:val="0"/>
-        </w:rPr>
-        <w:t>meets</w:t>
-      </w:r>
-      <w:proofErr w:type="spellEnd"/>
-      <w:r>
-        <w:rPr>
-          <w:b w:val="0"/>
-        </w:rPr>
-        <w:t xml:space="preserve"> / grupos.</w:t>
-      </w:r>
-    </w:p>
-    <w:p>
-      <w:pPr>
-        <w:pStyle w:val="Ttulo3"/>
-        <w:numPr>
-          <w:ilvl w:val="0"/>
-          <w:numId w:val="1"/>
-        </w:numPr>
-        <w:spacing w:before="0"/>
-        <w:ind w:firstLine="360"/>
-        <w:jc w:val="left"/>
-        <w:rPr>
-          <w:b w:val="0"/>
-        </w:rPr>
-      </w:pPr>
-      <w:r>
-        <w:rPr>
-          <w:b w:val="0"/>
-        </w:rPr>
-        <w:t>Monitorar Posts: O administrador monitora e modera os posts criados pelos usuários, garantindo que o conteúdo publicado esteja em conformidade com as regras da plataforma.</w:t>
-      </w:r>
-    </w:p>
-    <w:p>
-      <w:pPr>
-        <w:pStyle w:val="Ttulo3"/>
-        <w:numPr>
-          <w:ilvl w:val="0"/>
-          <w:numId w:val="1"/>
-        </w:numPr>
-        <w:spacing w:before="0" w:after="180"/>
-        <w:ind w:firstLine="360"/>
-        <w:jc w:val="left"/>
-        <w:rPr>
-          <w:b w:val="0"/>
-        </w:rPr>
-      </w:pPr>
-      <w:r>
-        <w:rPr>
-          <w:b w:val="0"/>
-        </w:rPr>
-        <w:t>Denunciar Posts: O usuário pode denunciar uma postagem que não esteja em conformidade com as regras da plataforma.</w:t>
-      </w:r>
-    </w:p>
-    <w:p>
-      <w:pPr>
-        <w:pStyle w:val="Ttulo3"/>
-        <w:spacing w:before="280" w:after="80"/>
-        <w:rPr>
-          <w:sz w:val="26"/>
-          <w:szCs w:val="26"/>
-        </w:rPr>
-      </w:pPr>
-      <w:bookmarkStart w:id="14" w:name="_111ih0ddc6a4" w:colFirst="0" w:colLast="0"/>
-      <w:bookmarkEnd w:id="14"/>
-      <w:r>
-        <w:rPr>
-          <w:sz w:val="26"/>
-          <w:szCs w:val="26"/>
+        <w:t xml:space="preserve"> e deduzir pontuação de usuários que violarem as diretrizes. A estrutura do diagrama utiliza os relacionamentos &lt;&gt; e &lt;&gt; para organizar essas ações de forma modular, representando dependências e extensões condicionais entre os casos de uso.</w:t>
+      </w:r>
+    </w:p>
+    <w:p>
+      <w:pPr>
+        <w:rPr>
+          <w:b/>
+          <w:bCs/>
+        </w:rPr>
+      </w:pPr>
+      <w:r>
+        <w:rPr>
+          <w:b/>
+          <w:bCs/>
         </w:rPr>
         <w:t>Fluxo Geral:</w:t>
       </w:r>
     </w:p>
+    <w:p>
+      <w:pPr>
+        <w:ind w:firstLine="720"/>
+      </w:pPr>
+      <w:r>
+        <w:t>O fluxo geral do sistema inicia com o cadastro e login do usuário, passos obrigatórios para acessar as demais funcionalidades. Uma vez autenticado, o Estudante pode navegar pelas áreas sociais e acadêmicas do sistema, interagindo com postagens, enquetes e eventos, o que gera registros no log de atividades. Esse log é utilizado para calcular a pontuação do usuário, promovendo um sistema de reconhecimento baseado em participação. O Corpo Docente acompanha essas interações com a responsabilidade de manter o ambiente saudável, atuando sobre denúncias recebidas e aplicando medidas corretivas. A modelagem com os relacionamentos apropriados entre os casos de uso garante a fluidez das operações e o controle necessário para o bom funcionamento da plataforma.</w:t>
+      </w:r>
+    </w:p>
+    <w:p/>
+    <w:p>
+      <w:r>
+        <w:t>UC08 - Realizar Cadastro</w:t>
+      </w:r>
+    </w:p>
+    <w:tbl>
+      <w:tblPr>
+        <w:tblStyle w:val="TabeladeGrade4-nfase1"/>
+        <w:tblW w:w="0" w:type="auto"/>
+        <w:tblLook w:val="04A0" w:firstRow="1" w:lastRow="0" w:firstColumn="1" w:lastColumn="0" w:noHBand="0" w:noVBand="1"/>
+      </w:tblPr>
+      <w:tblGrid>
+        <w:gridCol w:w="2765"/>
+        <w:gridCol w:w="6296"/>
+      </w:tblGrid>
+      <w:tr>
+        <w:trPr>
+          <w:cnfStyle w:val="100000000000" w:firstRow="1" w:lastRow="0" w:firstColumn="0" w:lastColumn="0" w:oddVBand="0" w:evenVBand="0" w:oddHBand="0" w:evenHBand="0" w:firstRowFirstColumn="0" w:firstRowLastColumn="0" w:lastRowFirstColumn="0" w:lastRowLastColumn="0"/>
+        </w:trPr>
+        <w:tc>
+          <w:tcPr>
+            <w:cnfStyle w:val="001000000000" w:firstRow="0" w:lastRow="0" w:firstColumn="1" w:lastColumn="0" w:oddVBand="0" w:evenVBand="0" w:oddHBand="0" w:evenHBand="0" w:firstRowFirstColumn="0" w:firstRowLastColumn="0" w:lastRowFirstColumn="0" w:lastRowLastColumn="0"/>
+            <w:tcW w:w="0" w:type="auto"/>
+            <w:hideMark/>
+          </w:tcPr>
+          <w:p>
+            <w:pPr>
+              <w:spacing w:line="360" w:lineRule="auto"/>
+            </w:pPr>
+            <w:r>
+              <w:t>Campo</w:t>
+            </w:r>
+          </w:p>
+        </w:tc>
+        <w:tc>
+          <w:tcPr>
+            <w:tcW w:w="0" w:type="auto"/>
+            <w:hideMark/>
+          </w:tcPr>
+          <w:p>
+            <w:pPr>
+              <w:spacing w:line="360" w:lineRule="auto"/>
+              <w:cnfStyle w:val="100000000000" w:firstRow="1" w:lastRow="0" w:firstColumn="0" w:lastColumn="0" w:oddVBand="0" w:evenVBand="0" w:oddHBand="0" w:evenHBand="0" w:firstRowFirstColumn="0" w:firstRowLastColumn="0" w:lastRowFirstColumn="0" w:lastRowLastColumn="0"/>
+            </w:pPr>
+            <w:r>
+              <w:t>Descrição</w:t>
+            </w:r>
+          </w:p>
+        </w:tc>
+      </w:tr>
+      <w:tr>
+        <w:trPr>
+          <w:cnfStyle w:val="000000100000" w:firstRow="0" w:lastRow="0" w:firstColumn="0" w:lastColumn="0" w:oddVBand="0" w:evenVBand="0" w:oddHBand="1" w:evenHBand="0" w:firstRowFirstColumn="0" w:firstRowLastColumn="0" w:lastRowFirstColumn="0" w:lastRowLastColumn="0"/>
+        </w:trPr>
+        <w:tc>
+          <w:tcPr>
+            <w:cnfStyle w:val="001000000000" w:firstRow="0" w:lastRow="0" w:firstColumn="1" w:lastColumn="0" w:oddVBand="0" w:evenVBand="0" w:oddHBand="0" w:evenHBand="0" w:firstRowFirstColumn="0" w:firstRowLastColumn="0" w:lastRowFirstColumn="0" w:lastRowLastColumn="0"/>
+            <w:tcW w:w="0" w:type="auto"/>
+            <w:hideMark/>
+          </w:tcPr>
+          <w:p>
+            <w:pPr>
+              <w:spacing w:line="360" w:lineRule="auto"/>
+            </w:pPr>
+            <w:r>
+              <w:t>Ator Principal</w:t>
+            </w:r>
+          </w:p>
+        </w:tc>
+        <w:tc>
+          <w:tcPr>
+            <w:tcW w:w="0" w:type="auto"/>
+            <w:hideMark/>
+          </w:tcPr>
+          <w:p>
+            <w:pPr>
+              <w:spacing w:line="360" w:lineRule="auto"/>
+              <w:cnfStyle w:val="000000100000" w:firstRow="0" w:lastRow="0" w:firstColumn="0" w:lastColumn="0" w:oddVBand="0" w:evenVBand="0" w:oddHBand="1" w:evenHBand="0" w:firstRowFirstColumn="0" w:firstRowLastColumn="0" w:lastRowFirstColumn="0" w:lastRowLastColumn="0"/>
+            </w:pPr>
+            <w:r>
+              <w:t>Estudante</w:t>
+            </w:r>
+          </w:p>
+        </w:tc>
+      </w:tr>
+      <w:tr>
+        <w:tc>
+          <w:tcPr>
+            <w:cnfStyle w:val="001000000000" w:firstRow="0" w:lastRow="0" w:firstColumn="1" w:lastColumn="0" w:oddVBand="0" w:evenVBand="0" w:oddHBand="0" w:evenHBand="0" w:firstRowFirstColumn="0" w:firstRowLastColumn="0" w:lastRowFirstColumn="0" w:lastRowLastColumn="0"/>
+            <w:tcW w:w="0" w:type="auto"/>
+            <w:hideMark/>
+          </w:tcPr>
+          <w:p>
+            <w:pPr>
+              <w:spacing w:line="360" w:lineRule="auto"/>
+            </w:pPr>
+            <w:r>
+              <w:t>Atores Secundários</w:t>
+            </w:r>
+          </w:p>
+        </w:tc>
+        <w:tc>
+          <w:tcPr>
+            <w:tcW w:w="0" w:type="auto"/>
+            <w:hideMark/>
+          </w:tcPr>
+          <w:p>
+            <w:pPr>
+              <w:spacing w:line="360" w:lineRule="auto"/>
+              <w:cnfStyle w:val="000000000000" w:firstRow="0" w:lastRow="0" w:firstColumn="0" w:lastColumn="0" w:oddVBand="0" w:evenVBand="0" w:oddHBand="0" w:evenHBand="0" w:firstRowFirstColumn="0" w:firstRowLastColumn="0" w:lastRowFirstColumn="0" w:lastRowLastColumn="0"/>
+            </w:pPr>
+            <w:r>
+              <w:t>Corpo Docente</w:t>
+            </w:r>
+          </w:p>
+        </w:tc>
+      </w:tr>
+      <w:tr>
+        <w:trPr>
+          <w:cnfStyle w:val="000000100000" w:firstRow="0" w:lastRow="0" w:firstColumn="0" w:lastColumn="0" w:oddVBand="0" w:evenVBand="0" w:oddHBand="1" w:evenHBand="0" w:firstRowFirstColumn="0" w:firstRowLastColumn="0" w:lastRowFirstColumn="0" w:lastRowLastColumn="0"/>
+        </w:trPr>
+        <w:tc>
+          <w:tcPr>
+            <w:cnfStyle w:val="001000000000" w:firstRow="0" w:lastRow="0" w:firstColumn="1" w:lastColumn="0" w:oddVBand="0" w:evenVBand="0" w:oddHBand="0" w:evenHBand="0" w:firstRowFirstColumn="0" w:firstRowLastColumn="0" w:lastRowFirstColumn="0" w:lastRowLastColumn="0"/>
+            <w:tcW w:w="0" w:type="auto"/>
+            <w:hideMark/>
+          </w:tcPr>
+          <w:p>
+            <w:pPr>
+              <w:spacing w:line="360" w:lineRule="auto"/>
+            </w:pPr>
+            <w:r>
+              <w:lastRenderedPageBreak/>
+              <w:t>Resumo</w:t>
+            </w:r>
+          </w:p>
+        </w:tc>
+        <w:tc>
+          <w:tcPr>
+            <w:tcW w:w="0" w:type="auto"/>
+            <w:hideMark/>
+          </w:tcPr>
+          <w:p>
+            <w:pPr>
+              <w:spacing w:line="360" w:lineRule="auto"/>
+              <w:cnfStyle w:val="000000100000" w:firstRow="0" w:lastRow="0" w:firstColumn="0" w:lastColumn="0" w:oddVBand="0" w:evenVBand="0" w:oddHBand="1" w:evenHBand="0" w:firstRowFirstColumn="0" w:firstRowLastColumn="0" w:lastRowFirstColumn="0" w:lastRowLastColumn="0"/>
+            </w:pPr>
+            <w:r>
+              <w:t>Permite que o estudante realize seu cadastro na plataforma, preenchendo e enviando os dados necessários.</w:t>
+            </w:r>
+          </w:p>
+        </w:tc>
+      </w:tr>
+      <w:tr>
+        <w:tc>
+          <w:tcPr>
+            <w:cnfStyle w:val="001000000000" w:firstRow="0" w:lastRow="0" w:firstColumn="1" w:lastColumn="0" w:oddVBand="0" w:evenVBand="0" w:oddHBand="0" w:evenHBand="0" w:firstRowFirstColumn="0" w:firstRowLastColumn="0" w:lastRowFirstColumn="0" w:lastRowLastColumn="0"/>
+            <w:tcW w:w="0" w:type="auto"/>
+            <w:hideMark/>
+          </w:tcPr>
+          <w:p>
+            <w:pPr>
+              <w:spacing w:line="360" w:lineRule="auto"/>
+            </w:pPr>
+            <w:r>
+              <w:t>Pré-condições</w:t>
+            </w:r>
+          </w:p>
+        </w:tc>
+        <w:tc>
+          <w:tcPr>
+            <w:tcW w:w="0" w:type="auto"/>
+            <w:hideMark/>
+          </w:tcPr>
+          <w:p>
+            <w:pPr>
+              <w:spacing w:line="360" w:lineRule="auto"/>
+              <w:cnfStyle w:val="000000000000" w:firstRow="0" w:lastRow="0" w:firstColumn="0" w:lastColumn="0" w:oddVBand="0" w:evenVBand="0" w:oddHBand="0" w:evenHBand="0" w:firstRowFirstColumn="0" w:firstRowLastColumn="0" w:lastRowFirstColumn="0" w:lastRowLastColumn="0"/>
+            </w:pPr>
+            <w:r>
+              <w:t>O estudante não deve ter cadastro prévio no sistema.</w:t>
+            </w:r>
+          </w:p>
+        </w:tc>
+      </w:tr>
+      <w:tr>
+        <w:trPr>
+          <w:cnfStyle w:val="000000100000" w:firstRow="0" w:lastRow="0" w:firstColumn="0" w:lastColumn="0" w:oddVBand="0" w:evenVBand="0" w:oddHBand="1" w:evenHBand="0" w:firstRowFirstColumn="0" w:firstRowLastColumn="0" w:lastRowFirstColumn="0" w:lastRowLastColumn="0"/>
+        </w:trPr>
+        <w:tc>
+          <w:tcPr>
+            <w:cnfStyle w:val="001000000000" w:firstRow="0" w:lastRow="0" w:firstColumn="1" w:lastColumn="0" w:oddVBand="0" w:evenVBand="0" w:oddHBand="0" w:evenHBand="0" w:firstRowFirstColumn="0" w:firstRowLastColumn="0" w:lastRowFirstColumn="0" w:lastRowLastColumn="0"/>
+            <w:tcW w:w="0" w:type="auto"/>
+            <w:hideMark/>
+          </w:tcPr>
+          <w:p>
+            <w:pPr>
+              <w:spacing w:line="360" w:lineRule="auto"/>
+            </w:pPr>
+            <w:r>
+              <w:t>Pós-condições</w:t>
+            </w:r>
+          </w:p>
+        </w:tc>
+        <w:tc>
+          <w:tcPr>
+            <w:tcW w:w="0" w:type="auto"/>
+            <w:hideMark/>
+          </w:tcPr>
+          <w:p>
+            <w:pPr>
+              <w:spacing w:line="360" w:lineRule="auto"/>
+              <w:cnfStyle w:val="000000100000" w:firstRow="0" w:lastRow="0" w:firstColumn="0" w:lastColumn="0" w:oddVBand="0" w:evenVBand="0" w:oddHBand="1" w:evenHBand="0" w:firstRowFirstColumn="0" w:firstRowLastColumn="0" w:lastRowFirstColumn="0" w:lastRowLastColumn="0"/>
+            </w:pPr>
+            <w:r>
+              <w:t>Estudante cadastrado com sucesso e apto a realizar login.</w:t>
+            </w:r>
+          </w:p>
+        </w:tc>
+      </w:tr>
+      <w:tr>
+        <w:tc>
+          <w:tcPr>
+            <w:cnfStyle w:val="001000000000" w:firstRow="0" w:lastRow="0" w:firstColumn="1" w:lastColumn="0" w:oddVBand="0" w:evenVBand="0" w:oddHBand="0" w:evenHBand="0" w:firstRowFirstColumn="0" w:firstRowLastColumn="0" w:lastRowFirstColumn="0" w:lastRowLastColumn="0"/>
+            <w:tcW w:w="0" w:type="auto"/>
+            <w:hideMark/>
+          </w:tcPr>
+          <w:p>
+            <w:pPr>
+              <w:spacing w:line="360" w:lineRule="auto"/>
+            </w:pPr>
+            <w:r>
+              <w:t>Cenário Principal</w:t>
+            </w:r>
+          </w:p>
+        </w:tc>
+        <w:tc>
+          <w:tcPr>
+            <w:tcW w:w="0" w:type="auto"/>
+            <w:hideMark/>
+          </w:tcPr>
+          <w:p>
+            <w:pPr>
+              <w:spacing w:line="360" w:lineRule="auto"/>
+              <w:cnfStyle w:val="000000000000" w:firstRow="0" w:lastRow="0" w:firstColumn="0" w:lastColumn="0" w:oddVBand="0" w:evenVBand="0" w:oddHBand="0" w:evenHBand="0" w:firstRowFirstColumn="0" w:firstRowLastColumn="0" w:lastRowFirstColumn="0" w:lastRowLastColumn="0"/>
+            </w:pPr>
+            <w:r>
+              <w:rPr>
+                <w:b/>
+                <w:bCs/>
+              </w:rPr>
+              <w:t>Ações do Ator</w:t>
+            </w:r>
+            <w:r>
+              <w:t> | </w:t>
+            </w:r>
+            <w:r>
+              <w:rPr>
+                <w:b/>
+                <w:bCs/>
+              </w:rPr>
+              <w:t>Ações do Sistema</w:t>
+            </w:r>
+          </w:p>
+        </w:tc>
+      </w:tr>
+      <w:tr>
+        <w:trPr>
+          <w:cnfStyle w:val="000000100000" w:firstRow="0" w:lastRow="0" w:firstColumn="0" w:lastColumn="0" w:oddVBand="0" w:evenVBand="0" w:oddHBand="1" w:evenHBand="0" w:firstRowFirstColumn="0" w:firstRowLastColumn="0" w:lastRowFirstColumn="0" w:lastRowLastColumn="0"/>
+        </w:trPr>
+        <w:tc>
+          <w:tcPr>
+            <w:cnfStyle w:val="001000000000" w:firstRow="0" w:lastRow="0" w:firstColumn="1" w:lastColumn="0" w:oddVBand="0" w:evenVBand="0" w:oddHBand="0" w:evenHBand="0" w:firstRowFirstColumn="0" w:firstRowLastColumn="0" w:lastRowFirstColumn="0" w:lastRowLastColumn="0"/>
+            <w:tcW w:w="0" w:type="auto"/>
+            <w:hideMark/>
+          </w:tcPr>
+          <w:p>
+            <w:pPr>
+              <w:spacing w:line="360" w:lineRule="auto"/>
+            </w:pPr>
+          </w:p>
+        </w:tc>
+        <w:tc>
+          <w:tcPr>
+            <w:tcW w:w="0" w:type="auto"/>
+            <w:hideMark/>
+          </w:tcPr>
+          <w:p>
+            <w:pPr>
+              <w:spacing w:line="360" w:lineRule="auto"/>
+              <w:cnfStyle w:val="000000100000" w:firstRow="0" w:lastRow="0" w:firstColumn="0" w:lastColumn="0" w:oddVBand="0" w:evenVBand="0" w:oddHBand="1" w:evenHBand="0" w:firstRowFirstColumn="0" w:firstRowLastColumn="0" w:lastRowFirstColumn="0" w:lastRowLastColumn="0"/>
+            </w:pPr>
+            <w:r>
+              <w:t>Insere e-mail e senha | Envia os dados para o controle de autenticação</w:t>
+            </w:r>
+          </w:p>
+        </w:tc>
+      </w:tr>
+      <w:tr>
+        <w:tc>
+          <w:tcPr>
+            <w:cnfStyle w:val="001000000000" w:firstRow="0" w:lastRow="0" w:firstColumn="1" w:lastColumn="0" w:oddVBand="0" w:evenVBand="0" w:oddHBand="0" w:evenHBand="0" w:firstRowFirstColumn="0" w:firstRowLastColumn="0" w:lastRowFirstColumn="0" w:lastRowLastColumn="0"/>
+            <w:tcW w:w="0" w:type="auto"/>
+            <w:hideMark/>
+          </w:tcPr>
+          <w:p>
+            <w:pPr>
+              <w:spacing w:line="360" w:lineRule="auto"/>
+            </w:pPr>
+          </w:p>
+        </w:tc>
+        <w:tc>
+          <w:tcPr>
+            <w:tcW w:w="0" w:type="auto"/>
+            <w:hideMark/>
+          </w:tcPr>
+          <w:p>
+            <w:pPr>
+              <w:spacing w:line="360" w:lineRule="auto"/>
+              <w:cnfStyle w:val="000000000000" w:firstRow="0" w:lastRow="0" w:firstColumn="0" w:lastColumn="0" w:oddVBand="0" w:evenVBand="0" w:oddHBand="0" w:evenHBand="0" w:firstRowFirstColumn="0" w:firstRowLastColumn="0" w:lastRowFirstColumn="0" w:lastRowLastColumn="0"/>
+            </w:pPr>
+            <w:r>
+              <w:t>| Controle de autenticação solicita o armazenamento do novo usuário no banco de dados</w:t>
+            </w:r>
+          </w:p>
+        </w:tc>
+      </w:tr>
+      <w:tr>
+        <w:trPr>
+          <w:cnfStyle w:val="000000100000" w:firstRow="0" w:lastRow="0" w:firstColumn="0" w:lastColumn="0" w:oddVBand="0" w:evenVBand="0" w:oddHBand="1" w:evenHBand="0" w:firstRowFirstColumn="0" w:firstRowLastColumn="0" w:lastRowFirstColumn="0" w:lastRowLastColumn="0"/>
+        </w:trPr>
+        <w:tc>
+          <w:tcPr>
+            <w:cnfStyle w:val="001000000000" w:firstRow="0" w:lastRow="0" w:firstColumn="1" w:lastColumn="0" w:oddVBand="0" w:evenVBand="0" w:oddHBand="0" w:evenHBand="0" w:firstRowFirstColumn="0" w:firstRowLastColumn="0" w:lastRowFirstColumn="0" w:lastRowLastColumn="0"/>
+            <w:tcW w:w="0" w:type="auto"/>
+            <w:hideMark/>
+          </w:tcPr>
+          <w:p>
+            <w:pPr>
+              <w:spacing w:line="360" w:lineRule="auto"/>
+            </w:pPr>
+          </w:p>
+        </w:tc>
+        <w:tc>
+          <w:tcPr>
+            <w:tcW w:w="0" w:type="auto"/>
+            <w:hideMark/>
+          </w:tcPr>
+          <w:p>
+            <w:pPr>
+              <w:spacing w:line="360" w:lineRule="auto"/>
+              <w:cnfStyle w:val="000000100000" w:firstRow="0" w:lastRow="0" w:firstColumn="0" w:lastColumn="0" w:oddVBand="0" w:evenVBand="0" w:oddHBand="1" w:evenHBand="0" w:firstRowFirstColumn="0" w:firstRowLastColumn="0" w:lastRowFirstColumn="0" w:lastRowLastColumn="0"/>
+            </w:pPr>
+            <w:r>
+              <w:t>| Banco de dados confirma o armazenamento</w:t>
+            </w:r>
+          </w:p>
+        </w:tc>
+      </w:tr>
+      <w:tr>
+        <w:tc>
+          <w:tcPr>
+            <w:cnfStyle w:val="001000000000" w:firstRow="0" w:lastRow="0" w:firstColumn="1" w:lastColumn="0" w:oddVBand="0" w:evenVBand="0" w:oddHBand="0" w:evenHBand="0" w:firstRowFirstColumn="0" w:firstRowLastColumn="0" w:lastRowFirstColumn="0" w:lastRowLastColumn="0"/>
+            <w:tcW w:w="0" w:type="auto"/>
+            <w:hideMark/>
+          </w:tcPr>
+          <w:p>
+            <w:pPr>
+              <w:spacing w:line="360" w:lineRule="auto"/>
+            </w:pPr>
+          </w:p>
+        </w:tc>
+        <w:tc>
+          <w:tcPr>
+            <w:tcW w:w="0" w:type="auto"/>
+            <w:hideMark/>
+          </w:tcPr>
+          <w:p>
+            <w:pPr>
+              <w:spacing w:line="360" w:lineRule="auto"/>
+              <w:cnfStyle w:val="000000000000" w:firstRow="0" w:lastRow="0" w:firstColumn="0" w:lastColumn="0" w:oddVBand="0" w:evenVBand="0" w:oddHBand="0" w:evenHBand="0" w:firstRowFirstColumn="0" w:firstRowLastColumn="0" w:lastRowFirstColumn="0" w:lastRowLastColumn="0"/>
+            </w:pPr>
+            <w:r>
+              <w:t>| Controle informa ao sistema que o cadastro foi efetuado</w:t>
+            </w:r>
+          </w:p>
+        </w:tc>
+      </w:tr>
+      <w:tr>
+        <w:trPr>
+          <w:cnfStyle w:val="000000100000" w:firstRow="0" w:lastRow="0" w:firstColumn="0" w:lastColumn="0" w:oddVBand="0" w:evenVBand="0" w:oddHBand="1" w:evenHBand="0" w:firstRowFirstColumn="0" w:firstRowLastColumn="0" w:lastRowFirstColumn="0" w:lastRowLastColumn="0"/>
+        </w:trPr>
+        <w:tc>
+          <w:tcPr>
+            <w:cnfStyle w:val="001000000000" w:firstRow="0" w:lastRow="0" w:firstColumn="1" w:lastColumn="0" w:oddVBand="0" w:evenVBand="0" w:oddHBand="0" w:evenHBand="0" w:firstRowFirstColumn="0" w:firstRowLastColumn="0" w:lastRowFirstColumn="0" w:lastRowLastColumn="0"/>
+            <w:tcW w:w="0" w:type="auto"/>
+            <w:hideMark/>
+          </w:tcPr>
+          <w:p>
+            <w:pPr>
+              <w:spacing w:line="360" w:lineRule="auto"/>
+            </w:pPr>
+          </w:p>
+        </w:tc>
+        <w:tc>
+          <w:tcPr>
+            <w:tcW w:w="0" w:type="auto"/>
+            <w:hideMark/>
+          </w:tcPr>
+          <w:p>
+            <w:pPr>
+              <w:spacing w:line="360" w:lineRule="auto"/>
+              <w:cnfStyle w:val="000000100000" w:firstRow="0" w:lastRow="0" w:firstColumn="0" w:lastColumn="0" w:oddVBand="0" w:evenVBand="0" w:oddHBand="1" w:evenHBand="0" w:firstRowFirstColumn="0" w:firstRowLastColumn="0" w:lastRowFirstColumn="0" w:lastRowLastColumn="0"/>
+            </w:pPr>
+            <w:r>
+              <w:t>| Sistema informa ao estudante que o cadastro foi realizado com sucesso</w:t>
+            </w:r>
+          </w:p>
+        </w:tc>
+      </w:tr>
+      <w:tr>
+        <w:tc>
+          <w:tcPr>
+            <w:cnfStyle w:val="001000000000" w:firstRow="0" w:lastRow="0" w:firstColumn="1" w:lastColumn="0" w:oddVBand="0" w:evenVBand="0" w:oddHBand="0" w:evenHBand="0" w:firstRowFirstColumn="0" w:firstRowLastColumn="0" w:lastRowFirstColumn="0" w:lastRowLastColumn="0"/>
+            <w:tcW w:w="0" w:type="auto"/>
+            <w:hideMark/>
+          </w:tcPr>
+          <w:p>
+            <w:pPr>
+              <w:spacing w:line="360" w:lineRule="auto"/>
+            </w:pPr>
+            <w:r>
+              <w:t>Restrições/Validações</w:t>
+            </w:r>
+          </w:p>
+        </w:tc>
+        <w:tc>
+          <w:tcPr>
+            <w:tcW w:w="0" w:type="auto"/>
+            <w:hideMark/>
+          </w:tcPr>
+          <w:p>
+            <w:pPr>
+              <w:spacing w:line="360" w:lineRule="auto"/>
+              <w:cnfStyle w:val="000000000000" w:firstRow="0" w:lastRow="0" w:firstColumn="0" w:lastColumn="0" w:oddVBand="0" w:evenVBand="0" w:oddHBand="0" w:evenHBand="0" w:firstRowFirstColumn="0" w:firstRowLastColumn="0" w:lastRowFirstColumn="0" w:lastRowLastColumn="0"/>
+            </w:pPr>
+            <w:r>
+              <w:t>- Todos os campos obrigatórios devem ser preenchidos.</w:t>
+            </w:r>
+            <w:r>
+              <w:br/>
+              <w:t>- O e-mail não pode estar cadastrado previamente.</w:t>
+            </w:r>
+            <w:r>
+              <w:br/>
+              <w:t>- A senha deve conter ao menos 8 caracteres.</w:t>
+            </w:r>
+          </w:p>
+        </w:tc>
+      </w:tr>
+      <w:tr>
+        <w:trPr>
+          <w:cnfStyle w:val="000000100000" w:firstRow="0" w:lastRow="0" w:firstColumn="0" w:lastColumn="0" w:oddVBand="0" w:evenVBand="0" w:oddHBand="1" w:evenHBand="0" w:firstRowFirstColumn="0" w:firstRowLastColumn="0" w:lastRowFirstColumn="0" w:lastRowLastColumn="0"/>
+        </w:trPr>
+        <w:tc>
+          <w:tcPr>
+            <w:cnfStyle w:val="001000000000" w:firstRow="0" w:lastRow="0" w:firstColumn="1" w:lastColumn="0" w:oddVBand="0" w:evenVBand="0" w:oddHBand="0" w:evenHBand="0" w:firstRowFirstColumn="0" w:firstRowLastColumn="0" w:lastRowFirstColumn="0" w:lastRowLastColumn="0"/>
+            <w:tcW w:w="0" w:type="auto"/>
+            <w:hideMark/>
+          </w:tcPr>
+          <w:p>
+            <w:pPr>
+              <w:spacing w:line="360" w:lineRule="auto"/>
+            </w:pPr>
+            <w:r>
+              <w:t>Cenário Alternativo</w:t>
+            </w:r>
+          </w:p>
+        </w:tc>
+        <w:tc>
+          <w:tcPr>
+            <w:tcW w:w="0" w:type="auto"/>
+            <w:hideMark/>
+          </w:tcPr>
+          <w:p>
+            <w:pPr>
+              <w:spacing w:line="360" w:lineRule="auto"/>
+              <w:cnfStyle w:val="000000100000" w:firstRow="0" w:lastRow="0" w:firstColumn="0" w:lastColumn="0" w:oddVBand="0" w:evenVBand="0" w:oddHBand="1" w:evenHBand="0" w:firstRowFirstColumn="0" w:firstRowLastColumn="0" w:lastRowFirstColumn="0" w:lastRowLastColumn="0"/>
+            </w:pPr>
+            <w:r>
+              <w:rPr>
+                <w:b/>
+                <w:bCs/>
+              </w:rPr>
+              <w:t>Ações do Ator</w:t>
+            </w:r>
+            <w:r>
+              <w:t> | </w:t>
+            </w:r>
+            <w:r>
+              <w:rPr>
+                <w:b/>
+                <w:bCs/>
+              </w:rPr>
+              <w:t>Ações do Sistema</w:t>
+            </w:r>
+          </w:p>
+        </w:tc>
+      </w:tr>
+      <w:tr>
+        <w:tc>
+          <w:tcPr>
+            <w:cnfStyle w:val="001000000000" w:firstRow="0" w:lastRow="0" w:firstColumn="1" w:lastColumn="0" w:oddVBand="0" w:evenVBand="0" w:oddHBand="0" w:evenHBand="0" w:firstRowFirstColumn="0" w:firstRowLastColumn="0" w:lastRowFirstColumn="0" w:lastRowLastColumn="0"/>
+            <w:tcW w:w="0" w:type="auto"/>
+            <w:hideMark/>
+          </w:tcPr>
+          <w:p>
+            <w:pPr>
+              <w:spacing w:line="360" w:lineRule="auto"/>
+            </w:pPr>
+          </w:p>
+        </w:tc>
+        <w:tc>
+          <w:tcPr>
+            <w:tcW w:w="0" w:type="auto"/>
+            <w:hideMark/>
+          </w:tcPr>
+          <w:p>
+            <w:pPr>
+              <w:spacing w:line="360" w:lineRule="auto"/>
+              <w:cnfStyle w:val="000000000000" w:firstRow="0" w:lastRow="0" w:firstColumn="0" w:lastColumn="0" w:oddVBand="0" w:evenVBand="0" w:oddHBand="0" w:evenHBand="0" w:firstRowFirstColumn="0" w:firstRowLastColumn="0" w:lastRowFirstColumn="0" w:lastRowLastColumn="0"/>
+            </w:pPr>
+            <w:r>
+              <w:t>E-mail já cadastrado | Sistema informa que o e-mail já está em uso e solicita outro endereço</w:t>
+            </w:r>
+          </w:p>
+        </w:tc>
+      </w:tr>
+      <w:tr>
+        <w:trPr>
+          <w:cnfStyle w:val="000000100000" w:firstRow="0" w:lastRow="0" w:firstColumn="0" w:lastColumn="0" w:oddVBand="0" w:evenVBand="0" w:oddHBand="1" w:evenHBand="0" w:firstRowFirstColumn="0" w:firstRowLastColumn="0" w:lastRowFirstColumn="0" w:lastRowLastColumn="0"/>
+        </w:trPr>
+        <w:tc>
+          <w:tcPr>
+            <w:cnfStyle w:val="001000000000" w:firstRow="0" w:lastRow="0" w:firstColumn="1" w:lastColumn="0" w:oddVBand="0" w:evenVBand="0" w:oddHBand="0" w:evenHBand="0" w:firstRowFirstColumn="0" w:firstRowLastColumn="0" w:lastRowFirstColumn="0" w:lastRowLastColumn="0"/>
+            <w:tcW w:w="0" w:type="auto"/>
+            <w:hideMark/>
+          </w:tcPr>
+          <w:p>
+            <w:pPr>
+              <w:spacing w:line="360" w:lineRule="auto"/>
+            </w:pPr>
+            <w:r>
+              <w:t>Cenário de Exceção</w:t>
+            </w:r>
+          </w:p>
+        </w:tc>
+        <w:tc>
+          <w:tcPr>
+            <w:tcW w:w="0" w:type="auto"/>
+            <w:hideMark/>
+          </w:tcPr>
+          <w:p>
+            <w:pPr>
+              <w:spacing w:line="360" w:lineRule="auto"/>
+              <w:cnfStyle w:val="000000100000" w:firstRow="0" w:lastRow="0" w:firstColumn="0" w:lastColumn="0" w:oddVBand="0" w:evenVBand="0" w:oddHBand="1" w:evenHBand="0" w:firstRowFirstColumn="0" w:firstRowLastColumn="0" w:lastRowFirstColumn="0" w:lastRowLastColumn="0"/>
+            </w:pPr>
+            <w:r>
+              <w:rPr>
+                <w:b/>
+                <w:bCs/>
+              </w:rPr>
+              <w:t>Ações do Ator</w:t>
+            </w:r>
+            <w:r>
+              <w:t> | </w:t>
+            </w:r>
+            <w:r>
+              <w:rPr>
+                <w:b/>
+                <w:bCs/>
+              </w:rPr>
+              <w:t>Ações do Sistema</w:t>
+            </w:r>
+          </w:p>
+        </w:tc>
+      </w:tr>
+      <w:tr>
+        <w:tc>
+          <w:tcPr>
+            <w:cnfStyle w:val="001000000000" w:firstRow="0" w:lastRow="0" w:firstColumn="1" w:lastColumn="0" w:oddVBand="0" w:evenVBand="0" w:oddHBand="0" w:evenHBand="0" w:firstRowFirstColumn="0" w:firstRowLastColumn="0" w:lastRowFirstColumn="0" w:lastRowLastColumn="0"/>
+            <w:tcW w:w="0" w:type="auto"/>
+            <w:hideMark/>
+          </w:tcPr>
+          <w:p>
+            <w:pPr>
+              <w:spacing w:line="360" w:lineRule="auto"/>
+            </w:pPr>
+          </w:p>
+        </w:tc>
+        <w:tc>
+          <w:tcPr>
+            <w:tcW w:w="0" w:type="auto"/>
+            <w:hideMark/>
+          </w:tcPr>
+          <w:p>
+            <w:pPr>
+              <w:spacing w:line="360" w:lineRule="auto"/>
+              <w:cnfStyle w:val="000000000000" w:firstRow="0" w:lastRow="0" w:firstColumn="0" w:lastColumn="0" w:oddVBand="0" w:evenVBand="0" w:oddHBand="0" w:evenHBand="0" w:firstRowFirstColumn="0" w:firstRowLastColumn="0" w:lastRowFirstColumn="0" w:lastRowLastColumn="0"/>
+            </w:pPr>
+            <w:r>
+              <w:t>Não preenche algum campo obrigatório | Sistema exibe mensagem de erro e solicita o preenchimento correto dos campos</w:t>
+            </w:r>
+          </w:p>
+        </w:tc>
+      </w:tr>
+    </w:tbl>
+    <w:p>
+      <w:r>
+        <w:pict w14:anchorId="7595E85C">
+          <v:rect id="_x0000_i1100" style="width:0;height:.75pt" o:hralign="center" o:hrstd="t" o:hrnoshade="t" o:hr="t" fillcolor="#f8faff" stroked="f"/>
+        </w:pict>
+      </w:r>
+    </w:p>
+    <w:p>
+      <w:r>
+        <w:t>UC01 - Realizar Login</w:t>
+      </w:r>
+    </w:p>
+    <w:tbl>
+      <w:tblPr>
+        <w:tblStyle w:val="TabeladeGrade4-nfase1"/>
+        <w:tblW w:w="0" w:type="auto"/>
+        <w:tblLook w:val="04A0" w:firstRow="1" w:lastRow="0" w:firstColumn="1" w:lastColumn="0" w:noHBand="0" w:noVBand="1"/>
+      </w:tblPr>
+      <w:tblGrid>
+        <w:gridCol w:w="2765"/>
+        <w:gridCol w:w="6296"/>
+      </w:tblGrid>
+      <w:tr>
+        <w:trPr>
+          <w:cnfStyle w:val="100000000000" w:firstRow="1" w:lastRow="0" w:firstColumn="0" w:lastColumn="0" w:oddVBand="0" w:evenVBand="0" w:oddHBand="0" w:evenHBand="0" w:firstRowFirstColumn="0" w:firstRowLastColumn="0" w:lastRowFirstColumn="0" w:lastRowLastColumn="0"/>
+        </w:trPr>
+        <w:tc>
+          <w:tcPr>
+            <w:cnfStyle w:val="001000000000" w:firstRow="0" w:lastRow="0" w:firstColumn="1" w:lastColumn="0" w:oddVBand="0" w:evenVBand="0" w:oddHBand="0" w:evenHBand="0" w:firstRowFirstColumn="0" w:firstRowLastColumn="0" w:lastRowFirstColumn="0" w:lastRowLastColumn="0"/>
+            <w:tcW w:w="0" w:type="auto"/>
+            <w:hideMark/>
+          </w:tcPr>
+          <w:p>
+            <w:pPr>
+              <w:spacing w:line="360" w:lineRule="auto"/>
+            </w:pPr>
+            <w:r>
+              <w:t>Campo</w:t>
+            </w:r>
+          </w:p>
+        </w:tc>
+        <w:tc>
+          <w:tcPr>
+            <w:tcW w:w="0" w:type="auto"/>
+            <w:hideMark/>
+          </w:tcPr>
+          <w:p>
+            <w:pPr>
+              <w:spacing w:line="360" w:lineRule="auto"/>
+              <w:cnfStyle w:val="100000000000" w:firstRow="1" w:lastRow="0" w:firstColumn="0" w:lastColumn="0" w:oddVBand="0" w:evenVBand="0" w:oddHBand="0" w:evenHBand="0" w:firstRowFirstColumn="0" w:firstRowLastColumn="0" w:lastRowFirstColumn="0" w:lastRowLastColumn="0"/>
+            </w:pPr>
+            <w:r>
+              <w:t>Descrição</w:t>
+            </w:r>
+          </w:p>
+        </w:tc>
+      </w:tr>
+      <w:tr>
+        <w:trPr>
+          <w:cnfStyle w:val="000000100000" w:firstRow="0" w:lastRow="0" w:firstColumn="0" w:lastColumn="0" w:oddVBand="0" w:evenVBand="0" w:oddHBand="1" w:evenHBand="0" w:firstRowFirstColumn="0" w:firstRowLastColumn="0" w:lastRowFirstColumn="0" w:lastRowLastColumn="0"/>
+        </w:trPr>
+        <w:tc>
+          <w:tcPr>
+            <w:cnfStyle w:val="001000000000" w:firstRow="0" w:lastRow="0" w:firstColumn="1" w:lastColumn="0" w:oddVBand="0" w:evenVBand="0" w:oddHBand="0" w:evenHBand="0" w:firstRowFirstColumn="0" w:firstRowLastColumn="0" w:lastRowFirstColumn="0" w:lastRowLastColumn="0"/>
+            <w:tcW w:w="0" w:type="auto"/>
+            <w:hideMark/>
+          </w:tcPr>
+          <w:p>
+            <w:pPr>
+              <w:spacing w:line="360" w:lineRule="auto"/>
+            </w:pPr>
+            <w:r>
+              <w:t>Ator Principal</w:t>
+            </w:r>
+          </w:p>
+        </w:tc>
+        <w:tc>
+          <w:tcPr>
+            <w:tcW w:w="0" w:type="auto"/>
+            <w:hideMark/>
+          </w:tcPr>
+          <w:p>
+            <w:pPr>
+              <w:spacing w:line="360" w:lineRule="auto"/>
+              <w:cnfStyle w:val="000000100000" w:firstRow="0" w:lastRow="0" w:firstColumn="0" w:lastColumn="0" w:oddVBand="0" w:evenVBand="0" w:oddHBand="1" w:evenHBand="0" w:firstRowFirstColumn="0" w:firstRowLastColumn="0" w:lastRowFirstColumn="0" w:lastRowLastColumn="0"/>
+            </w:pPr>
+            <w:r>
+              <w:t>Estudante</w:t>
+            </w:r>
+          </w:p>
+        </w:tc>
+      </w:tr>
+      <w:tr>
+        <w:tc>
+          <w:tcPr>
+            <w:cnfStyle w:val="001000000000" w:firstRow="0" w:lastRow="0" w:firstColumn="1" w:lastColumn="0" w:oddVBand="0" w:evenVBand="0" w:oddHBand="0" w:evenHBand="0" w:firstRowFirstColumn="0" w:firstRowLastColumn="0" w:lastRowFirstColumn="0" w:lastRowLastColumn="0"/>
+            <w:tcW w:w="0" w:type="auto"/>
+            <w:hideMark/>
+          </w:tcPr>
+          <w:p>
+            <w:pPr>
+              <w:spacing w:line="360" w:lineRule="auto"/>
+            </w:pPr>
+            <w:r>
+              <w:t>Atores Secundários</w:t>
+            </w:r>
+          </w:p>
+        </w:tc>
+        <w:tc>
+          <w:tcPr>
+            <w:tcW w:w="0" w:type="auto"/>
+            <w:hideMark/>
+          </w:tcPr>
+          <w:p>
+            <w:pPr>
+              <w:spacing w:line="360" w:lineRule="auto"/>
+              <w:cnfStyle w:val="000000000000" w:firstRow="0" w:lastRow="0" w:firstColumn="0" w:lastColumn="0" w:oddVBand="0" w:evenVBand="0" w:oddHBand="0" w:evenHBand="0" w:firstRowFirstColumn="0" w:firstRowLastColumn="0" w:lastRowFirstColumn="0" w:lastRowLastColumn="0"/>
+            </w:pPr>
+            <w:r>
+              <w:t>Corpo Docente</w:t>
+            </w:r>
+          </w:p>
+        </w:tc>
+      </w:tr>
+      <w:tr>
+        <w:trPr>
+          <w:cnfStyle w:val="000000100000" w:firstRow="0" w:lastRow="0" w:firstColumn="0" w:lastColumn="0" w:oddVBand="0" w:evenVBand="0" w:oddHBand="1" w:evenHBand="0" w:firstRowFirstColumn="0" w:firstRowLastColumn="0" w:lastRowFirstColumn="0" w:lastRowLastColumn="0"/>
+        </w:trPr>
+        <w:tc>
+          <w:tcPr>
+            <w:cnfStyle w:val="001000000000" w:firstRow="0" w:lastRow="0" w:firstColumn="1" w:lastColumn="0" w:oddVBand="0" w:evenVBand="0" w:oddHBand="0" w:evenHBand="0" w:firstRowFirstColumn="0" w:firstRowLastColumn="0" w:lastRowFirstColumn="0" w:lastRowLastColumn="0"/>
+            <w:tcW w:w="0" w:type="auto"/>
+            <w:hideMark/>
+          </w:tcPr>
+          <w:p>
+            <w:pPr>
+              <w:spacing w:line="360" w:lineRule="auto"/>
+            </w:pPr>
+            <w:r>
+              <w:lastRenderedPageBreak/>
+              <w:t>Resumo</w:t>
+            </w:r>
+          </w:p>
+        </w:tc>
+        <w:tc>
+          <w:tcPr>
+            <w:tcW w:w="0" w:type="auto"/>
+            <w:hideMark/>
+          </w:tcPr>
+          <w:p>
+            <w:pPr>
+              <w:spacing w:line="360" w:lineRule="auto"/>
+              <w:cnfStyle w:val="000000100000" w:firstRow="0" w:lastRow="0" w:firstColumn="0" w:lastColumn="0" w:oddVBand="0" w:evenVBand="0" w:oddHBand="1" w:evenHBand="0" w:firstRowFirstColumn="0" w:firstRowLastColumn="0" w:lastRowFirstColumn="0" w:lastRowLastColumn="0"/>
+            </w:pPr>
+            <w:r>
+              <w:t>Permite que o estudante acesse sua conta na plataforma através de login com e-mail e senha.</w:t>
+            </w:r>
+          </w:p>
+        </w:tc>
+      </w:tr>
+      <w:tr>
+        <w:tc>
+          <w:tcPr>
+            <w:cnfStyle w:val="001000000000" w:firstRow="0" w:lastRow="0" w:firstColumn="1" w:lastColumn="0" w:oddVBand="0" w:evenVBand="0" w:oddHBand="0" w:evenHBand="0" w:firstRowFirstColumn="0" w:firstRowLastColumn="0" w:lastRowFirstColumn="0" w:lastRowLastColumn="0"/>
+            <w:tcW w:w="0" w:type="auto"/>
+            <w:hideMark/>
+          </w:tcPr>
+          <w:p>
+            <w:pPr>
+              <w:spacing w:line="360" w:lineRule="auto"/>
+            </w:pPr>
+            <w:r>
+              <w:t>Pré-condições</w:t>
+            </w:r>
+          </w:p>
+        </w:tc>
+        <w:tc>
+          <w:tcPr>
+            <w:tcW w:w="0" w:type="auto"/>
+            <w:hideMark/>
+          </w:tcPr>
+          <w:p>
+            <w:pPr>
+              <w:spacing w:line="360" w:lineRule="auto"/>
+              <w:cnfStyle w:val="000000000000" w:firstRow="0" w:lastRow="0" w:firstColumn="0" w:lastColumn="0" w:oddVBand="0" w:evenVBand="0" w:oddHBand="0" w:evenHBand="0" w:firstRowFirstColumn="0" w:firstRowLastColumn="0" w:lastRowFirstColumn="0" w:lastRowLastColumn="0"/>
+            </w:pPr>
+            <w:r>
+              <w:t>O usuário deve estar previamente cadastrado no sistema.</w:t>
+            </w:r>
+          </w:p>
+        </w:tc>
+      </w:tr>
+      <w:tr>
+        <w:trPr>
+          <w:cnfStyle w:val="000000100000" w:firstRow="0" w:lastRow="0" w:firstColumn="0" w:lastColumn="0" w:oddVBand="0" w:evenVBand="0" w:oddHBand="1" w:evenHBand="0" w:firstRowFirstColumn="0" w:firstRowLastColumn="0" w:lastRowFirstColumn="0" w:lastRowLastColumn="0"/>
+        </w:trPr>
+        <w:tc>
+          <w:tcPr>
+            <w:cnfStyle w:val="001000000000" w:firstRow="0" w:lastRow="0" w:firstColumn="1" w:lastColumn="0" w:oddVBand="0" w:evenVBand="0" w:oddHBand="0" w:evenHBand="0" w:firstRowFirstColumn="0" w:firstRowLastColumn="0" w:lastRowFirstColumn="0" w:lastRowLastColumn="0"/>
+            <w:tcW w:w="0" w:type="auto"/>
+            <w:hideMark/>
+          </w:tcPr>
+          <w:p>
+            <w:pPr>
+              <w:spacing w:line="360" w:lineRule="auto"/>
+            </w:pPr>
+            <w:r>
+              <w:t>Pós-condições</w:t>
+            </w:r>
+          </w:p>
+        </w:tc>
+        <w:tc>
+          <w:tcPr>
+            <w:tcW w:w="0" w:type="auto"/>
+            <w:hideMark/>
+          </w:tcPr>
+          <w:p>
+            <w:pPr>
+              <w:spacing w:line="360" w:lineRule="auto"/>
+              <w:cnfStyle w:val="000000100000" w:firstRow="0" w:lastRow="0" w:firstColumn="0" w:lastColumn="0" w:oddVBand="0" w:evenVBand="0" w:oddHBand="1" w:evenHBand="0" w:firstRowFirstColumn="0" w:firstRowLastColumn="0" w:lastRowFirstColumn="0" w:lastRowLastColumn="0"/>
+            </w:pPr>
+            <w:r>
+              <w:t>Usuário autenticado e redirecionado à página inicial.</w:t>
+            </w:r>
+          </w:p>
+        </w:tc>
+      </w:tr>
+      <w:tr>
+        <w:tc>
+          <w:tcPr>
+            <w:cnfStyle w:val="001000000000" w:firstRow="0" w:lastRow="0" w:firstColumn="1" w:lastColumn="0" w:oddVBand="0" w:evenVBand="0" w:oddHBand="0" w:evenHBand="0" w:firstRowFirstColumn="0" w:firstRowLastColumn="0" w:lastRowFirstColumn="0" w:lastRowLastColumn="0"/>
+            <w:tcW w:w="0" w:type="auto"/>
+            <w:hideMark/>
+          </w:tcPr>
+          <w:p>
+            <w:pPr>
+              <w:spacing w:line="360" w:lineRule="auto"/>
+            </w:pPr>
+            <w:r>
+              <w:t>Cenário Principal</w:t>
+            </w:r>
+          </w:p>
+        </w:tc>
+        <w:tc>
+          <w:tcPr>
+            <w:tcW w:w="0" w:type="auto"/>
+            <w:hideMark/>
+          </w:tcPr>
+          <w:p>
+            <w:pPr>
+              <w:spacing w:line="360" w:lineRule="auto"/>
+              <w:cnfStyle w:val="000000000000" w:firstRow="0" w:lastRow="0" w:firstColumn="0" w:lastColumn="0" w:oddVBand="0" w:evenVBand="0" w:oddHBand="0" w:evenHBand="0" w:firstRowFirstColumn="0" w:firstRowLastColumn="0" w:lastRowFirstColumn="0" w:lastRowLastColumn="0"/>
+            </w:pPr>
+            <w:r>
+              <w:rPr>
+                <w:b/>
+                <w:bCs/>
+              </w:rPr>
+              <w:t>Ações do Ator</w:t>
+            </w:r>
+            <w:r>
+              <w:t> | </w:t>
+            </w:r>
+            <w:r>
+              <w:rPr>
+                <w:b/>
+                <w:bCs/>
+              </w:rPr>
+              <w:t>Ações do Sistema</w:t>
+            </w:r>
+          </w:p>
+        </w:tc>
+      </w:tr>
+      <w:tr>
+        <w:trPr>
+          <w:cnfStyle w:val="000000100000" w:firstRow="0" w:lastRow="0" w:firstColumn="0" w:lastColumn="0" w:oddVBand="0" w:evenVBand="0" w:oddHBand="1" w:evenHBand="0" w:firstRowFirstColumn="0" w:firstRowLastColumn="0" w:lastRowFirstColumn="0" w:lastRowLastColumn="0"/>
+        </w:trPr>
+        <w:tc>
+          <w:tcPr>
+            <w:cnfStyle w:val="001000000000" w:firstRow="0" w:lastRow="0" w:firstColumn="1" w:lastColumn="0" w:oddVBand="0" w:evenVBand="0" w:oddHBand="0" w:evenHBand="0" w:firstRowFirstColumn="0" w:firstRowLastColumn="0" w:lastRowFirstColumn="0" w:lastRowLastColumn="0"/>
+            <w:tcW w:w="0" w:type="auto"/>
+            <w:hideMark/>
+          </w:tcPr>
+          <w:p>
+            <w:pPr>
+              <w:spacing w:line="360" w:lineRule="auto"/>
+            </w:pPr>
+          </w:p>
+        </w:tc>
+        <w:tc>
+          <w:tcPr>
+            <w:tcW w:w="0" w:type="auto"/>
+            <w:hideMark/>
+          </w:tcPr>
+          <w:p>
+            <w:pPr>
+              <w:spacing w:line="360" w:lineRule="auto"/>
+              <w:cnfStyle w:val="000000100000" w:firstRow="0" w:lastRow="0" w:firstColumn="0" w:lastColumn="0" w:oddVBand="0" w:evenVBand="0" w:oddHBand="1" w:evenHBand="0" w:firstRowFirstColumn="0" w:firstRowLastColumn="0" w:lastRowFirstColumn="0" w:lastRowLastColumn="0"/>
+            </w:pPr>
+            <w:r>
+              <w:t>Insere e-mail e senha | Valida credenciais e redireciona para o sistema</w:t>
+            </w:r>
+          </w:p>
+        </w:tc>
+      </w:tr>
+      <w:tr>
+        <w:tc>
+          <w:tcPr>
+            <w:cnfStyle w:val="001000000000" w:firstRow="0" w:lastRow="0" w:firstColumn="1" w:lastColumn="0" w:oddVBand="0" w:evenVBand="0" w:oddHBand="0" w:evenHBand="0" w:firstRowFirstColumn="0" w:firstRowLastColumn="0" w:lastRowFirstColumn="0" w:lastRowLastColumn="0"/>
+            <w:tcW w:w="0" w:type="auto"/>
+            <w:hideMark/>
+          </w:tcPr>
+          <w:p>
+            <w:pPr>
+              <w:spacing w:line="360" w:lineRule="auto"/>
+            </w:pPr>
+            <w:r>
+              <w:t>Restrições/Validações</w:t>
+            </w:r>
+          </w:p>
+        </w:tc>
+        <w:tc>
+          <w:tcPr>
+            <w:tcW w:w="0" w:type="auto"/>
+            <w:hideMark/>
+          </w:tcPr>
+          <w:p>
+            <w:pPr>
+              <w:spacing w:line="360" w:lineRule="auto"/>
+              <w:cnfStyle w:val="000000000000" w:firstRow="0" w:lastRow="0" w:firstColumn="0" w:lastColumn="0" w:oddVBand="0" w:evenVBand="0" w:oddHBand="0" w:evenHBand="0" w:firstRowFirstColumn="0" w:firstRowLastColumn="0" w:lastRowFirstColumn="0" w:lastRowLastColumn="0"/>
+            </w:pPr>
+            <w:r>
+              <w:t>- E-mail deve estar cadastrado.</w:t>
+            </w:r>
+            <w:r>
+              <w:br/>
+              <w:t>- Senha deve conter ao menos 8 caracteres.</w:t>
+            </w:r>
+          </w:p>
+        </w:tc>
+      </w:tr>
+      <w:tr>
+        <w:trPr>
+          <w:cnfStyle w:val="000000100000" w:firstRow="0" w:lastRow="0" w:firstColumn="0" w:lastColumn="0" w:oddVBand="0" w:evenVBand="0" w:oddHBand="1" w:evenHBand="0" w:firstRowFirstColumn="0" w:firstRowLastColumn="0" w:lastRowFirstColumn="0" w:lastRowLastColumn="0"/>
+        </w:trPr>
+        <w:tc>
+          <w:tcPr>
+            <w:cnfStyle w:val="001000000000" w:firstRow="0" w:lastRow="0" w:firstColumn="1" w:lastColumn="0" w:oddVBand="0" w:evenVBand="0" w:oddHBand="0" w:evenHBand="0" w:firstRowFirstColumn="0" w:firstRowLastColumn="0" w:lastRowFirstColumn="0" w:lastRowLastColumn="0"/>
+            <w:tcW w:w="0" w:type="auto"/>
+            <w:hideMark/>
+          </w:tcPr>
+          <w:p>
+            <w:pPr>
+              <w:spacing w:line="360" w:lineRule="auto"/>
+            </w:pPr>
+            <w:r>
+              <w:t>Cenário Alternativo</w:t>
+            </w:r>
+          </w:p>
+        </w:tc>
+        <w:tc>
+          <w:tcPr>
+            <w:tcW w:w="0" w:type="auto"/>
+            <w:hideMark/>
+          </w:tcPr>
+          <w:p>
+            <w:pPr>
+              <w:spacing w:line="360" w:lineRule="auto"/>
+              <w:cnfStyle w:val="000000100000" w:firstRow="0" w:lastRow="0" w:firstColumn="0" w:lastColumn="0" w:oddVBand="0" w:evenVBand="0" w:oddHBand="1" w:evenHBand="0" w:firstRowFirstColumn="0" w:firstRowLastColumn="0" w:lastRowFirstColumn="0" w:lastRowLastColumn="0"/>
+            </w:pPr>
+            <w:r>
+              <w:rPr>
+                <w:b/>
+                <w:bCs/>
+              </w:rPr>
+              <w:t>Ações do Ator</w:t>
+            </w:r>
+            <w:r>
+              <w:t> | </w:t>
+            </w:r>
+            <w:r>
+              <w:rPr>
+                <w:b/>
+                <w:bCs/>
+              </w:rPr>
+              <w:t>Ações do Sistema</w:t>
+            </w:r>
+          </w:p>
+        </w:tc>
+      </w:tr>
+      <w:tr>
+        <w:tc>
+          <w:tcPr>
+            <w:cnfStyle w:val="001000000000" w:firstRow="0" w:lastRow="0" w:firstColumn="1" w:lastColumn="0" w:oddVBand="0" w:evenVBand="0" w:oddHBand="0" w:evenHBand="0" w:firstRowFirstColumn="0" w:firstRowLastColumn="0" w:lastRowFirstColumn="0" w:lastRowLastColumn="0"/>
+            <w:tcW w:w="0" w:type="auto"/>
+            <w:hideMark/>
+          </w:tcPr>
+          <w:p>
+            <w:pPr>
+              <w:spacing w:line="360" w:lineRule="auto"/>
+            </w:pPr>
+          </w:p>
+        </w:tc>
+        <w:tc>
+          <w:tcPr>
+            <w:tcW w:w="0" w:type="auto"/>
+            <w:hideMark/>
+          </w:tcPr>
+          <w:p>
+            <w:pPr>
+              <w:spacing w:line="360" w:lineRule="auto"/>
+              <w:cnfStyle w:val="000000000000" w:firstRow="0" w:lastRow="0" w:firstColumn="0" w:lastColumn="0" w:oddVBand="0" w:evenVBand="0" w:oddHBand="0" w:evenHBand="0" w:firstRowFirstColumn="0" w:firstRowLastColumn="0" w:lastRowFirstColumn="0" w:lastRowLastColumn="0"/>
+            </w:pPr>
+            <w:r>
+              <w:t>Solicita redefinição de senha | Envia link de redefinição por e-mail</w:t>
+            </w:r>
+          </w:p>
+        </w:tc>
+      </w:tr>
+      <w:tr>
+        <w:trPr>
+          <w:cnfStyle w:val="000000100000" w:firstRow="0" w:lastRow="0" w:firstColumn="0" w:lastColumn="0" w:oddVBand="0" w:evenVBand="0" w:oddHBand="1" w:evenHBand="0" w:firstRowFirstColumn="0" w:firstRowLastColumn="0" w:lastRowFirstColumn="0" w:lastRowLastColumn="0"/>
+        </w:trPr>
+        <w:tc>
+          <w:tcPr>
+            <w:cnfStyle w:val="001000000000" w:firstRow="0" w:lastRow="0" w:firstColumn="1" w:lastColumn="0" w:oddVBand="0" w:evenVBand="0" w:oddHBand="0" w:evenHBand="0" w:firstRowFirstColumn="0" w:firstRowLastColumn="0" w:lastRowFirstColumn="0" w:lastRowLastColumn="0"/>
+            <w:tcW w:w="0" w:type="auto"/>
+            <w:hideMark/>
+          </w:tcPr>
+          <w:p>
+            <w:pPr>
+              <w:spacing w:line="360" w:lineRule="auto"/>
+            </w:pPr>
+            <w:r>
+              <w:t>Cenário de Exceção</w:t>
+            </w:r>
+          </w:p>
+        </w:tc>
+        <w:tc>
+          <w:tcPr>
+            <w:tcW w:w="0" w:type="auto"/>
+            <w:hideMark/>
+          </w:tcPr>
+          <w:p>
+            <w:pPr>
+              <w:spacing w:line="360" w:lineRule="auto"/>
+              <w:cnfStyle w:val="000000100000" w:firstRow="0" w:lastRow="0" w:firstColumn="0" w:lastColumn="0" w:oddVBand="0" w:evenVBand="0" w:oddHBand="1" w:evenHBand="0" w:firstRowFirstColumn="0" w:firstRowLastColumn="0" w:lastRowFirstColumn="0" w:lastRowLastColumn="0"/>
+            </w:pPr>
+            <w:r>
+              <w:rPr>
+                <w:b/>
+                <w:bCs/>
+              </w:rPr>
+              <w:t>Ações do Ator</w:t>
+            </w:r>
+            <w:r>
+              <w:t> | </w:t>
+            </w:r>
+            <w:r>
+              <w:rPr>
+                <w:b/>
+                <w:bCs/>
+              </w:rPr>
+              <w:t>Ações do Sistema</w:t>
+            </w:r>
+          </w:p>
+        </w:tc>
+      </w:tr>
+      <w:tr>
+        <w:tc>
+          <w:tcPr>
+            <w:cnfStyle w:val="001000000000" w:firstRow="0" w:lastRow="0" w:firstColumn="1" w:lastColumn="0" w:oddVBand="0" w:evenVBand="0" w:oddHBand="0" w:evenHBand="0" w:firstRowFirstColumn="0" w:firstRowLastColumn="0" w:lastRowFirstColumn="0" w:lastRowLastColumn="0"/>
+            <w:tcW w:w="0" w:type="auto"/>
+            <w:hideMark/>
+          </w:tcPr>
+          <w:p>
+            <w:pPr>
+              <w:spacing w:line="360" w:lineRule="auto"/>
+            </w:pPr>
+          </w:p>
+        </w:tc>
+        <w:tc>
+          <w:tcPr>
+            <w:tcW w:w="0" w:type="auto"/>
+            <w:hideMark/>
+          </w:tcPr>
+          <w:p>
+            <w:pPr>
+              <w:spacing w:line="360" w:lineRule="auto"/>
+              <w:cnfStyle w:val="000000000000" w:firstRow="0" w:lastRow="0" w:firstColumn="0" w:lastColumn="0" w:oddVBand="0" w:evenVBand="0" w:oddHBand="0" w:evenHBand="0" w:firstRowFirstColumn="0" w:firstRowLastColumn="0" w:lastRowFirstColumn="0" w:lastRowLastColumn="0"/>
+            </w:pPr>
+            <w:r>
+              <w:t>Insere senha incorreta 3 vezes | Bloqueia temporariamente o login por 15 minutos</w:t>
+            </w:r>
+          </w:p>
+        </w:tc>
+      </w:tr>
+    </w:tbl>
+    <w:p>
+      <w:r>
+        <w:pict w14:anchorId="130010F4">
+          <v:rect id="_x0000_i1101" style="width:0;height:.75pt" o:hralign="center" o:hrstd="t" o:hrnoshade="t" o:hr="t" fillcolor="#f8faff" stroked="f"/>
+        </w:pict>
+      </w:r>
+    </w:p>
+    <w:p>
+      <w:r>
+        <w:t>UC02 - Confirmar Presença</w:t>
+      </w:r>
+    </w:p>
+    <w:tbl>
+      <w:tblPr>
+        <w:tblStyle w:val="TabeladeGrade4-nfase1"/>
+        <w:tblW w:w="0" w:type="auto"/>
+        <w:tblLook w:val="04A0" w:firstRow="1" w:lastRow="0" w:firstColumn="1" w:lastColumn="0" w:noHBand="0" w:noVBand="1"/>
+      </w:tblPr>
+      <w:tblGrid>
+        <w:gridCol w:w="2765"/>
+        <w:gridCol w:w="6296"/>
+      </w:tblGrid>
+      <w:tr>
+        <w:trPr>
+          <w:cnfStyle w:val="100000000000" w:firstRow="1" w:lastRow="0" w:firstColumn="0" w:lastColumn="0" w:oddVBand="0" w:evenVBand="0" w:oddHBand="0" w:evenHBand="0" w:firstRowFirstColumn="0" w:firstRowLastColumn="0" w:lastRowFirstColumn="0" w:lastRowLastColumn="0"/>
+        </w:trPr>
+        <w:tc>
+          <w:tcPr>
+            <w:cnfStyle w:val="001000000000" w:firstRow="0" w:lastRow="0" w:firstColumn="1" w:lastColumn="0" w:oddVBand="0" w:evenVBand="0" w:oddHBand="0" w:evenHBand="0" w:firstRowFirstColumn="0" w:firstRowLastColumn="0" w:lastRowFirstColumn="0" w:lastRowLastColumn="0"/>
+            <w:tcW w:w="0" w:type="auto"/>
+            <w:hideMark/>
+          </w:tcPr>
+          <w:p>
+            <w:pPr>
+              <w:spacing w:line="360" w:lineRule="auto"/>
+            </w:pPr>
+            <w:r>
+              <w:t>Campo</w:t>
+            </w:r>
+          </w:p>
+        </w:tc>
+        <w:tc>
+          <w:tcPr>
+            <w:tcW w:w="0" w:type="auto"/>
+            <w:hideMark/>
+          </w:tcPr>
+          <w:p>
+            <w:pPr>
+              <w:spacing w:line="360" w:lineRule="auto"/>
+              <w:cnfStyle w:val="100000000000" w:firstRow="1" w:lastRow="0" w:firstColumn="0" w:lastColumn="0" w:oddVBand="0" w:evenVBand="0" w:oddHBand="0" w:evenHBand="0" w:firstRowFirstColumn="0" w:firstRowLastColumn="0" w:lastRowFirstColumn="0" w:lastRowLastColumn="0"/>
+            </w:pPr>
+            <w:r>
+              <w:t>Descrição</w:t>
+            </w:r>
+          </w:p>
+        </w:tc>
+      </w:tr>
+      <w:tr>
+        <w:trPr>
+          <w:cnfStyle w:val="000000100000" w:firstRow="0" w:lastRow="0" w:firstColumn="0" w:lastColumn="0" w:oddVBand="0" w:evenVBand="0" w:oddHBand="1" w:evenHBand="0" w:firstRowFirstColumn="0" w:firstRowLastColumn="0" w:lastRowFirstColumn="0" w:lastRowLastColumn="0"/>
+        </w:trPr>
+        <w:tc>
+          <w:tcPr>
+            <w:cnfStyle w:val="001000000000" w:firstRow="0" w:lastRow="0" w:firstColumn="1" w:lastColumn="0" w:oddVBand="0" w:evenVBand="0" w:oddHBand="0" w:evenHBand="0" w:firstRowFirstColumn="0" w:firstRowLastColumn="0" w:lastRowFirstColumn="0" w:lastRowLastColumn="0"/>
+            <w:tcW w:w="0" w:type="auto"/>
+            <w:hideMark/>
+          </w:tcPr>
+          <w:p>
+            <w:pPr>
+              <w:spacing w:line="360" w:lineRule="auto"/>
+            </w:pPr>
+            <w:r>
+              <w:t>Ator Principal</w:t>
+            </w:r>
+          </w:p>
+        </w:tc>
+        <w:tc>
+          <w:tcPr>
+            <w:tcW w:w="0" w:type="auto"/>
+            <w:hideMark/>
+          </w:tcPr>
+          <w:p>
+            <w:pPr>
+              <w:spacing w:line="360" w:lineRule="auto"/>
+              <w:cnfStyle w:val="000000100000" w:firstRow="0" w:lastRow="0" w:firstColumn="0" w:lastColumn="0" w:oddVBand="0" w:evenVBand="0" w:oddHBand="1" w:evenHBand="0" w:firstRowFirstColumn="0" w:firstRowLastColumn="0" w:lastRowFirstColumn="0" w:lastRowLastColumn="0"/>
+            </w:pPr>
+            <w:r>
+              <w:t>Estudante</w:t>
+            </w:r>
+          </w:p>
+        </w:tc>
+      </w:tr>
+      <w:tr>
+        <w:tc>
+          <w:tcPr>
+            <w:cnfStyle w:val="001000000000" w:firstRow="0" w:lastRow="0" w:firstColumn="1" w:lastColumn="0" w:oddVBand="0" w:evenVBand="0" w:oddHBand="0" w:evenHBand="0" w:firstRowFirstColumn="0" w:firstRowLastColumn="0" w:lastRowFirstColumn="0" w:lastRowLastColumn="0"/>
+            <w:tcW w:w="0" w:type="auto"/>
+            <w:hideMark/>
+          </w:tcPr>
+          <w:p>
+            <w:pPr>
+              <w:spacing w:line="360" w:lineRule="auto"/>
+            </w:pPr>
+            <w:r>
+              <w:t>Atores Secundários</w:t>
+            </w:r>
+          </w:p>
+        </w:tc>
+        <w:tc>
+          <w:tcPr>
+            <w:tcW w:w="0" w:type="auto"/>
+            <w:hideMark/>
+          </w:tcPr>
+          <w:p>
+            <w:pPr>
+              <w:spacing w:line="360" w:lineRule="auto"/>
+              <w:cnfStyle w:val="000000000000" w:firstRow="0" w:lastRow="0" w:firstColumn="0" w:lastColumn="0" w:oddVBand="0" w:evenVBand="0" w:oddHBand="0" w:evenHBand="0" w:firstRowFirstColumn="0" w:firstRowLastColumn="0" w:lastRowFirstColumn="0" w:lastRowLastColumn="0"/>
+            </w:pPr>
+            <w:r>
+              <w:t>Corpo Docente</w:t>
+            </w:r>
+          </w:p>
+        </w:tc>
+      </w:tr>
+      <w:tr>
+        <w:trPr>
+          <w:cnfStyle w:val="000000100000" w:firstRow="0" w:lastRow="0" w:firstColumn="0" w:lastColumn="0" w:oddVBand="0" w:evenVBand="0" w:oddHBand="1" w:evenHBand="0" w:firstRowFirstColumn="0" w:firstRowLastColumn="0" w:lastRowFirstColumn="0" w:lastRowLastColumn="0"/>
+        </w:trPr>
+        <w:tc>
+          <w:tcPr>
+            <w:cnfStyle w:val="001000000000" w:firstRow="0" w:lastRow="0" w:firstColumn="1" w:lastColumn="0" w:oddVBand="0" w:evenVBand="0" w:oddHBand="0" w:evenHBand="0" w:firstRowFirstColumn="0" w:firstRowLastColumn="0" w:lastRowFirstColumn="0" w:lastRowLastColumn="0"/>
+            <w:tcW w:w="0" w:type="auto"/>
+            <w:hideMark/>
+          </w:tcPr>
+          <w:p>
+            <w:pPr>
+              <w:spacing w:line="360" w:lineRule="auto"/>
+            </w:pPr>
+            <w:r>
+              <w:t>Resumo</w:t>
+            </w:r>
+          </w:p>
+        </w:tc>
+        <w:tc>
+          <w:tcPr>
+            <w:tcW w:w="0" w:type="auto"/>
+            <w:hideMark/>
+          </w:tcPr>
+          <w:p>
+            <w:pPr>
+              <w:spacing w:line="360" w:lineRule="auto"/>
+              <w:cnfStyle w:val="000000100000" w:firstRow="0" w:lastRow="0" w:firstColumn="0" w:lastColumn="0" w:oddVBand="0" w:evenVBand="0" w:oddHBand="1" w:evenHBand="0" w:firstRowFirstColumn="0" w:firstRowLastColumn="0" w:lastRowFirstColumn="0" w:lastRowLastColumn="0"/>
+            </w:pPr>
+            <w:r>
+              <w:t>Permite ao estudante confirmar presença em eventos cadastrados.</w:t>
+            </w:r>
+          </w:p>
+        </w:tc>
+      </w:tr>
+      <w:tr>
+        <w:tc>
+          <w:tcPr>
+            <w:cnfStyle w:val="001000000000" w:firstRow="0" w:lastRow="0" w:firstColumn="1" w:lastColumn="0" w:oddVBand="0" w:evenVBand="0" w:oddHBand="0" w:evenHBand="0" w:firstRowFirstColumn="0" w:firstRowLastColumn="0" w:lastRowFirstColumn="0" w:lastRowLastColumn="0"/>
+            <w:tcW w:w="0" w:type="auto"/>
+            <w:hideMark/>
+          </w:tcPr>
+          <w:p>
+            <w:pPr>
+              <w:spacing w:line="360" w:lineRule="auto"/>
+            </w:pPr>
+            <w:r>
+              <w:t>Pré-condições</w:t>
+            </w:r>
+          </w:p>
+        </w:tc>
+        <w:tc>
+          <w:tcPr>
+            <w:tcW w:w="0" w:type="auto"/>
+            <w:hideMark/>
+          </w:tcPr>
+          <w:p>
+            <w:pPr>
+              <w:spacing w:line="360" w:lineRule="auto"/>
+              <w:cnfStyle w:val="000000000000" w:firstRow="0" w:lastRow="0" w:firstColumn="0" w:lastColumn="0" w:oddVBand="0" w:evenVBand="0" w:oddHBand="0" w:evenHBand="0" w:firstRowFirstColumn="0" w:firstRowLastColumn="0" w:lastRowFirstColumn="0" w:lastRowLastColumn="0"/>
+            </w:pPr>
+            <w:r>
+              <w:t>Usuário autenticado e evento disponível.</w:t>
+            </w:r>
+          </w:p>
+        </w:tc>
+      </w:tr>
+      <w:tr>
+        <w:trPr>
+          <w:cnfStyle w:val="000000100000" w:firstRow="0" w:lastRow="0" w:firstColumn="0" w:lastColumn="0" w:oddVBand="0" w:evenVBand="0" w:oddHBand="1" w:evenHBand="0" w:firstRowFirstColumn="0" w:firstRowLastColumn="0" w:lastRowFirstColumn="0" w:lastRowLastColumn="0"/>
+        </w:trPr>
+        <w:tc>
+          <w:tcPr>
+            <w:cnfStyle w:val="001000000000" w:firstRow="0" w:lastRow="0" w:firstColumn="1" w:lastColumn="0" w:oddVBand="0" w:evenVBand="0" w:oddHBand="0" w:evenHBand="0" w:firstRowFirstColumn="0" w:firstRowLastColumn="0" w:lastRowFirstColumn="0" w:lastRowLastColumn="0"/>
+            <w:tcW w:w="0" w:type="auto"/>
+            <w:hideMark/>
+          </w:tcPr>
+          <w:p>
+            <w:pPr>
+              <w:spacing w:line="360" w:lineRule="auto"/>
+            </w:pPr>
+            <w:r>
+              <w:t>Pós-condições</w:t>
+            </w:r>
+          </w:p>
+        </w:tc>
+        <w:tc>
+          <w:tcPr>
+            <w:tcW w:w="0" w:type="auto"/>
+            <w:hideMark/>
+          </w:tcPr>
+          <w:p>
+            <w:pPr>
+              <w:spacing w:line="360" w:lineRule="auto"/>
+              <w:cnfStyle w:val="000000100000" w:firstRow="0" w:lastRow="0" w:firstColumn="0" w:lastColumn="0" w:oddVBand="0" w:evenVBand="0" w:oddHBand="1" w:evenHBand="0" w:firstRowFirstColumn="0" w:firstRowLastColumn="0" w:lastRowFirstColumn="0" w:lastRowLastColumn="0"/>
+            </w:pPr>
+            <w:r>
+              <w:t>Presença registrada no histórico do usuário.</w:t>
+            </w:r>
+          </w:p>
+        </w:tc>
+      </w:tr>
+      <w:tr>
+        <w:tc>
+          <w:tcPr>
+            <w:cnfStyle w:val="001000000000" w:firstRow="0" w:lastRow="0" w:firstColumn="1" w:lastColumn="0" w:oddVBand="0" w:evenVBand="0" w:oddHBand="0" w:evenHBand="0" w:firstRowFirstColumn="0" w:firstRowLastColumn="0" w:lastRowFirstColumn="0" w:lastRowLastColumn="0"/>
+            <w:tcW w:w="0" w:type="auto"/>
+            <w:hideMark/>
+          </w:tcPr>
+          <w:p>
+            <w:pPr>
+              <w:spacing w:line="360" w:lineRule="auto"/>
+            </w:pPr>
+            <w:r>
+              <w:t>Cenário Principal</w:t>
+            </w:r>
+          </w:p>
+        </w:tc>
+        <w:tc>
+          <w:tcPr>
+            <w:tcW w:w="0" w:type="auto"/>
+            <w:hideMark/>
+          </w:tcPr>
+          <w:p>
+            <w:pPr>
+              <w:spacing w:line="360" w:lineRule="auto"/>
+              <w:cnfStyle w:val="000000000000" w:firstRow="0" w:lastRow="0" w:firstColumn="0" w:lastColumn="0" w:oddVBand="0" w:evenVBand="0" w:oddHBand="0" w:evenHBand="0" w:firstRowFirstColumn="0" w:firstRowLastColumn="0" w:lastRowFirstColumn="0" w:lastRowLastColumn="0"/>
+            </w:pPr>
+            <w:r>
+              <w:rPr>
+                <w:b/>
+                <w:bCs/>
+              </w:rPr>
+              <w:t>Ações do Ator</w:t>
+            </w:r>
+            <w:r>
+              <w:t> | </w:t>
+            </w:r>
+            <w:r>
+              <w:rPr>
+                <w:b/>
+                <w:bCs/>
+              </w:rPr>
+              <w:t>Ações do Sistema</w:t>
+            </w:r>
+          </w:p>
+        </w:tc>
+      </w:tr>
+      <w:tr>
+        <w:trPr>
+          <w:cnfStyle w:val="000000100000" w:firstRow="0" w:lastRow="0" w:firstColumn="0" w:lastColumn="0" w:oddVBand="0" w:evenVBand="0" w:oddHBand="1" w:evenHBand="0" w:firstRowFirstColumn="0" w:firstRowLastColumn="0" w:lastRowFirstColumn="0" w:lastRowLastColumn="0"/>
+        </w:trPr>
+        <w:tc>
+          <w:tcPr>
+            <w:cnfStyle w:val="001000000000" w:firstRow="0" w:lastRow="0" w:firstColumn="1" w:lastColumn="0" w:oddVBand="0" w:evenVBand="0" w:oddHBand="0" w:evenHBand="0" w:firstRowFirstColumn="0" w:firstRowLastColumn="0" w:lastRowFirstColumn="0" w:lastRowLastColumn="0"/>
+            <w:tcW w:w="0" w:type="auto"/>
+            <w:hideMark/>
+          </w:tcPr>
+          <w:p>
+            <w:pPr>
+              <w:spacing w:line="360" w:lineRule="auto"/>
+            </w:pPr>
+          </w:p>
+        </w:tc>
+        <w:tc>
+          <w:tcPr>
+            <w:tcW w:w="0" w:type="auto"/>
+            <w:hideMark/>
+          </w:tcPr>
+          <w:p>
+            <w:pPr>
+              <w:spacing w:line="360" w:lineRule="auto"/>
+              <w:cnfStyle w:val="000000100000" w:firstRow="0" w:lastRow="0" w:firstColumn="0" w:lastColumn="0" w:oddVBand="0" w:evenVBand="0" w:oddHBand="1" w:evenHBand="0" w:firstRowFirstColumn="0" w:firstRowLastColumn="0" w:lastRowFirstColumn="0" w:lastRowLastColumn="0"/>
+            </w:pPr>
+            <w:r>
+              <w:t>Acessa eventos | Lista eventos disponíveis</w:t>
+            </w:r>
+          </w:p>
+        </w:tc>
+      </w:tr>
+      <w:tr>
+        <w:tc>
+          <w:tcPr>
+            <w:cnfStyle w:val="001000000000" w:firstRow="0" w:lastRow="0" w:firstColumn="1" w:lastColumn="0" w:oddVBand="0" w:evenVBand="0" w:oddHBand="0" w:evenHBand="0" w:firstRowFirstColumn="0" w:firstRowLastColumn="0" w:lastRowFirstColumn="0" w:lastRowLastColumn="0"/>
+            <w:tcW w:w="0" w:type="auto"/>
+            <w:hideMark/>
+          </w:tcPr>
+          <w:p>
+            <w:pPr>
+              <w:spacing w:line="360" w:lineRule="auto"/>
+            </w:pPr>
+          </w:p>
+        </w:tc>
+        <w:tc>
+          <w:tcPr>
+            <w:tcW w:w="0" w:type="auto"/>
+            <w:hideMark/>
+          </w:tcPr>
+          <w:p>
+            <w:pPr>
+              <w:spacing w:line="360" w:lineRule="auto"/>
+              <w:cnfStyle w:val="000000000000" w:firstRow="0" w:lastRow="0" w:firstColumn="0" w:lastColumn="0" w:oddVBand="0" w:evenVBand="0" w:oddHBand="0" w:evenHBand="0" w:firstRowFirstColumn="0" w:firstRowLastColumn="0" w:lastRowFirstColumn="0" w:lastRowLastColumn="0"/>
+            </w:pPr>
+            <w:r>
+              <w:t>Seleciona um evento | Exibe detalhes do evento</w:t>
+            </w:r>
+          </w:p>
+        </w:tc>
+      </w:tr>
+      <w:tr>
+        <w:trPr>
+          <w:cnfStyle w:val="000000100000" w:firstRow="0" w:lastRow="0" w:firstColumn="0" w:lastColumn="0" w:oddVBand="0" w:evenVBand="0" w:oddHBand="1" w:evenHBand="0" w:firstRowFirstColumn="0" w:firstRowLastColumn="0" w:lastRowFirstColumn="0" w:lastRowLastColumn="0"/>
+        </w:trPr>
+        <w:tc>
+          <w:tcPr>
+            <w:cnfStyle w:val="001000000000" w:firstRow="0" w:lastRow="0" w:firstColumn="1" w:lastColumn="0" w:oddVBand="0" w:evenVBand="0" w:oddHBand="0" w:evenHBand="0" w:firstRowFirstColumn="0" w:firstRowLastColumn="0" w:lastRowFirstColumn="0" w:lastRowLastColumn="0"/>
+            <w:tcW w:w="0" w:type="auto"/>
+            <w:hideMark/>
+          </w:tcPr>
+          <w:p>
+            <w:pPr>
+              <w:spacing w:line="360" w:lineRule="auto"/>
+            </w:pPr>
+          </w:p>
+        </w:tc>
+        <w:tc>
+          <w:tcPr>
+            <w:tcW w:w="0" w:type="auto"/>
+            <w:hideMark/>
+          </w:tcPr>
+          <w:p>
+            <w:pPr>
+              <w:spacing w:line="360" w:lineRule="auto"/>
+              <w:cnfStyle w:val="000000100000" w:firstRow="0" w:lastRow="0" w:firstColumn="0" w:lastColumn="0" w:oddVBand="0" w:evenVBand="0" w:oddHBand="1" w:evenHBand="0" w:firstRowFirstColumn="0" w:firstRowLastColumn="0" w:lastRowFirstColumn="0" w:lastRowLastColumn="0"/>
+            </w:pPr>
+            <w:r>
+              <w:t>Confirma presença | Registra presença e atualiza o log</w:t>
+            </w:r>
+          </w:p>
+        </w:tc>
+      </w:tr>
+      <w:tr>
+        <w:tc>
+          <w:tcPr>
+            <w:cnfStyle w:val="001000000000" w:firstRow="0" w:lastRow="0" w:firstColumn="1" w:lastColumn="0" w:oddVBand="0" w:evenVBand="0" w:oddHBand="0" w:evenHBand="0" w:firstRowFirstColumn="0" w:firstRowLastColumn="0" w:lastRowFirstColumn="0" w:lastRowLastColumn="0"/>
+            <w:tcW w:w="0" w:type="auto"/>
+            <w:hideMark/>
+          </w:tcPr>
+          <w:p>
+            <w:pPr>
+              <w:spacing w:line="360" w:lineRule="auto"/>
+            </w:pPr>
+            <w:r>
+              <w:t>Restrições/Validações</w:t>
+            </w:r>
+          </w:p>
+        </w:tc>
+        <w:tc>
+          <w:tcPr>
+            <w:tcW w:w="0" w:type="auto"/>
+            <w:hideMark/>
+          </w:tcPr>
+          <w:p>
+            <w:pPr>
+              <w:spacing w:line="360" w:lineRule="auto"/>
+              <w:cnfStyle w:val="000000000000" w:firstRow="0" w:lastRow="0" w:firstColumn="0" w:lastColumn="0" w:oddVBand="0" w:evenVBand="0" w:oddHBand="0" w:evenHBand="0" w:firstRowFirstColumn="0" w:firstRowLastColumn="0" w:lastRowFirstColumn="0" w:lastRowLastColumn="0"/>
+            </w:pPr>
+            <w:r>
+              <w:t>- A presença só pode ser confirmada uma vez por evento.</w:t>
+            </w:r>
+          </w:p>
+        </w:tc>
+      </w:tr>
+      <w:tr>
+        <w:trPr>
+          <w:cnfStyle w:val="000000100000" w:firstRow="0" w:lastRow="0" w:firstColumn="0" w:lastColumn="0" w:oddVBand="0" w:evenVBand="0" w:oddHBand="1" w:evenHBand="0" w:firstRowFirstColumn="0" w:firstRowLastColumn="0" w:lastRowFirstColumn="0" w:lastRowLastColumn="0"/>
+        </w:trPr>
+        <w:tc>
+          <w:tcPr>
+            <w:cnfStyle w:val="001000000000" w:firstRow="0" w:lastRow="0" w:firstColumn="1" w:lastColumn="0" w:oddVBand="0" w:evenVBand="0" w:oddHBand="0" w:evenHBand="0" w:firstRowFirstColumn="0" w:firstRowLastColumn="0" w:lastRowFirstColumn="0" w:lastRowLastColumn="0"/>
+            <w:tcW w:w="0" w:type="auto"/>
+            <w:hideMark/>
+          </w:tcPr>
+          <w:p>
+            <w:pPr>
+              <w:spacing w:line="360" w:lineRule="auto"/>
+            </w:pPr>
+            <w:r>
+              <w:t>Cenário Alternativo</w:t>
+            </w:r>
+          </w:p>
+        </w:tc>
+        <w:tc>
+          <w:tcPr>
+            <w:tcW w:w="0" w:type="auto"/>
+            <w:hideMark/>
+          </w:tcPr>
+          <w:p>
+            <w:pPr>
+              <w:spacing w:line="360" w:lineRule="auto"/>
+              <w:cnfStyle w:val="000000100000" w:firstRow="0" w:lastRow="0" w:firstColumn="0" w:lastColumn="0" w:oddVBand="0" w:evenVBand="0" w:oddHBand="1" w:evenHBand="0" w:firstRowFirstColumn="0" w:firstRowLastColumn="0" w:lastRowFirstColumn="0" w:lastRowLastColumn="0"/>
+            </w:pPr>
+            <w:r>
+              <w:rPr>
+                <w:b/>
+                <w:bCs/>
+              </w:rPr>
+              <w:t>Ações do Ator</w:t>
+            </w:r>
+            <w:r>
+              <w:t> | </w:t>
+            </w:r>
+            <w:r>
+              <w:rPr>
+                <w:b/>
+                <w:bCs/>
+              </w:rPr>
+              <w:t>Ações do Sistema</w:t>
+            </w:r>
+          </w:p>
+        </w:tc>
+      </w:tr>
+      <w:tr>
+        <w:tc>
+          <w:tcPr>
+            <w:cnfStyle w:val="001000000000" w:firstRow="0" w:lastRow="0" w:firstColumn="1" w:lastColumn="0" w:oddVBand="0" w:evenVBand="0" w:oddHBand="0" w:evenHBand="0" w:firstRowFirstColumn="0" w:firstRowLastColumn="0" w:lastRowFirstColumn="0" w:lastRowLastColumn="0"/>
+            <w:tcW w:w="0" w:type="auto"/>
+            <w:hideMark/>
+          </w:tcPr>
+          <w:p>
+            <w:pPr>
+              <w:spacing w:line="360" w:lineRule="auto"/>
+            </w:pPr>
+          </w:p>
+        </w:tc>
+        <w:tc>
+          <w:tcPr>
+            <w:tcW w:w="0" w:type="auto"/>
+            <w:hideMark/>
+          </w:tcPr>
+          <w:p>
+            <w:pPr>
+              <w:spacing w:line="360" w:lineRule="auto"/>
+              <w:cnfStyle w:val="000000000000" w:firstRow="0" w:lastRow="0" w:firstColumn="0" w:lastColumn="0" w:oddVBand="0" w:evenVBand="0" w:oddHBand="0" w:evenHBand="0" w:firstRowFirstColumn="0" w:firstRowLastColumn="0" w:lastRowFirstColumn="0" w:lastRowLastColumn="0"/>
+            </w:pPr>
+            <w:r>
+              <w:t>Não se aplica | Não se aplica</w:t>
+            </w:r>
+          </w:p>
+        </w:tc>
+      </w:tr>
+      <w:tr>
+        <w:trPr>
+          <w:cnfStyle w:val="000000100000" w:firstRow="0" w:lastRow="0" w:firstColumn="0" w:lastColumn="0" w:oddVBand="0" w:evenVBand="0" w:oddHBand="1" w:evenHBand="0" w:firstRowFirstColumn="0" w:firstRowLastColumn="0" w:lastRowFirstColumn="0" w:lastRowLastColumn="0"/>
+        </w:trPr>
+        <w:tc>
+          <w:tcPr>
+            <w:cnfStyle w:val="001000000000" w:firstRow="0" w:lastRow="0" w:firstColumn="1" w:lastColumn="0" w:oddVBand="0" w:evenVBand="0" w:oddHBand="0" w:evenHBand="0" w:firstRowFirstColumn="0" w:firstRowLastColumn="0" w:lastRowFirstColumn="0" w:lastRowLastColumn="0"/>
+            <w:tcW w:w="0" w:type="auto"/>
+            <w:hideMark/>
+          </w:tcPr>
+          <w:p>
+            <w:pPr>
+              <w:spacing w:line="360" w:lineRule="auto"/>
+            </w:pPr>
+            <w:r>
+              <w:t>Cenário de Exceção</w:t>
+            </w:r>
+          </w:p>
+        </w:tc>
+        <w:tc>
+          <w:tcPr>
+            <w:tcW w:w="0" w:type="auto"/>
+            <w:hideMark/>
+          </w:tcPr>
+          <w:p>
+            <w:pPr>
+              <w:spacing w:line="360" w:lineRule="auto"/>
+              <w:cnfStyle w:val="000000100000" w:firstRow="0" w:lastRow="0" w:firstColumn="0" w:lastColumn="0" w:oddVBand="0" w:evenVBand="0" w:oddHBand="1" w:evenHBand="0" w:firstRowFirstColumn="0" w:firstRowLastColumn="0" w:lastRowFirstColumn="0" w:lastRowLastColumn="0"/>
+            </w:pPr>
+            <w:r>
+              <w:rPr>
+                <w:b/>
+                <w:bCs/>
+              </w:rPr>
+              <w:t>Ações do Ator</w:t>
+            </w:r>
+            <w:r>
+              <w:t> | </w:t>
+            </w:r>
+            <w:r>
+              <w:rPr>
+                <w:b/>
+                <w:bCs/>
+              </w:rPr>
+              <w:t>Ações do Sistema</w:t>
+            </w:r>
+          </w:p>
+        </w:tc>
+      </w:tr>
+      <w:tr>
+        <w:tc>
+          <w:tcPr>
+            <w:cnfStyle w:val="001000000000" w:firstRow="0" w:lastRow="0" w:firstColumn="1" w:lastColumn="0" w:oddVBand="0" w:evenVBand="0" w:oddHBand="0" w:evenHBand="0" w:firstRowFirstColumn="0" w:firstRowLastColumn="0" w:lastRowFirstColumn="0" w:lastRowLastColumn="0"/>
+            <w:tcW w:w="0" w:type="auto"/>
+            <w:hideMark/>
+          </w:tcPr>
+          <w:p>
+            <w:pPr>
+              <w:spacing w:line="360" w:lineRule="auto"/>
+            </w:pPr>
+          </w:p>
+        </w:tc>
+        <w:tc>
+          <w:tcPr>
+            <w:tcW w:w="0" w:type="auto"/>
+            <w:hideMark/>
+          </w:tcPr>
+          <w:p>
+            <w:pPr>
+              <w:spacing w:line="360" w:lineRule="auto"/>
+              <w:cnfStyle w:val="000000000000" w:firstRow="0" w:lastRow="0" w:firstColumn="0" w:lastColumn="0" w:oddVBand="0" w:evenVBand="0" w:oddHBand="0" w:evenHBand="0" w:firstRowFirstColumn="0" w:firstRowLastColumn="0" w:lastRowFirstColumn="0" w:lastRowLastColumn="0"/>
+            </w:pPr>
+            <w:r>
+              <w:t>Evento não encontrado | Exibe mensagem de erro</w:t>
+            </w:r>
+          </w:p>
+        </w:tc>
+      </w:tr>
+    </w:tbl>
+    <w:p>
+      <w:r>
+        <w:pict w14:anchorId="04971A1D">
+          <v:rect id="_x0000_i1102" style="width:0;height:.75pt" o:hralign="center" o:hrstd="t" o:hrnoshade="t" o:hr="t" fillcolor="#f8faff" stroked="f"/>
+        </w:pict>
+      </w:r>
+    </w:p>
+    <w:p>
+      <w:r>
+        <w:t>UC03 - Visualizar Feed</w:t>
+      </w:r>
+    </w:p>
+    <w:tbl>
+      <w:tblPr>
+        <w:tblStyle w:val="TabeladeGrade4-nfase1"/>
+        <w:tblW w:w="0" w:type="auto"/>
+        <w:tblLook w:val="04A0" w:firstRow="1" w:lastRow="0" w:firstColumn="1" w:lastColumn="0" w:noHBand="0" w:noVBand="1"/>
+      </w:tblPr>
+      <w:tblGrid>
+        <w:gridCol w:w="2765"/>
+        <w:gridCol w:w="6296"/>
+      </w:tblGrid>
+      <w:tr>
+        <w:trPr>
+          <w:cnfStyle w:val="100000000000" w:firstRow="1" w:lastRow="0" w:firstColumn="0" w:lastColumn="0" w:oddVBand="0" w:evenVBand="0" w:oddHBand="0" w:evenHBand="0" w:firstRowFirstColumn="0" w:firstRowLastColumn="0" w:lastRowFirstColumn="0" w:lastRowLastColumn="0"/>
+        </w:trPr>
+        <w:tc>
+          <w:tcPr>
+            <w:cnfStyle w:val="001000000000" w:firstRow="0" w:lastRow="0" w:firstColumn="1" w:lastColumn="0" w:oddVBand="0" w:evenVBand="0" w:oddHBand="0" w:evenHBand="0" w:firstRowFirstColumn="0" w:firstRowLastColumn="0" w:lastRowFirstColumn="0" w:lastRowLastColumn="0"/>
+            <w:tcW w:w="0" w:type="auto"/>
+            <w:hideMark/>
+          </w:tcPr>
+          <w:p>
+            <w:pPr>
+              <w:spacing w:line="360" w:lineRule="auto"/>
+            </w:pPr>
+            <w:r>
+              <w:t>Campo</w:t>
+            </w:r>
+          </w:p>
+        </w:tc>
+        <w:tc>
+          <w:tcPr>
+            <w:tcW w:w="0" w:type="auto"/>
+            <w:hideMark/>
+          </w:tcPr>
+          <w:p>
+            <w:pPr>
+              <w:spacing w:line="360" w:lineRule="auto"/>
+              <w:cnfStyle w:val="100000000000" w:firstRow="1" w:lastRow="0" w:firstColumn="0" w:lastColumn="0" w:oddVBand="0" w:evenVBand="0" w:oddHBand="0" w:evenHBand="0" w:firstRowFirstColumn="0" w:firstRowLastColumn="0" w:lastRowFirstColumn="0" w:lastRowLastColumn="0"/>
+            </w:pPr>
+            <w:r>
+              <w:t>Descrição</w:t>
+            </w:r>
+          </w:p>
+        </w:tc>
+      </w:tr>
+      <w:tr>
+        <w:trPr>
+          <w:cnfStyle w:val="000000100000" w:firstRow="0" w:lastRow="0" w:firstColumn="0" w:lastColumn="0" w:oddVBand="0" w:evenVBand="0" w:oddHBand="1" w:evenHBand="0" w:firstRowFirstColumn="0" w:firstRowLastColumn="0" w:lastRowFirstColumn="0" w:lastRowLastColumn="0"/>
+        </w:trPr>
+        <w:tc>
+          <w:tcPr>
+            <w:cnfStyle w:val="001000000000" w:firstRow="0" w:lastRow="0" w:firstColumn="1" w:lastColumn="0" w:oddVBand="0" w:evenVBand="0" w:oddHBand="0" w:evenHBand="0" w:firstRowFirstColumn="0" w:firstRowLastColumn="0" w:lastRowFirstColumn="0" w:lastRowLastColumn="0"/>
+            <w:tcW w:w="0" w:type="auto"/>
+            <w:hideMark/>
+          </w:tcPr>
+          <w:p>
+            <w:pPr>
+              <w:spacing w:line="360" w:lineRule="auto"/>
+            </w:pPr>
+            <w:r>
+              <w:t>Ator Principal</w:t>
+            </w:r>
+          </w:p>
+        </w:tc>
+        <w:tc>
+          <w:tcPr>
+            <w:tcW w:w="0" w:type="auto"/>
+            <w:hideMark/>
+          </w:tcPr>
+          <w:p>
+            <w:pPr>
+              <w:spacing w:line="360" w:lineRule="auto"/>
+              <w:cnfStyle w:val="000000100000" w:firstRow="0" w:lastRow="0" w:firstColumn="0" w:lastColumn="0" w:oddVBand="0" w:evenVBand="0" w:oddHBand="1" w:evenHBand="0" w:firstRowFirstColumn="0" w:firstRowLastColumn="0" w:lastRowFirstColumn="0" w:lastRowLastColumn="0"/>
+            </w:pPr>
+            <w:r>
+              <w:t>Estudante</w:t>
+            </w:r>
+          </w:p>
+        </w:tc>
+      </w:tr>
+      <w:tr>
+        <w:tc>
+          <w:tcPr>
+            <w:cnfStyle w:val="001000000000" w:firstRow="0" w:lastRow="0" w:firstColumn="1" w:lastColumn="0" w:oddVBand="0" w:evenVBand="0" w:oddHBand="0" w:evenHBand="0" w:firstRowFirstColumn="0" w:firstRowLastColumn="0" w:lastRowFirstColumn="0" w:lastRowLastColumn="0"/>
+            <w:tcW w:w="0" w:type="auto"/>
+            <w:hideMark/>
+          </w:tcPr>
+          <w:p>
+            <w:pPr>
+              <w:spacing w:line="360" w:lineRule="auto"/>
+            </w:pPr>
+            <w:r>
+              <w:t>Atores Secundários</w:t>
+            </w:r>
+          </w:p>
+        </w:tc>
+        <w:tc>
+          <w:tcPr>
+            <w:tcW w:w="0" w:type="auto"/>
+            <w:hideMark/>
+          </w:tcPr>
+          <w:p>
+            <w:pPr>
+              <w:spacing w:line="360" w:lineRule="auto"/>
+              <w:cnfStyle w:val="000000000000" w:firstRow="0" w:lastRow="0" w:firstColumn="0" w:lastColumn="0" w:oddVBand="0" w:evenVBand="0" w:oddHBand="0" w:evenHBand="0" w:firstRowFirstColumn="0" w:firstRowLastColumn="0" w:lastRowFirstColumn="0" w:lastRowLastColumn="0"/>
+            </w:pPr>
+            <w:r>
+              <w:t>Corpo Docente</w:t>
+            </w:r>
+          </w:p>
+        </w:tc>
+      </w:tr>
+      <w:tr>
+        <w:trPr>
+          <w:cnfStyle w:val="000000100000" w:firstRow="0" w:lastRow="0" w:firstColumn="0" w:lastColumn="0" w:oddVBand="0" w:evenVBand="0" w:oddHBand="1" w:evenHBand="0" w:firstRowFirstColumn="0" w:firstRowLastColumn="0" w:lastRowFirstColumn="0" w:lastRowLastColumn="0"/>
+        </w:trPr>
+        <w:tc>
+          <w:tcPr>
+            <w:cnfStyle w:val="001000000000" w:firstRow="0" w:lastRow="0" w:firstColumn="1" w:lastColumn="0" w:oddVBand="0" w:evenVBand="0" w:oddHBand="0" w:evenHBand="0" w:firstRowFirstColumn="0" w:firstRowLastColumn="0" w:lastRowFirstColumn="0" w:lastRowLastColumn="0"/>
+            <w:tcW w:w="0" w:type="auto"/>
+            <w:hideMark/>
+          </w:tcPr>
+          <w:p>
+            <w:pPr>
+              <w:spacing w:line="360" w:lineRule="auto"/>
+            </w:pPr>
+            <w:r>
+              <w:t>Resumo</w:t>
+            </w:r>
+          </w:p>
+        </w:tc>
+        <w:tc>
+          <w:tcPr>
+            <w:tcW w:w="0" w:type="auto"/>
+            <w:hideMark/>
+          </w:tcPr>
+          <w:p>
+            <w:pPr>
+              <w:spacing w:line="360" w:lineRule="auto"/>
+              <w:cnfStyle w:val="000000100000" w:firstRow="0" w:lastRow="0" w:firstColumn="0" w:lastColumn="0" w:oddVBand="0" w:evenVBand="0" w:oddHBand="1" w:evenHBand="0" w:firstRowFirstColumn="0" w:firstRowLastColumn="0" w:lastRowFirstColumn="0" w:lastRowLastColumn="0"/>
+            </w:pPr>
+            <w:r>
+              <w:t>Permite que o estudante visualize o feed com postagens recentes e enquetes.</w:t>
+            </w:r>
+          </w:p>
+        </w:tc>
+      </w:tr>
+      <w:tr>
+        <w:tc>
+          <w:tcPr>
+            <w:cnfStyle w:val="001000000000" w:firstRow="0" w:lastRow="0" w:firstColumn="1" w:lastColumn="0" w:oddVBand="0" w:evenVBand="0" w:oddHBand="0" w:evenHBand="0" w:firstRowFirstColumn="0" w:firstRowLastColumn="0" w:lastRowFirstColumn="0" w:lastRowLastColumn="0"/>
+            <w:tcW w:w="0" w:type="auto"/>
+            <w:hideMark/>
+          </w:tcPr>
+          <w:p>
+            <w:pPr>
+              <w:spacing w:line="360" w:lineRule="auto"/>
+            </w:pPr>
+            <w:r>
+              <w:t>Pré-condições</w:t>
+            </w:r>
+          </w:p>
+        </w:tc>
+        <w:tc>
+          <w:tcPr>
+            <w:tcW w:w="0" w:type="auto"/>
+            <w:hideMark/>
+          </w:tcPr>
+          <w:p>
+            <w:pPr>
+              <w:spacing w:line="360" w:lineRule="auto"/>
+              <w:cnfStyle w:val="000000000000" w:firstRow="0" w:lastRow="0" w:firstColumn="0" w:lastColumn="0" w:oddVBand="0" w:evenVBand="0" w:oddHBand="0" w:evenHBand="0" w:firstRowFirstColumn="0" w:firstRowLastColumn="0" w:lastRowFirstColumn="0" w:lastRowLastColumn="0"/>
+            </w:pPr>
+            <w:r>
+              <w:t>Usuário deve estar logado.</w:t>
+            </w:r>
+          </w:p>
+        </w:tc>
+      </w:tr>
+      <w:tr>
+        <w:trPr>
+          <w:cnfStyle w:val="000000100000" w:firstRow="0" w:lastRow="0" w:firstColumn="0" w:lastColumn="0" w:oddVBand="0" w:evenVBand="0" w:oddHBand="1" w:evenHBand="0" w:firstRowFirstColumn="0" w:firstRowLastColumn="0" w:lastRowFirstColumn="0" w:lastRowLastColumn="0"/>
+        </w:trPr>
+        <w:tc>
+          <w:tcPr>
+            <w:cnfStyle w:val="001000000000" w:firstRow="0" w:lastRow="0" w:firstColumn="1" w:lastColumn="0" w:oddVBand="0" w:evenVBand="0" w:oddHBand="0" w:evenHBand="0" w:firstRowFirstColumn="0" w:firstRowLastColumn="0" w:lastRowFirstColumn="0" w:lastRowLastColumn="0"/>
+            <w:tcW w:w="0" w:type="auto"/>
+            <w:hideMark/>
+          </w:tcPr>
+          <w:p>
+            <w:pPr>
+              <w:spacing w:line="360" w:lineRule="auto"/>
+            </w:pPr>
+            <w:r>
+              <w:t>Pós-condições</w:t>
+            </w:r>
+          </w:p>
+        </w:tc>
+        <w:tc>
+          <w:tcPr>
+            <w:tcW w:w="0" w:type="auto"/>
+            <w:hideMark/>
+          </w:tcPr>
+          <w:p>
+            <w:pPr>
+              <w:spacing w:line="360" w:lineRule="auto"/>
+              <w:cnfStyle w:val="000000100000" w:firstRow="0" w:lastRow="0" w:firstColumn="0" w:lastColumn="0" w:oddVBand="0" w:evenVBand="0" w:oddHBand="1" w:evenHBand="0" w:firstRowFirstColumn="0" w:firstRowLastColumn="0" w:lastRowFirstColumn="0" w:lastRowLastColumn="0"/>
+            </w:pPr>
+            <w:r>
+              <w:t>Feed exibido.</w:t>
+            </w:r>
+          </w:p>
+        </w:tc>
+      </w:tr>
+      <w:tr>
+        <w:tc>
+          <w:tcPr>
+            <w:cnfStyle w:val="001000000000" w:firstRow="0" w:lastRow="0" w:firstColumn="1" w:lastColumn="0" w:oddVBand="0" w:evenVBand="0" w:oddHBand="0" w:evenHBand="0" w:firstRowFirstColumn="0" w:firstRowLastColumn="0" w:lastRowFirstColumn="0" w:lastRowLastColumn="0"/>
+            <w:tcW w:w="0" w:type="auto"/>
+            <w:hideMark/>
+          </w:tcPr>
+          <w:p>
+            <w:pPr>
+              <w:spacing w:line="360" w:lineRule="auto"/>
+            </w:pPr>
+            <w:r>
+              <w:t>Cenário Principal</w:t>
+            </w:r>
+          </w:p>
+        </w:tc>
+        <w:tc>
+          <w:tcPr>
+            <w:tcW w:w="0" w:type="auto"/>
+            <w:hideMark/>
+          </w:tcPr>
+          <w:p>
+            <w:pPr>
+              <w:spacing w:line="360" w:lineRule="auto"/>
+              <w:cnfStyle w:val="000000000000" w:firstRow="0" w:lastRow="0" w:firstColumn="0" w:lastColumn="0" w:oddVBand="0" w:evenVBand="0" w:oddHBand="0" w:evenHBand="0" w:firstRowFirstColumn="0" w:firstRowLastColumn="0" w:lastRowFirstColumn="0" w:lastRowLastColumn="0"/>
+            </w:pPr>
+            <w:r>
+              <w:rPr>
+                <w:b/>
+                <w:bCs/>
+              </w:rPr>
+              <w:t>Ações do Ator</w:t>
+            </w:r>
+            <w:r>
+              <w:t> | </w:t>
+            </w:r>
+            <w:r>
+              <w:rPr>
+                <w:b/>
+                <w:bCs/>
+              </w:rPr>
+              <w:t>Ações do Sistema</w:t>
+            </w:r>
+          </w:p>
+        </w:tc>
+      </w:tr>
+      <w:tr>
+        <w:trPr>
+          <w:cnfStyle w:val="000000100000" w:firstRow="0" w:lastRow="0" w:firstColumn="0" w:lastColumn="0" w:oddVBand="0" w:evenVBand="0" w:oddHBand="1" w:evenHBand="0" w:firstRowFirstColumn="0" w:firstRowLastColumn="0" w:lastRowFirstColumn="0" w:lastRowLastColumn="0"/>
+        </w:trPr>
+        <w:tc>
+          <w:tcPr>
+            <w:cnfStyle w:val="001000000000" w:firstRow="0" w:lastRow="0" w:firstColumn="1" w:lastColumn="0" w:oddVBand="0" w:evenVBand="0" w:oddHBand="0" w:evenHBand="0" w:firstRowFirstColumn="0" w:firstRowLastColumn="0" w:lastRowFirstColumn="0" w:lastRowLastColumn="0"/>
+            <w:tcW w:w="0" w:type="auto"/>
+            <w:hideMark/>
+          </w:tcPr>
+          <w:p>
+            <w:pPr>
+              <w:spacing w:line="360" w:lineRule="auto"/>
+            </w:pPr>
+          </w:p>
+        </w:tc>
+        <w:tc>
+          <w:tcPr>
+            <w:tcW w:w="0" w:type="auto"/>
+            <w:hideMark/>
+          </w:tcPr>
+          <w:p>
+            <w:pPr>
+              <w:spacing w:line="360" w:lineRule="auto"/>
+              <w:cnfStyle w:val="000000100000" w:firstRow="0" w:lastRow="0" w:firstColumn="0" w:lastColumn="0" w:oddVBand="0" w:evenVBand="0" w:oddHBand="1" w:evenHBand="0" w:firstRowFirstColumn="0" w:firstRowLastColumn="0" w:lastRowFirstColumn="0" w:lastRowLastColumn="0"/>
+            </w:pPr>
+            <w:r>
+              <w:t>Acessa feed | Recupera e exibe posts e enquetes</w:t>
+            </w:r>
+          </w:p>
+        </w:tc>
+      </w:tr>
+      <w:tr>
+        <w:tc>
+          <w:tcPr>
+            <w:cnfStyle w:val="001000000000" w:firstRow="0" w:lastRow="0" w:firstColumn="1" w:lastColumn="0" w:oddVBand="0" w:evenVBand="0" w:oddHBand="0" w:evenHBand="0" w:firstRowFirstColumn="0" w:firstRowLastColumn="0" w:lastRowFirstColumn="0" w:lastRowLastColumn="0"/>
+            <w:tcW w:w="0" w:type="auto"/>
+            <w:hideMark/>
+          </w:tcPr>
+          <w:p>
+            <w:pPr>
+              <w:spacing w:line="360" w:lineRule="auto"/>
+            </w:pPr>
+            <w:r>
+              <w:t>Restrições/Validações</w:t>
+            </w:r>
+          </w:p>
+        </w:tc>
+        <w:tc>
+          <w:tcPr>
+            <w:tcW w:w="0" w:type="auto"/>
+            <w:hideMark/>
+          </w:tcPr>
+          <w:p>
+            <w:pPr>
+              <w:spacing w:line="360" w:lineRule="auto"/>
+              <w:cnfStyle w:val="000000000000" w:firstRow="0" w:lastRow="0" w:firstColumn="0" w:lastColumn="0" w:oddVBand="0" w:evenVBand="0" w:oddHBand="0" w:evenHBand="0" w:firstRowFirstColumn="0" w:firstRowLastColumn="0" w:lastRowFirstColumn="0" w:lastRowLastColumn="0"/>
+            </w:pPr>
+            <w:r>
+              <w:t>- Só usuários logados podem interagir com o feed.</w:t>
+            </w:r>
+          </w:p>
+        </w:tc>
+      </w:tr>
+      <w:tr>
+        <w:trPr>
+          <w:cnfStyle w:val="000000100000" w:firstRow="0" w:lastRow="0" w:firstColumn="0" w:lastColumn="0" w:oddVBand="0" w:evenVBand="0" w:oddHBand="1" w:evenHBand="0" w:firstRowFirstColumn="0" w:firstRowLastColumn="0" w:lastRowFirstColumn="0" w:lastRowLastColumn="0"/>
+        </w:trPr>
+        <w:tc>
+          <w:tcPr>
+            <w:cnfStyle w:val="001000000000" w:firstRow="0" w:lastRow="0" w:firstColumn="1" w:lastColumn="0" w:oddVBand="0" w:evenVBand="0" w:oddHBand="0" w:evenHBand="0" w:firstRowFirstColumn="0" w:firstRowLastColumn="0" w:lastRowFirstColumn="0" w:lastRowLastColumn="0"/>
+            <w:tcW w:w="0" w:type="auto"/>
+            <w:hideMark/>
+          </w:tcPr>
+          <w:p>
+            <w:pPr>
+              <w:spacing w:line="360" w:lineRule="auto"/>
+            </w:pPr>
+            <w:r>
+              <w:t>Cenário Alternativo</w:t>
+            </w:r>
+          </w:p>
+        </w:tc>
+        <w:tc>
+          <w:tcPr>
+            <w:tcW w:w="0" w:type="auto"/>
+            <w:hideMark/>
+          </w:tcPr>
+          <w:p>
+            <w:pPr>
+              <w:spacing w:line="360" w:lineRule="auto"/>
+              <w:cnfStyle w:val="000000100000" w:firstRow="0" w:lastRow="0" w:firstColumn="0" w:lastColumn="0" w:oddVBand="0" w:evenVBand="0" w:oddHBand="1" w:evenHBand="0" w:firstRowFirstColumn="0" w:firstRowLastColumn="0" w:lastRowFirstColumn="0" w:lastRowLastColumn="0"/>
+            </w:pPr>
+            <w:r>
+              <w:rPr>
+                <w:b/>
+                <w:bCs/>
+              </w:rPr>
+              <w:t>Ações do Ator</w:t>
+            </w:r>
+            <w:r>
+              <w:t> | </w:t>
+            </w:r>
+            <w:r>
+              <w:rPr>
+                <w:b/>
+                <w:bCs/>
+              </w:rPr>
+              <w:t>Ações do Sistema</w:t>
+            </w:r>
+          </w:p>
+        </w:tc>
+      </w:tr>
+      <w:tr>
+        <w:tc>
+          <w:tcPr>
+            <w:cnfStyle w:val="001000000000" w:firstRow="0" w:lastRow="0" w:firstColumn="1" w:lastColumn="0" w:oddVBand="0" w:evenVBand="0" w:oddHBand="0" w:evenHBand="0" w:firstRowFirstColumn="0" w:firstRowLastColumn="0" w:lastRowFirstColumn="0" w:lastRowLastColumn="0"/>
+            <w:tcW w:w="0" w:type="auto"/>
+            <w:hideMark/>
+          </w:tcPr>
+          <w:p>
+            <w:pPr>
+              <w:spacing w:line="360" w:lineRule="auto"/>
+            </w:pPr>
+          </w:p>
+        </w:tc>
+        <w:tc>
+          <w:tcPr>
+            <w:tcW w:w="0" w:type="auto"/>
+            <w:hideMark/>
+          </w:tcPr>
+          <w:p>
+            <w:pPr>
+              <w:spacing w:line="360" w:lineRule="auto"/>
+              <w:cnfStyle w:val="000000000000" w:firstRow="0" w:lastRow="0" w:firstColumn="0" w:lastColumn="0" w:oddVBand="0" w:evenVBand="0" w:oddHBand="0" w:evenHBand="0" w:firstRowFirstColumn="0" w:firstRowLastColumn="0" w:lastRowFirstColumn="0" w:lastRowLastColumn="0"/>
+            </w:pPr>
+            <w:r>
+              <w:t>Atualiza feed | Sistema recarrega os conteúdos</w:t>
+            </w:r>
+          </w:p>
+        </w:tc>
+      </w:tr>
+      <w:tr>
+        <w:trPr>
+          <w:cnfStyle w:val="000000100000" w:firstRow="0" w:lastRow="0" w:firstColumn="0" w:lastColumn="0" w:oddVBand="0" w:evenVBand="0" w:oddHBand="1" w:evenHBand="0" w:firstRowFirstColumn="0" w:firstRowLastColumn="0" w:lastRowFirstColumn="0" w:lastRowLastColumn="0"/>
+        </w:trPr>
+        <w:tc>
+          <w:tcPr>
+            <w:cnfStyle w:val="001000000000" w:firstRow="0" w:lastRow="0" w:firstColumn="1" w:lastColumn="0" w:oddVBand="0" w:evenVBand="0" w:oddHBand="0" w:evenHBand="0" w:firstRowFirstColumn="0" w:firstRowLastColumn="0" w:lastRowFirstColumn="0" w:lastRowLastColumn="0"/>
+            <w:tcW w:w="0" w:type="auto"/>
+            <w:hideMark/>
+          </w:tcPr>
+          <w:p>
+            <w:pPr>
+              <w:spacing w:line="360" w:lineRule="auto"/>
+            </w:pPr>
+            <w:r>
+              <w:t>Cenário de Exceção</w:t>
+            </w:r>
+          </w:p>
+        </w:tc>
+        <w:tc>
+          <w:tcPr>
+            <w:tcW w:w="0" w:type="auto"/>
+            <w:hideMark/>
+          </w:tcPr>
+          <w:p>
+            <w:pPr>
+              <w:spacing w:line="360" w:lineRule="auto"/>
+              <w:cnfStyle w:val="000000100000" w:firstRow="0" w:lastRow="0" w:firstColumn="0" w:lastColumn="0" w:oddVBand="0" w:evenVBand="0" w:oddHBand="1" w:evenHBand="0" w:firstRowFirstColumn="0" w:firstRowLastColumn="0" w:lastRowFirstColumn="0" w:lastRowLastColumn="0"/>
+            </w:pPr>
+            <w:r>
+              <w:rPr>
+                <w:b/>
+                <w:bCs/>
+              </w:rPr>
+              <w:t>Ações do Ator</w:t>
+            </w:r>
+            <w:r>
+              <w:t> | </w:t>
+            </w:r>
+            <w:r>
+              <w:rPr>
+                <w:b/>
+                <w:bCs/>
+              </w:rPr>
+              <w:t>Ações do Sistema</w:t>
+            </w:r>
+          </w:p>
+        </w:tc>
+      </w:tr>
+      <w:tr>
+        <w:tc>
+          <w:tcPr>
+            <w:cnfStyle w:val="001000000000" w:firstRow="0" w:lastRow="0" w:firstColumn="1" w:lastColumn="0" w:oddVBand="0" w:evenVBand="0" w:oddHBand="0" w:evenHBand="0" w:firstRowFirstColumn="0" w:firstRowLastColumn="0" w:lastRowFirstColumn="0" w:lastRowLastColumn="0"/>
+            <w:tcW w:w="0" w:type="auto"/>
+            <w:hideMark/>
+          </w:tcPr>
+          <w:p>
+            <w:pPr>
+              <w:spacing w:line="360" w:lineRule="auto"/>
+            </w:pPr>
+          </w:p>
+        </w:tc>
+        <w:tc>
+          <w:tcPr>
+            <w:tcW w:w="0" w:type="auto"/>
+            <w:hideMark/>
+          </w:tcPr>
+          <w:p>
+            <w:pPr>
+              <w:spacing w:line="360" w:lineRule="auto"/>
+              <w:cnfStyle w:val="000000000000" w:firstRow="0" w:lastRow="0" w:firstColumn="0" w:lastColumn="0" w:oddVBand="0" w:evenVBand="0" w:oddHBand="0" w:evenHBand="0" w:firstRowFirstColumn="0" w:firstRowLastColumn="0" w:lastRowFirstColumn="0" w:lastRowLastColumn="0"/>
+            </w:pPr>
+            <w:r>
+              <w:t>Atualiza Feed | Exibe mensagem caso o feed esteja vazio</w:t>
+            </w:r>
+          </w:p>
+        </w:tc>
+      </w:tr>
+    </w:tbl>
+    <w:p>
+      <w:r>
+        <w:pict w14:anchorId="33D18A3A">
+          <v:rect id="_x0000_i1103" style="width:0;height:.75pt" o:hralign="center" o:hrstd="t" o:hrnoshade="t" o:hr="t" fillcolor="#f8faff" stroked="f"/>
+        </w:pict>
+      </w:r>
+    </w:p>
+    <w:p>
+      <w:r>
+        <w:t>UC04 - Curtir Post</w:t>
+      </w:r>
+    </w:p>
+    <w:tbl>
+      <w:tblPr>
+        <w:tblStyle w:val="TabeladeGrade4-nfase1"/>
+        <w:tblW w:w="0" w:type="auto"/>
+        <w:tblLook w:val="04A0" w:firstRow="1" w:lastRow="0" w:firstColumn="1" w:lastColumn="0" w:noHBand="0" w:noVBand="1"/>
+      </w:tblPr>
+      <w:tblGrid>
+        <w:gridCol w:w="2765"/>
+        <w:gridCol w:w="5988"/>
+      </w:tblGrid>
+      <w:tr>
+        <w:trPr>
+          <w:cnfStyle w:val="100000000000" w:firstRow="1" w:lastRow="0" w:firstColumn="0" w:lastColumn="0" w:oddVBand="0" w:evenVBand="0" w:oddHBand="0" w:evenHBand="0" w:firstRowFirstColumn="0" w:firstRowLastColumn="0" w:lastRowFirstColumn="0" w:lastRowLastColumn="0"/>
+        </w:trPr>
+        <w:tc>
+          <w:tcPr>
+            <w:cnfStyle w:val="001000000000" w:firstRow="0" w:lastRow="0" w:firstColumn="1" w:lastColumn="0" w:oddVBand="0" w:evenVBand="0" w:oddHBand="0" w:evenHBand="0" w:firstRowFirstColumn="0" w:firstRowLastColumn="0" w:lastRowFirstColumn="0" w:lastRowLastColumn="0"/>
+            <w:tcW w:w="0" w:type="auto"/>
+            <w:hideMark/>
+          </w:tcPr>
+          <w:p>
+            <w:pPr>
+              <w:spacing w:line="360" w:lineRule="auto"/>
+            </w:pPr>
+            <w:r>
+              <w:t>Campo</w:t>
+            </w:r>
+          </w:p>
+        </w:tc>
+        <w:tc>
+          <w:tcPr>
+            <w:tcW w:w="0" w:type="auto"/>
+            <w:hideMark/>
+          </w:tcPr>
+          <w:p>
+            <w:pPr>
+              <w:spacing w:line="360" w:lineRule="auto"/>
+              <w:cnfStyle w:val="100000000000" w:firstRow="1" w:lastRow="0" w:firstColumn="0" w:lastColumn="0" w:oddVBand="0" w:evenVBand="0" w:oddHBand="0" w:evenHBand="0" w:firstRowFirstColumn="0" w:firstRowLastColumn="0" w:lastRowFirstColumn="0" w:lastRowLastColumn="0"/>
+            </w:pPr>
+            <w:r>
+              <w:t>Descrição</w:t>
+            </w:r>
+          </w:p>
+        </w:tc>
+      </w:tr>
+      <w:tr>
+        <w:trPr>
+          <w:cnfStyle w:val="000000100000" w:firstRow="0" w:lastRow="0" w:firstColumn="0" w:lastColumn="0" w:oddVBand="0" w:evenVBand="0" w:oddHBand="1" w:evenHBand="0" w:firstRowFirstColumn="0" w:firstRowLastColumn="0" w:lastRowFirstColumn="0" w:lastRowLastColumn="0"/>
+        </w:trPr>
+        <w:tc>
+          <w:tcPr>
+            <w:cnfStyle w:val="001000000000" w:firstRow="0" w:lastRow="0" w:firstColumn="1" w:lastColumn="0" w:oddVBand="0" w:evenVBand="0" w:oddHBand="0" w:evenHBand="0" w:firstRowFirstColumn="0" w:firstRowLastColumn="0" w:lastRowFirstColumn="0" w:lastRowLastColumn="0"/>
+            <w:tcW w:w="0" w:type="auto"/>
+            <w:hideMark/>
+          </w:tcPr>
+          <w:p>
+            <w:pPr>
+              <w:spacing w:line="360" w:lineRule="auto"/>
+            </w:pPr>
+            <w:r>
+              <w:t>Ator Principal</w:t>
+            </w:r>
+          </w:p>
+        </w:tc>
+        <w:tc>
+          <w:tcPr>
+            <w:tcW w:w="0" w:type="auto"/>
+            <w:hideMark/>
+          </w:tcPr>
+          <w:p>
+            <w:pPr>
+              <w:spacing w:line="360" w:lineRule="auto"/>
+              <w:cnfStyle w:val="000000100000" w:firstRow="0" w:lastRow="0" w:firstColumn="0" w:lastColumn="0" w:oddVBand="0" w:evenVBand="0" w:oddHBand="1" w:evenHBand="0" w:firstRowFirstColumn="0" w:firstRowLastColumn="0" w:lastRowFirstColumn="0" w:lastRowLastColumn="0"/>
+            </w:pPr>
+            <w:r>
+              <w:t>Estudante</w:t>
+            </w:r>
+          </w:p>
+        </w:tc>
+      </w:tr>
+      <w:tr>
+        <w:tc>
+          <w:tcPr>
+            <w:cnfStyle w:val="001000000000" w:firstRow="0" w:lastRow="0" w:firstColumn="1" w:lastColumn="0" w:oddVBand="0" w:evenVBand="0" w:oddHBand="0" w:evenHBand="0" w:firstRowFirstColumn="0" w:firstRowLastColumn="0" w:lastRowFirstColumn="0" w:lastRowLastColumn="0"/>
+            <w:tcW w:w="0" w:type="auto"/>
+            <w:hideMark/>
+          </w:tcPr>
+          <w:p>
+            <w:pPr>
+              <w:spacing w:line="360" w:lineRule="auto"/>
+            </w:pPr>
+            <w:r>
+              <w:t>Atores Secundários</w:t>
+            </w:r>
+          </w:p>
+        </w:tc>
+        <w:tc>
+          <w:tcPr>
+            <w:tcW w:w="0" w:type="auto"/>
+            <w:hideMark/>
+          </w:tcPr>
+          <w:p>
+            <w:pPr>
+              <w:spacing w:line="360" w:lineRule="auto"/>
+              <w:cnfStyle w:val="000000000000" w:firstRow="0" w:lastRow="0" w:firstColumn="0" w:lastColumn="0" w:oddVBand="0" w:evenVBand="0" w:oddHBand="0" w:evenHBand="0" w:firstRowFirstColumn="0" w:firstRowLastColumn="0" w:lastRowFirstColumn="0" w:lastRowLastColumn="0"/>
+            </w:pPr>
+            <w:r>
+              <w:t>Corpo Docente</w:t>
+            </w:r>
+          </w:p>
+        </w:tc>
+      </w:tr>
+      <w:tr>
+        <w:trPr>
+          <w:cnfStyle w:val="000000100000" w:firstRow="0" w:lastRow="0" w:firstColumn="0" w:lastColumn="0" w:oddVBand="0" w:evenVBand="0" w:oddHBand="1" w:evenHBand="0" w:firstRowFirstColumn="0" w:firstRowLastColumn="0" w:lastRowFirstColumn="0" w:lastRowLastColumn="0"/>
+        </w:trPr>
+        <w:tc>
+          <w:tcPr>
+            <w:cnfStyle w:val="001000000000" w:firstRow="0" w:lastRow="0" w:firstColumn="1" w:lastColumn="0" w:oddVBand="0" w:evenVBand="0" w:oddHBand="0" w:evenHBand="0" w:firstRowFirstColumn="0" w:firstRowLastColumn="0" w:lastRowFirstColumn="0" w:lastRowLastColumn="0"/>
+            <w:tcW w:w="0" w:type="auto"/>
+            <w:hideMark/>
+          </w:tcPr>
+          <w:p>
+            <w:pPr>
+              <w:spacing w:line="360" w:lineRule="auto"/>
+            </w:pPr>
+            <w:r>
+              <w:t>Resumo</w:t>
+            </w:r>
+          </w:p>
+        </w:tc>
+        <w:tc>
+          <w:tcPr>
+            <w:tcW w:w="0" w:type="auto"/>
+            <w:hideMark/>
+          </w:tcPr>
+          <w:p>
+            <w:pPr>
+              <w:spacing w:line="360" w:lineRule="auto"/>
+              <w:cnfStyle w:val="000000100000" w:firstRow="0" w:lastRow="0" w:firstColumn="0" w:lastColumn="0" w:oddVBand="0" w:evenVBand="0" w:oddHBand="1" w:evenHBand="0" w:firstRowFirstColumn="0" w:firstRowLastColumn="0" w:lastRowFirstColumn="0" w:lastRowLastColumn="0"/>
+            </w:pPr>
+            <w:r>
+              <w:t>Permite que o usuário curta publicações do feed.</w:t>
+            </w:r>
+          </w:p>
+        </w:tc>
+      </w:tr>
+      <w:tr>
+        <w:tc>
+          <w:tcPr>
+            <w:cnfStyle w:val="001000000000" w:firstRow="0" w:lastRow="0" w:firstColumn="1" w:lastColumn="0" w:oddVBand="0" w:evenVBand="0" w:oddHBand="0" w:evenHBand="0" w:firstRowFirstColumn="0" w:firstRowLastColumn="0" w:lastRowFirstColumn="0" w:lastRowLastColumn="0"/>
+            <w:tcW w:w="0" w:type="auto"/>
+            <w:hideMark/>
+          </w:tcPr>
+          <w:p>
+            <w:pPr>
+              <w:spacing w:line="360" w:lineRule="auto"/>
+            </w:pPr>
+            <w:r>
+              <w:t>Pré-condições</w:t>
+            </w:r>
+          </w:p>
+        </w:tc>
+        <w:tc>
+          <w:tcPr>
+            <w:tcW w:w="0" w:type="auto"/>
+            <w:hideMark/>
+          </w:tcPr>
+          <w:p>
+            <w:pPr>
+              <w:spacing w:line="360" w:lineRule="auto"/>
+              <w:cnfStyle w:val="000000000000" w:firstRow="0" w:lastRow="0" w:firstColumn="0" w:lastColumn="0" w:oddVBand="0" w:evenVBand="0" w:oddHBand="0" w:evenHBand="0" w:firstRowFirstColumn="0" w:firstRowLastColumn="0" w:lastRowFirstColumn="0" w:lastRowLastColumn="0"/>
+            </w:pPr>
+            <w:r>
+              <w:t>Feed exibido.</w:t>
+            </w:r>
+          </w:p>
+        </w:tc>
+      </w:tr>
+      <w:tr>
+        <w:trPr>
+          <w:cnfStyle w:val="000000100000" w:firstRow="0" w:lastRow="0" w:firstColumn="0" w:lastColumn="0" w:oddVBand="0" w:evenVBand="0" w:oddHBand="1" w:evenHBand="0" w:firstRowFirstColumn="0" w:firstRowLastColumn="0" w:lastRowFirstColumn="0" w:lastRowLastColumn="0"/>
+        </w:trPr>
+        <w:tc>
+          <w:tcPr>
+            <w:cnfStyle w:val="001000000000" w:firstRow="0" w:lastRow="0" w:firstColumn="1" w:lastColumn="0" w:oddVBand="0" w:evenVBand="0" w:oddHBand="0" w:evenHBand="0" w:firstRowFirstColumn="0" w:firstRowLastColumn="0" w:lastRowFirstColumn="0" w:lastRowLastColumn="0"/>
+            <w:tcW w:w="0" w:type="auto"/>
+            <w:hideMark/>
+          </w:tcPr>
+          <w:p>
+            <w:pPr>
+              <w:spacing w:line="360" w:lineRule="auto"/>
+            </w:pPr>
+            <w:r>
+              <w:t>Pós-condições</w:t>
+            </w:r>
+          </w:p>
+        </w:tc>
+        <w:tc>
+          <w:tcPr>
+            <w:tcW w:w="0" w:type="auto"/>
+            <w:hideMark/>
+          </w:tcPr>
+          <w:p>
+            <w:pPr>
+              <w:spacing w:line="360" w:lineRule="auto"/>
+              <w:cnfStyle w:val="000000100000" w:firstRow="0" w:lastRow="0" w:firstColumn="0" w:lastColumn="0" w:oddVBand="0" w:evenVBand="0" w:oddHBand="1" w:evenHBand="0" w:firstRowFirstColumn="0" w:firstRowLastColumn="0" w:lastRowFirstColumn="0" w:lastRowLastColumn="0"/>
+            </w:pPr>
+            <w:r>
+              <w:t>Contador de curtidas atualizado.</w:t>
+            </w:r>
+          </w:p>
+        </w:tc>
+      </w:tr>
+      <w:tr>
+        <w:tc>
+          <w:tcPr>
+            <w:cnfStyle w:val="001000000000" w:firstRow="0" w:lastRow="0" w:firstColumn="1" w:lastColumn="0" w:oddVBand="0" w:evenVBand="0" w:oddHBand="0" w:evenHBand="0" w:firstRowFirstColumn="0" w:firstRowLastColumn="0" w:lastRowFirstColumn="0" w:lastRowLastColumn="0"/>
+            <w:tcW w:w="0" w:type="auto"/>
+            <w:hideMark/>
+          </w:tcPr>
+          <w:p>
+            <w:pPr>
+              <w:spacing w:line="360" w:lineRule="auto"/>
+            </w:pPr>
+            <w:r>
+              <w:t>Cenário Principal</w:t>
+            </w:r>
+          </w:p>
+        </w:tc>
+        <w:tc>
+          <w:tcPr>
+            <w:tcW w:w="0" w:type="auto"/>
+            <w:hideMark/>
+          </w:tcPr>
+          <w:p>
+            <w:pPr>
+              <w:spacing w:line="360" w:lineRule="auto"/>
+              <w:cnfStyle w:val="000000000000" w:firstRow="0" w:lastRow="0" w:firstColumn="0" w:lastColumn="0" w:oddVBand="0" w:evenVBand="0" w:oddHBand="0" w:evenHBand="0" w:firstRowFirstColumn="0" w:firstRowLastColumn="0" w:lastRowFirstColumn="0" w:lastRowLastColumn="0"/>
+            </w:pPr>
+            <w:r>
+              <w:rPr>
+                <w:b/>
+                <w:bCs/>
+              </w:rPr>
+              <w:t>Ações do Ator</w:t>
+            </w:r>
+            <w:r>
+              <w:t> | </w:t>
+            </w:r>
+            <w:r>
+              <w:rPr>
+                <w:b/>
+                <w:bCs/>
+              </w:rPr>
+              <w:t>Ações do Sistema</w:t>
+            </w:r>
+          </w:p>
+        </w:tc>
+      </w:tr>
+      <w:tr>
+        <w:trPr>
+          <w:cnfStyle w:val="000000100000" w:firstRow="0" w:lastRow="0" w:firstColumn="0" w:lastColumn="0" w:oddVBand="0" w:evenVBand="0" w:oddHBand="1" w:evenHBand="0" w:firstRowFirstColumn="0" w:firstRowLastColumn="0" w:lastRowFirstColumn="0" w:lastRowLastColumn="0"/>
+        </w:trPr>
+        <w:tc>
+          <w:tcPr>
+            <w:cnfStyle w:val="001000000000" w:firstRow="0" w:lastRow="0" w:firstColumn="1" w:lastColumn="0" w:oddVBand="0" w:evenVBand="0" w:oddHBand="0" w:evenHBand="0" w:firstRowFirstColumn="0" w:firstRowLastColumn="0" w:lastRowFirstColumn="0" w:lastRowLastColumn="0"/>
+            <w:tcW w:w="0" w:type="auto"/>
+            <w:hideMark/>
+          </w:tcPr>
+          <w:p>
+            <w:pPr>
+              <w:spacing w:line="360" w:lineRule="auto"/>
+            </w:pPr>
+          </w:p>
+        </w:tc>
+        <w:tc>
+          <w:tcPr>
+            <w:tcW w:w="0" w:type="auto"/>
+            <w:hideMark/>
+          </w:tcPr>
+          <w:p>
+            <w:pPr>
+              <w:spacing w:line="360" w:lineRule="auto"/>
+              <w:cnfStyle w:val="000000100000" w:firstRow="0" w:lastRow="0" w:firstColumn="0" w:lastColumn="0" w:oddVBand="0" w:evenVBand="0" w:oddHBand="1" w:evenHBand="0" w:firstRowFirstColumn="0" w:firstRowLastColumn="0" w:lastRowFirstColumn="0" w:lastRowLastColumn="0"/>
+            </w:pPr>
+            <w:r>
+              <w:t>Clica no botão curtir | Incrementa contador de curtidas</w:t>
+            </w:r>
+          </w:p>
+        </w:tc>
+      </w:tr>
+      <w:tr>
+        <w:tc>
+          <w:tcPr>
+            <w:cnfStyle w:val="001000000000" w:firstRow="0" w:lastRow="0" w:firstColumn="1" w:lastColumn="0" w:oddVBand="0" w:evenVBand="0" w:oddHBand="0" w:evenHBand="0" w:firstRowFirstColumn="0" w:firstRowLastColumn="0" w:lastRowFirstColumn="0" w:lastRowLastColumn="0"/>
+            <w:tcW w:w="0" w:type="auto"/>
+            <w:hideMark/>
+          </w:tcPr>
+          <w:p>
+            <w:pPr>
+              <w:spacing w:line="360" w:lineRule="auto"/>
+            </w:pPr>
+            <w:r>
+              <w:t>Restrições/Validações</w:t>
+            </w:r>
+          </w:p>
+        </w:tc>
+        <w:tc>
+          <w:tcPr>
+            <w:tcW w:w="0" w:type="auto"/>
+            <w:hideMark/>
+          </w:tcPr>
+          <w:p>
+            <w:pPr>
+              <w:spacing w:line="360" w:lineRule="auto"/>
+              <w:cnfStyle w:val="000000000000" w:firstRow="0" w:lastRow="0" w:firstColumn="0" w:lastColumn="0" w:oddVBand="0" w:evenVBand="0" w:oddHBand="0" w:evenHBand="0" w:firstRowFirstColumn="0" w:firstRowLastColumn="0" w:lastRowFirstColumn="0" w:lastRowLastColumn="0"/>
+            </w:pPr>
+            <w:r>
+              <w:t>- Cada usuário só pode curtir uma vez.</w:t>
+            </w:r>
+          </w:p>
+        </w:tc>
+      </w:tr>
+      <w:tr>
+        <w:trPr>
+          <w:cnfStyle w:val="000000100000" w:firstRow="0" w:lastRow="0" w:firstColumn="0" w:lastColumn="0" w:oddVBand="0" w:evenVBand="0" w:oddHBand="1" w:evenHBand="0" w:firstRowFirstColumn="0" w:firstRowLastColumn="0" w:lastRowFirstColumn="0" w:lastRowLastColumn="0"/>
+        </w:trPr>
+        <w:tc>
+          <w:tcPr>
+            <w:cnfStyle w:val="001000000000" w:firstRow="0" w:lastRow="0" w:firstColumn="1" w:lastColumn="0" w:oddVBand="0" w:evenVBand="0" w:oddHBand="0" w:evenHBand="0" w:firstRowFirstColumn="0" w:firstRowLastColumn="0" w:lastRowFirstColumn="0" w:lastRowLastColumn="0"/>
+            <w:tcW w:w="0" w:type="auto"/>
+            <w:hideMark/>
+          </w:tcPr>
+          <w:p>
+            <w:pPr>
+              <w:spacing w:line="360" w:lineRule="auto"/>
+            </w:pPr>
+            <w:r>
+              <w:lastRenderedPageBreak/>
+              <w:t>Cenário Alternativo</w:t>
+            </w:r>
+          </w:p>
+        </w:tc>
+        <w:tc>
+          <w:tcPr>
+            <w:tcW w:w="0" w:type="auto"/>
+            <w:hideMark/>
+          </w:tcPr>
+          <w:p>
+            <w:pPr>
+              <w:spacing w:line="360" w:lineRule="auto"/>
+              <w:cnfStyle w:val="000000100000" w:firstRow="0" w:lastRow="0" w:firstColumn="0" w:lastColumn="0" w:oddVBand="0" w:evenVBand="0" w:oddHBand="1" w:evenHBand="0" w:firstRowFirstColumn="0" w:firstRowLastColumn="0" w:lastRowFirstColumn="0" w:lastRowLastColumn="0"/>
+            </w:pPr>
+            <w:r>
+              <w:rPr>
+                <w:b/>
+                <w:bCs/>
+              </w:rPr>
+              <w:t>Ações do Ator</w:t>
+            </w:r>
+            <w:r>
+              <w:t> | </w:t>
+            </w:r>
+            <w:r>
+              <w:rPr>
+                <w:b/>
+                <w:bCs/>
+              </w:rPr>
+              <w:t>Ações do Sistema</w:t>
+            </w:r>
+          </w:p>
+        </w:tc>
+      </w:tr>
+      <w:tr>
+        <w:tc>
+          <w:tcPr>
+            <w:cnfStyle w:val="001000000000" w:firstRow="0" w:lastRow="0" w:firstColumn="1" w:lastColumn="0" w:oddVBand="0" w:evenVBand="0" w:oddHBand="0" w:evenHBand="0" w:firstRowFirstColumn="0" w:firstRowLastColumn="0" w:lastRowFirstColumn="0" w:lastRowLastColumn="0"/>
+            <w:tcW w:w="0" w:type="auto"/>
+            <w:hideMark/>
+          </w:tcPr>
+          <w:p>
+            <w:pPr>
+              <w:spacing w:line="360" w:lineRule="auto"/>
+            </w:pPr>
+          </w:p>
+        </w:tc>
+        <w:tc>
+          <w:tcPr>
+            <w:tcW w:w="0" w:type="auto"/>
+            <w:hideMark/>
+          </w:tcPr>
+          <w:p>
+            <w:pPr>
+              <w:spacing w:line="360" w:lineRule="auto"/>
+              <w:cnfStyle w:val="000000000000" w:firstRow="0" w:lastRow="0" w:firstColumn="0" w:lastColumn="0" w:oddVBand="0" w:evenVBand="0" w:oddHBand="0" w:evenHBand="0" w:firstRowFirstColumn="0" w:firstRowLastColumn="0" w:lastRowFirstColumn="0" w:lastRowLastColumn="0"/>
+            </w:pPr>
+            <w:proofErr w:type="spellStart"/>
+            <w:r>
+              <w:t>Descurte</w:t>
+            </w:r>
+            <w:proofErr w:type="spellEnd"/>
+            <w:r>
+              <w:t xml:space="preserve"> o post | Decrementa contador de curtidas</w:t>
+            </w:r>
+          </w:p>
+        </w:tc>
+      </w:tr>
+      <w:tr>
+        <w:trPr>
+          <w:cnfStyle w:val="000000100000" w:firstRow="0" w:lastRow="0" w:firstColumn="0" w:lastColumn="0" w:oddVBand="0" w:evenVBand="0" w:oddHBand="1" w:evenHBand="0" w:firstRowFirstColumn="0" w:firstRowLastColumn="0" w:lastRowFirstColumn="0" w:lastRowLastColumn="0"/>
+        </w:trPr>
+        <w:tc>
+          <w:tcPr>
+            <w:cnfStyle w:val="001000000000" w:firstRow="0" w:lastRow="0" w:firstColumn="1" w:lastColumn="0" w:oddVBand="0" w:evenVBand="0" w:oddHBand="0" w:evenHBand="0" w:firstRowFirstColumn="0" w:firstRowLastColumn="0" w:lastRowFirstColumn="0" w:lastRowLastColumn="0"/>
+            <w:tcW w:w="0" w:type="auto"/>
+            <w:hideMark/>
+          </w:tcPr>
+          <w:p>
+            <w:pPr>
+              <w:spacing w:line="360" w:lineRule="auto"/>
+            </w:pPr>
+            <w:r>
+              <w:t>Cenário de Exceção</w:t>
+            </w:r>
+          </w:p>
+        </w:tc>
+        <w:tc>
+          <w:tcPr>
+            <w:tcW w:w="0" w:type="auto"/>
+            <w:hideMark/>
+          </w:tcPr>
+          <w:p>
+            <w:pPr>
+              <w:spacing w:line="360" w:lineRule="auto"/>
+              <w:cnfStyle w:val="000000100000" w:firstRow="0" w:lastRow="0" w:firstColumn="0" w:lastColumn="0" w:oddVBand="0" w:evenVBand="0" w:oddHBand="1" w:evenHBand="0" w:firstRowFirstColumn="0" w:firstRowLastColumn="0" w:lastRowFirstColumn="0" w:lastRowLastColumn="0"/>
+            </w:pPr>
+            <w:r>
+              <w:rPr>
+                <w:b/>
+                <w:bCs/>
+              </w:rPr>
+              <w:t>Ações do Ator</w:t>
+            </w:r>
+            <w:r>
+              <w:t> | </w:t>
+            </w:r>
+            <w:r>
+              <w:rPr>
+                <w:b/>
+                <w:bCs/>
+              </w:rPr>
+              <w:t>Ações do Sistema</w:t>
+            </w:r>
+          </w:p>
+        </w:tc>
+      </w:tr>
+      <w:tr>
+        <w:tc>
+          <w:tcPr>
+            <w:cnfStyle w:val="001000000000" w:firstRow="0" w:lastRow="0" w:firstColumn="1" w:lastColumn="0" w:oddVBand="0" w:evenVBand="0" w:oddHBand="0" w:evenHBand="0" w:firstRowFirstColumn="0" w:firstRowLastColumn="0" w:lastRowFirstColumn="0" w:lastRowLastColumn="0"/>
+            <w:tcW w:w="0" w:type="auto"/>
+            <w:hideMark/>
+          </w:tcPr>
+          <w:p>
+            <w:pPr>
+              <w:spacing w:line="360" w:lineRule="auto"/>
+            </w:pPr>
+          </w:p>
+        </w:tc>
+        <w:tc>
+          <w:tcPr>
+            <w:tcW w:w="0" w:type="auto"/>
+            <w:hideMark/>
+          </w:tcPr>
+          <w:p>
+            <w:pPr>
+              <w:spacing w:line="360" w:lineRule="auto"/>
+              <w:cnfStyle w:val="000000000000" w:firstRow="0" w:lastRow="0" w:firstColumn="0" w:lastColumn="0" w:oddVBand="0" w:evenVBand="0" w:oddHBand="0" w:evenHBand="0" w:firstRowFirstColumn="0" w:firstRowLastColumn="0" w:lastRowFirstColumn="0" w:lastRowLastColumn="0"/>
+            </w:pPr>
+            <w:r>
+              <w:t>Curte | Exibe erro se o post não for encontrado</w:t>
+            </w:r>
+          </w:p>
+        </w:tc>
+      </w:tr>
+    </w:tbl>
+    <w:p>
+      <w:r>
+        <w:pict w14:anchorId="08B095AF">
+          <v:rect id="_x0000_i1104" style="width:0;height:.75pt" o:hralign="center" o:hrstd="t" o:hrnoshade="t" o:hr="t" fillcolor="#f8faff" stroked="f"/>
+        </w:pict>
+      </w:r>
+    </w:p>
+    <w:p>
+      <w:r>
+        <w:t>UC05 - Comentar Post</w:t>
+      </w:r>
+    </w:p>
+    <w:tbl>
+      <w:tblPr>
+        <w:tblStyle w:val="TabeladeGrade4-nfase1"/>
+        <w:tblW w:w="0" w:type="auto"/>
+        <w:tblLook w:val="04A0" w:firstRow="1" w:lastRow="0" w:firstColumn="1" w:lastColumn="0" w:noHBand="0" w:noVBand="1"/>
+      </w:tblPr>
+      <w:tblGrid>
+        <w:gridCol w:w="2765"/>
+        <w:gridCol w:w="6296"/>
+      </w:tblGrid>
+      <w:tr>
+        <w:trPr>
+          <w:cnfStyle w:val="100000000000" w:firstRow="1" w:lastRow="0" w:firstColumn="0" w:lastColumn="0" w:oddVBand="0" w:evenVBand="0" w:oddHBand="0" w:evenHBand="0" w:firstRowFirstColumn="0" w:firstRowLastColumn="0" w:lastRowFirstColumn="0" w:lastRowLastColumn="0"/>
+        </w:trPr>
+        <w:tc>
+          <w:tcPr>
+            <w:cnfStyle w:val="001000000000" w:firstRow="0" w:lastRow="0" w:firstColumn="1" w:lastColumn="0" w:oddVBand="0" w:evenVBand="0" w:oddHBand="0" w:evenHBand="0" w:firstRowFirstColumn="0" w:firstRowLastColumn="0" w:lastRowFirstColumn="0" w:lastRowLastColumn="0"/>
+            <w:tcW w:w="0" w:type="auto"/>
+            <w:hideMark/>
+          </w:tcPr>
+          <w:p>
+            <w:pPr>
+              <w:spacing w:line="360" w:lineRule="auto"/>
+            </w:pPr>
+            <w:r>
+              <w:t>Campo</w:t>
+            </w:r>
+          </w:p>
+        </w:tc>
+        <w:tc>
+          <w:tcPr>
+            <w:tcW w:w="0" w:type="auto"/>
+            <w:hideMark/>
+          </w:tcPr>
+          <w:p>
+            <w:pPr>
+              <w:spacing w:line="360" w:lineRule="auto"/>
+              <w:cnfStyle w:val="100000000000" w:firstRow="1" w:lastRow="0" w:firstColumn="0" w:lastColumn="0" w:oddVBand="0" w:evenVBand="0" w:oddHBand="0" w:evenHBand="0" w:firstRowFirstColumn="0" w:firstRowLastColumn="0" w:lastRowFirstColumn="0" w:lastRowLastColumn="0"/>
+            </w:pPr>
+            <w:r>
+              <w:t>Descrição</w:t>
+            </w:r>
+          </w:p>
+        </w:tc>
+      </w:tr>
+      <w:tr>
+        <w:trPr>
+          <w:cnfStyle w:val="000000100000" w:firstRow="0" w:lastRow="0" w:firstColumn="0" w:lastColumn="0" w:oddVBand="0" w:evenVBand="0" w:oddHBand="1" w:evenHBand="0" w:firstRowFirstColumn="0" w:firstRowLastColumn="0" w:lastRowFirstColumn="0" w:lastRowLastColumn="0"/>
+        </w:trPr>
+        <w:tc>
+          <w:tcPr>
+            <w:cnfStyle w:val="001000000000" w:firstRow="0" w:lastRow="0" w:firstColumn="1" w:lastColumn="0" w:oddVBand="0" w:evenVBand="0" w:oddHBand="0" w:evenHBand="0" w:firstRowFirstColumn="0" w:firstRowLastColumn="0" w:lastRowFirstColumn="0" w:lastRowLastColumn="0"/>
+            <w:tcW w:w="0" w:type="auto"/>
+            <w:hideMark/>
+          </w:tcPr>
+          <w:p>
+            <w:pPr>
+              <w:spacing w:line="360" w:lineRule="auto"/>
+            </w:pPr>
+            <w:r>
+              <w:t>Ator Principal</w:t>
+            </w:r>
+          </w:p>
+        </w:tc>
+        <w:tc>
+          <w:tcPr>
+            <w:tcW w:w="0" w:type="auto"/>
+            <w:hideMark/>
+          </w:tcPr>
+          <w:p>
+            <w:pPr>
+              <w:spacing w:line="360" w:lineRule="auto"/>
+              <w:cnfStyle w:val="000000100000" w:firstRow="0" w:lastRow="0" w:firstColumn="0" w:lastColumn="0" w:oddVBand="0" w:evenVBand="0" w:oddHBand="1" w:evenHBand="0" w:firstRowFirstColumn="0" w:firstRowLastColumn="0" w:lastRowFirstColumn="0" w:lastRowLastColumn="0"/>
+            </w:pPr>
+            <w:r>
+              <w:t>Estudante</w:t>
+            </w:r>
+          </w:p>
+        </w:tc>
+      </w:tr>
+      <w:tr>
+        <w:tc>
+          <w:tcPr>
+            <w:cnfStyle w:val="001000000000" w:firstRow="0" w:lastRow="0" w:firstColumn="1" w:lastColumn="0" w:oddVBand="0" w:evenVBand="0" w:oddHBand="0" w:evenHBand="0" w:firstRowFirstColumn="0" w:firstRowLastColumn="0" w:lastRowFirstColumn="0" w:lastRowLastColumn="0"/>
+            <w:tcW w:w="0" w:type="auto"/>
+            <w:hideMark/>
+          </w:tcPr>
+          <w:p>
+            <w:pPr>
+              <w:spacing w:line="360" w:lineRule="auto"/>
+            </w:pPr>
+            <w:r>
+              <w:t>Atores Secundários</w:t>
+            </w:r>
+          </w:p>
+        </w:tc>
+        <w:tc>
+          <w:tcPr>
+            <w:tcW w:w="0" w:type="auto"/>
+            <w:hideMark/>
+          </w:tcPr>
+          <w:p>
+            <w:pPr>
+              <w:spacing w:line="360" w:lineRule="auto"/>
+              <w:cnfStyle w:val="000000000000" w:firstRow="0" w:lastRow="0" w:firstColumn="0" w:lastColumn="0" w:oddVBand="0" w:evenVBand="0" w:oddHBand="0" w:evenHBand="0" w:firstRowFirstColumn="0" w:firstRowLastColumn="0" w:lastRowFirstColumn="0" w:lastRowLastColumn="0"/>
+            </w:pPr>
+            <w:r>
+              <w:t>Corpo Docente</w:t>
+            </w:r>
+          </w:p>
+        </w:tc>
+      </w:tr>
+      <w:tr>
+        <w:trPr>
+          <w:cnfStyle w:val="000000100000" w:firstRow="0" w:lastRow="0" w:firstColumn="0" w:lastColumn="0" w:oddVBand="0" w:evenVBand="0" w:oddHBand="1" w:evenHBand="0" w:firstRowFirstColumn="0" w:firstRowLastColumn="0" w:lastRowFirstColumn="0" w:lastRowLastColumn="0"/>
+        </w:trPr>
+        <w:tc>
+          <w:tcPr>
+            <w:cnfStyle w:val="001000000000" w:firstRow="0" w:lastRow="0" w:firstColumn="1" w:lastColumn="0" w:oddVBand="0" w:evenVBand="0" w:oddHBand="0" w:evenHBand="0" w:firstRowFirstColumn="0" w:firstRowLastColumn="0" w:lastRowFirstColumn="0" w:lastRowLastColumn="0"/>
+            <w:tcW w:w="0" w:type="auto"/>
+            <w:hideMark/>
+          </w:tcPr>
+          <w:p>
+            <w:pPr>
+              <w:spacing w:line="360" w:lineRule="auto"/>
+            </w:pPr>
+            <w:r>
+              <w:t>Resumo</w:t>
+            </w:r>
+          </w:p>
+        </w:tc>
+        <w:tc>
+          <w:tcPr>
+            <w:tcW w:w="0" w:type="auto"/>
+            <w:hideMark/>
+          </w:tcPr>
+          <w:p>
+            <w:pPr>
+              <w:spacing w:line="360" w:lineRule="auto"/>
+              <w:cnfStyle w:val="000000100000" w:firstRow="0" w:lastRow="0" w:firstColumn="0" w:lastColumn="0" w:oddVBand="0" w:evenVBand="0" w:oddHBand="1" w:evenHBand="0" w:firstRowFirstColumn="0" w:firstRowLastColumn="0" w:lastRowFirstColumn="0" w:lastRowLastColumn="0"/>
+            </w:pPr>
+            <w:r>
+              <w:t>Permite que o usuário adicione comentários em postagens.</w:t>
+            </w:r>
+          </w:p>
+        </w:tc>
+      </w:tr>
+      <w:tr>
+        <w:tc>
+          <w:tcPr>
+            <w:cnfStyle w:val="001000000000" w:firstRow="0" w:lastRow="0" w:firstColumn="1" w:lastColumn="0" w:oddVBand="0" w:evenVBand="0" w:oddHBand="0" w:evenHBand="0" w:firstRowFirstColumn="0" w:firstRowLastColumn="0" w:lastRowFirstColumn="0" w:lastRowLastColumn="0"/>
+            <w:tcW w:w="0" w:type="auto"/>
+            <w:hideMark/>
+          </w:tcPr>
+          <w:p>
+            <w:pPr>
+              <w:spacing w:line="360" w:lineRule="auto"/>
+            </w:pPr>
+            <w:r>
+              <w:t>Pré-condições</w:t>
+            </w:r>
+          </w:p>
+        </w:tc>
+        <w:tc>
+          <w:tcPr>
+            <w:tcW w:w="0" w:type="auto"/>
+            <w:hideMark/>
+          </w:tcPr>
+          <w:p>
+            <w:pPr>
+              <w:spacing w:line="360" w:lineRule="auto"/>
+              <w:cnfStyle w:val="000000000000" w:firstRow="0" w:lastRow="0" w:firstColumn="0" w:lastColumn="0" w:oddVBand="0" w:evenVBand="0" w:oddHBand="0" w:evenHBand="0" w:firstRowFirstColumn="0" w:firstRowLastColumn="0" w:lastRowFirstColumn="0" w:lastRowLastColumn="0"/>
+            </w:pPr>
+            <w:r>
+              <w:t>Post visualizado.</w:t>
+            </w:r>
+          </w:p>
+        </w:tc>
+      </w:tr>
+      <w:tr>
+        <w:trPr>
+          <w:cnfStyle w:val="000000100000" w:firstRow="0" w:lastRow="0" w:firstColumn="0" w:lastColumn="0" w:oddVBand="0" w:evenVBand="0" w:oddHBand="1" w:evenHBand="0" w:firstRowFirstColumn="0" w:firstRowLastColumn="0" w:lastRowFirstColumn="0" w:lastRowLastColumn="0"/>
+        </w:trPr>
+        <w:tc>
+          <w:tcPr>
+            <w:cnfStyle w:val="001000000000" w:firstRow="0" w:lastRow="0" w:firstColumn="1" w:lastColumn="0" w:oddVBand="0" w:evenVBand="0" w:oddHBand="0" w:evenHBand="0" w:firstRowFirstColumn="0" w:firstRowLastColumn="0" w:lastRowFirstColumn="0" w:lastRowLastColumn="0"/>
+            <w:tcW w:w="0" w:type="auto"/>
+            <w:hideMark/>
+          </w:tcPr>
+          <w:p>
+            <w:pPr>
+              <w:spacing w:line="360" w:lineRule="auto"/>
+            </w:pPr>
+            <w:r>
+              <w:t>Pós-condições</w:t>
+            </w:r>
+          </w:p>
+        </w:tc>
+        <w:tc>
+          <w:tcPr>
+            <w:tcW w:w="0" w:type="auto"/>
+            <w:hideMark/>
+          </w:tcPr>
+          <w:p>
+            <w:pPr>
+              <w:spacing w:line="360" w:lineRule="auto"/>
+              <w:cnfStyle w:val="000000100000" w:firstRow="0" w:lastRow="0" w:firstColumn="0" w:lastColumn="0" w:oddVBand="0" w:evenVBand="0" w:oddHBand="1" w:evenHBand="0" w:firstRowFirstColumn="0" w:firstRowLastColumn="0" w:lastRowFirstColumn="0" w:lastRowLastColumn="0"/>
+            </w:pPr>
+            <w:r>
+              <w:t>Comentário vinculado à postagem.</w:t>
+            </w:r>
+          </w:p>
+        </w:tc>
+      </w:tr>
+      <w:tr>
+        <w:tc>
+          <w:tcPr>
+            <w:cnfStyle w:val="001000000000" w:firstRow="0" w:lastRow="0" w:firstColumn="1" w:lastColumn="0" w:oddVBand="0" w:evenVBand="0" w:oddHBand="0" w:evenHBand="0" w:firstRowFirstColumn="0" w:firstRowLastColumn="0" w:lastRowFirstColumn="0" w:lastRowLastColumn="0"/>
+            <w:tcW w:w="0" w:type="auto"/>
+            <w:hideMark/>
+          </w:tcPr>
+          <w:p>
+            <w:pPr>
+              <w:spacing w:line="360" w:lineRule="auto"/>
+            </w:pPr>
+            <w:r>
+              <w:t>Cenário Principal</w:t>
+            </w:r>
+          </w:p>
+        </w:tc>
+        <w:tc>
+          <w:tcPr>
+            <w:tcW w:w="0" w:type="auto"/>
+            <w:hideMark/>
+          </w:tcPr>
+          <w:p>
+            <w:pPr>
+              <w:spacing w:line="360" w:lineRule="auto"/>
+              <w:cnfStyle w:val="000000000000" w:firstRow="0" w:lastRow="0" w:firstColumn="0" w:lastColumn="0" w:oddVBand="0" w:evenVBand="0" w:oddHBand="0" w:evenHBand="0" w:firstRowFirstColumn="0" w:firstRowLastColumn="0" w:lastRowFirstColumn="0" w:lastRowLastColumn="0"/>
+            </w:pPr>
+            <w:r>
+              <w:rPr>
+                <w:b/>
+                <w:bCs/>
+              </w:rPr>
+              <w:t>Ações do Ator</w:t>
+            </w:r>
+            <w:r>
+              <w:t> | </w:t>
+            </w:r>
+            <w:r>
+              <w:rPr>
+                <w:b/>
+                <w:bCs/>
+              </w:rPr>
+              <w:t>Ações do Sistema</w:t>
+            </w:r>
+          </w:p>
+        </w:tc>
+      </w:tr>
+      <w:tr>
+        <w:trPr>
+          <w:cnfStyle w:val="000000100000" w:firstRow="0" w:lastRow="0" w:firstColumn="0" w:lastColumn="0" w:oddVBand="0" w:evenVBand="0" w:oddHBand="1" w:evenHBand="0" w:firstRowFirstColumn="0" w:firstRowLastColumn="0" w:lastRowFirstColumn="0" w:lastRowLastColumn="0"/>
+        </w:trPr>
+        <w:tc>
+          <w:tcPr>
+            <w:cnfStyle w:val="001000000000" w:firstRow="0" w:lastRow="0" w:firstColumn="1" w:lastColumn="0" w:oddVBand="0" w:evenVBand="0" w:oddHBand="0" w:evenHBand="0" w:firstRowFirstColumn="0" w:firstRowLastColumn="0" w:lastRowFirstColumn="0" w:lastRowLastColumn="0"/>
+            <w:tcW w:w="0" w:type="auto"/>
+            <w:hideMark/>
+          </w:tcPr>
+          <w:p>
+            <w:pPr>
+              <w:spacing w:line="360" w:lineRule="auto"/>
+            </w:pPr>
+          </w:p>
+        </w:tc>
+        <w:tc>
+          <w:tcPr>
+            <w:tcW w:w="0" w:type="auto"/>
+            <w:hideMark/>
+          </w:tcPr>
+          <w:p>
+            <w:pPr>
+              <w:spacing w:line="360" w:lineRule="auto"/>
+              <w:cnfStyle w:val="000000100000" w:firstRow="0" w:lastRow="0" w:firstColumn="0" w:lastColumn="0" w:oddVBand="0" w:evenVBand="0" w:oddHBand="1" w:evenHBand="0" w:firstRowFirstColumn="0" w:firstRowLastColumn="0" w:lastRowFirstColumn="0" w:lastRowLastColumn="0"/>
+            </w:pPr>
+            <w:r>
+              <w:t>Digita comentário | Valida conteúdo e registra comentário</w:t>
+            </w:r>
+          </w:p>
+        </w:tc>
+      </w:tr>
+      <w:tr>
+        <w:tc>
+          <w:tcPr>
+            <w:cnfStyle w:val="001000000000" w:firstRow="0" w:lastRow="0" w:firstColumn="1" w:lastColumn="0" w:oddVBand="0" w:evenVBand="0" w:oddHBand="0" w:evenHBand="0" w:firstRowFirstColumn="0" w:firstRowLastColumn="0" w:lastRowFirstColumn="0" w:lastRowLastColumn="0"/>
+            <w:tcW w:w="0" w:type="auto"/>
+            <w:hideMark/>
+          </w:tcPr>
+          <w:p>
+            <w:pPr>
+              <w:spacing w:line="360" w:lineRule="auto"/>
+            </w:pPr>
+          </w:p>
+        </w:tc>
+        <w:tc>
+          <w:tcPr>
+            <w:tcW w:w="0" w:type="auto"/>
+            <w:hideMark/>
+          </w:tcPr>
+          <w:p>
+            <w:pPr>
+              <w:spacing w:line="360" w:lineRule="auto"/>
+              <w:cnfStyle w:val="000000000000" w:firstRow="0" w:lastRow="0" w:firstColumn="0" w:lastColumn="0" w:oddVBand="0" w:evenVBand="0" w:oddHBand="0" w:evenHBand="0" w:firstRowFirstColumn="0" w:firstRowLastColumn="0" w:lastRowFirstColumn="0" w:lastRowLastColumn="0"/>
+            </w:pPr>
+            <w:r>
+              <w:t>Envia comentário | Exibe novo comentário na lista da postagem</w:t>
+            </w:r>
+          </w:p>
+        </w:tc>
+      </w:tr>
+      <w:tr>
+        <w:trPr>
+          <w:cnfStyle w:val="000000100000" w:firstRow="0" w:lastRow="0" w:firstColumn="0" w:lastColumn="0" w:oddVBand="0" w:evenVBand="0" w:oddHBand="1" w:evenHBand="0" w:firstRowFirstColumn="0" w:firstRowLastColumn="0" w:lastRowFirstColumn="0" w:lastRowLastColumn="0"/>
+        </w:trPr>
+        <w:tc>
+          <w:tcPr>
+            <w:cnfStyle w:val="001000000000" w:firstRow="0" w:lastRow="0" w:firstColumn="1" w:lastColumn="0" w:oddVBand="0" w:evenVBand="0" w:oddHBand="0" w:evenHBand="0" w:firstRowFirstColumn="0" w:firstRowLastColumn="0" w:lastRowFirstColumn="0" w:lastRowLastColumn="0"/>
+            <w:tcW w:w="0" w:type="auto"/>
+            <w:hideMark/>
+          </w:tcPr>
+          <w:p>
+            <w:pPr>
+              <w:spacing w:line="360" w:lineRule="auto"/>
+            </w:pPr>
+            <w:r>
+              <w:t>Restrições/Validações</w:t>
+            </w:r>
+          </w:p>
+        </w:tc>
+        <w:tc>
+          <w:tcPr>
+            <w:tcW w:w="0" w:type="auto"/>
+            <w:hideMark/>
+          </w:tcPr>
+          <w:p>
+            <w:pPr>
+              <w:spacing w:line="360" w:lineRule="auto"/>
+              <w:cnfStyle w:val="000000100000" w:firstRow="0" w:lastRow="0" w:firstColumn="0" w:lastColumn="0" w:oddVBand="0" w:evenVBand="0" w:oddHBand="1" w:evenHBand="0" w:firstRowFirstColumn="0" w:firstRowLastColumn="0" w:lastRowFirstColumn="0" w:lastRowLastColumn="0"/>
+            </w:pPr>
+            <w:r>
+              <w:t>- Comentário deve ter no máximo 200 caracteres.</w:t>
+            </w:r>
+          </w:p>
+        </w:tc>
+      </w:tr>
+      <w:tr>
+        <w:tc>
+          <w:tcPr>
+            <w:cnfStyle w:val="001000000000" w:firstRow="0" w:lastRow="0" w:firstColumn="1" w:lastColumn="0" w:oddVBand="0" w:evenVBand="0" w:oddHBand="0" w:evenHBand="0" w:firstRowFirstColumn="0" w:firstRowLastColumn="0" w:lastRowFirstColumn="0" w:lastRowLastColumn="0"/>
+            <w:tcW w:w="0" w:type="auto"/>
+            <w:hideMark/>
+          </w:tcPr>
+          <w:p>
+            <w:pPr>
+              <w:spacing w:line="360" w:lineRule="auto"/>
+            </w:pPr>
+            <w:r>
+              <w:t>Cenário Alternativo</w:t>
+            </w:r>
+          </w:p>
+        </w:tc>
+        <w:tc>
+          <w:tcPr>
+            <w:tcW w:w="0" w:type="auto"/>
+            <w:hideMark/>
+          </w:tcPr>
+          <w:p>
+            <w:pPr>
+              <w:spacing w:line="360" w:lineRule="auto"/>
+              <w:cnfStyle w:val="000000000000" w:firstRow="0" w:lastRow="0" w:firstColumn="0" w:lastColumn="0" w:oddVBand="0" w:evenVBand="0" w:oddHBand="0" w:evenHBand="0" w:firstRowFirstColumn="0" w:firstRowLastColumn="0" w:lastRowFirstColumn="0" w:lastRowLastColumn="0"/>
+            </w:pPr>
+            <w:r>
+              <w:rPr>
+                <w:b/>
+                <w:bCs/>
+              </w:rPr>
+              <w:t>Ações do Ator</w:t>
+            </w:r>
+            <w:r>
+              <w:t> | </w:t>
+            </w:r>
+            <w:r>
+              <w:rPr>
+                <w:b/>
+                <w:bCs/>
+              </w:rPr>
+              <w:t>Ações do Sistema</w:t>
+            </w:r>
+          </w:p>
+        </w:tc>
+      </w:tr>
+      <w:tr>
+        <w:trPr>
+          <w:cnfStyle w:val="000000100000" w:firstRow="0" w:lastRow="0" w:firstColumn="0" w:lastColumn="0" w:oddVBand="0" w:evenVBand="0" w:oddHBand="1" w:evenHBand="0" w:firstRowFirstColumn="0" w:firstRowLastColumn="0" w:lastRowFirstColumn="0" w:lastRowLastColumn="0"/>
+        </w:trPr>
+        <w:tc>
+          <w:tcPr>
+            <w:cnfStyle w:val="001000000000" w:firstRow="0" w:lastRow="0" w:firstColumn="1" w:lastColumn="0" w:oddVBand="0" w:evenVBand="0" w:oddHBand="0" w:evenHBand="0" w:firstRowFirstColumn="0" w:firstRowLastColumn="0" w:lastRowFirstColumn="0" w:lastRowLastColumn="0"/>
+            <w:tcW w:w="0" w:type="auto"/>
+            <w:hideMark/>
+          </w:tcPr>
+          <w:p>
+            <w:pPr>
+              <w:spacing w:line="360" w:lineRule="auto"/>
+            </w:pPr>
+          </w:p>
+        </w:tc>
+        <w:tc>
+          <w:tcPr>
+            <w:tcW w:w="0" w:type="auto"/>
+            <w:hideMark/>
+          </w:tcPr>
+          <w:p>
+            <w:pPr>
+              <w:spacing w:line="360" w:lineRule="auto"/>
+              <w:cnfStyle w:val="000000100000" w:firstRow="0" w:lastRow="0" w:firstColumn="0" w:lastColumn="0" w:oddVBand="0" w:evenVBand="0" w:oddHBand="1" w:evenHBand="0" w:firstRowFirstColumn="0" w:firstRowLastColumn="0" w:lastRowFirstColumn="0" w:lastRowLastColumn="0"/>
+            </w:pPr>
+            <w:r>
+              <w:t>Edita comentário | Atualiza texto do comentário no sistema</w:t>
+            </w:r>
+          </w:p>
+        </w:tc>
+      </w:tr>
+      <w:tr>
+        <w:tc>
+          <w:tcPr>
+            <w:cnfStyle w:val="001000000000" w:firstRow="0" w:lastRow="0" w:firstColumn="1" w:lastColumn="0" w:oddVBand="0" w:evenVBand="0" w:oddHBand="0" w:evenHBand="0" w:firstRowFirstColumn="0" w:firstRowLastColumn="0" w:lastRowFirstColumn="0" w:lastRowLastColumn="0"/>
+            <w:tcW w:w="0" w:type="auto"/>
+            <w:hideMark/>
+          </w:tcPr>
+          <w:p>
+            <w:pPr>
+              <w:spacing w:line="360" w:lineRule="auto"/>
+            </w:pPr>
+            <w:r>
+              <w:t>Cenário de Exceção</w:t>
+            </w:r>
+          </w:p>
+        </w:tc>
+        <w:tc>
+          <w:tcPr>
+            <w:tcW w:w="0" w:type="auto"/>
+            <w:hideMark/>
+          </w:tcPr>
+          <w:p>
+            <w:pPr>
+              <w:spacing w:line="360" w:lineRule="auto"/>
+              <w:cnfStyle w:val="000000000000" w:firstRow="0" w:lastRow="0" w:firstColumn="0" w:lastColumn="0" w:oddVBand="0" w:evenVBand="0" w:oddHBand="0" w:evenHBand="0" w:firstRowFirstColumn="0" w:firstRowLastColumn="0" w:lastRowFirstColumn="0" w:lastRowLastColumn="0"/>
+            </w:pPr>
+            <w:r>
+              <w:rPr>
+                <w:b/>
+                <w:bCs/>
+              </w:rPr>
+              <w:t>Ações do Ator</w:t>
+            </w:r>
+            <w:r>
+              <w:t> | </w:t>
+            </w:r>
+            <w:r>
+              <w:rPr>
+                <w:b/>
+                <w:bCs/>
+              </w:rPr>
+              <w:t>Ações do Sistema</w:t>
+            </w:r>
+          </w:p>
+        </w:tc>
+      </w:tr>
+      <w:tr>
+        <w:trPr>
+          <w:cnfStyle w:val="000000100000" w:firstRow="0" w:lastRow="0" w:firstColumn="0" w:lastColumn="0" w:oddVBand="0" w:evenVBand="0" w:oddHBand="1" w:evenHBand="0" w:firstRowFirstColumn="0" w:firstRowLastColumn="0" w:lastRowFirstColumn="0" w:lastRowLastColumn="0"/>
+        </w:trPr>
+        <w:tc>
+          <w:tcPr>
+            <w:cnfStyle w:val="001000000000" w:firstRow="0" w:lastRow="0" w:firstColumn="1" w:lastColumn="0" w:oddVBand="0" w:evenVBand="0" w:oddHBand="0" w:evenHBand="0" w:firstRowFirstColumn="0" w:firstRowLastColumn="0" w:lastRowFirstColumn="0" w:lastRowLastColumn="0"/>
+            <w:tcW w:w="0" w:type="auto"/>
+            <w:hideMark/>
+          </w:tcPr>
+          <w:p>
+            <w:pPr>
+              <w:spacing w:line="360" w:lineRule="auto"/>
+            </w:pPr>
+          </w:p>
+        </w:tc>
+        <w:tc>
+          <w:tcPr>
+            <w:tcW w:w="0" w:type="auto"/>
+            <w:hideMark/>
+          </w:tcPr>
+          <w:p>
+            <w:pPr>
+              <w:spacing w:line="360" w:lineRule="auto"/>
+              <w:cnfStyle w:val="000000100000" w:firstRow="0" w:lastRow="0" w:firstColumn="0" w:lastColumn="0" w:oddVBand="0" w:evenVBand="0" w:oddHBand="1" w:evenHBand="0" w:firstRowFirstColumn="0" w:firstRowLastColumn="0" w:lastRowFirstColumn="0" w:lastRowLastColumn="0"/>
+            </w:pPr>
+            <w:r>
+              <w:t>Comentar | Exibe erro se o post não for encontrado</w:t>
+            </w:r>
+          </w:p>
+        </w:tc>
+      </w:tr>
+    </w:tbl>
+    <w:p>
+      <w:r>
+        <w:pict w14:anchorId="796B2067">
+          <v:rect id="_x0000_i1105" style="width:0;height:.75pt" o:hralign="center" o:hrstd="t" o:hrnoshade="t" o:hr="t" fillcolor="#f8faff" stroked="f"/>
+        </w:pict>
+      </w:r>
+    </w:p>
+    <w:p>
+      <w:r>
+        <w:t>UC06 - Visualizar Perfil</w:t>
+      </w:r>
+    </w:p>
+    <w:tbl>
+      <w:tblPr>
+        <w:tblStyle w:val="TabeladeGrade4-nfase1"/>
+        <w:tblW w:w="0" w:type="auto"/>
+        <w:tblLook w:val="04A0" w:firstRow="1" w:lastRow="0" w:firstColumn="1" w:lastColumn="0" w:noHBand="0" w:noVBand="1"/>
+      </w:tblPr>
+      <w:tblGrid>
+        <w:gridCol w:w="2765"/>
+        <w:gridCol w:w="6296"/>
+      </w:tblGrid>
+      <w:tr>
+        <w:trPr>
+          <w:cnfStyle w:val="100000000000" w:firstRow="1" w:lastRow="0" w:firstColumn="0" w:lastColumn="0" w:oddVBand="0" w:evenVBand="0" w:oddHBand="0" w:evenHBand="0" w:firstRowFirstColumn="0" w:firstRowLastColumn="0" w:lastRowFirstColumn="0" w:lastRowLastColumn="0"/>
+        </w:trPr>
+        <w:tc>
+          <w:tcPr>
+            <w:cnfStyle w:val="001000000000" w:firstRow="0" w:lastRow="0" w:firstColumn="1" w:lastColumn="0" w:oddVBand="0" w:evenVBand="0" w:oddHBand="0" w:evenHBand="0" w:firstRowFirstColumn="0" w:firstRowLastColumn="0" w:lastRowFirstColumn="0" w:lastRowLastColumn="0"/>
+            <w:tcW w:w="0" w:type="auto"/>
+            <w:hideMark/>
+          </w:tcPr>
+          <w:p>
+            <w:pPr>
+              <w:spacing w:line="360" w:lineRule="auto"/>
+            </w:pPr>
+            <w:r>
+              <w:t>Campo</w:t>
+            </w:r>
+          </w:p>
+        </w:tc>
+        <w:tc>
+          <w:tcPr>
+            <w:tcW w:w="0" w:type="auto"/>
+            <w:hideMark/>
+          </w:tcPr>
+          <w:p>
+            <w:pPr>
+              <w:spacing w:line="360" w:lineRule="auto"/>
+              <w:cnfStyle w:val="100000000000" w:firstRow="1" w:lastRow="0" w:firstColumn="0" w:lastColumn="0" w:oddVBand="0" w:evenVBand="0" w:oddHBand="0" w:evenHBand="0" w:firstRowFirstColumn="0" w:firstRowLastColumn="0" w:lastRowFirstColumn="0" w:lastRowLastColumn="0"/>
+            </w:pPr>
+            <w:r>
+              <w:t>Descrição</w:t>
+            </w:r>
+          </w:p>
+        </w:tc>
+      </w:tr>
+      <w:tr>
+        <w:trPr>
+          <w:cnfStyle w:val="000000100000" w:firstRow="0" w:lastRow="0" w:firstColumn="0" w:lastColumn="0" w:oddVBand="0" w:evenVBand="0" w:oddHBand="1" w:evenHBand="0" w:firstRowFirstColumn="0" w:firstRowLastColumn="0" w:lastRowFirstColumn="0" w:lastRowLastColumn="0"/>
+        </w:trPr>
+        <w:tc>
+          <w:tcPr>
+            <w:cnfStyle w:val="001000000000" w:firstRow="0" w:lastRow="0" w:firstColumn="1" w:lastColumn="0" w:oddVBand="0" w:evenVBand="0" w:oddHBand="0" w:evenHBand="0" w:firstRowFirstColumn="0" w:firstRowLastColumn="0" w:lastRowFirstColumn="0" w:lastRowLastColumn="0"/>
+            <w:tcW w:w="0" w:type="auto"/>
+            <w:hideMark/>
+          </w:tcPr>
+          <w:p>
+            <w:pPr>
+              <w:spacing w:line="360" w:lineRule="auto"/>
+            </w:pPr>
+            <w:r>
+              <w:t>Ator Principal</w:t>
+            </w:r>
+          </w:p>
+        </w:tc>
+        <w:tc>
+          <w:tcPr>
+            <w:tcW w:w="0" w:type="auto"/>
+            <w:hideMark/>
+          </w:tcPr>
+          <w:p>
+            <w:pPr>
+              <w:spacing w:line="360" w:lineRule="auto"/>
+              <w:cnfStyle w:val="000000100000" w:firstRow="0" w:lastRow="0" w:firstColumn="0" w:lastColumn="0" w:oddVBand="0" w:evenVBand="0" w:oddHBand="1" w:evenHBand="0" w:firstRowFirstColumn="0" w:firstRowLastColumn="0" w:lastRowFirstColumn="0" w:lastRowLastColumn="0"/>
+            </w:pPr>
+            <w:r>
+              <w:t>Estudante</w:t>
+            </w:r>
+          </w:p>
+        </w:tc>
+      </w:tr>
+      <w:tr>
+        <w:tc>
+          <w:tcPr>
+            <w:cnfStyle w:val="001000000000" w:firstRow="0" w:lastRow="0" w:firstColumn="1" w:lastColumn="0" w:oddVBand="0" w:evenVBand="0" w:oddHBand="0" w:evenHBand="0" w:firstRowFirstColumn="0" w:firstRowLastColumn="0" w:lastRowFirstColumn="0" w:lastRowLastColumn="0"/>
+            <w:tcW w:w="0" w:type="auto"/>
+            <w:hideMark/>
+          </w:tcPr>
+          <w:p>
+            <w:pPr>
+              <w:spacing w:line="360" w:lineRule="auto"/>
+            </w:pPr>
+            <w:r>
+              <w:t>Atores Secundários</w:t>
+            </w:r>
+          </w:p>
+        </w:tc>
+        <w:tc>
+          <w:tcPr>
+            <w:tcW w:w="0" w:type="auto"/>
+            <w:hideMark/>
+          </w:tcPr>
+          <w:p>
+            <w:pPr>
+              <w:spacing w:line="360" w:lineRule="auto"/>
+              <w:cnfStyle w:val="000000000000" w:firstRow="0" w:lastRow="0" w:firstColumn="0" w:lastColumn="0" w:oddVBand="0" w:evenVBand="0" w:oddHBand="0" w:evenHBand="0" w:firstRowFirstColumn="0" w:firstRowLastColumn="0" w:lastRowFirstColumn="0" w:lastRowLastColumn="0"/>
+            </w:pPr>
+            <w:r>
+              <w:t>Corpo Docente</w:t>
+            </w:r>
+          </w:p>
+        </w:tc>
+      </w:tr>
+      <w:tr>
+        <w:trPr>
+          <w:cnfStyle w:val="000000100000" w:firstRow="0" w:lastRow="0" w:firstColumn="0" w:lastColumn="0" w:oddVBand="0" w:evenVBand="0" w:oddHBand="1" w:evenHBand="0" w:firstRowFirstColumn="0" w:firstRowLastColumn="0" w:lastRowFirstColumn="0" w:lastRowLastColumn="0"/>
+        </w:trPr>
+        <w:tc>
+          <w:tcPr>
+            <w:cnfStyle w:val="001000000000" w:firstRow="0" w:lastRow="0" w:firstColumn="1" w:lastColumn="0" w:oddVBand="0" w:evenVBand="0" w:oddHBand="0" w:evenHBand="0" w:firstRowFirstColumn="0" w:firstRowLastColumn="0" w:lastRowFirstColumn="0" w:lastRowLastColumn="0"/>
+            <w:tcW w:w="0" w:type="auto"/>
+            <w:hideMark/>
+          </w:tcPr>
+          <w:p>
+            <w:pPr>
+              <w:spacing w:line="360" w:lineRule="auto"/>
+            </w:pPr>
+            <w:r>
+              <w:t>Resumo</w:t>
+            </w:r>
+          </w:p>
+        </w:tc>
+        <w:tc>
+          <w:tcPr>
+            <w:tcW w:w="0" w:type="auto"/>
+            <w:hideMark/>
+          </w:tcPr>
+          <w:p>
+            <w:pPr>
+              <w:spacing w:line="360" w:lineRule="auto"/>
+              <w:cnfStyle w:val="000000100000" w:firstRow="0" w:lastRow="0" w:firstColumn="0" w:lastColumn="0" w:oddVBand="0" w:evenVBand="0" w:oddHBand="1" w:evenHBand="0" w:firstRowFirstColumn="0" w:firstRowLastColumn="0" w:lastRowFirstColumn="0" w:lastRowLastColumn="0"/>
+            </w:pPr>
+            <w:r>
+              <w:t>Permite ao usuário visualizar seu próprio perfil e pontuação.</w:t>
+            </w:r>
+          </w:p>
+        </w:tc>
+      </w:tr>
+      <w:tr>
+        <w:tc>
+          <w:tcPr>
+            <w:cnfStyle w:val="001000000000" w:firstRow="0" w:lastRow="0" w:firstColumn="1" w:lastColumn="0" w:oddVBand="0" w:evenVBand="0" w:oddHBand="0" w:evenHBand="0" w:firstRowFirstColumn="0" w:firstRowLastColumn="0" w:lastRowFirstColumn="0" w:lastRowLastColumn="0"/>
+            <w:tcW w:w="0" w:type="auto"/>
+            <w:hideMark/>
+          </w:tcPr>
+          <w:p>
+            <w:pPr>
+              <w:spacing w:line="360" w:lineRule="auto"/>
+            </w:pPr>
+            <w:r>
+              <w:lastRenderedPageBreak/>
+              <w:t>Pré-condições</w:t>
+            </w:r>
+          </w:p>
+        </w:tc>
+        <w:tc>
+          <w:tcPr>
+            <w:tcW w:w="0" w:type="auto"/>
+            <w:hideMark/>
+          </w:tcPr>
+          <w:p>
+            <w:pPr>
+              <w:spacing w:line="360" w:lineRule="auto"/>
+              <w:cnfStyle w:val="000000000000" w:firstRow="0" w:lastRow="0" w:firstColumn="0" w:lastColumn="0" w:oddVBand="0" w:evenVBand="0" w:oddHBand="0" w:evenHBand="0" w:firstRowFirstColumn="0" w:firstRowLastColumn="0" w:lastRowFirstColumn="0" w:lastRowLastColumn="0"/>
+            </w:pPr>
+            <w:r>
+              <w:t>Estar logado.</w:t>
+            </w:r>
+          </w:p>
+        </w:tc>
+      </w:tr>
+      <w:tr>
+        <w:trPr>
+          <w:cnfStyle w:val="000000100000" w:firstRow="0" w:lastRow="0" w:firstColumn="0" w:lastColumn="0" w:oddVBand="0" w:evenVBand="0" w:oddHBand="1" w:evenHBand="0" w:firstRowFirstColumn="0" w:firstRowLastColumn="0" w:lastRowFirstColumn="0" w:lastRowLastColumn="0"/>
+        </w:trPr>
+        <w:tc>
+          <w:tcPr>
+            <w:cnfStyle w:val="001000000000" w:firstRow="0" w:lastRow="0" w:firstColumn="1" w:lastColumn="0" w:oddVBand="0" w:evenVBand="0" w:oddHBand="0" w:evenHBand="0" w:firstRowFirstColumn="0" w:firstRowLastColumn="0" w:lastRowFirstColumn="0" w:lastRowLastColumn="0"/>
+            <w:tcW w:w="0" w:type="auto"/>
+            <w:hideMark/>
+          </w:tcPr>
+          <w:p>
+            <w:pPr>
+              <w:spacing w:line="360" w:lineRule="auto"/>
+            </w:pPr>
+            <w:r>
+              <w:t>Pós-condições</w:t>
+            </w:r>
+          </w:p>
+        </w:tc>
+        <w:tc>
+          <w:tcPr>
+            <w:tcW w:w="0" w:type="auto"/>
+            <w:hideMark/>
+          </w:tcPr>
+          <w:p>
+            <w:pPr>
+              <w:spacing w:line="360" w:lineRule="auto"/>
+              <w:cnfStyle w:val="000000100000" w:firstRow="0" w:lastRow="0" w:firstColumn="0" w:lastColumn="0" w:oddVBand="0" w:evenVBand="0" w:oddHBand="1" w:evenHBand="0" w:firstRowFirstColumn="0" w:firstRowLastColumn="0" w:lastRowFirstColumn="0" w:lastRowLastColumn="0"/>
+            </w:pPr>
+            <w:r>
+              <w:t>Informações de perfil exibidas.</w:t>
+            </w:r>
+          </w:p>
+        </w:tc>
+      </w:tr>
+      <w:tr>
+        <w:tc>
+          <w:tcPr>
+            <w:cnfStyle w:val="001000000000" w:firstRow="0" w:lastRow="0" w:firstColumn="1" w:lastColumn="0" w:oddVBand="0" w:evenVBand="0" w:oddHBand="0" w:evenHBand="0" w:firstRowFirstColumn="0" w:firstRowLastColumn="0" w:lastRowFirstColumn="0" w:lastRowLastColumn="0"/>
+            <w:tcW w:w="0" w:type="auto"/>
+            <w:hideMark/>
+          </w:tcPr>
+          <w:p>
+            <w:pPr>
+              <w:spacing w:line="360" w:lineRule="auto"/>
+            </w:pPr>
+            <w:r>
+              <w:t>Cenário Principal</w:t>
+            </w:r>
+          </w:p>
+        </w:tc>
+        <w:tc>
+          <w:tcPr>
+            <w:tcW w:w="0" w:type="auto"/>
+            <w:hideMark/>
+          </w:tcPr>
+          <w:p>
+            <w:pPr>
+              <w:spacing w:line="360" w:lineRule="auto"/>
+              <w:cnfStyle w:val="000000000000" w:firstRow="0" w:lastRow="0" w:firstColumn="0" w:lastColumn="0" w:oddVBand="0" w:evenVBand="0" w:oddHBand="0" w:evenHBand="0" w:firstRowFirstColumn="0" w:firstRowLastColumn="0" w:lastRowFirstColumn="0" w:lastRowLastColumn="0"/>
+            </w:pPr>
+            <w:r>
+              <w:rPr>
+                <w:b/>
+                <w:bCs/>
+              </w:rPr>
+              <w:t>Ações do Ator</w:t>
+            </w:r>
+            <w:r>
+              <w:t> | </w:t>
+            </w:r>
+            <w:r>
+              <w:rPr>
+                <w:b/>
+                <w:bCs/>
+              </w:rPr>
+              <w:t>Ações do Sistema</w:t>
+            </w:r>
+          </w:p>
+        </w:tc>
+      </w:tr>
+      <w:tr>
+        <w:trPr>
+          <w:cnfStyle w:val="000000100000" w:firstRow="0" w:lastRow="0" w:firstColumn="0" w:lastColumn="0" w:oddVBand="0" w:evenVBand="0" w:oddHBand="1" w:evenHBand="0" w:firstRowFirstColumn="0" w:firstRowLastColumn="0" w:lastRowFirstColumn="0" w:lastRowLastColumn="0"/>
+        </w:trPr>
+        <w:tc>
+          <w:tcPr>
+            <w:cnfStyle w:val="001000000000" w:firstRow="0" w:lastRow="0" w:firstColumn="1" w:lastColumn="0" w:oddVBand="0" w:evenVBand="0" w:oddHBand="0" w:evenHBand="0" w:firstRowFirstColumn="0" w:firstRowLastColumn="0" w:lastRowFirstColumn="0" w:lastRowLastColumn="0"/>
+            <w:tcW w:w="0" w:type="auto"/>
+            <w:hideMark/>
+          </w:tcPr>
+          <w:p>
+            <w:pPr>
+              <w:spacing w:line="360" w:lineRule="auto"/>
+            </w:pPr>
+          </w:p>
+        </w:tc>
+        <w:tc>
+          <w:tcPr>
+            <w:tcW w:w="0" w:type="auto"/>
+            <w:hideMark/>
+          </w:tcPr>
+          <w:p>
+            <w:pPr>
+              <w:spacing w:line="360" w:lineRule="auto"/>
+              <w:cnfStyle w:val="000000100000" w:firstRow="0" w:lastRow="0" w:firstColumn="0" w:lastColumn="0" w:oddVBand="0" w:evenVBand="0" w:oddHBand="1" w:evenHBand="0" w:firstRowFirstColumn="0" w:firstRowLastColumn="0" w:lastRowFirstColumn="0" w:lastRowLastColumn="0"/>
+            </w:pPr>
+            <w:r>
+              <w:t>Acessa perfil | Recupera dados do perfil e exibe na tela</w:t>
+            </w:r>
+          </w:p>
+        </w:tc>
+      </w:tr>
+      <w:tr>
+        <w:tc>
+          <w:tcPr>
+            <w:cnfStyle w:val="001000000000" w:firstRow="0" w:lastRow="0" w:firstColumn="1" w:lastColumn="0" w:oddVBand="0" w:evenVBand="0" w:oddHBand="0" w:evenHBand="0" w:firstRowFirstColumn="0" w:firstRowLastColumn="0" w:lastRowFirstColumn="0" w:lastRowLastColumn="0"/>
+            <w:tcW w:w="0" w:type="auto"/>
+            <w:hideMark/>
+          </w:tcPr>
+          <w:p>
+            <w:pPr>
+              <w:spacing w:line="360" w:lineRule="auto"/>
+            </w:pPr>
+            <w:r>
+              <w:t>Restrições/Validações</w:t>
+            </w:r>
+          </w:p>
+        </w:tc>
+        <w:tc>
+          <w:tcPr>
+            <w:tcW w:w="0" w:type="auto"/>
+            <w:hideMark/>
+          </w:tcPr>
+          <w:p>
+            <w:pPr>
+              <w:spacing w:line="360" w:lineRule="auto"/>
+              <w:cnfStyle w:val="000000000000" w:firstRow="0" w:lastRow="0" w:firstColumn="0" w:lastColumn="0" w:oddVBand="0" w:evenVBand="0" w:oddHBand="0" w:evenHBand="0" w:firstRowFirstColumn="0" w:firstRowLastColumn="0" w:lastRowFirstColumn="0" w:lastRowLastColumn="0"/>
+            </w:pPr>
+            <w:r>
+              <w:t>- Perfil só pode ser acessado pelo próprio usuário.</w:t>
+            </w:r>
+          </w:p>
+        </w:tc>
+      </w:tr>
+      <w:tr>
+        <w:trPr>
+          <w:cnfStyle w:val="000000100000" w:firstRow="0" w:lastRow="0" w:firstColumn="0" w:lastColumn="0" w:oddVBand="0" w:evenVBand="0" w:oddHBand="1" w:evenHBand="0" w:firstRowFirstColumn="0" w:firstRowLastColumn="0" w:lastRowFirstColumn="0" w:lastRowLastColumn="0"/>
+        </w:trPr>
+        <w:tc>
+          <w:tcPr>
+            <w:cnfStyle w:val="001000000000" w:firstRow="0" w:lastRow="0" w:firstColumn="1" w:lastColumn="0" w:oddVBand="0" w:evenVBand="0" w:oddHBand="0" w:evenHBand="0" w:firstRowFirstColumn="0" w:firstRowLastColumn="0" w:lastRowFirstColumn="0" w:lastRowLastColumn="0"/>
+            <w:tcW w:w="0" w:type="auto"/>
+            <w:hideMark/>
+          </w:tcPr>
+          <w:p>
+            <w:pPr>
+              <w:spacing w:line="360" w:lineRule="auto"/>
+            </w:pPr>
+            <w:r>
+              <w:t>Cenário Alternativo</w:t>
+            </w:r>
+          </w:p>
+        </w:tc>
+        <w:tc>
+          <w:tcPr>
+            <w:tcW w:w="0" w:type="auto"/>
+            <w:hideMark/>
+          </w:tcPr>
+          <w:p>
+            <w:pPr>
+              <w:spacing w:line="360" w:lineRule="auto"/>
+              <w:cnfStyle w:val="000000100000" w:firstRow="0" w:lastRow="0" w:firstColumn="0" w:lastColumn="0" w:oddVBand="0" w:evenVBand="0" w:oddHBand="1" w:evenHBand="0" w:firstRowFirstColumn="0" w:firstRowLastColumn="0" w:lastRowFirstColumn="0" w:lastRowLastColumn="0"/>
+            </w:pPr>
+            <w:r>
+              <w:rPr>
+                <w:b/>
+                <w:bCs/>
+              </w:rPr>
+              <w:t>Ações do Ator</w:t>
+            </w:r>
+            <w:r>
+              <w:t> | </w:t>
+            </w:r>
+            <w:r>
+              <w:rPr>
+                <w:b/>
+                <w:bCs/>
+              </w:rPr>
+              <w:t>Ações do Sistema</w:t>
+            </w:r>
+          </w:p>
+        </w:tc>
+      </w:tr>
+      <w:tr>
+        <w:tc>
+          <w:tcPr>
+            <w:cnfStyle w:val="001000000000" w:firstRow="0" w:lastRow="0" w:firstColumn="1" w:lastColumn="0" w:oddVBand="0" w:evenVBand="0" w:oddHBand="0" w:evenHBand="0" w:firstRowFirstColumn="0" w:firstRowLastColumn="0" w:lastRowFirstColumn="0" w:lastRowLastColumn="0"/>
+            <w:tcW w:w="0" w:type="auto"/>
+            <w:hideMark/>
+          </w:tcPr>
+          <w:p>
+            <w:pPr>
+              <w:spacing w:line="360" w:lineRule="auto"/>
+            </w:pPr>
+          </w:p>
+        </w:tc>
+        <w:tc>
+          <w:tcPr>
+            <w:tcW w:w="0" w:type="auto"/>
+            <w:hideMark/>
+          </w:tcPr>
+          <w:p>
+            <w:pPr>
+              <w:spacing w:line="360" w:lineRule="auto"/>
+              <w:cnfStyle w:val="000000000000" w:firstRow="0" w:lastRow="0" w:firstColumn="0" w:lastColumn="0" w:oddVBand="0" w:evenVBand="0" w:oddHBand="0" w:evenHBand="0" w:firstRowFirstColumn="0" w:firstRowLastColumn="0" w:lastRowFirstColumn="0" w:lastRowLastColumn="0"/>
+            </w:pPr>
+            <w:r>
+              <w:t>Atualiza a página | Recarrega as informações exibidas</w:t>
+            </w:r>
+          </w:p>
+        </w:tc>
+      </w:tr>
+      <w:tr>
+        <w:trPr>
+          <w:cnfStyle w:val="000000100000" w:firstRow="0" w:lastRow="0" w:firstColumn="0" w:lastColumn="0" w:oddVBand="0" w:evenVBand="0" w:oddHBand="1" w:evenHBand="0" w:firstRowFirstColumn="0" w:firstRowLastColumn="0" w:lastRowFirstColumn="0" w:lastRowLastColumn="0"/>
+        </w:trPr>
+        <w:tc>
+          <w:tcPr>
+            <w:cnfStyle w:val="001000000000" w:firstRow="0" w:lastRow="0" w:firstColumn="1" w:lastColumn="0" w:oddVBand="0" w:evenVBand="0" w:oddHBand="0" w:evenHBand="0" w:firstRowFirstColumn="0" w:firstRowLastColumn="0" w:lastRowFirstColumn="0" w:lastRowLastColumn="0"/>
+            <w:tcW w:w="0" w:type="auto"/>
+            <w:hideMark/>
+          </w:tcPr>
+          <w:p>
+            <w:pPr>
+              <w:spacing w:line="360" w:lineRule="auto"/>
+            </w:pPr>
+            <w:r>
+              <w:t>Cenário de Exceção</w:t>
+            </w:r>
+          </w:p>
+        </w:tc>
+        <w:tc>
+          <w:tcPr>
+            <w:tcW w:w="0" w:type="auto"/>
+            <w:hideMark/>
+          </w:tcPr>
+          <w:p>
+            <w:pPr>
+              <w:spacing w:line="360" w:lineRule="auto"/>
+              <w:cnfStyle w:val="000000100000" w:firstRow="0" w:lastRow="0" w:firstColumn="0" w:lastColumn="0" w:oddVBand="0" w:evenVBand="0" w:oddHBand="1" w:evenHBand="0" w:firstRowFirstColumn="0" w:firstRowLastColumn="0" w:lastRowFirstColumn="0" w:lastRowLastColumn="0"/>
+            </w:pPr>
+            <w:r>
+              <w:rPr>
+                <w:b/>
+                <w:bCs/>
+              </w:rPr>
+              <w:t>Ações do Ator</w:t>
+            </w:r>
+            <w:r>
+              <w:t> | </w:t>
+            </w:r>
+            <w:r>
+              <w:rPr>
+                <w:b/>
+                <w:bCs/>
+              </w:rPr>
+              <w:t>Ações do Sistema</w:t>
+            </w:r>
+          </w:p>
+        </w:tc>
+      </w:tr>
+      <w:tr>
+        <w:tc>
+          <w:tcPr>
+            <w:cnfStyle w:val="001000000000" w:firstRow="0" w:lastRow="0" w:firstColumn="1" w:lastColumn="0" w:oddVBand="0" w:evenVBand="0" w:oddHBand="0" w:evenHBand="0" w:firstRowFirstColumn="0" w:firstRowLastColumn="0" w:lastRowFirstColumn="0" w:lastRowLastColumn="0"/>
+            <w:tcW w:w="0" w:type="auto"/>
+            <w:hideMark/>
+          </w:tcPr>
+          <w:p>
+            <w:pPr>
+              <w:spacing w:line="360" w:lineRule="auto"/>
+            </w:pPr>
+          </w:p>
+        </w:tc>
+        <w:tc>
+          <w:tcPr>
+            <w:tcW w:w="0" w:type="auto"/>
+            <w:hideMark/>
+          </w:tcPr>
+          <w:p>
+            <w:pPr>
+              <w:spacing w:line="360" w:lineRule="auto"/>
+              <w:cnfStyle w:val="000000000000" w:firstRow="0" w:lastRow="0" w:firstColumn="0" w:lastColumn="0" w:oddVBand="0" w:evenVBand="0" w:oddHBand="0" w:evenHBand="0" w:firstRowFirstColumn="0" w:firstRowLastColumn="0" w:lastRowFirstColumn="0" w:lastRowLastColumn="0"/>
+            </w:pPr>
+            <w:r>
+              <w:t>Abrir Perfil | Exibe erro caso usuário não exista</w:t>
+            </w:r>
+          </w:p>
+        </w:tc>
+      </w:tr>
+    </w:tbl>
+    <w:p>
+      <w:r>
+        <w:pict w14:anchorId="1DC71AB6">
+          <v:rect id="_x0000_i1106" style="width:0;height:.75pt" o:hralign="center" o:hrstd="t" o:hrnoshade="t" o:hr="t" fillcolor="#f8faff" stroked="f"/>
+        </w:pict>
+      </w:r>
+    </w:p>
+    <w:p>
+      <w:r>
+        <w:t>UC07 - Editar Perfil</w:t>
+      </w:r>
+    </w:p>
+    <w:tbl>
+      <w:tblPr>
+        <w:tblStyle w:val="TabeladeGrade4-nfase1"/>
+        <w:tblW w:w="0" w:type="auto"/>
+        <w:tblLook w:val="04A0" w:firstRow="1" w:lastRow="0" w:firstColumn="1" w:lastColumn="0" w:noHBand="0" w:noVBand="1"/>
+      </w:tblPr>
+      <w:tblGrid>
+        <w:gridCol w:w="2765"/>
+        <w:gridCol w:w="6296"/>
+      </w:tblGrid>
+      <w:tr>
+        <w:trPr>
+          <w:cnfStyle w:val="100000000000" w:firstRow="1" w:lastRow="0" w:firstColumn="0" w:lastColumn="0" w:oddVBand="0" w:evenVBand="0" w:oddHBand="0" w:evenHBand="0" w:firstRowFirstColumn="0" w:firstRowLastColumn="0" w:lastRowFirstColumn="0" w:lastRowLastColumn="0"/>
+        </w:trPr>
+        <w:tc>
+          <w:tcPr>
+            <w:cnfStyle w:val="001000000000" w:firstRow="0" w:lastRow="0" w:firstColumn="1" w:lastColumn="0" w:oddVBand="0" w:evenVBand="0" w:oddHBand="0" w:evenHBand="0" w:firstRowFirstColumn="0" w:firstRowLastColumn="0" w:lastRowFirstColumn="0" w:lastRowLastColumn="0"/>
+            <w:tcW w:w="0" w:type="auto"/>
+            <w:hideMark/>
+          </w:tcPr>
+          <w:p>
+            <w:pPr>
+              <w:spacing w:line="360" w:lineRule="auto"/>
+            </w:pPr>
+            <w:r>
+              <w:t>Campo</w:t>
+            </w:r>
+          </w:p>
+        </w:tc>
+        <w:tc>
+          <w:tcPr>
+            <w:tcW w:w="0" w:type="auto"/>
+            <w:hideMark/>
+          </w:tcPr>
+          <w:p>
+            <w:pPr>
+              <w:spacing w:line="360" w:lineRule="auto"/>
+              <w:cnfStyle w:val="100000000000" w:firstRow="1" w:lastRow="0" w:firstColumn="0" w:lastColumn="0" w:oddVBand="0" w:evenVBand="0" w:oddHBand="0" w:evenHBand="0" w:firstRowFirstColumn="0" w:firstRowLastColumn="0" w:lastRowFirstColumn="0" w:lastRowLastColumn="0"/>
+            </w:pPr>
+            <w:r>
+              <w:t>Descrição</w:t>
+            </w:r>
+          </w:p>
+        </w:tc>
+      </w:tr>
+      <w:tr>
+        <w:trPr>
+          <w:cnfStyle w:val="000000100000" w:firstRow="0" w:lastRow="0" w:firstColumn="0" w:lastColumn="0" w:oddVBand="0" w:evenVBand="0" w:oddHBand="1" w:evenHBand="0" w:firstRowFirstColumn="0" w:firstRowLastColumn="0" w:lastRowFirstColumn="0" w:lastRowLastColumn="0"/>
+        </w:trPr>
+        <w:tc>
+          <w:tcPr>
+            <w:cnfStyle w:val="001000000000" w:firstRow="0" w:lastRow="0" w:firstColumn="1" w:lastColumn="0" w:oddVBand="0" w:evenVBand="0" w:oddHBand="0" w:evenHBand="0" w:firstRowFirstColumn="0" w:firstRowLastColumn="0" w:lastRowFirstColumn="0" w:lastRowLastColumn="0"/>
+            <w:tcW w:w="0" w:type="auto"/>
+            <w:hideMark/>
+          </w:tcPr>
+          <w:p>
+            <w:pPr>
+              <w:spacing w:line="360" w:lineRule="auto"/>
+            </w:pPr>
+            <w:r>
+              <w:t>Ator Principal</w:t>
+            </w:r>
+          </w:p>
+        </w:tc>
+        <w:tc>
+          <w:tcPr>
+            <w:tcW w:w="0" w:type="auto"/>
+            <w:hideMark/>
+          </w:tcPr>
+          <w:p>
+            <w:pPr>
+              <w:spacing w:line="360" w:lineRule="auto"/>
+              <w:cnfStyle w:val="000000100000" w:firstRow="0" w:lastRow="0" w:firstColumn="0" w:lastColumn="0" w:oddVBand="0" w:evenVBand="0" w:oddHBand="1" w:evenHBand="0" w:firstRowFirstColumn="0" w:firstRowLastColumn="0" w:lastRowFirstColumn="0" w:lastRowLastColumn="0"/>
+            </w:pPr>
+            <w:r>
+              <w:t>Estudante</w:t>
+            </w:r>
+          </w:p>
+        </w:tc>
+      </w:tr>
+      <w:tr>
+        <w:tc>
+          <w:tcPr>
+            <w:cnfStyle w:val="001000000000" w:firstRow="0" w:lastRow="0" w:firstColumn="1" w:lastColumn="0" w:oddVBand="0" w:evenVBand="0" w:oddHBand="0" w:evenHBand="0" w:firstRowFirstColumn="0" w:firstRowLastColumn="0" w:lastRowFirstColumn="0" w:lastRowLastColumn="0"/>
+            <w:tcW w:w="0" w:type="auto"/>
+            <w:hideMark/>
+          </w:tcPr>
+          <w:p>
+            <w:pPr>
+              <w:spacing w:line="360" w:lineRule="auto"/>
+            </w:pPr>
+            <w:r>
+              <w:t>Atores Secundários</w:t>
+            </w:r>
+          </w:p>
+        </w:tc>
+        <w:tc>
+          <w:tcPr>
+            <w:tcW w:w="0" w:type="auto"/>
+            <w:hideMark/>
+          </w:tcPr>
+          <w:p>
+            <w:pPr>
+              <w:spacing w:line="360" w:lineRule="auto"/>
+              <w:cnfStyle w:val="000000000000" w:firstRow="0" w:lastRow="0" w:firstColumn="0" w:lastColumn="0" w:oddVBand="0" w:evenVBand="0" w:oddHBand="0" w:evenHBand="0" w:firstRowFirstColumn="0" w:firstRowLastColumn="0" w:lastRowFirstColumn="0" w:lastRowLastColumn="0"/>
+            </w:pPr>
+            <w:r>
+              <w:t>Corpo Docente</w:t>
+            </w:r>
+          </w:p>
+        </w:tc>
+      </w:tr>
+      <w:tr>
+        <w:trPr>
+          <w:cnfStyle w:val="000000100000" w:firstRow="0" w:lastRow="0" w:firstColumn="0" w:lastColumn="0" w:oddVBand="0" w:evenVBand="0" w:oddHBand="1" w:evenHBand="0" w:firstRowFirstColumn="0" w:firstRowLastColumn="0" w:lastRowFirstColumn="0" w:lastRowLastColumn="0"/>
+        </w:trPr>
+        <w:tc>
+          <w:tcPr>
+            <w:cnfStyle w:val="001000000000" w:firstRow="0" w:lastRow="0" w:firstColumn="1" w:lastColumn="0" w:oddVBand="0" w:evenVBand="0" w:oddHBand="0" w:evenHBand="0" w:firstRowFirstColumn="0" w:firstRowLastColumn="0" w:lastRowFirstColumn="0" w:lastRowLastColumn="0"/>
+            <w:tcW w:w="0" w:type="auto"/>
+            <w:hideMark/>
+          </w:tcPr>
+          <w:p>
+            <w:pPr>
+              <w:spacing w:line="360" w:lineRule="auto"/>
+            </w:pPr>
+            <w:r>
+              <w:t>Resumo</w:t>
+            </w:r>
+          </w:p>
+        </w:tc>
+        <w:tc>
+          <w:tcPr>
+            <w:tcW w:w="0" w:type="auto"/>
+            <w:hideMark/>
+          </w:tcPr>
+          <w:p>
+            <w:pPr>
+              <w:spacing w:line="360" w:lineRule="auto"/>
+              <w:cnfStyle w:val="000000100000" w:firstRow="0" w:lastRow="0" w:firstColumn="0" w:lastColumn="0" w:oddVBand="0" w:evenVBand="0" w:oddHBand="1" w:evenHBand="0" w:firstRowFirstColumn="0" w:firstRowLastColumn="0" w:lastRowFirstColumn="0" w:lastRowLastColumn="0"/>
+            </w:pPr>
+            <w:r>
+              <w:t>Permite que o estudante atualize suas informações pessoais no sistema.</w:t>
+            </w:r>
+          </w:p>
+        </w:tc>
+      </w:tr>
+      <w:tr>
+        <w:tc>
+          <w:tcPr>
+            <w:cnfStyle w:val="001000000000" w:firstRow="0" w:lastRow="0" w:firstColumn="1" w:lastColumn="0" w:oddVBand="0" w:evenVBand="0" w:oddHBand="0" w:evenHBand="0" w:firstRowFirstColumn="0" w:firstRowLastColumn="0" w:lastRowFirstColumn="0" w:lastRowLastColumn="0"/>
+            <w:tcW w:w="0" w:type="auto"/>
+            <w:hideMark/>
+          </w:tcPr>
+          <w:p>
+            <w:pPr>
+              <w:spacing w:line="360" w:lineRule="auto"/>
+            </w:pPr>
+            <w:r>
+              <w:t>Pré-condições</w:t>
+            </w:r>
+          </w:p>
+        </w:tc>
+        <w:tc>
+          <w:tcPr>
+            <w:tcW w:w="0" w:type="auto"/>
+            <w:hideMark/>
+          </w:tcPr>
+          <w:p>
+            <w:pPr>
+              <w:spacing w:line="360" w:lineRule="auto"/>
+              <w:cnfStyle w:val="000000000000" w:firstRow="0" w:lastRow="0" w:firstColumn="0" w:lastColumn="0" w:oddVBand="0" w:evenVBand="0" w:oddHBand="0" w:evenHBand="0" w:firstRowFirstColumn="0" w:firstRowLastColumn="0" w:lastRowFirstColumn="0" w:lastRowLastColumn="0"/>
+            </w:pPr>
+            <w:r>
+              <w:t>Estar autenticado.</w:t>
+            </w:r>
+          </w:p>
+        </w:tc>
+      </w:tr>
+      <w:tr>
+        <w:trPr>
+          <w:cnfStyle w:val="000000100000" w:firstRow="0" w:lastRow="0" w:firstColumn="0" w:lastColumn="0" w:oddVBand="0" w:evenVBand="0" w:oddHBand="1" w:evenHBand="0" w:firstRowFirstColumn="0" w:firstRowLastColumn="0" w:lastRowFirstColumn="0" w:lastRowLastColumn="0"/>
+        </w:trPr>
+        <w:tc>
+          <w:tcPr>
+            <w:cnfStyle w:val="001000000000" w:firstRow="0" w:lastRow="0" w:firstColumn="1" w:lastColumn="0" w:oddVBand="0" w:evenVBand="0" w:oddHBand="0" w:evenHBand="0" w:firstRowFirstColumn="0" w:firstRowLastColumn="0" w:lastRowFirstColumn="0" w:lastRowLastColumn="0"/>
+            <w:tcW w:w="0" w:type="auto"/>
+            <w:hideMark/>
+          </w:tcPr>
+          <w:p>
+            <w:pPr>
+              <w:spacing w:line="360" w:lineRule="auto"/>
+            </w:pPr>
+            <w:r>
+              <w:t>Pós-condições</w:t>
+            </w:r>
+          </w:p>
+        </w:tc>
+        <w:tc>
+          <w:tcPr>
+            <w:tcW w:w="0" w:type="auto"/>
+            <w:hideMark/>
+          </w:tcPr>
+          <w:p>
+            <w:pPr>
+              <w:spacing w:line="360" w:lineRule="auto"/>
+              <w:cnfStyle w:val="000000100000" w:firstRow="0" w:lastRow="0" w:firstColumn="0" w:lastColumn="0" w:oddVBand="0" w:evenVBand="0" w:oddHBand="1" w:evenHBand="0" w:firstRowFirstColumn="0" w:firstRowLastColumn="0" w:lastRowFirstColumn="0" w:lastRowLastColumn="0"/>
+            </w:pPr>
+            <w:r>
+              <w:t>Dados alterados no banco de dados.</w:t>
+            </w:r>
+          </w:p>
+        </w:tc>
+      </w:tr>
+      <w:tr>
+        <w:tc>
+          <w:tcPr>
+            <w:cnfStyle w:val="001000000000" w:firstRow="0" w:lastRow="0" w:firstColumn="1" w:lastColumn="0" w:oddVBand="0" w:evenVBand="0" w:oddHBand="0" w:evenHBand="0" w:firstRowFirstColumn="0" w:firstRowLastColumn="0" w:lastRowFirstColumn="0" w:lastRowLastColumn="0"/>
+            <w:tcW w:w="0" w:type="auto"/>
+            <w:hideMark/>
+          </w:tcPr>
+          <w:p>
+            <w:pPr>
+              <w:spacing w:line="360" w:lineRule="auto"/>
+            </w:pPr>
+            <w:r>
+              <w:t>Cenário Principal</w:t>
+            </w:r>
+          </w:p>
+        </w:tc>
+        <w:tc>
+          <w:tcPr>
+            <w:tcW w:w="0" w:type="auto"/>
+            <w:hideMark/>
+          </w:tcPr>
+          <w:p>
+            <w:pPr>
+              <w:spacing w:line="360" w:lineRule="auto"/>
+              <w:cnfStyle w:val="000000000000" w:firstRow="0" w:lastRow="0" w:firstColumn="0" w:lastColumn="0" w:oddVBand="0" w:evenVBand="0" w:oddHBand="0" w:evenHBand="0" w:firstRowFirstColumn="0" w:firstRowLastColumn="0" w:lastRowFirstColumn="0" w:lastRowLastColumn="0"/>
+            </w:pPr>
+            <w:r>
+              <w:rPr>
+                <w:b/>
+                <w:bCs/>
+              </w:rPr>
+              <w:t>Ações do Ator</w:t>
+            </w:r>
+            <w:r>
+              <w:t> | </w:t>
+            </w:r>
+            <w:r>
+              <w:rPr>
+                <w:b/>
+                <w:bCs/>
+              </w:rPr>
+              <w:t>Ações do Sistema</w:t>
+            </w:r>
+          </w:p>
+        </w:tc>
+      </w:tr>
+      <w:tr>
+        <w:trPr>
+          <w:cnfStyle w:val="000000100000" w:firstRow="0" w:lastRow="0" w:firstColumn="0" w:lastColumn="0" w:oddVBand="0" w:evenVBand="0" w:oddHBand="1" w:evenHBand="0" w:firstRowFirstColumn="0" w:firstRowLastColumn="0" w:lastRowFirstColumn="0" w:lastRowLastColumn="0"/>
+        </w:trPr>
+        <w:tc>
+          <w:tcPr>
+            <w:cnfStyle w:val="001000000000" w:firstRow="0" w:lastRow="0" w:firstColumn="1" w:lastColumn="0" w:oddVBand="0" w:evenVBand="0" w:oddHBand="0" w:evenHBand="0" w:firstRowFirstColumn="0" w:firstRowLastColumn="0" w:lastRowFirstColumn="0" w:lastRowLastColumn="0"/>
+            <w:tcW w:w="0" w:type="auto"/>
+            <w:hideMark/>
+          </w:tcPr>
+          <w:p>
+            <w:pPr>
+              <w:spacing w:line="360" w:lineRule="auto"/>
+            </w:pPr>
+          </w:p>
+        </w:tc>
+        <w:tc>
+          <w:tcPr>
+            <w:tcW w:w="0" w:type="auto"/>
+            <w:hideMark/>
+          </w:tcPr>
+          <w:p>
+            <w:pPr>
+              <w:spacing w:line="360" w:lineRule="auto"/>
+              <w:cnfStyle w:val="000000100000" w:firstRow="0" w:lastRow="0" w:firstColumn="0" w:lastColumn="0" w:oddVBand="0" w:evenVBand="0" w:oddHBand="1" w:evenHBand="0" w:firstRowFirstColumn="0" w:firstRowLastColumn="0" w:lastRowFirstColumn="0" w:lastRowLastColumn="0"/>
+            </w:pPr>
+            <w:r>
+              <w:t>Edita os campos desejados | Valida e salva alterações no banco</w:t>
+            </w:r>
+          </w:p>
+        </w:tc>
+      </w:tr>
+      <w:tr>
+        <w:tc>
+          <w:tcPr>
+            <w:cnfStyle w:val="001000000000" w:firstRow="0" w:lastRow="0" w:firstColumn="1" w:lastColumn="0" w:oddVBand="0" w:evenVBand="0" w:oddHBand="0" w:evenHBand="0" w:firstRowFirstColumn="0" w:firstRowLastColumn="0" w:lastRowFirstColumn="0" w:lastRowLastColumn="0"/>
+            <w:tcW w:w="0" w:type="auto"/>
+            <w:hideMark/>
+          </w:tcPr>
+          <w:p>
+            <w:pPr>
+              <w:spacing w:line="360" w:lineRule="auto"/>
+            </w:pPr>
+          </w:p>
+        </w:tc>
+        <w:tc>
+          <w:tcPr>
+            <w:tcW w:w="0" w:type="auto"/>
+            <w:hideMark/>
+          </w:tcPr>
+          <w:p>
+            <w:pPr>
+              <w:spacing w:line="360" w:lineRule="auto"/>
+              <w:cnfStyle w:val="000000000000" w:firstRow="0" w:lastRow="0" w:firstColumn="0" w:lastColumn="0" w:oddVBand="0" w:evenVBand="0" w:oddHBand="0" w:evenHBand="0" w:firstRowFirstColumn="0" w:firstRowLastColumn="0" w:lastRowFirstColumn="0" w:lastRowLastColumn="0"/>
+            </w:pPr>
+            <w:r>
+              <w:t>Confirma a edição | Atualiza visualização com os novos dados</w:t>
+            </w:r>
+          </w:p>
+        </w:tc>
+      </w:tr>
+      <w:tr>
+        <w:trPr>
+          <w:cnfStyle w:val="000000100000" w:firstRow="0" w:lastRow="0" w:firstColumn="0" w:lastColumn="0" w:oddVBand="0" w:evenVBand="0" w:oddHBand="1" w:evenHBand="0" w:firstRowFirstColumn="0" w:firstRowLastColumn="0" w:lastRowFirstColumn="0" w:lastRowLastColumn="0"/>
+        </w:trPr>
+        <w:tc>
+          <w:tcPr>
+            <w:cnfStyle w:val="001000000000" w:firstRow="0" w:lastRow="0" w:firstColumn="1" w:lastColumn="0" w:oddVBand="0" w:evenVBand="0" w:oddHBand="0" w:evenHBand="0" w:firstRowFirstColumn="0" w:firstRowLastColumn="0" w:lastRowFirstColumn="0" w:lastRowLastColumn="0"/>
+            <w:tcW w:w="0" w:type="auto"/>
+            <w:hideMark/>
+          </w:tcPr>
+          <w:p>
+            <w:pPr>
+              <w:spacing w:line="360" w:lineRule="auto"/>
+            </w:pPr>
+          </w:p>
+        </w:tc>
+        <w:tc>
+          <w:tcPr>
+            <w:tcW w:w="0" w:type="auto"/>
+            <w:hideMark/>
+          </w:tcPr>
+          <w:p>
+            <w:pPr>
+              <w:spacing w:line="360" w:lineRule="auto"/>
+              <w:cnfStyle w:val="000000100000" w:firstRow="0" w:lastRow="0" w:firstColumn="0" w:lastColumn="0" w:oddVBand="0" w:evenVBand="0" w:oddHBand="1" w:evenHBand="0" w:firstRowFirstColumn="0" w:firstRowLastColumn="0" w:lastRowFirstColumn="0" w:lastRowLastColumn="0"/>
+            </w:pPr>
+            <w:r>
+              <w:t>Realiza Upload de Imagem de perfil | Atualiza Imagem de perfil com arquivo enviado</w:t>
+            </w:r>
+          </w:p>
+        </w:tc>
+      </w:tr>
+      <w:tr>
+        <w:tc>
+          <w:tcPr>
+            <w:cnfStyle w:val="001000000000" w:firstRow="0" w:lastRow="0" w:firstColumn="1" w:lastColumn="0" w:oddVBand="0" w:evenVBand="0" w:oddHBand="0" w:evenHBand="0" w:firstRowFirstColumn="0" w:firstRowLastColumn="0" w:lastRowFirstColumn="0" w:lastRowLastColumn="0"/>
+            <w:tcW w:w="0" w:type="auto"/>
+            <w:hideMark/>
+          </w:tcPr>
+          <w:p>
+            <w:pPr>
+              <w:spacing w:line="360" w:lineRule="auto"/>
+            </w:pPr>
+            <w:r>
+              <w:t>Restrições/Validações</w:t>
+            </w:r>
+          </w:p>
+        </w:tc>
+        <w:tc>
+          <w:tcPr>
+            <w:tcW w:w="0" w:type="auto"/>
+            <w:hideMark/>
+          </w:tcPr>
+          <w:p>
+            <w:pPr>
+              <w:spacing w:line="360" w:lineRule="auto"/>
+              <w:cnfStyle w:val="000000000000" w:firstRow="0" w:lastRow="0" w:firstColumn="0" w:lastColumn="0" w:oddVBand="0" w:evenVBand="0" w:oddHBand="0" w:evenHBand="0" w:firstRowFirstColumn="0" w:firstRowLastColumn="0" w:lastRowFirstColumn="0" w:lastRowLastColumn="0"/>
+            </w:pPr>
+            <w:r>
+              <w:t>- Nome não pode estar em branco.</w:t>
+            </w:r>
+            <w:r>
+              <w:br/>
+              <w:t>- E-mail deve ter formato válido.</w:t>
+            </w:r>
+          </w:p>
+        </w:tc>
+      </w:tr>
+      <w:tr>
+        <w:trPr>
+          <w:cnfStyle w:val="000000100000" w:firstRow="0" w:lastRow="0" w:firstColumn="0" w:lastColumn="0" w:oddVBand="0" w:evenVBand="0" w:oddHBand="1" w:evenHBand="0" w:firstRowFirstColumn="0" w:firstRowLastColumn="0" w:lastRowFirstColumn="0" w:lastRowLastColumn="0"/>
+        </w:trPr>
+        <w:tc>
+          <w:tcPr>
+            <w:cnfStyle w:val="001000000000" w:firstRow="0" w:lastRow="0" w:firstColumn="1" w:lastColumn="0" w:oddVBand="0" w:evenVBand="0" w:oddHBand="0" w:evenHBand="0" w:firstRowFirstColumn="0" w:firstRowLastColumn="0" w:lastRowFirstColumn="0" w:lastRowLastColumn="0"/>
+            <w:tcW w:w="0" w:type="auto"/>
+            <w:hideMark/>
+          </w:tcPr>
+          <w:p>
+            <w:pPr>
+              <w:spacing w:line="360" w:lineRule="auto"/>
+            </w:pPr>
+            <w:r>
+              <w:t>Cenário Alternativo</w:t>
+            </w:r>
+          </w:p>
+        </w:tc>
+        <w:tc>
+          <w:tcPr>
+            <w:tcW w:w="0" w:type="auto"/>
+            <w:hideMark/>
+          </w:tcPr>
+          <w:p>
+            <w:pPr>
+              <w:spacing w:line="360" w:lineRule="auto"/>
+              <w:cnfStyle w:val="000000100000" w:firstRow="0" w:lastRow="0" w:firstColumn="0" w:lastColumn="0" w:oddVBand="0" w:evenVBand="0" w:oddHBand="1" w:evenHBand="0" w:firstRowFirstColumn="0" w:firstRowLastColumn="0" w:lastRowFirstColumn="0" w:lastRowLastColumn="0"/>
+            </w:pPr>
+            <w:r>
+              <w:rPr>
+                <w:b/>
+                <w:bCs/>
+              </w:rPr>
+              <w:t>Ações do Ator</w:t>
+            </w:r>
+            <w:r>
+              <w:t> | </w:t>
+            </w:r>
+            <w:r>
+              <w:rPr>
+                <w:b/>
+                <w:bCs/>
+              </w:rPr>
+              <w:t>Ações do Sistema</w:t>
+            </w:r>
+          </w:p>
+        </w:tc>
+      </w:tr>
+      <w:tr>
+        <w:tc>
+          <w:tcPr>
+            <w:cnfStyle w:val="001000000000" w:firstRow="0" w:lastRow="0" w:firstColumn="1" w:lastColumn="0" w:oddVBand="0" w:evenVBand="0" w:oddHBand="0" w:evenHBand="0" w:firstRowFirstColumn="0" w:firstRowLastColumn="0" w:lastRowFirstColumn="0" w:lastRowLastColumn="0"/>
+            <w:tcW w:w="0" w:type="auto"/>
+            <w:hideMark/>
+          </w:tcPr>
+          <w:p>
+            <w:pPr>
+              <w:spacing w:line="360" w:lineRule="auto"/>
+            </w:pPr>
+          </w:p>
+        </w:tc>
+        <w:tc>
+          <w:tcPr>
+            <w:tcW w:w="0" w:type="auto"/>
+            <w:hideMark/>
+          </w:tcPr>
+          <w:p>
+            <w:pPr>
+              <w:spacing w:line="360" w:lineRule="auto"/>
+              <w:cnfStyle w:val="000000000000" w:firstRow="0" w:lastRow="0" w:firstColumn="0" w:lastColumn="0" w:oddVBand="0" w:evenVBand="0" w:oddHBand="0" w:evenHBand="0" w:firstRowFirstColumn="0" w:firstRowLastColumn="0" w:lastRowFirstColumn="0" w:lastRowLastColumn="0"/>
+            </w:pPr>
+            <w:r>
+              <w:t>Cancela edição | Reverte mudanças e mantém dados antigos</w:t>
+            </w:r>
+          </w:p>
+        </w:tc>
+      </w:tr>
+      <w:tr>
+        <w:trPr>
+          <w:cnfStyle w:val="000000100000" w:firstRow="0" w:lastRow="0" w:firstColumn="0" w:lastColumn="0" w:oddVBand="0" w:evenVBand="0" w:oddHBand="1" w:evenHBand="0" w:firstRowFirstColumn="0" w:firstRowLastColumn="0" w:lastRowFirstColumn="0" w:lastRowLastColumn="0"/>
+        </w:trPr>
+        <w:tc>
+          <w:tcPr>
+            <w:cnfStyle w:val="001000000000" w:firstRow="0" w:lastRow="0" w:firstColumn="1" w:lastColumn="0" w:oddVBand="0" w:evenVBand="0" w:oddHBand="0" w:evenHBand="0" w:firstRowFirstColumn="0" w:firstRowLastColumn="0" w:lastRowFirstColumn="0" w:lastRowLastColumn="0"/>
+            <w:tcW w:w="0" w:type="auto"/>
+            <w:hideMark/>
+          </w:tcPr>
+          <w:p>
+            <w:pPr>
+              <w:spacing w:line="360" w:lineRule="auto"/>
+            </w:pPr>
+            <w:r>
+              <w:lastRenderedPageBreak/>
+              <w:t>Cenário de Exceção</w:t>
+            </w:r>
+          </w:p>
+        </w:tc>
+        <w:tc>
+          <w:tcPr>
+            <w:tcW w:w="0" w:type="auto"/>
+            <w:hideMark/>
+          </w:tcPr>
+          <w:p>
+            <w:pPr>
+              <w:spacing w:line="360" w:lineRule="auto"/>
+              <w:cnfStyle w:val="000000100000" w:firstRow="0" w:lastRow="0" w:firstColumn="0" w:lastColumn="0" w:oddVBand="0" w:evenVBand="0" w:oddHBand="1" w:evenHBand="0" w:firstRowFirstColumn="0" w:firstRowLastColumn="0" w:lastRowFirstColumn="0" w:lastRowLastColumn="0"/>
+            </w:pPr>
+            <w:r>
+              <w:rPr>
+                <w:b/>
+                <w:bCs/>
+              </w:rPr>
+              <w:t>Ações do Ator</w:t>
+            </w:r>
+            <w:r>
+              <w:t> | </w:t>
+            </w:r>
+            <w:r>
+              <w:rPr>
+                <w:b/>
+                <w:bCs/>
+              </w:rPr>
+              <w:t>Ações do Sistema</w:t>
+            </w:r>
+          </w:p>
+        </w:tc>
+      </w:tr>
+      <w:tr>
+        <w:tc>
+          <w:tcPr>
+            <w:cnfStyle w:val="001000000000" w:firstRow="0" w:lastRow="0" w:firstColumn="1" w:lastColumn="0" w:oddVBand="0" w:evenVBand="0" w:oddHBand="0" w:evenHBand="0" w:firstRowFirstColumn="0" w:firstRowLastColumn="0" w:lastRowFirstColumn="0" w:lastRowLastColumn="0"/>
+            <w:tcW w:w="0" w:type="auto"/>
+            <w:hideMark/>
+          </w:tcPr>
+          <w:p>
+            <w:pPr>
+              <w:spacing w:line="360" w:lineRule="auto"/>
+            </w:pPr>
+          </w:p>
+        </w:tc>
+        <w:tc>
+          <w:tcPr>
+            <w:tcW w:w="0" w:type="auto"/>
+            <w:hideMark/>
+          </w:tcPr>
+          <w:p>
+            <w:pPr>
+              <w:spacing w:line="360" w:lineRule="auto"/>
+              <w:cnfStyle w:val="000000000000" w:firstRow="0" w:lastRow="0" w:firstColumn="0" w:lastColumn="0" w:oddVBand="0" w:evenVBand="0" w:oddHBand="0" w:evenHBand="0" w:firstRowFirstColumn="0" w:firstRowLastColumn="0" w:lastRowFirstColumn="0" w:lastRowLastColumn="0"/>
+            </w:pPr>
+            <w:r>
+              <w:t>Salva alterações | Exibe erro se houver falha no salvamento</w:t>
+            </w:r>
+          </w:p>
+        </w:tc>
+      </w:tr>
+    </w:tbl>
+    <w:p/>
     <w:p>
       <w:pPr>
         <w:pStyle w:val="Ttulo3"/>
         <w:spacing w:before="180" w:after="180"/>
         <w:ind w:left="0"/>
-        <w:rPr>
-          <w:b w:val="0"/>
-        </w:rPr>
-      </w:pPr>
-      <w:bookmarkStart w:id="15" w:name="_f105n7etcly2" w:colFirst="0" w:colLast="0"/>
-      <w:bookmarkEnd w:id="15"/>
-      <w:r>
-        <w:rPr>
-          <w:b w:val="0"/>
-        </w:rPr>
-        <w:t>O diagrama mostra o fluxo de interação desde o momento em que o usuário se cadastra, acessa o sistema e utiliza suas principais funcionalidades (postar, criar grupos), enquanto o administrador supervisiona o conteúdo, garantindo a moderação adequada e atribuindo recompensas para incentivar a participação dos usuários.</w:t>
+      </w:pPr>
+      <w:r>
+        <w:rPr>
+          <w:sz w:val="26"/>
+          <w:szCs w:val="26"/>
+        </w:rPr>
+        <w:t>DIAGRAMA</w:t>
+      </w:r>
+      <w:r>
+        <w:rPr>
+          <w:sz w:val="26"/>
+          <w:szCs w:val="26"/>
+        </w:rPr>
+        <w:t>S</w:t>
+      </w:r>
+      <w:r>
+        <w:rPr>
+          <w:sz w:val="26"/>
+          <w:szCs w:val="26"/>
+        </w:rPr>
+        <w:t xml:space="preserve"> DE </w:t>
+      </w:r>
+      <w:r>
+        <w:rPr>
+          <w:sz w:val="26"/>
+          <w:szCs w:val="26"/>
+        </w:rPr>
+        <w:t>SEQUENCIA</w:t>
+      </w:r>
+    </w:p>
+    <w:p/>
+    <w:p>
+      <w:r>
+        <w:rPr>
+          <w:noProof/>
+        </w:rPr>
+        <w:drawing>
+          <wp:inline distT="0" distB="0" distL="0" distR="0" wp14:anchorId="2375FDA3" wp14:editId="2327C254">
+            <wp:extent cx="5760085" cy="3270250"/>
+            <wp:effectExtent l="0" t="0" r="0" b="6350"/>
+            <wp:docPr id="1318076038" name="Imagem 3"/>
+            <wp:cNvGraphicFramePr>
+              <a:graphicFrameLocks xmlns:a="http://schemas.openxmlformats.org/drawingml/2006/main" noChangeAspect="1"/>
+            </wp:cNvGraphicFramePr>
+            <a:graphic xmlns:a="http://schemas.openxmlformats.org/drawingml/2006/main">
+              <a:graphicData uri="http://schemas.openxmlformats.org/drawingml/2006/picture">
+                <pic:pic xmlns:pic="http://schemas.openxmlformats.org/drawingml/2006/picture">
+                  <pic:nvPicPr>
+                    <pic:cNvPr id="1318076038" name="Imagem 1318076038"/>
+                    <pic:cNvPicPr/>
+                  </pic:nvPicPr>
+                  <pic:blipFill>
+                    <a:blip r:embed="rId12">
+                      <a:extLst>
+                        <a:ext uri="{28A0092B-C50C-407E-A947-70E740481C1C}">
+                          <a14:useLocalDpi xmlns:a14="http://schemas.microsoft.com/office/drawing/2010/main" val="0"/>
+                        </a:ext>
+                      </a:extLst>
+                    </a:blip>
+                    <a:stretch>
+                      <a:fillRect/>
+                    </a:stretch>
+                  </pic:blipFill>
+                  <pic:spPr>
+                    <a:xfrm>
+                      <a:off x="0" y="0"/>
+                      <a:ext cx="5760085" cy="3270250"/>
+                    </a:xfrm>
+                    <a:prstGeom prst="rect">
+                      <a:avLst/>
+                    </a:prstGeom>
+                  </pic:spPr>
+                </pic:pic>
+              </a:graphicData>
+            </a:graphic>
+          </wp:inline>
+        </w:drawing>
+      </w:r>
+      <w:r>
+        <w:rPr>
+          <w:b/>
+          <w:bCs/>
+        </w:rPr>
+        <w:t>Tabela descritiva para diagrama de Sequência 1 - Cadastro:</w:t>
+      </w:r>
+    </w:p>
+    <w:tbl>
+      <w:tblPr>
+        <w:tblStyle w:val="TabeladeLista4"/>
+        <w:tblW w:w="0" w:type="auto"/>
+        <w:tblLook w:val="0420" w:firstRow="1" w:lastRow="0" w:firstColumn="0" w:lastColumn="0" w:noHBand="0" w:noVBand="1"/>
+      </w:tblPr>
+      <w:tblGrid>
+        <w:gridCol w:w="3115"/>
+        <w:gridCol w:w="5946"/>
+      </w:tblGrid>
+      <w:tr>
+        <w:trPr>
+          <w:cnfStyle w:val="100000000000" w:firstRow="1" w:lastRow="0" w:firstColumn="0" w:lastColumn="0" w:oddVBand="0" w:evenVBand="0" w:oddHBand="0" w:evenHBand="0" w:firstRowFirstColumn="0" w:firstRowLastColumn="0" w:lastRowFirstColumn="0" w:lastRowLastColumn="0"/>
+        </w:trPr>
+        <w:tc>
+          <w:tcPr>
+            <w:tcW w:w="0" w:type="auto"/>
+            <w:hideMark/>
+          </w:tcPr>
+          <w:p>
+            <w:r>
+              <w:t>Elemento</w:t>
+            </w:r>
+          </w:p>
+        </w:tc>
+        <w:tc>
+          <w:tcPr>
+            <w:tcW w:w="0" w:type="auto"/>
+            <w:hideMark/>
+          </w:tcPr>
+          <w:p>
+            <w:r>
+              <w:t>Descrição</w:t>
+            </w:r>
+          </w:p>
+        </w:tc>
+      </w:tr>
+      <w:tr>
+        <w:trPr>
+          <w:cnfStyle w:val="000000100000" w:firstRow="0" w:lastRow="0" w:firstColumn="0" w:lastColumn="0" w:oddVBand="0" w:evenVBand="0" w:oddHBand="1" w:evenHBand="0" w:firstRowFirstColumn="0" w:firstRowLastColumn="0" w:lastRowFirstColumn="0" w:lastRowLastColumn="0"/>
+        </w:trPr>
+        <w:tc>
+          <w:tcPr>
+            <w:tcW w:w="0" w:type="auto"/>
+            <w:hideMark/>
+          </w:tcPr>
+          <w:p>
+            <w:r>
+              <w:rPr>
+                <w:b/>
+                <w:bCs/>
+              </w:rPr>
+              <w:t>Ator</w:t>
+            </w:r>
+          </w:p>
+        </w:tc>
+        <w:tc>
+          <w:tcPr>
+            <w:tcW w:w="0" w:type="auto"/>
+            <w:hideMark/>
+          </w:tcPr>
+          <w:p>
+            <w:r>
+              <w:t>Estudante</w:t>
+            </w:r>
+          </w:p>
+        </w:tc>
+      </w:tr>
+      <w:tr>
+        <w:tc>
+          <w:tcPr>
+            <w:tcW w:w="0" w:type="auto"/>
+            <w:hideMark/>
+          </w:tcPr>
+          <w:p>
+            <w:r>
+              <w:rPr>
+                <w:b/>
+                <w:bCs/>
+              </w:rPr>
+              <w:t>Entidade</w:t>
+            </w:r>
+          </w:p>
+        </w:tc>
+        <w:tc>
+          <w:tcPr>
+            <w:tcW w:w="0" w:type="auto"/>
+            <w:hideMark/>
+          </w:tcPr>
+          <w:p>
+            <w:proofErr w:type="spellStart"/>
+            <w:r>
+              <w:t>Bancodedados</w:t>
+            </w:r>
+            <w:proofErr w:type="spellEnd"/>
+          </w:p>
+        </w:tc>
+      </w:tr>
+      <w:tr>
+        <w:trPr>
+          <w:cnfStyle w:val="000000100000" w:firstRow="0" w:lastRow="0" w:firstColumn="0" w:lastColumn="0" w:oddVBand="0" w:evenVBand="0" w:oddHBand="1" w:evenHBand="0" w:firstRowFirstColumn="0" w:firstRowLastColumn="0" w:lastRowFirstColumn="0" w:lastRowLastColumn="0"/>
+        </w:trPr>
+        <w:tc>
+          <w:tcPr>
+            <w:tcW w:w="0" w:type="auto"/>
+            <w:hideMark/>
+          </w:tcPr>
+          <w:p>
+            <w:r>
+              <w:rPr>
+                <w:b/>
+                <w:bCs/>
+              </w:rPr>
+              <w:t>Controle</w:t>
+            </w:r>
+          </w:p>
+        </w:tc>
+        <w:tc>
+          <w:tcPr>
+            <w:tcW w:w="0" w:type="auto"/>
+            <w:hideMark/>
+          </w:tcPr>
+          <w:p>
+            <w:proofErr w:type="spellStart"/>
+            <w:r>
+              <w:t>Controleautenticação</w:t>
+            </w:r>
+            <w:proofErr w:type="spellEnd"/>
+          </w:p>
+        </w:tc>
+      </w:tr>
+      <w:tr>
+        <w:tc>
+          <w:tcPr>
+            <w:tcW w:w="0" w:type="auto"/>
+            <w:hideMark/>
+          </w:tcPr>
+          <w:p>
+            <w:r>
+              <w:rPr>
+                <w:b/>
+                <w:bCs/>
+              </w:rPr>
+              <w:t>Fronteira</w:t>
+            </w:r>
+          </w:p>
+        </w:tc>
+        <w:tc>
+          <w:tcPr>
+            <w:tcW w:w="0" w:type="auto"/>
+            <w:hideMark/>
+          </w:tcPr>
+          <w:p>
+            <w:r>
+              <w:t>Sistema</w:t>
+            </w:r>
+          </w:p>
+        </w:tc>
+      </w:tr>
+      <w:tr>
+        <w:trPr>
+          <w:cnfStyle w:val="000000100000" w:firstRow="0" w:lastRow="0" w:firstColumn="0" w:lastColumn="0" w:oddVBand="0" w:evenVBand="0" w:oddHBand="1" w:evenHBand="0" w:firstRowFirstColumn="0" w:firstRowLastColumn="0" w:lastRowFirstColumn="0" w:lastRowLastColumn="0"/>
+        </w:trPr>
+        <w:tc>
+          <w:tcPr>
+            <w:tcW w:w="0" w:type="auto"/>
+            <w:gridSpan w:val="2"/>
+            <w:shd w:val="clear" w:color="auto" w:fill="000000" w:themeFill="text1"/>
+            <w:hideMark/>
+          </w:tcPr>
+          <w:p>
+            <w:pPr>
+              <w:rPr>
+                <w:b/>
+                <w:bCs/>
+              </w:rPr>
+            </w:pPr>
+            <w:r>
+              <w:rPr>
+                <w:b/>
+                <w:bCs/>
+              </w:rPr>
+              <w:t>Fluxo principal</w:t>
+            </w:r>
+          </w:p>
+        </w:tc>
+      </w:tr>
+      <w:tr>
+        <w:tc>
+          <w:tcPr>
+            <w:tcW w:w="0" w:type="auto"/>
+            <w:hideMark/>
+          </w:tcPr>
+          <w:p>
+            <w:pPr>
+              <w:rPr>
+                <w:sz w:val="22"/>
+                <w:szCs w:val="22"/>
+              </w:rPr>
+            </w:pPr>
+            <w:r>
+              <w:rPr>
+                <w:sz w:val="22"/>
+                <w:szCs w:val="22"/>
+              </w:rPr>
+              <w:t>1. Estudante → sistema</w:t>
+            </w:r>
+          </w:p>
+        </w:tc>
+        <w:tc>
+          <w:tcPr>
+            <w:tcW w:w="0" w:type="auto"/>
+            <w:hideMark/>
+          </w:tcPr>
+          <w:p>
+            <w:pPr>
+              <w:rPr>
+                <w:sz w:val="22"/>
+                <w:szCs w:val="22"/>
+              </w:rPr>
+            </w:pPr>
+            <w:proofErr w:type="spellStart"/>
+            <w:proofErr w:type="gramStart"/>
+            <w:r>
+              <w:rPr>
+                <w:sz w:val="22"/>
+                <w:szCs w:val="22"/>
+              </w:rPr>
+              <w:t>Preencherdadoscadastro</w:t>
+            </w:r>
+            <w:proofErr w:type="spellEnd"/>
+            <w:r>
+              <w:rPr>
+                <w:sz w:val="22"/>
+                <w:szCs w:val="22"/>
+              </w:rPr>
+              <w:t>(</w:t>
+            </w:r>
+            <w:proofErr w:type="gramEnd"/>
+            <w:r>
+              <w:rPr>
+                <w:sz w:val="22"/>
+                <w:szCs w:val="22"/>
+              </w:rPr>
+              <w:t>) — o estudante preenche e envia os dados de cadastro.</w:t>
+            </w:r>
+          </w:p>
+        </w:tc>
+      </w:tr>
+      <w:tr>
+        <w:trPr>
+          <w:cnfStyle w:val="000000100000" w:firstRow="0" w:lastRow="0" w:firstColumn="0" w:lastColumn="0" w:oddVBand="0" w:evenVBand="0" w:oddHBand="1" w:evenHBand="0" w:firstRowFirstColumn="0" w:firstRowLastColumn="0" w:lastRowFirstColumn="0" w:lastRowLastColumn="0"/>
+        </w:trPr>
+        <w:tc>
+          <w:tcPr>
+            <w:tcW w:w="0" w:type="auto"/>
+            <w:hideMark/>
+          </w:tcPr>
+          <w:p>
+            <w:pPr>
+              <w:rPr>
+                <w:sz w:val="22"/>
+                <w:szCs w:val="22"/>
+              </w:rPr>
+            </w:pPr>
+            <w:r>
+              <w:rPr>
+                <w:sz w:val="22"/>
+                <w:szCs w:val="22"/>
+              </w:rPr>
+              <w:t xml:space="preserve">2. Sistema → </w:t>
+            </w:r>
+            <w:proofErr w:type="spellStart"/>
+            <w:r>
+              <w:rPr>
+                <w:sz w:val="22"/>
+                <w:szCs w:val="22"/>
+              </w:rPr>
+              <w:t>controleautenticação</w:t>
+            </w:r>
+            <w:proofErr w:type="spellEnd"/>
+          </w:p>
+        </w:tc>
+        <w:tc>
+          <w:tcPr>
+            <w:tcW w:w="0" w:type="auto"/>
+            <w:hideMark/>
+          </w:tcPr>
+          <w:p>
+            <w:pPr>
+              <w:rPr>
+                <w:sz w:val="22"/>
+                <w:szCs w:val="22"/>
+              </w:rPr>
+            </w:pPr>
+            <w:proofErr w:type="spellStart"/>
+            <w:proofErr w:type="gramStart"/>
+            <w:r>
+              <w:rPr>
+                <w:sz w:val="22"/>
+                <w:szCs w:val="22"/>
+              </w:rPr>
+              <w:t>Enviardadoscadastro</w:t>
+            </w:r>
+            <w:proofErr w:type="spellEnd"/>
+            <w:r>
+              <w:rPr>
+                <w:sz w:val="22"/>
+                <w:szCs w:val="22"/>
+              </w:rPr>
+              <w:t>(</w:t>
+            </w:r>
+            <w:proofErr w:type="gramEnd"/>
+            <w:r>
+              <w:rPr>
+                <w:sz w:val="22"/>
+                <w:szCs w:val="22"/>
+              </w:rPr>
+              <w:t>) — o sistema envia os dados para o controle de autenticação.</w:t>
+            </w:r>
+          </w:p>
+        </w:tc>
+      </w:tr>
+      <w:tr>
+        <w:tc>
+          <w:tcPr>
+            <w:tcW w:w="0" w:type="auto"/>
+            <w:hideMark/>
+          </w:tcPr>
+          <w:p>
+            <w:pPr>
+              <w:rPr>
+                <w:sz w:val="22"/>
+                <w:szCs w:val="22"/>
+              </w:rPr>
+            </w:pPr>
+            <w:r>
+              <w:rPr>
+                <w:sz w:val="22"/>
+                <w:szCs w:val="22"/>
+              </w:rPr>
+              <w:t>3. C</w:t>
+            </w:r>
+            <w:proofErr w:type="spellStart"/>
+            <w:r>
+              <w:rPr>
+                <w:sz w:val="22"/>
+                <w:szCs w:val="22"/>
+              </w:rPr>
+              <w:t>ontroleautenticação</w:t>
+            </w:r>
+            <w:proofErr w:type="spellEnd"/>
+            <w:r>
+              <w:rPr>
+                <w:sz w:val="22"/>
+                <w:szCs w:val="22"/>
+              </w:rPr>
+              <w:t xml:space="preserve"> → </w:t>
+            </w:r>
+            <w:proofErr w:type="spellStart"/>
+            <w:r>
+              <w:rPr>
+                <w:sz w:val="22"/>
+                <w:szCs w:val="22"/>
+              </w:rPr>
+              <w:t>bancodedados</w:t>
+            </w:r>
+            <w:proofErr w:type="spellEnd"/>
+          </w:p>
+        </w:tc>
+        <w:tc>
+          <w:tcPr>
+            <w:tcW w:w="0" w:type="auto"/>
+            <w:hideMark/>
+          </w:tcPr>
+          <w:p>
+            <w:pPr>
+              <w:rPr>
+                <w:sz w:val="22"/>
+                <w:szCs w:val="22"/>
+              </w:rPr>
+            </w:pPr>
+            <w:proofErr w:type="spellStart"/>
+            <w:proofErr w:type="gramStart"/>
+            <w:r>
+              <w:rPr>
+                <w:sz w:val="22"/>
+                <w:szCs w:val="22"/>
+              </w:rPr>
+              <w:t>salvarNovousuario</w:t>
+            </w:r>
+            <w:proofErr w:type="spellEnd"/>
+            <w:r>
+              <w:rPr>
+                <w:sz w:val="22"/>
+                <w:szCs w:val="22"/>
+              </w:rPr>
+              <w:t>(</w:t>
+            </w:r>
+            <w:proofErr w:type="gramEnd"/>
+            <w:r>
+              <w:rPr>
+                <w:sz w:val="22"/>
+                <w:szCs w:val="22"/>
+              </w:rPr>
+              <w:t>) — o controle de autenticação solicita ao banco o armazenamento do novo usuário.</w:t>
+            </w:r>
+          </w:p>
+        </w:tc>
+      </w:tr>
+      <w:tr>
+        <w:trPr>
+          <w:cnfStyle w:val="000000100000" w:firstRow="0" w:lastRow="0" w:firstColumn="0" w:lastColumn="0" w:oddVBand="0" w:evenVBand="0" w:oddHBand="1" w:evenHBand="0" w:firstRowFirstColumn="0" w:firstRowLastColumn="0" w:lastRowFirstColumn="0" w:lastRowLastColumn="0"/>
+        </w:trPr>
+        <w:tc>
+          <w:tcPr>
+            <w:tcW w:w="0" w:type="auto"/>
+            <w:hideMark/>
+          </w:tcPr>
+          <w:p>
+            <w:pPr>
+              <w:rPr>
+                <w:sz w:val="22"/>
+                <w:szCs w:val="22"/>
+              </w:rPr>
+            </w:pPr>
+            <w:r>
+              <w:rPr>
+                <w:sz w:val="22"/>
+                <w:szCs w:val="22"/>
+              </w:rPr>
+              <w:t xml:space="preserve">4. </w:t>
+            </w:r>
+            <w:proofErr w:type="spellStart"/>
+            <w:r>
+              <w:rPr>
+                <w:sz w:val="22"/>
+                <w:szCs w:val="22"/>
+              </w:rPr>
+              <w:t>Bancodedados</w:t>
+            </w:r>
+            <w:proofErr w:type="spellEnd"/>
+            <w:r>
+              <w:rPr>
+                <w:sz w:val="22"/>
+                <w:szCs w:val="22"/>
+              </w:rPr>
+              <w:t xml:space="preserve"> → </w:t>
+            </w:r>
+            <w:proofErr w:type="spellStart"/>
+            <w:r>
+              <w:rPr>
+                <w:sz w:val="22"/>
+                <w:szCs w:val="22"/>
+              </w:rPr>
+              <w:t>controleautenticação</w:t>
+            </w:r>
+            <w:proofErr w:type="spellEnd"/>
+          </w:p>
+        </w:tc>
+        <w:tc>
+          <w:tcPr>
+            <w:tcW w:w="0" w:type="auto"/>
+            <w:hideMark/>
+          </w:tcPr>
+          <w:p>
+            <w:pPr>
+              <w:rPr>
+                <w:sz w:val="22"/>
+                <w:szCs w:val="22"/>
+              </w:rPr>
+            </w:pPr>
+            <w:r>
+              <w:rPr>
+                <w:sz w:val="22"/>
+                <w:szCs w:val="22"/>
+              </w:rPr>
+              <w:t>Confirmação — o banco confirma que os dados foram salvos com sucesso.</w:t>
+            </w:r>
+          </w:p>
+        </w:tc>
+      </w:tr>
+      <w:tr>
+        <w:tc>
+          <w:tcPr>
+            <w:tcW w:w="0" w:type="auto"/>
+            <w:hideMark/>
+          </w:tcPr>
+          <w:p>
+            <w:pPr>
+              <w:rPr>
+                <w:sz w:val="22"/>
+                <w:szCs w:val="22"/>
+              </w:rPr>
+            </w:pPr>
+            <w:r>
+              <w:rPr>
+                <w:sz w:val="22"/>
+                <w:szCs w:val="22"/>
+              </w:rPr>
+              <w:lastRenderedPageBreak/>
+              <w:t>5. C</w:t>
+            </w:r>
+            <w:proofErr w:type="spellStart"/>
+            <w:r>
+              <w:rPr>
+                <w:sz w:val="22"/>
+                <w:szCs w:val="22"/>
+              </w:rPr>
+              <w:t>ontroleautenticação</w:t>
+            </w:r>
+            <w:proofErr w:type="spellEnd"/>
+            <w:r>
+              <w:rPr>
+                <w:sz w:val="22"/>
+                <w:szCs w:val="22"/>
+              </w:rPr>
+              <w:t xml:space="preserve"> → sistema</w:t>
+            </w:r>
+          </w:p>
+        </w:tc>
+        <w:tc>
+          <w:tcPr>
+            <w:tcW w:w="0" w:type="auto"/>
+            <w:hideMark/>
+          </w:tcPr>
+          <w:p>
+            <w:pPr>
+              <w:rPr>
+                <w:sz w:val="22"/>
+                <w:szCs w:val="22"/>
+              </w:rPr>
+            </w:pPr>
+            <w:proofErr w:type="spellStart"/>
+            <w:proofErr w:type="gramStart"/>
+            <w:r>
+              <w:rPr>
+                <w:sz w:val="22"/>
+                <w:szCs w:val="22"/>
+              </w:rPr>
+              <w:t>cadastroEfetuado</w:t>
+            </w:r>
+            <w:proofErr w:type="spellEnd"/>
+            <w:r>
+              <w:rPr>
+                <w:sz w:val="22"/>
+                <w:szCs w:val="22"/>
+              </w:rPr>
+              <w:t>(</w:t>
+            </w:r>
+            <w:proofErr w:type="gramEnd"/>
+            <w:r>
+              <w:rPr>
+                <w:sz w:val="22"/>
+                <w:szCs w:val="22"/>
+              </w:rPr>
+              <w:t>) — o controle informa ao sistema que o cadastro foi realizado.</w:t>
+            </w:r>
+          </w:p>
+        </w:tc>
+      </w:tr>
+      <w:tr>
+        <w:trPr>
+          <w:cnfStyle w:val="000000100000" w:firstRow="0" w:lastRow="0" w:firstColumn="0" w:lastColumn="0" w:oddVBand="0" w:evenVBand="0" w:oddHBand="1" w:evenHBand="0" w:firstRowFirstColumn="0" w:firstRowLastColumn="0" w:lastRowFirstColumn="0" w:lastRowLastColumn="0"/>
+        </w:trPr>
+        <w:tc>
+          <w:tcPr>
+            <w:tcW w:w="0" w:type="auto"/>
+            <w:hideMark/>
+          </w:tcPr>
+          <w:p>
+            <w:pPr>
+              <w:rPr>
+                <w:sz w:val="22"/>
+                <w:szCs w:val="22"/>
+              </w:rPr>
+            </w:pPr>
+            <w:r>
+              <w:rPr>
+                <w:sz w:val="22"/>
+                <w:szCs w:val="22"/>
+              </w:rPr>
+              <w:t>6. Sistema → estudante</w:t>
+            </w:r>
+          </w:p>
+        </w:tc>
+        <w:tc>
+          <w:tcPr>
+            <w:tcW w:w="0" w:type="auto"/>
+            <w:hideMark/>
+          </w:tcPr>
+          <w:p>
+            <w:pPr>
+              <w:rPr>
+                <w:sz w:val="22"/>
+                <w:szCs w:val="22"/>
+              </w:rPr>
+            </w:pPr>
+            <w:proofErr w:type="spellStart"/>
+            <w:proofErr w:type="gramStart"/>
+            <w:r>
+              <w:rPr>
+                <w:sz w:val="22"/>
+                <w:szCs w:val="22"/>
+              </w:rPr>
+              <w:t>informaResultadoCadastro</w:t>
+            </w:r>
+            <w:proofErr w:type="spellEnd"/>
+            <w:r>
+              <w:rPr>
+                <w:sz w:val="22"/>
+                <w:szCs w:val="22"/>
+              </w:rPr>
+              <w:t>(</w:t>
+            </w:r>
+            <w:proofErr w:type="gramEnd"/>
+            <w:r>
+              <w:rPr>
+                <w:sz w:val="22"/>
+                <w:szCs w:val="22"/>
+              </w:rPr>
+              <w:t>) — o sistema informa ao estudante que o cadastro foi efetuado.</w:t>
+            </w:r>
+          </w:p>
+        </w:tc>
+      </w:tr>
+      <w:tr>
+        <w:trPr>
+          <w:trHeight w:val="611"/>
+        </w:trPr>
+        <w:tc>
+          <w:tcPr>
+            <w:tcW w:w="0" w:type="auto"/>
+            <w:shd w:val="clear" w:color="auto" w:fill="000000" w:themeFill="text1"/>
+            <w:hideMark/>
+          </w:tcPr>
+          <w:p>
+            <w:pPr>
+              <w:rPr>
+                <w:sz w:val="22"/>
+                <w:szCs w:val="22"/>
+              </w:rPr>
+            </w:pPr>
+            <w:r>
+              <w:rPr>
+                <w:b/>
+                <w:bCs/>
+                <w:sz w:val="22"/>
+                <w:szCs w:val="22"/>
+              </w:rPr>
+              <w:t>Resultado esperado</w:t>
+            </w:r>
+          </w:p>
+        </w:tc>
+        <w:tc>
+          <w:tcPr>
+            <w:tcW w:w="0" w:type="auto"/>
+            <w:hideMark/>
+          </w:tcPr>
+          <w:p>
+            <w:pPr>
+              <w:rPr>
+                <w:sz w:val="22"/>
+                <w:szCs w:val="22"/>
+              </w:rPr>
+            </w:pPr>
+            <w:r>
+              <w:rPr>
+                <w:sz w:val="22"/>
+                <w:szCs w:val="22"/>
+              </w:rPr>
+              <w:t>Cadastro do novo usuário efetuado com sucesso e confirmação ao estudante.</w:t>
+            </w:r>
+          </w:p>
+        </w:tc>
+      </w:tr>
+    </w:tbl>
+    <w:p>
+      <w:r>
+        <w:rPr>
+          <w:noProof/>
+          <w:sz w:val="26"/>
+          <w:szCs w:val="26"/>
+        </w:rPr>
+        <w:drawing>
+          <wp:inline distT="0" distB="0" distL="0" distR="0" wp14:anchorId="2D9B5C5F" wp14:editId="6655E8D3">
+            <wp:extent cx="5760085" cy="2908371"/>
+            <wp:effectExtent l="0" t="0" r="0" b="6350"/>
+            <wp:docPr id="948780244" name="Imagem 4"/>
+            <wp:cNvGraphicFramePr>
+              <a:graphicFrameLocks xmlns:a="http://schemas.openxmlformats.org/drawingml/2006/main" noChangeAspect="1"/>
+            </wp:cNvGraphicFramePr>
+            <a:graphic xmlns:a="http://schemas.openxmlformats.org/drawingml/2006/main">
+              <a:graphicData uri="http://schemas.openxmlformats.org/drawingml/2006/picture">
+                <pic:pic xmlns:pic="http://schemas.openxmlformats.org/drawingml/2006/picture">
+                  <pic:nvPicPr>
+                    <pic:cNvPr id="0" name="Picture 2"/>
+                    <pic:cNvPicPr>
+                      <a:picLocks noChangeAspect="1" noChangeArrowheads="1"/>
+                    </pic:cNvPicPr>
+                  </pic:nvPicPr>
+                  <pic:blipFill>
+                    <a:blip r:embed="rId13">
+                      <a:extLst>
+                        <a:ext uri="{28A0092B-C50C-407E-A947-70E740481C1C}">
+                          <a14:useLocalDpi xmlns:a14="http://schemas.microsoft.com/office/drawing/2010/main" val="0"/>
+                        </a:ext>
+                      </a:extLst>
+                    </a:blip>
+                    <a:srcRect/>
+                    <a:stretch>
+                      <a:fillRect/>
+                    </a:stretch>
+                  </pic:blipFill>
+                  <pic:spPr bwMode="auto">
+                    <a:xfrm>
+                      <a:off x="0" y="0"/>
+                      <a:ext cx="5760085" cy="2908371"/>
+                    </a:xfrm>
+                    <a:prstGeom prst="rect">
+                      <a:avLst/>
+                    </a:prstGeom>
+                    <a:noFill/>
+                    <a:ln>
+                      <a:noFill/>
+                    </a:ln>
+                  </pic:spPr>
+                </pic:pic>
+              </a:graphicData>
+            </a:graphic>
+          </wp:inline>
+        </w:drawing>
       </w:r>
     </w:p>
     <w:p>
@@ -2869,34 +7720,701 @@
         <w:pStyle w:val="Ttulo3"/>
         <w:spacing w:before="180" w:after="180"/>
         <w:ind w:left="0"/>
-        <w:rPr>
-          <w:b w:val="0"/>
-        </w:rPr>
-      </w:pPr>
-      <w:bookmarkStart w:id="16" w:name="_mzzz5jr2xlvs" w:colFirst="0" w:colLast="0"/>
-      <w:bookmarkEnd w:id="16"/>
-      <w:r>
-        <w:rPr>
-          <w:b w:val="0"/>
-        </w:rPr>
-        <w:t xml:space="preserve">Esse diagrama reflete a estrutura básica das interações esperadas no </w:t>
-      </w:r>
-      <w:r>
-        <w:rPr>
-          <w:b w:val="0"/>
-        </w:rPr>
-        <w:t>FATEC MEETS</w:t>
-      </w:r>
-      <w:r>
-        <w:rPr>
-          <w:b w:val="0"/>
-        </w:rPr>
-        <w:t>, com foco na facilitação da colaboração acadêmica e da moderação de conteúdo para manter a qualidade da plataforma.</w:t>
-      </w:r>
-      <w:r>
-        <w:br w:type="page"/>
-      </w:r>
-    </w:p>
+      </w:pPr>
+      <w:r>
+        <w:rPr>
+          <w:sz w:val="26"/>
+          <w:szCs w:val="26"/>
+        </w:rPr>
+        <w:tab/>
+      </w:r>
+      <w:r>
+        <w:t xml:space="preserve">Tabela descritiva para diagrama de Sequência </w:t>
+      </w:r>
+      <w:r>
+        <w:t>2 - Login</w:t>
+      </w:r>
+      <w:r>
+        <w:t>:</w:t>
+      </w:r>
+    </w:p>
+    <w:tbl>
+      <w:tblPr>
+        <w:tblStyle w:val="TabeladeLista4"/>
+        <w:tblW w:w="0" w:type="auto"/>
+        <w:tblLook w:val="0420" w:firstRow="1" w:lastRow="0" w:firstColumn="0" w:lastColumn="0" w:noHBand="0" w:noVBand="1"/>
+      </w:tblPr>
+      <w:tblGrid>
+        <w:gridCol w:w="3115"/>
+        <w:gridCol w:w="5946"/>
+      </w:tblGrid>
+      <w:tr>
+        <w:trPr>
+          <w:cnfStyle w:val="100000000000" w:firstRow="1" w:lastRow="0" w:firstColumn="0" w:lastColumn="0" w:oddVBand="0" w:evenVBand="0" w:oddHBand="0" w:evenHBand="0" w:firstRowFirstColumn="0" w:firstRowLastColumn="0" w:lastRowFirstColumn="0" w:lastRowLastColumn="0"/>
+        </w:trPr>
+        <w:tc>
+          <w:tcPr>
+            <w:tcW w:w="0" w:type="auto"/>
+            <w:hideMark/>
+          </w:tcPr>
+          <w:p>
+            <w:r>
+              <w:t>Elemento</w:t>
+            </w:r>
+          </w:p>
+        </w:tc>
+        <w:tc>
+          <w:tcPr>
+            <w:tcW w:w="0" w:type="auto"/>
+            <w:hideMark/>
+          </w:tcPr>
+          <w:p>
+            <w:r>
+              <w:t>Descrição</w:t>
+            </w:r>
+          </w:p>
+        </w:tc>
+      </w:tr>
+      <w:tr>
+        <w:trPr>
+          <w:cnfStyle w:val="000000100000" w:firstRow="0" w:lastRow="0" w:firstColumn="0" w:lastColumn="0" w:oddVBand="0" w:evenVBand="0" w:oddHBand="1" w:evenHBand="0" w:firstRowFirstColumn="0" w:firstRowLastColumn="0" w:lastRowFirstColumn="0" w:lastRowLastColumn="0"/>
+        </w:trPr>
+        <w:tc>
+          <w:tcPr>
+            <w:tcW w:w="0" w:type="auto"/>
+            <w:hideMark/>
+          </w:tcPr>
+          <w:p>
+            <w:r>
+              <w:rPr>
+                <w:b/>
+                <w:bCs/>
+              </w:rPr>
+              <w:t>Ator</w:t>
+            </w:r>
+          </w:p>
+        </w:tc>
+        <w:tc>
+          <w:tcPr>
+            <w:tcW w:w="0" w:type="auto"/>
+            <w:hideMark/>
+          </w:tcPr>
+          <w:p>
+            <w:r>
+              <w:t>Estudante</w:t>
+            </w:r>
+          </w:p>
+        </w:tc>
+      </w:tr>
+      <w:tr>
+        <w:tc>
+          <w:tcPr>
+            <w:tcW w:w="0" w:type="auto"/>
+            <w:hideMark/>
+          </w:tcPr>
+          <w:p>
+            <w:r>
+              <w:rPr>
+                <w:b/>
+                <w:bCs/>
+              </w:rPr>
+              <w:t>Entidade</w:t>
+            </w:r>
+          </w:p>
+        </w:tc>
+        <w:tc>
+          <w:tcPr>
+            <w:tcW w:w="0" w:type="auto"/>
+            <w:hideMark/>
+          </w:tcPr>
+          <w:p>
+            <w:proofErr w:type="spellStart"/>
+            <w:r>
+              <w:t>Bancodedados</w:t>
+            </w:r>
+            <w:proofErr w:type="spellEnd"/>
+          </w:p>
+        </w:tc>
+      </w:tr>
+      <w:tr>
+        <w:trPr>
+          <w:cnfStyle w:val="000000100000" w:firstRow="0" w:lastRow="0" w:firstColumn="0" w:lastColumn="0" w:oddVBand="0" w:evenVBand="0" w:oddHBand="1" w:evenHBand="0" w:firstRowFirstColumn="0" w:firstRowLastColumn="0" w:lastRowFirstColumn="0" w:lastRowLastColumn="0"/>
+        </w:trPr>
+        <w:tc>
+          <w:tcPr>
+            <w:tcW w:w="0" w:type="auto"/>
+            <w:hideMark/>
+          </w:tcPr>
+          <w:p>
+            <w:r>
+              <w:rPr>
+                <w:b/>
+                <w:bCs/>
+              </w:rPr>
+              <w:t>Controle</w:t>
+            </w:r>
+          </w:p>
+        </w:tc>
+        <w:tc>
+          <w:tcPr>
+            <w:tcW w:w="0" w:type="auto"/>
+            <w:hideMark/>
+          </w:tcPr>
+          <w:p>
+            <w:proofErr w:type="spellStart"/>
+            <w:r>
+              <w:t>Controleautenticação</w:t>
+            </w:r>
+            <w:proofErr w:type="spellEnd"/>
+          </w:p>
+        </w:tc>
+      </w:tr>
+      <w:tr>
+        <w:tc>
+          <w:tcPr>
+            <w:tcW w:w="0" w:type="auto"/>
+            <w:hideMark/>
+          </w:tcPr>
+          <w:p>
+            <w:r>
+              <w:rPr>
+                <w:b/>
+                <w:bCs/>
+              </w:rPr>
+              <w:t>Fronteira</w:t>
+            </w:r>
+          </w:p>
+        </w:tc>
+        <w:tc>
+          <w:tcPr>
+            <w:tcW w:w="0" w:type="auto"/>
+            <w:hideMark/>
+          </w:tcPr>
+          <w:p>
+            <w:r>
+              <w:t>Sistema</w:t>
+            </w:r>
+          </w:p>
+        </w:tc>
+      </w:tr>
+      <w:tr>
+        <w:trPr>
+          <w:cnfStyle w:val="000000100000" w:firstRow="0" w:lastRow="0" w:firstColumn="0" w:lastColumn="0" w:oddVBand="0" w:evenVBand="0" w:oddHBand="1" w:evenHBand="0" w:firstRowFirstColumn="0" w:firstRowLastColumn="0" w:lastRowFirstColumn="0" w:lastRowLastColumn="0"/>
+        </w:trPr>
+        <w:tc>
+          <w:tcPr>
+            <w:tcW w:w="0" w:type="auto"/>
+            <w:gridSpan w:val="2"/>
+            <w:shd w:val="clear" w:color="auto" w:fill="000000" w:themeFill="text1"/>
+            <w:hideMark/>
+          </w:tcPr>
+          <w:p>
+            <w:pPr>
+              <w:rPr>
+                <w:b/>
+                <w:bCs/>
+              </w:rPr>
+            </w:pPr>
+            <w:r>
+              <w:rPr>
+                <w:b/>
+                <w:bCs/>
+              </w:rPr>
+              <w:t>Fluxo principal</w:t>
+            </w:r>
+          </w:p>
+        </w:tc>
+      </w:tr>
+      <w:tr>
+        <w:tc>
+          <w:tcPr>
+            <w:tcW w:w="0" w:type="auto"/>
+            <w:hideMark/>
+          </w:tcPr>
+          <w:p>
+            <w:pPr>
+              <w:rPr>
+                <w:sz w:val="22"/>
+                <w:szCs w:val="22"/>
+              </w:rPr>
+            </w:pPr>
+            <w:r>
+              <w:rPr>
+                <w:sz w:val="22"/>
+                <w:szCs w:val="22"/>
+              </w:rPr>
+              <w:t>1. Estudante → sistema</w:t>
+            </w:r>
+          </w:p>
+        </w:tc>
+        <w:tc>
+          <w:tcPr>
+            <w:tcW w:w="0" w:type="auto"/>
+            <w:hideMark/>
+          </w:tcPr>
+          <w:p>
+            <w:pPr>
+              <w:rPr>
+                <w:sz w:val="22"/>
+                <w:szCs w:val="22"/>
+              </w:rPr>
+            </w:pPr>
+            <w:proofErr w:type="spellStart"/>
+            <w:proofErr w:type="gramStart"/>
+            <w:r>
+              <w:rPr>
+                <w:sz w:val="22"/>
+                <w:szCs w:val="22"/>
+              </w:rPr>
+              <w:t>Preencherdadoscadastro</w:t>
+            </w:r>
+            <w:proofErr w:type="spellEnd"/>
+            <w:r>
+              <w:rPr>
+                <w:sz w:val="22"/>
+                <w:szCs w:val="22"/>
+              </w:rPr>
+              <w:t>(</w:t>
+            </w:r>
+            <w:proofErr w:type="gramEnd"/>
+            <w:r>
+              <w:rPr>
+                <w:sz w:val="22"/>
+                <w:szCs w:val="22"/>
+              </w:rPr>
+              <w:t>) — o estudante preenche e envia os dados de cadastro.</w:t>
+            </w:r>
+          </w:p>
+        </w:tc>
+      </w:tr>
+      <w:tr>
+        <w:trPr>
+          <w:cnfStyle w:val="000000100000" w:firstRow="0" w:lastRow="0" w:firstColumn="0" w:lastColumn="0" w:oddVBand="0" w:evenVBand="0" w:oddHBand="1" w:evenHBand="0" w:firstRowFirstColumn="0" w:firstRowLastColumn="0" w:lastRowFirstColumn="0" w:lastRowLastColumn="0"/>
+        </w:trPr>
+        <w:tc>
+          <w:tcPr>
+            <w:tcW w:w="0" w:type="auto"/>
+            <w:hideMark/>
+          </w:tcPr>
+          <w:p>
+            <w:pPr>
+              <w:rPr>
+                <w:sz w:val="22"/>
+                <w:szCs w:val="22"/>
+              </w:rPr>
+            </w:pPr>
+            <w:r>
+              <w:rPr>
+                <w:sz w:val="22"/>
+                <w:szCs w:val="22"/>
+              </w:rPr>
+              <w:t xml:space="preserve">2. Sistema → </w:t>
+            </w:r>
+            <w:proofErr w:type="spellStart"/>
+            <w:r>
+              <w:rPr>
+                <w:sz w:val="22"/>
+                <w:szCs w:val="22"/>
+              </w:rPr>
+              <w:t>controleautenticação</w:t>
+            </w:r>
+            <w:proofErr w:type="spellEnd"/>
+          </w:p>
+        </w:tc>
+        <w:tc>
+          <w:tcPr>
+            <w:tcW w:w="0" w:type="auto"/>
+            <w:hideMark/>
+          </w:tcPr>
+          <w:p>
+            <w:pPr>
+              <w:rPr>
+                <w:sz w:val="22"/>
+                <w:szCs w:val="22"/>
+              </w:rPr>
+            </w:pPr>
+            <w:proofErr w:type="spellStart"/>
+            <w:proofErr w:type="gramStart"/>
+            <w:r>
+              <w:rPr>
+                <w:sz w:val="22"/>
+                <w:szCs w:val="22"/>
+              </w:rPr>
+              <w:t>Enviardadoscadastro</w:t>
+            </w:r>
+            <w:proofErr w:type="spellEnd"/>
+            <w:r>
+              <w:rPr>
+                <w:sz w:val="22"/>
+                <w:szCs w:val="22"/>
+              </w:rPr>
+              <w:t>(</w:t>
+            </w:r>
+            <w:proofErr w:type="gramEnd"/>
+            <w:r>
+              <w:rPr>
+                <w:sz w:val="22"/>
+                <w:szCs w:val="22"/>
+              </w:rPr>
+              <w:t>) — o sistema envia os dados para o controle de autenticação.</w:t>
+            </w:r>
+          </w:p>
+        </w:tc>
+      </w:tr>
+      <w:tr>
+        <w:tc>
+          <w:tcPr>
+            <w:tcW w:w="0" w:type="auto"/>
+            <w:hideMark/>
+          </w:tcPr>
+          <w:p>
+            <w:pPr>
+              <w:rPr>
+                <w:sz w:val="22"/>
+                <w:szCs w:val="22"/>
+              </w:rPr>
+            </w:pPr>
+            <w:r>
+              <w:rPr>
+                <w:sz w:val="22"/>
+                <w:szCs w:val="22"/>
+              </w:rPr>
+              <w:t xml:space="preserve">3. </w:t>
+            </w:r>
+            <w:proofErr w:type="spellStart"/>
+            <w:r>
+              <w:rPr>
+                <w:sz w:val="22"/>
+                <w:szCs w:val="22"/>
+              </w:rPr>
+              <w:t>Controleautenticação</w:t>
+            </w:r>
+            <w:proofErr w:type="spellEnd"/>
+            <w:r>
+              <w:rPr>
+                <w:sz w:val="22"/>
+                <w:szCs w:val="22"/>
+              </w:rPr>
+              <w:t xml:space="preserve"> → </w:t>
+            </w:r>
+            <w:proofErr w:type="spellStart"/>
+            <w:r>
+              <w:rPr>
+                <w:sz w:val="22"/>
+                <w:szCs w:val="22"/>
+              </w:rPr>
+              <w:t>bancodedados</w:t>
+            </w:r>
+            <w:proofErr w:type="spellEnd"/>
+          </w:p>
+        </w:tc>
+        <w:tc>
+          <w:tcPr>
+            <w:tcW w:w="0" w:type="auto"/>
+            <w:hideMark/>
+          </w:tcPr>
+          <w:p>
+            <w:pPr>
+              <w:rPr>
+                <w:sz w:val="22"/>
+                <w:szCs w:val="22"/>
+              </w:rPr>
+            </w:pPr>
+            <w:proofErr w:type="spellStart"/>
+            <w:proofErr w:type="gramStart"/>
+            <w:r>
+              <w:rPr>
+                <w:sz w:val="22"/>
+                <w:szCs w:val="22"/>
+              </w:rPr>
+              <w:t>salvarNovousuario</w:t>
+            </w:r>
+            <w:proofErr w:type="spellEnd"/>
+            <w:r>
+              <w:rPr>
+                <w:sz w:val="22"/>
+                <w:szCs w:val="22"/>
+              </w:rPr>
+              <w:t>(</w:t>
+            </w:r>
+            <w:proofErr w:type="gramEnd"/>
+            <w:r>
+              <w:rPr>
+                <w:sz w:val="22"/>
+                <w:szCs w:val="22"/>
+              </w:rPr>
+              <w:t>) — o controle de autenticação solicita ao banco o armazenamento do novo usuário.</w:t>
+            </w:r>
+          </w:p>
+        </w:tc>
+      </w:tr>
+      <w:tr>
+        <w:trPr>
+          <w:cnfStyle w:val="000000100000" w:firstRow="0" w:lastRow="0" w:firstColumn="0" w:lastColumn="0" w:oddVBand="0" w:evenVBand="0" w:oddHBand="1" w:evenHBand="0" w:firstRowFirstColumn="0" w:firstRowLastColumn="0" w:lastRowFirstColumn="0" w:lastRowLastColumn="0"/>
+        </w:trPr>
+        <w:tc>
+          <w:tcPr>
+            <w:tcW w:w="0" w:type="auto"/>
+            <w:hideMark/>
+          </w:tcPr>
+          <w:p>
+            <w:pPr>
+              <w:rPr>
+                <w:sz w:val="22"/>
+                <w:szCs w:val="22"/>
+              </w:rPr>
+            </w:pPr>
+            <w:r>
+              <w:rPr>
+                <w:sz w:val="22"/>
+                <w:szCs w:val="22"/>
+              </w:rPr>
+              <w:t xml:space="preserve">4. </w:t>
+            </w:r>
+            <w:proofErr w:type="spellStart"/>
+            <w:r>
+              <w:rPr>
+                <w:sz w:val="22"/>
+                <w:szCs w:val="22"/>
+              </w:rPr>
+              <w:t>Bancodedados</w:t>
+            </w:r>
+            <w:proofErr w:type="spellEnd"/>
+            <w:r>
+              <w:rPr>
+                <w:sz w:val="22"/>
+                <w:szCs w:val="22"/>
+              </w:rPr>
+              <w:t xml:space="preserve"> → </w:t>
+            </w:r>
+            <w:proofErr w:type="spellStart"/>
+            <w:r>
+              <w:rPr>
+                <w:sz w:val="22"/>
+                <w:szCs w:val="22"/>
+              </w:rPr>
+              <w:t>controleautenticação</w:t>
+            </w:r>
+            <w:proofErr w:type="spellEnd"/>
+          </w:p>
+        </w:tc>
+        <w:tc>
+          <w:tcPr>
+            <w:tcW w:w="0" w:type="auto"/>
+            <w:hideMark/>
+          </w:tcPr>
+          <w:p>
+            <w:pPr>
+              <w:rPr>
+                <w:sz w:val="22"/>
+                <w:szCs w:val="22"/>
+              </w:rPr>
+            </w:pPr>
+            <w:r>
+              <w:rPr>
+                <w:sz w:val="22"/>
+                <w:szCs w:val="22"/>
+              </w:rPr>
+              <w:t>Confirmação — o banco confirma que os dados foram salvos com sucesso.</w:t>
+            </w:r>
+          </w:p>
+        </w:tc>
+      </w:tr>
+      <w:tr>
+        <w:tc>
+          <w:tcPr>
+            <w:tcW w:w="0" w:type="auto"/>
+            <w:hideMark/>
+          </w:tcPr>
+          <w:p>
+            <w:pPr>
+              <w:rPr>
+                <w:sz w:val="22"/>
+                <w:szCs w:val="22"/>
+              </w:rPr>
+            </w:pPr>
+            <w:r>
+              <w:rPr>
+                <w:sz w:val="22"/>
+                <w:szCs w:val="22"/>
+              </w:rPr>
+              <w:t xml:space="preserve">5. </w:t>
+            </w:r>
+            <w:proofErr w:type="spellStart"/>
+            <w:r>
+              <w:rPr>
+                <w:sz w:val="22"/>
+                <w:szCs w:val="22"/>
+              </w:rPr>
+              <w:t>Controleautenticação</w:t>
+            </w:r>
+            <w:proofErr w:type="spellEnd"/>
+            <w:r>
+              <w:rPr>
+                <w:sz w:val="22"/>
+                <w:szCs w:val="22"/>
+              </w:rPr>
+              <w:t xml:space="preserve"> → sistema</w:t>
+            </w:r>
+          </w:p>
+        </w:tc>
+        <w:tc>
+          <w:tcPr>
+            <w:tcW w:w="0" w:type="auto"/>
+            <w:hideMark/>
+          </w:tcPr>
+          <w:p>
+            <w:pPr>
+              <w:rPr>
+                <w:sz w:val="22"/>
+                <w:szCs w:val="22"/>
+              </w:rPr>
+            </w:pPr>
+            <w:proofErr w:type="spellStart"/>
+            <w:proofErr w:type="gramStart"/>
+            <w:r>
+              <w:rPr>
+                <w:sz w:val="22"/>
+                <w:szCs w:val="22"/>
+              </w:rPr>
+              <w:t>cadastroEfetuado</w:t>
+            </w:r>
+            <w:proofErr w:type="spellEnd"/>
+            <w:r>
+              <w:rPr>
+                <w:sz w:val="22"/>
+                <w:szCs w:val="22"/>
+              </w:rPr>
+              <w:t>(</w:t>
+            </w:r>
+            <w:proofErr w:type="gramEnd"/>
+            <w:r>
+              <w:rPr>
+                <w:sz w:val="22"/>
+                <w:szCs w:val="22"/>
+              </w:rPr>
+              <w:t>) — o controle informa ao sistema que o cadastro foi realizado.</w:t>
+            </w:r>
+          </w:p>
+        </w:tc>
+      </w:tr>
+      <w:tr>
+        <w:trPr>
+          <w:cnfStyle w:val="000000100000" w:firstRow="0" w:lastRow="0" w:firstColumn="0" w:lastColumn="0" w:oddVBand="0" w:evenVBand="0" w:oddHBand="1" w:evenHBand="0" w:firstRowFirstColumn="0" w:firstRowLastColumn="0" w:lastRowFirstColumn="0" w:lastRowLastColumn="0"/>
+        </w:trPr>
+        <w:tc>
+          <w:tcPr>
+            <w:tcW w:w="0" w:type="auto"/>
+            <w:hideMark/>
+          </w:tcPr>
+          <w:p>
+            <w:pPr>
+              <w:rPr>
+                <w:sz w:val="22"/>
+                <w:szCs w:val="22"/>
+              </w:rPr>
+            </w:pPr>
+            <w:r>
+              <w:rPr>
+                <w:sz w:val="22"/>
+                <w:szCs w:val="22"/>
+              </w:rPr>
+              <w:t>6. Sistema → estudante</w:t>
+            </w:r>
+          </w:p>
+        </w:tc>
+        <w:tc>
+          <w:tcPr>
+            <w:tcW w:w="0" w:type="auto"/>
+            <w:hideMark/>
+          </w:tcPr>
+          <w:p>
+            <w:pPr>
+              <w:rPr>
+                <w:sz w:val="22"/>
+                <w:szCs w:val="22"/>
+              </w:rPr>
+            </w:pPr>
+            <w:proofErr w:type="spellStart"/>
+            <w:proofErr w:type="gramStart"/>
+            <w:r>
+              <w:rPr>
+                <w:sz w:val="22"/>
+                <w:szCs w:val="22"/>
+              </w:rPr>
+              <w:t>informaResultadoCadastro</w:t>
+            </w:r>
+            <w:proofErr w:type="spellEnd"/>
+            <w:r>
+              <w:rPr>
+                <w:sz w:val="22"/>
+                <w:szCs w:val="22"/>
+              </w:rPr>
+              <w:t>(</w:t>
+            </w:r>
+            <w:proofErr w:type="gramEnd"/>
+            <w:r>
+              <w:rPr>
+                <w:sz w:val="22"/>
+                <w:szCs w:val="22"/>
+              </w:rPr>
+              <w:t>) — o sistema informa ao estudante que o cadastro foi efetuado.</w:t>
+            </w:r>
+          </w:p>
+        </w:tc>
+      </w:tr>
+      <w:tr>
+        <w:trPr>
+          <w:trHeight w:val="611"/>
+        </w:trPr>
+        <w:tc>
+          <w:tcPr>
+            <w:tcW w:w="0" w:type="auto"/>
+            <w:shd w:val="clear" w:color="auto" w:fill="000000" w:themeFill="text1"/>
+            <w:hideMark/>
+          </w:tcPr>
+          <w:p>
+            <w:pPr>
+              <w:rPr>
+                <w:sz w:val="22"/>
+                <w:szCs w:val="22"/>
+              </w:rPr>
+            </w:pPr>
+            <w:r>
+              <w:rPr>
+                <w:b/>
+                <w:bCs/>
+                <w:sz w:val="22"/>
+                <w:szCs w:val="22"/>
+              </w:rPr>
+              <w:t>Resultado esperado</w:t>
+            </w:r>
+          </w:p>
+        </w:tc>
+        <w:tc>
+          <w:tcPr>
+            <w:tcW w:w="0" w:type="auto"/>
+            <w:hideMark/>
+          </w:tcPr>
+          <w:p>
+            <w:pPr>
+              <w:rPr>
+                <w:sz w:val="22"/>
+                <w:szCs w:val="22"/>
+              </w:rPr>
+            </w:pPr>
+            <w:r>
+              <w:rPr>
+                <w:sz w:val="22"/>
+                <w:szCs w:val="22"/>
+              </w:rPr>
+              <w:t>Cadastro do novo usuário efetuado com sucesso e confirmação ao estudante.</w:t>
+            </w:r>
+          </w:p>
+        </w:tc>
+      </w:tr>
+    </w:tbl>
+    <w:p/>
     <w:p>
       <w:pPr>
         <w:pStyle w:val="Ttulo3"/>
@@ -2907,31 +8425,54 @@
           <w:szCs w:val="26"/>
         </w:rPr>
       </w:pPr>
-      <w:bookmarkStart w:id="17" w:name="_z4c8hhgxcrk7" w:colFirst="0" w:colLast="0"/>
-      <w:bookmarkEnd w:id="17"/>
       <w:r>
         <w:rPr>
           <w:sz w:val="26"/>
           <w:szCs w:val="26"/>
         </w:rPr>
         <w:lastRenderedPageBreak/>
-        <w:t>DIAGRAMA DE CLASSES</w:t>
-      </w:r>
+        <w:tab/>
+      </w:r>
+    </w:p>
+    <w:p>
+      <w:pPr>
+        <w:pStyle w:val="Ttulo3"/>
+      </w:pPr>
     </w:p>
     <w:p>
       <w:pPr>
         <w:pStyle w:val="Ttulo3"/>
         <w:spacing w:before="180" w:after="180"/>
         <w:ind w:left="0"/>
-      </w:pPr>
-      <w:bookmarkStart w:id="18" w:name="_6pqkltmo4v81" w:colFirst="0" w:colLast="0"/>
-      <w:bookmarkEnd w:id="18"/>
+        <w:rPr>
+          <w:sz w:val="26"/>
+          <w:szCs w:val="26"/>
+        </w:rPr>
+      </w:pPr>
+      <w:bookmarkStart w:id="11" w:name="_z4c8hhgxcrk7" w:colFirst="0" w:colLast="0"/>
+      <w:bookmarkStart w:id="12" w:name="_6pqkltmo4v81" w:colFirst="0" w:colLast="0"/>
+      <w:bookmarkEnd w:id="11"/>
+      <w:bookmarkEnd w:id="12"/>
+      <w:r>
+        <w:rPr>
+          <w:sz w:val="26"/>
+          <w:szCs w:val="26"/>
+        </w:rPr>
+        <w:t>DIAGRAMA DE CLASSES</w:t>
+      </w:r>
+    </w:p>
+    <w:p>
+      <w:pPr>
+        <w:pStyle w:val="Ttulo3"/>
+        <w:spacing w:before="180" w:after="180"/>
+        <w:ind w:left="0"/>
+      </w:pPr>
       <w:r>
         <w:rPr>
           <w:noProof/>
         </w:rPr>
         <w:drawing>
-          <wp:inline distT="114300" distB="114300" distL="114300" distR="114300" wp14:anchorId="1238BDAE" wp14:editId="25D17E4D">
+          <wp:inline distT="114300" distB="114300" distL="114300" distR="114300" wp14:anchorId="3357CF70" wp14:editId="4ABDB981">
             <wp:extent cx="5759775" cy="4889500"/>
             <wp:effectExtent l="0" t="0" r="0" b="0"/>
             <wp:docPr id="4" name="image1.png"/>
@@ -2944,7 +8485,7 @@
                     <pic:cNvPicPr preferRelativeResize="0"/>
                   </pic:nvPicPr>
                   <pic:blipFill>
-                    <a:blip r:embed="rId12"/>
+                    <a:blip r:embed="rId14"/>
                     <a:srcRect/>
                     <a:stretch>
                       <a:fillRect/>
@@ -2972,45 +8513,33 @@
         <w:pStyle w:val="Ttulo3"/>
         <w:spacing w:before="180" w:after="180"/>
         <w:ind w:left="0"/>
-      </w:pPr>
-      <w:bookmarkStart w:id="19" w:name="_rnx037glgbxw" w:colFirst="0" w:colLast="0"/>
-      <w:bookmarkEnd w:id="19"/>
-      <w:r>
-        <w:br w:type="page"/>
-      </w:r>
+        <w:rPr>
+          <w:sz w:val="26"/>
+          <w:szCs w:val="26"/>
+        </w:rPr>
+      </w:pPr>
     </w:p>
     <w:p>
       <w:pPr>
         <w:pStyle w:val="Ttulo3"/>
         <w:spacing w:before="180" w:after="180"/>
         <w:ind w:left="0"/>
-      </w:pPr>
-      <w:bookmarkStart w:id="20" w:name="_km742857rqyk" w:colFirst="0" w:colLast="0"/>
-      <w:bookmarkEnd w:id="20"/>
-      <w:r>
-        <w:lastRenderedPageBreak/>
-        <w:t>ARQUITETURA DA SOLUÇÃO</w:t>
-      </w:r>
+        <w:rPr>
+          <w:sz w:val="26"/>
+          <w:szCs w:val="26"/>
+        </w:rPr>
+      </w:pPr>
     </w:p>
     <w:p>
       <w:pPr>
         <w:shd w:val="clear" w:color="auto" w:fill="FFFFFF"/>
         <w:jc w:val="left"/>
-        <w:rPr>
-          <w:sz w:val="22"/>
-          <w:szCs w:val="22"/>
-        </w:rPr>
-      </w:pPr>
-    </w:p>
-    <w:p>
-      <w:pPr>
-        <w:shd w:val="clear" w:color="auto" w:fill="FFFFFF"/>
-        <w:jc w:val="left"/>
       </w:pPr>
       <w:r>
         <w:rPr>
           <w:noProof/>
         </w:rPr>
+        <w:lastRenderedPageBreak/>
         <w:drawing>
           <wp:inline distT="114300" distB="114300" distL="114300" distR="114300" wp14:anchorId="70E70B63" wp14:editId="6AACD6BD">
             <wp:extent cx="5759775" cy="3441700"/>
@@ -3025,7 +8554,7 @@
                     <pic:cNvPicPr preferRelativeResize="0"/>
                   </pic:nvPicPr>
                   <pic:blipFill>
-                    <a:blip r:embed="rId13"/>
+                    <a:blip r:embed="rId15"/>
                     <a:srcRect/>
                     <a:stretch>
                       <a:fillRect/>
@@ -3053,6 +8582,8 @@
         <w:shd w:val="clear" w:color="auto" w:fill="FFFFFF"/>
         <w:jc w:val="left"/>
       </w:pPr>
+      <w:bookmarkStart w:id="13" w:name="_4f1mdlm" w:colFirst="0" w:colLast="0"/>
+      <w:bookmarkEnd w:id="13"/>
       <w:r>
         <w:rPr>
           <w:sz w:val="22"/>
@@ -3189,7 +8720,6 @@
         <w:ind w:firstLine="720"/>
       </w:pPr>
       <w:r>
-        <w:lastRenderedPageBreak/>
         <w:t xml:space="preserve">A API contém métodos de autenticação e acesso às informações armazenadas no banco de dados, tanto a API quanto o banco de dados ficam hospedados em um servidor remoto que disponibiliza os seus serviços através de uma nuvem AWS. </w:t>
       </w:r>
     </w:p>
@@ -3203,6 +8733,7 @@
         <w:jc w:val="left"/>
       </w:pPr>
       <w:r>
+        <w:lastRenderedPageBreak/>
         <w:t xml:space="preserve">API: Desenvolvida utilizando Spring Boot e JAVA; </w:t>
       </w:r>
     </w:p>
@@ -3232,8 +8763,6 @@
       <w:pPr>
         <w:pStyle w:val="Ttulo"/>
       </w:pPr>
-      <w:bookmarkStart w:id="21" w:name="_4f1mdlm" w:colFirst="0" w:colLast="0"/>
-      <w:bookmarkEnd w:id="21"/>
       <w:r>
         <w:lastRenderedPageBreak/>
         <w:t>Referências</w:t>
@@ -3654,7 +9183,7 @@
           <w:highlight w:val="yellow"/>
         </w:rPr>
       </w:pPr>
-      <w:commentRangeStart w:id="22"/>
+      <w:commentRangeStart w:id="14"/>
       <w:r>
         <w:rPr>
           <w:highlight w:val="yellow"/>
@@ -3699,9 +9228,9 @@
         </w:rPr>
         <w:t>. Caderno de Educação.</w:t>
       </w:r>
-      <w:commentRangeEnd w:id="22"/>
-      <w:r>
-        <w:commentReference w:id="22"/>
+      <w:commentRangeEnd w:id="14"/>
+      <w:r>
+        <w:commentReference w:id="14"/>
       </w:r>
     </w:p>
     <w:p/>
@@ -3724,13 +9253,14 @@
     <w:p/>
     <w:p/>
     <w:sectPr>
-      <w:headerReference w:type="default" r:id="rId17"/>
-      <w:footerReference w:type="default" r:id="rId18"/>
-      <w:pgSz w:w="11906" w:h="16838"/>
+      <w:headerReference w:type="default" r:id="rId19"/>
+      <w:footerReference w:type="default" r:id="rId20"/>
+      <w:pgSz w:w="11906" w:h="16838" w:code="9"/>
       <w:pgMar w:top="1701" w:right="1134" w:bottom="1134" w:left="1701" w:header="709" w:footer="709" w:gutter="0"/>
       <w:pgNumType w:start="1"/>
       <w:cols w:space="720"/>
       <w:titlePg/>
+      <w:docGrid w:linePitch="326"/>
     </w:sectPr>
   </w:body>
 </w:document>
@@ -3738,7 +9268,7 @@
 
 <file path=word/comments.xml><?xml version="1.0" encoding="utf-8"?>
 <w:comments xmlns:wpc="http://schemas.microsoft.com/office/word/2010/wordprocessingCanvas" xmlns:cx="http://schemas.microsoft.com/office/drawing/2014/chartex" xmlns:cx1="http://schemas.microsoft.com/office/drawing/2015/9/8/chartex" xmlns:cx2="http://schemas.microsoft.com/office/drawing/2015/10/21/chartex" xmlns:cx3="http://schemas.microsoft.com/office/drawing/2016/5/9/chartex" xmlns:cx4="http://schemas.microsoft.com/office/drawing/2016/5/10/chartex" xmlns:cx5="http://schemas.microsoft.com/office/drawing/2016/5/11/chartex" xmlns:cx6="http://schemas.microsoft.com/office/drawing/2016/5/12/chartex" xmlns:cx7="http://schemas.microsoft.com/office/drawing/2016/5/13/chartex" xmlns:cx8="http://schemas.microsoft.com/office/drawing/2016/5/14/chartex" xmlns:mc="http://schemas.openxmlformats.org/markup-compatibility/2006" xmlns:aink="http://schemas.microsoft.com/office/drawing/2016/ink" xmlns:am3d="http://schemas.microsoft.com/office/drawing/2017/model3d" xmlns:o="urn:schemas-microsoft-com:office:office" xmlns:oel="http://schemas.microsoft.com/office/2019/extlst" xmlns:r="http://schemas.openxmlformats.org/officeDocument/2006/relationships" xmlns:m="http://schemas.openxmlformats.org/officeDocument/2006/math" xmlns:v="urn:schemas-microsoft-com:vml" xmlns:wp14="http://schemas.microsoft.com/office/word/2010/wordprocessingDrawing" xmlns:wp="http://schemas.openxmlformats.org/drawingml/2006/wordprocessingDrawing" xmlns:w10="urn:schemas-microsoft-com:office:word" xmlns:w="http://schemas.openxmlformats.org/wordprocessingml/2006/main" xmlns:w14="http://schemas.microsoft.com/office/word/2010/wordml" xmlns:w15="http://schemas.microsoft.com/office/word/2012/wordml" xmlns:w16cex="http://schemas.microsoft.com/office/word/2018/wordml/cex" xmlns:w16cid="http://schemas.microsoft.com/office/word/2016/wordml/cid" xmlns:w16="http://schemas.microsoft.com/office/word/2018/wordml" xmlns:w16du="http://schemas.microsoft.com/office/word/2023/wordml/word16du" xmlns:w16sdtdh="http://schemas.microsoft.com/office/word/2020/wordml/sdtdatahash" xmlns:w16sdtfl="http://schemas.microsoft.com/office/word/2024/wordml/sdtformatlock" xmlns:w16se="http://schemas.microsoft.com/office/word/2015/wordml/symex" xmlns:wpg="http://schemas.microsoft.com/office/word/2010/wordprocessingGroup" xmlns:wpi="http://schemas.microsoft.com/office/word/2010/wordprocessingInk" xmlns:wne="http://schemas.microsoft.com/office/word/2006/wordml" xmlns:wps="http://schemas.microsoft.com/office/word/2010/wordprocessingShape" mc:Ignorable="w14 w15 w16se w16cid w16 w16cex w16sdtdh w16sdtfl w16du wp14">
-  <w:comment w:id="22" w:author="Matheus Marinho" w:date="2024-09-13T15:20:00Z" w:initials="">
+  <w:comment w:id="14" w:author="Matheus Marinho" w:date="2024-09-13T15:20:00Z" w:initials="">
     <w:p>
       <w:pPr>
         <w:widowControl w:val="0"/>
@@ -4936,6 +10466,7 @@
   <w:style w:type="paragraph" w:default="1" w:styleId="Normal">
     <w:name w:val="Normal"/>
     <w:qFormat/>
+    <w:rsid w:val="00DB3EEA"/>
   </w:style>
   <w:style w:type="paragraph" w:styleId="Ttulo1">
     <w:name w:val="heading 1"/>
@@ -4981,6 +10512,7 @@
     <w:name w:val="heading 3"/>
     <w:basedOn w:val="Normal"/>
     <w:next w:val="Normal"/>
+    <w:link w:val="Ttulo3Char"/>
     <w:uiPriority w:val="9"/>
     <w:unhideWhenUsed/>
     <w:qFormat/>
@@ -5044,7 +10576,6 @@
   <w:style w:type="character" w:default="1" w:styleId="Fontepargpadro">
     <w:name w:val="Default Paragraph Font"/>
     <w:uiPriority w:val="1"/>
-    <w:semiHidden/>
     <w:unhideWhenUsed/>
   </w:style>
   <w:style w:type="table" w:default="1" w:styleId="Tabelanormal">
@@ -5175,6 +10706,599 @@
       <w:sz w:val="16"/>
       <w:szCs w:val="16"/>
     </w:rPr>
+  </w:style>
+  <w:style w:type="paragraph" w:styleId="Cabealho">
+    <w:name w:val="header"/>
+    <w:basedOn w:val="Normal"/>
+    <w:link w:val="CabealhoChar"/>
+    <w:uiPriority w:val="99"/>
+    <w:unhideWhenUsed/>
+    <w:rsid w:val="0079378D"/>
+    <w:pPr>
+      <w:tabs>
+        <w:tab w:val="center" w:pos="4513"/>
+        <w:tab w:val="right" w:pos="9026"/>
+      </w:tabs>
+      <w:spacing w:line="240" w:lineRule="auto"/>
+    </w:pPr>
+  </w:style>
+  <w:style w:type="character" w:customStyle="1" w:styleId="CabealhoChar">
+    <w:name w:val="Cabeçalho Char"/>
+    <w:basedOn w:val="Fontepargpadro"/>
+    <w:link w:val="Cabealho"/>
+    <w:uiPriority w:val="99"/>
+    <w:rsid w:val="0079378D"/>
+  </w:style>
+  <w:style w:type="paragraph" w:styleId="Rodap">
+    <w:name w:val="footer"/>
+    <w:basedOn w:val="Normal"/>
+    <w:link w:val="RodapChar"/>
+    <w:uiPriority w:val="99"/>
+    <w:unhideWhenUsed/>
+    <w:rsid w:val="0079378D"/>
+    <w:pPr>
+      <w:tabs>
+        <w:tab w:val="center" w:pos="4513"/>
+        <w:tab w:val="right" w:pos="9026"/>
+      </w:tabs>
+      <w:spacing w:line="240" w:lineRule="auto"/>
+    </w:pPr>
+  </w:style>
+  <w:style w:type="character" w:customStyle="1" w:styleId="RodapChar">
+    <w:name w:val="Rodapé Char"/>
+    <w:basedOn w:val="Fontepargpadro"/>
+    <w:link w:val="Rodap"/>
+    <w:uiPriority w:val="99"/>
+    <w:rsid w:val="0079378D"/>
+  </w:style>
+  <w:style w:type="character" w:customStyle="1" w:styleId="Ttulo3Char">
+    <w:name w:val="Título 3 Char"/>
+    <w:basedOn w:val="Fontepargpadro"/>
+    <w:link w:val="Ttulo3"/>
+    <w:uiPriority w:val="9"/>
+    <w:rsid w:val="0079378D"/>
+    <w:rPr>
+      <w:b/>
+    </w:rPr>
+  </w:style>
+  <w:style w:type="table" w:styleId="TabeladeGrade1Clara-nfase1">
+    <w:name w:val="Grid Table 1 Light Accent 1"/>
+    <w:basedOn w:val="Tabelanormal"/>
+    <w:uiPriority w:val="46"/>
+    <w:rsid w:val="003C43FC"/>
+    <w:pPr>
+      <w:spacing w:line="240" w:lineRule="auto"/>
+    </w:pPr>
+    <w:tblPr>
+      <w:tblStyleRowBandSize w:val="1"/>
+      <w:tblStyleColBandSize w:val="1"/>
+      <w:tblBorders>
+        <w:top w:val="single" w:sz="4" w:space="0" w:color="B8CCE4" w:themeColor="accent1" w:themeTint="66"/>
+        <w:left w:val="single" w:sz="4" w:space="0" w:color="B8CCE4" w:themeColor="accent1" w:themeTint="66"/>
+        <w:bottom w:val="single" w:sz="4" w:space="0" w:color="B8CCE4" w:themeColor="accent1" w:themeTint="66"/>
+        <w:right w:val="single" w:sz="4" w:space="0" w:color="B8CCE4" w:themeColor="accent1" w:themeTint="66"/>
+        <w:insideH w:val="single" w:sz="4" w:space="0" w:color="B8CCE4" w:themeColor="accent1" w:themeTint="66"/>
+        <w:insideV w:val="single" w:sz="4" w:space="0" w:color="B8CCE4" w:themeColor="accent1" w:themeTint="66"/>
+      </w:tblBorders>
+    </w:tblPr>
+    <w:tblStylePr w:type="firstRow">
+      <w:rPr>
+        <w:b/>
+        <w:bCs/>
+      </w:rPr>
+      <w:tblPr/>
+      <w:tcPr>
+        <w:tcBorders>
+          <w:bottom w:val="single" w:sz="12" w:space="0" w:color="95B3D7" w:themeColor="accent1" w:themeTint="99"/>
+        </w:tcBorders>
+      </w:tcPr>
+    </w:tblStylePr>
+    <w:tblStylePr w:type="lastRow">
+      <w:rPr>
+        <w:b/>
+        <w:bCs/>
+      </w:rPr>
+      <w:tblPr/>
+      <w:tcPr>
+        <w:tcBorders>
+          <w:top w:val="double" w:sz="2" w:space="0" w:color="95B3D7" w:themeColor="accent1" w:themeTint="99"/>
+        </w:tcBorders>
+      </w:tcPr>
+    </w:tblStylePr>
+    <w:tblStylePr w:type="firstCol">
+      <w:rPr>
+        <w:b/>
+        <w:bCs/>
+      </w:rPr>
+    </w:tblStylePr>
+    <w:tblStylePr w:type="lastCol">
+      <w:rPr>
+        <w:b/>
+        <w:bCs/>
+      </w:rPr>
+    </w:tblStylePr>
+  </w:style>
+  <w:style w:type="table" w:styleId="SimplesTabela3">
+    <w:name w:val="Plain Table 3"/>
+    <w:basedOn w:val="Tabelanormal"/>
+    <w:uiPriority w:val="43"/>
+    <w:rsid w:val="003C43FC"/>
+    <w:pPr>
+      <w:spacing w:line="240" w:lineRule="auto"/>
+    </w:pPr>
+    <w:tblPr>
+      <w:tblStyleRowBandSize w:val="1"/>
+      <w:tblStyleColBandSize w:val="1"/>
+    </w:tblPr>
+    <w:tblStylePr w:type="firstRow">
+      <w:rPr>
+        <w:b/>
+        <w:bCs/>
+        <w:caps/>
+      </w:rPr>
+      <w:tblPr/>
+      <w:tcPr>
+        <w:tcBorders>
+          <w:bottom w:val="single" w:sz="4" w:space="0" w:color="7F7F7F" w:themeColor="text1" w:themeTint="80"/>
+        </w:tcBorders>
+      </w:tcPr>
+    </w:tblStylePr>
+    <w:tblStylePr w:type="lastRow">
+      <w:rPr>
+        <w:b/>
+        <w:bCs/>
+        <w:caps/>
+      </w:rPr>
+      <w:tblPr/>
+      <w:tcPr>
+        <w:tcBorders>
+          <w:top w:val="nil"/>
+        </w:tcBorders>
+      </w:tcPr>
+    </w:tblStylePr>
+    <w:tblStylePr w:type="firstCol">
+      <w:rPr>
+        <w:b/>
+        <w:bCs/>
+        <w:caps/>
+      </w:rPr>
+      <w:tblPr/>
+      <w:tcPr>
+        <w:tcBorders>
+          <w:right w:val="single" w:sz="4" w:space="0" w:color="7F7F7F" w:themeColor="text1" w:themeTint="80"/>
+        </w:tcBorders>
+      </w:tcPr>
+    </w:tblStylePr>
+    <w:tblStylePr w:type="lastCol">
+      <w:rPr>
+        <w:b/>
+        <w:bCs/>
+        <w:caps/>
+      </w:rPr>
+      <w:tblPr/>
+      <w:tcPr>
+        <w:tcBorders>
+          <w:left w:val="nil"/>
+        </w:tcBorders>
+      </w:tcPr>
+    </w:tblStylePr>
+    <w:tblStylePr w:type="band1Vert">
+      <w:tblPr/>
+      <w:tcPr>
+        <w:shd w:val="clear" w:color="auto" w:fill="F2F2F2" w:themeFill="background1" w:themeFillShade="F2"/>
+      </w:tcPr>
+    </w:tblStylePr>
+    <w:tblStylePr w:type="band1Horz">
+      <w:tblPr/>
+      <w:tcPr>
+        <w:shd w:val="clear" w:color="auto" w:fill="F2F2F2" w:themeFill="background1" w:themeFillShade="F2"/>
+      </w:tcPr>
+    </w:tblStylePr>
+    <w:tblStylePr w:type="neCell">
+      <w:tblPr/>
+      <w:tcPr>
+        <w:tcBorders>
+          <w:left w:val="nil"/>
+        </w:tcBorders>
+      </w:tcPr>
+    </w:tblStylePr>
+    <w:tblStylePr w:type="nwCell">
+      <w:tblPr/>
+      <w:tcPr>
+        <w:tcBorders>
+          <w:right w:val="nil"/>
+        </w:tcBorders>
+      </w:tcPr>
+    </w:tblStylePr>
+  </w:style>
+  <w:style w:type="table" w:styleId="Tabelacomgrade">
+    <w:name w:val="Table Grid"/>
+    <w:basedOn w:val="Tabelanormal"/>
+    <w:uiPriority w:val="39"/>
+    <w:rsid w:val="003C43FC"/>
+    <w:pPr>
+      <w:spacing w:line="240" w:lineRule="auto"/>
+    </w:pPr>
+    <w:tblPr>
+      <w:tblBorders>
+        <w:top w:val="single" w:sz="4" w:space="0" w:color="auto"/>
+        <w:left w:val="single" w:sz="4" w:space="0" w:color="auto"/>
+        <w:bottom w:val="single" w:sz="4" w:space="0" w:color="auto"/>
+        <w:right w:val="single" w:sz="4" w:space="0" w:color="auto"/>
+        <w:insideH w:val="single" w:sz="4" w:space="0" w:color="auto"/>
+        <w:insideV w:val="single" w:sz="4" w:space="0" w:color="auto"/>
+      </w:tblBorders>
+    </w:tblPr>
+  </w:style>
+  <w:style w:type="table" w:styleId="TabeladeGrade1Clara-nfase4">
+    <w:name w:val="Grid Table 1 Light Accent 4"/>
+    <w:basedOn w:val="Tabelanormal"/>
+    <w:uiPriority w:val="46"/>
+    <w:rsid w:val="003C43FC"/>
+    <w:pPr>
+      <w:spacing w:line="240" w:lineRule="auto"/>
+    </w:pPr>
+    <w:tblPr>
+      <w:tblStyleRowBandSize w:val="1"/>
+      <w:tblStyleColBandSize w:val="1"/>
+      <w:tblBorders>
+        <w:top w:val="single" w:sz="4" w:space="0" w:color="CCC0D9" w:themeColor="accent4" w:themeTint="66"/>
+        <w:left w:val="single" w:sz="4" w:space="0" w:color="CCC0D9" w:themeColor="accent4" w:themeTint="66"/>
+        <w:bottom w:val="single" w:sz="4" w:space="0" w:color="CCC0D9" w:themeColor="accent4" w:themeTint="66"/>
+        <w:right w:val="single" w:sz="4" w:space="0" w:color="CCC0D9" w:themeColor="accent4" w:themeTint="66"/>
+        <w:insideH w:val="single" w:sz="4" w:space="0" w:color="CCC0D9" w:themeColor="accent4" w:themeTint="66"/>
+        <w:insideV w:val="single" w:sz="4" w:space="0" w:color="CCC0D9" w:themeColor="accent4" w:themeTint="66"/>
+      </w:tblBorders>
+    </w:tblPr>
+    <w:tblStylePr w:type="firstRow">
+      <w:rPr>
+        <w:b/>
+        <w:bCs/>
+      </w:rPr>
+      <w:tblPr/>
+      <w:tcPr>
+        <w:tcBorders>
+          <w:bottom w:val="single" w:sz="12" w:space="0" w:color="B2A1C7" w:themeColor="accent4" w:themeTint="99"/>
+        </w:tcBorders>
+      </w:tcPr>
+    </w:tblStylePr>
+    <w:tblStylePr w:type="lastRow">
+      <w:rPr>
+        <w:b/>
+        <w:bCs/>
+      </w:rPr>
+      <w:tblPr/>
+      <w:tcPr>
+        <w:tcBorders>
+          <w:top w:val="double" w:sz="2" w:space="0" w:color="B2A1C7" w:themeColor="accent4" w:themeTint="99"/>
+        </w:tcBorders>
+      </w:tcPr>
+    </w:tblStylePr>
+    <w:tblStylePr w:type="firstCol">
+      <w:rPr>
+        <w:b/>
+        <w:bCs/>
+      </w:rPr>
+    </w:tblStylePr>
+    <w:tblStylePr w:type="lastCol">
+      <w:rPr>
+        <w:b/>
+        <w:bCs/>
+      </w:rPr>
+    </w:tblStylePr>
+  </w:style>
+  <w:style w:type="table" w:styleId="TabeladeLista4">
+    <w:name w:val="List Table 4"/>
+    <w:basedOn w:val="Tabelanormal"/>
+    <w:uiPriority w:val="49"/>
+    <w:rsid w:val="003C43FC"/>
+    <w:pPr>
+      <w:spacing w:line="240" w:lineRule="auto"/>
+    </w:pPr>
+    <w:tblPr>
+      <w:tblStyleRowBandSize w:val="1"/>
+      <w:tblStyleColBandSize w:val="1"/>
+      <w:tblBorders>
+        <w:top w:val="single" w:sz="4" w:space="0" w:color="666666" w:themeColor="text1" w:themeTint="99"/>
+        <w:left w:val="single" w:sz="4" w:space="0" w:color="666666" w:themeColor="text1" w:themeTint="99"/>
+        <w:bottom w:val="single" w:sz="4" w:space="0" w:color="666666" w:themeColor="text1" w:themeTint="99"/>
+        <w:right w:val="single" w:sz="4" w:space="0" w:color="666666" w:themeColor="text1" w:themeTint="99"/>
+        <w:insideH w:val="single" w:sz="4" w:space="0" w:color="666666" w:themeColor="text1" w:themeTint="99"/>
+      </w:tblBorders>
+    </w:tblPr>
+    <w:tblStylePr w:type="firstRow">
+      <w:rPr>
+        <w:b/>
+        <w:bCs/>
+        <w:color w:val="FFFFFF" w:themeColor="background1"/>
+      </w:rPr>
+      <w:tblPr/>
+      <w:tcPr>
+        <w:tcBorders>
+          <w:top w:val="single" w:sz="4" w:space="0" w:color="000000" w:themeColor="text1"/>
+          <w:left w:val="single" w:sz="4" w:space="0" w:color="000000" w:themeColor="text1"/>
+          <w:bottom w:val="single" w:sz="4" w:space="0" w:color="000000" w:themeColor="text1"/>
+          <w:right w:val="single" w:sz="4" w:space="0" w:color="000000" w:themeColor="text1"/>
+          <w:insideH w:val="nil"/>
+        </w:tcBorders>
+        <w:shd w:val="clear" w:color="auto" w:fill="000000" w:themeFill="text1"/>
+      </w:tcPr>
+    </w:tblStylePr>
+    <w:tblStylePr w:type="lastRow">
+      <w:rPr>
+        <w:b/>
+        <w:bCs/>
+      </w:rPr>
+      <w:tblPr/>
+      <w:tcPr>
+        <w:tcBorders>
+          <w:top w:val="double" w:sz="4" w:space="0" w:color="666666" w:themeColor="text1" w:themeTint="99"/>
+        </w:tcBorders>
+      </w:tcPr>
+    </w:tblStylePr>
+    <w:tblStylePr w:type="firstCol">
+      <w:rPr>
+        <w:b/>
+        <w:bCs/>
+      </w:rPr>
+    </w:tblStylePr>
+    <w:tblStylePr w:type="lastCol">
+      <w:rPr>
+        <w:b/>
+        <w:bCs/>
+      </w:rPr>
+    </w:tblStylePr>
+    <w:tblStylePr w:type="band1Vert">
+      <w:tblPr/>
+      <w:tcPr>
+        <w:shd w:val="clear" w:color="auto" w:fill="CCCCCC" w:themeFill="text1" w:themeFillTint="33"/>
+      </w:tcPr>
+    </w:tblStylePr>
+    <w:tblStylePr w:type="band1Horz">
+      <w:tblPr/>
+      <w:tcPr>
+        <w:shd w:val="clear" w:color="auto" w:fill="CCCCCC" w:themeFill="text1" w:themeFillTint="33"/>
+      </w:tcPr>
+    </w:tblStylePr>
+  </w:style>
+  <w:style w:type="table" w:styleId="TabeladeGrade1Clara-nfase5">
+    <w:name w:val="Grid Table 1 Light Accent 5"/>
+    <w:basedOn w:val="Tabelanormal"/>
+    <w:uiPriority w:val="46"/>
+    <w:rsid w:val="00444AE4"/>
+    <w:pPr>
+      <w:spacing w:line="240" w:lineRule="auto"/>
+    </w:pPr>
+    <w:tblPr>
+      <w:tblStyleRowBandSize w:val="1"/>
+      <w:tblStyleColBandSize w:val="1"/>
+      <w:tblBorders>
+        <w:top w:val="single" w:sz="4" w:space="0" w:color="B6DDE8" w:themeColor="accent5" w:themeTint="66"/>
+        <w:left w:val="single" w:sz="4" w:space="0" w:color="B6DDE8" w:themeColor="accent5" w:themeTint="66"/>
+        <w:bottom w:val="single" w:sz="4" w:space="0" w:color="B6DDE8" w:themeColor="accent5" w:themeTint="66"/>
+        <w:right w:val="single" w:sz="4" w:space="0" w:color="B6DDE8" w:themeColor="accent5" w:themeTint="66"/>
+        <w:insideH w:val="single" w:sz="4" w:space="0" w:color="B6DDE8" w:themeColor="accent5" w:themeTint="66"/>
+        <w:insideV w:val="single" w:sz="4" w:space="0" w:color="B6DDE8" w:themeColor="accent5" w:themeTint="66"/>
+      </w:tblBorders>
+    </w:tblPr>
+    <w:tblStylePr w:type="firstRow">
+      <w:rPr>
+        <w:b/>
+        <w:bCs/>
+      </w:rPr>
+      <w:tblPr/>
+      <w:tcPr>
+        <w:tcBorders>
+          <w:bottom w:val="single" w:sz="12" w:space="0" w:color="92CDDC" w:themeColor="accent5" w:themeTint="99"/>
+        </w:tcBorders>
+      </w:tcPr>
+    </w:tblStylePr>
+    <w:tblStylePr w:type="lastRow">
+      <w:rPr>
+        <w:b/>
+        <w:bCs/>
+      </w:rPr>
+      <w:tblPr/>
+      <w:tcPr>
+        <w:tcBorders>
+          <w:top w:val="double" w:sz="2" w:space="0" w:color="92CDDC" w:themeColor="accent5" w:themeTint="99"/>
+        </w:tcBorders>
+      </w:tcPr>
+    </w:tblStylePr>
+    <w:tblStylePr w:type="firstCol">
+      <w:rPr>
+        <w:b/>
+        <w:bCs/>
+      </w:rPr>
+    </w:tblStylePr>
+    <w:tblStylePr w:type="lastCol">
+      <w:rPr>
+        <w:b/>
+        <w:bCs/>
+      </w:rPr>
+    </w:tblStylePr>
+  </w:style>
+  <w:style w:type="table" w:styleId="TabeladeGrade5Escura-nfase1">
+    <w:name w:val="Grid Table 5 Dark Accent 1"/>
+    <w:basedOn w:val="Tabelanormal"/>
+    <w:uiPriority w:val="50"/>
+    <w:rsid w:val="00444AE4"/>
+    <w:pPr>
+      <w:spacing w:line="240" w:lineRule="auto"/>
+    </w:pPr>
+    <w:tblPr>
+      <w:tblStyleRowBandSize w:val="1"/>
+      <w:tblStyleColBandSize w:val="1"/>
+      <w:tblBorders>
+        <w:top w:val="single" w:sz="4" w:space="0" w:color="FFFFFF" w:themeColor="background1"/>
+        <w:left w:val="single" w:sz="4" w:space="0" w:color="FFFFFF" w:themeColor="background1"/>
+        <w:bottom w:val="single" w:sz="4" w:space="0" w:color="FFFFFF" w:themeColor="background1"/>
+        <w:right w:val="single" w:sz="4" w:space="0" w:color="FFFFFF" w:themeColor="background1"/>
+        <w:insideH w:val="single" w:sz="4" w:space="0" w:color="FFFFFF" w:themeColor="background1"/>
+        <w:insideV w:val="single" w:sz="4" w:space="0" w:color="FFFFFF" w:themeColor="background1"/>
+      </w:tblBorders>
+    </w:tblPr>
+    <w:tcPr>
+      <w:shd w:val="clear" w:color="auto" w:fill="DBE5F1" w:themeFill="accent1" w:themeFillTint="33"/>
+    </w:tcPr>
+    <w:tblStylePr w:type="firstRow">
+      <w:rPr>
+        <w:b/>
+        <w:bCs/>
+        <w:color w:val="FFFFFF" w:themeColor="background1"/>
+      </w:rPr>
+      <w:tblPr/>
+      <w:tcPr>
+        <w:tcBorders>
+          <w:top w:val="single" w:sz="4" w:space="0" w:color="FFFFFF" w:themeColor="background1"/>
+          <w:left w:val="single" w:sz="4" w:space="0" w:color="FFFFFF" w:themeColor="background1"/>
+          <w:right w:val="single" w:sz="4" w:space="0" w:color="FFFFFF" w:themeColor="background1"/>
+          <w:insideH w:val="nil"/>
+          <w:insideV w:val="nil"/>
+        </w:tcBorders>
+        <w:shd w:val="clear" w:color="auto" w:fill="4F81BD" w:themeFill="accent1"/>
+      </w:tcPr>
+    </w:tblStylePr>
+    <w:tblStylePr w:type="lastRow">
+      <w:rPr>
+        <w:b/>
+        <w:bCs/>
+        <w:color w:val="FFFFFF" w:themeColor="background1"/>
+      </w:rPr>
+      <w:tblPr/>
+      <w:tcPr>
+        <w:tcBorders>
+          <w:left w:val="single" w:sz="4" w:space="0" w:color="FFFFFF" w:themeColor="background1"/>
+          <w:bottom w:val="single" w:sz="4" w:space="0" w:color="FFFFFF" w:themeColor="background1"/>
+          <w:right w:val="single" w:sz="4" w:space="0" w:color="FFFFFF" w:themeColor="background1"/>
+          <w:insideH w:val="nil"/>
+          <w:insideV w:val="nil"/>
+        </w:tcBorders>
+        <w:shd w:val="clear" w:color="auto" w:fill="4F81BD" w:themeFill="accent1"/>
+      </w:tcPr>
+    </w:tblStylePr>
+    <w:tblStylePr w:type="firstCol">
+      <w:rPr>
+        <w:b/>
+        <w:bCs/>
+        <w:color w:val="FFFFFF" w:themeColor="background1"/>
+      </w:rPr>
+      <w:tblPr/>
+      <w:tcPr>
+        <w:tcBorders>
+          <w:top w:val="single" w:sz="4" w:space="0" w:color="FFFFFF" w:themeColor="background1"/>
+          <w:left w:val="single" w:sz="4" w:space="0" w:color="FFFFFF" w:themeColor="background1"/>
+          <w:bottom w:val="single" w:sz="4" w:space="0" w:color="FFFFFF" w:themeColor="background1"/>
+          <w:insideV w:val="nil"/>
+        </w:tcBorders>
+        <w:shd w:val="clear" w:color="auto" w:fill="4F81BD" w:themeFill="accent1"/>
+      </w:tcPr>
+    </w:tblStylePr>
+    <w:tblStylePr w:type="lastCol">
+      <w:rPr>
+        <w:b/>
+        <w:bCs/>
+        <w:color w:val="FFFFFF" w:themeColor="background1"/>
+      </w:rPr>
+      <w:tblPr/>
+      <w:tcPr>
+        <w:tcBorders>
+          <w:top w:val="single" w:sz="4" w:space="0" w:color="FFFFFF" w:themeColor="background1"/>
+          <w:bottom w:val="single" w:sz="4" w:space="0" w:color="FFFFFF" w:themeColor="background1"/>
+          <w:right w:val="single" w:sz="4" w:space="0" w:color="FFFFFF" w:themeColor="background1"/>
+          <w:insideV w:val="nil"/>
+        </w:tcBorders>
+        <w:shd w:val="clear" w:color="auto" w:fill="4F81BD" w:themeFill="accent1"/>
+      </w:tcPr>
+    </w:tblStylePr>
+    <w:tblStylePr w:type="band1Vert">
+      <w:tblPr/>
+      <w:tcPr>
+        <w:shd w:val="clear" w:color="auto" w:fill="B8CCE4" w:themeFill="accent1" w:themeFillTint="66"/>
+      </w:tcPr>
+    </w:tblStylePr>
+    <w:tblStylePr w:type="band1Horz">
+      <w:tblPr/>
+      <w:tcPr>
+        <w:shd w:val="clear" w:color="auto" w:fill="B8CCE4" w:themeFill="accent1" w:themeFillTint="66"/>
+      </w:tcPr>
+    </w:tblStylePr>
+  </w:style>
+  <w:style w:type="table" w:styleId="TabeladeGrade4-nfase1">
+    <w:name w:val="Grid Table 4 Accent 1"/>
+    <w:basedOn w:val="Tabelanormal"/>
+    <w:uiPriority w:val="49"/>
+    <w:rsid w:val="00444AE4"/>
+    <w:pPr>
+      <w:spacing w:line="240" w:lineRule="auto"/>
+    </w:pPr>
+    <w:tblPr>
+      <w:tblStyleRowBandSize w:val="1"/>
+      <w:tblStyleColBandSize w:val="1"/>
+      <w:tblBorders>
+        <w:top w:val="single" w:sz="4" w:space="0" w:color="95B3D7" w:themeColor="accent1" w:themeTint="99"/>
+        <w:left w:val="single" w:sz="4" w:space="0" w:color="95B3D7" w:themeColor="accent1" w:themeTint="99"/>
+        <w:bottom w:val="single" w:sz="4" w:space="0" w:color="95B3D7" w:themeColor="accent1" w:themeTint="99"/>
+        <w:right w:val="single" w:sz="4" w:space="0" w:color="95B3D7" w:themeColor="accent1" w:themeTint="99"/>
+        <w:insideH w:val="single" w:sz="4" w:space="0" w:color="95B3D7" w:themeColor="accent1" w:themeTint="99"/>
+        <w:insideV w:val="single" w:sz="4" w:space="0" w:color="95B3D7" w:themeColor="accent1" w:themeTint="99"/>
+      </w:tblBorders>
+    </w:tblPr>
+    <w:tblStylePr w:type="firstRow">
+      <w:rPr>
+        <w:b/>
+        <w:bCs/>
+        <w:color w:val="FFFFFF" w:themeColor="background1"/>
+      </w:rPr>
+      <w:tblPr/>
+      <w:tcPr>
+        <w:tcBorders>
+          <w:top w:val="single" w:sz="4" w:space="0" w:color="4F81BD" w:themeColor="accent1"/>
+          <w:left w:val="single" w:sz="4" w:space="0" w:color="4F81BD" w:themeColor="accent1"/>
+          <w:bottom w:val="single" w:sz="4" w:space="0" w:color="4F81BD" w:themeColor="accent1"/>
+          <w:right w:val="single" w:sz="4" w:space="0" w:color="4F81BD" w:themeColor="accent1"/>
+          <w:insideH w:val="nil"/>
+          <w:insideV w:val="nil"/>
+        </w:tcBorders>
+        <w:shd w:val="clear" w:color="auto" w:fill="4F81BD" w:themeFill="accent1"/>
+      </w:tcPr>
+    </w:tblStylePr>
+    <w:tblStylePr w:type="lastRow">
+      <w:rPr>
+        <w:b/>
+        <w:bCs/>
+      </w:rPr>
+      <w:tblPr/>
+      <w:tcPr>
+        <w:tcBorders>
+          <w:top w:val="double" w:sz="4" w:space="0" w:color="4F81BD" w:themeColor="accent1"/>
+        </w:tcBorders>
+      </w:tcPr>
+    </w:tblStylePr>
+    <w:tblStylePr w:type="firstCol">
+      <w:rPr>
+        <w:b/>
+        <w:bCs/>
+      </w:rPr>
+    </w:tblStylePr>
+    <w:tblStylePr w:type="lastCol">
+      <w:rPr>
+        <w:b/>
+        <w:bCs/>
+      </w:rPr>
+    </w:tblStylePr>
+    <w:tblStylePr w:type="band1Vert">
+      <w:tblPr/>
+      <w:tcPr>
+        <w:shd w:val="clear" w:color="auto" w:fill="DBE5F1" w:themeFill="accent1" w:themeFillTint="33"/>
+      </w:tcPr>
+    </w:tblStylePr>
+    <w:tblStylePr w:type="band1Horz">
+      <w:tblPr/>
+      <w:tcPr>
+        <w:shd w:val="clear" w:color="auto" w:fill="DBE5F1" w:themeFill="accent1" w:themeFillTint="33"/>
+      </w:tcPr>
+    </w:tblStylePr>
   </w:style>
 </w:styles>
 </file>
